--- a/SWE-540/Milestone/Capstone-ProjectRequirementsSpecfication RCoon.docx
+++ b/SWE-540/Milestone/Capstone-ProjectRequirementsSpecfication RCoon.docx
@@ -50,7 +50,7 @@
         <w:rPr>
           <w:rFonts w:ascii="Times New Roman" w:hAnsi="Times New Roman" w:cs="Times New Roman"/>
         </w:rPr>
-        <w:t>[TITLE]</w:t>
+        <w:t>Byte Bazaar</w:t>
       </w:r>
     </w:p>
     <w:p>
@@ -65,7 +65,7 @@
         <w:rPr>
           <w:rFonts w:ascii="Times New Roman" w:hAnsi="Times New Roman" w:cs="Times New Roman"/>
         </w:rPr>
-        <w:t>Author(s)</w:t>
+        <w:t>Author</w:t>
       </w:r>
       <w:r>
         <w:rPr>
@@ -77,7 +77,13 @@
         <w:rPr>
           <w:rFonts w:ascii="Times New Roman" w:hAnsi="Times New Roman" w:cs="Times New Roman"/>
         </w:rPr>
-        <w:t xml:space="preserve"> [FILL IN]</w:t>
+        <w:t xml:space="preserve"> </w:t>
+      </w:r>
+      <w:r>
+        <w:rPr>
+          <w:rFonts w:ascii="Times New Roman" w:hAnsi="Times New Roman" w:cs="Times New Roman"/>
+        </w:rPr>
+        <w:t>Ryan Coon</w:t>
       </w:r>
     </w:p>
     <w:p>
@@ -92,7 +98,7 @@
         <w:rPr>
           <w:rFonts w:ascii="Times New Roman" w:hAnsi="Times New Roman" w:cs="Times New Roman"/>
         </w:rPr>
-        <w:t>Master of Science in Software [Engineering OR Development] Capstone Requirements Specification</w:t>
+        <w:t>Master of Science in Software Development Capstone Requirements Specification</w:t>
       </w:r>
     </w:p>
     <w:p>
@@ -122,7 +128,19 @@
         <w:rPr>
           <w:rFonts w:ascii="Times New Roman" w:hAnsi="Times New Roman" w:cs="Times New Roman"/>
         </w:rPr>
-        <w:t>Instructor: Professor [FILL IN]</w:t>
+        <w:t>Instructor: Professor</w:t>
+      </w:r>
+      <w:r>
+        <w:rPr>
+          <w:rFonts w:ascii="Times New Roman" w:hAnsi="Times New Roman" w:cs="Times New Roman"/>
+        </w:rPr>
+        <w:t xml:space="preserve"> Ali Walid</w:t>
+      </w:r>
+      <w:r>
+        <w:rPr>
+          <w:rFonts w:ascii="Times New Roman" w:hAnsi="Times New Roman" w:cs="Times New Roman"/>
+        </w:rPr>
+        <w:t xml:space="preserve"> </w:t>
       </w:r>
     </w:p>
     <w:p>
@@ -137,7 +155,13 @@
         <w:rPr>
           <w:rFonts w:ascii="Times New Roman" w:hAnsi="Times New Roman" w:cs="Times New Roman"/>
         </w:rPr>
-        <w:t>Revision: [FILL IN]</w:t>
+        <w:t xml:space="preserve">Revision: </w:t>
+      </w:r>
+      <w:r>
+        <w:rPr>
+          <w:rFonts w:ascii="Times New Roman" w:hAnsi="Times New Roman" w:cs="Times New Roman"/>
+        </w:rPr>
+        <w:t>1.0</w:t>
       </w:r>
     </w:p>
     <w:p>
@@ -152,7 +176,13 @@
         <w:rPr>
           <w:rFonts w:ascii="Times New Roman" w:hAnsi="Times New Roman" w:cs="Times New Roman"/>
         </w:rPr>
-        <w:t>Date: [FILL IN]</w:t>
+        <w:t xml:space="preserve">Date: </w:t>
+      </w:r>
+      <w:r>
+        <w:rPr>
+          <w:rFonts w:ascii="Times New Roman" w:hAnsi="Times New Roman" w:cs="Times New Roman"/>
+        </w:rPr>
+        <w:t>June 24, 2026</w:t>
       </w:r>
     </w:p>
     <w:p>
@@ -397,6 +427,7 @@
     <w:p>
       <w:pPr>
         <w:spacing w:after="120"/>
+        <w:ind w:firstLine="720"/>
         <w:rPr>
           <w:rFonts w:asciiTheme="minorBidi" w:hAnsiTheme="minorBidi"/>
         </w:rPr>
@@ -413,12 +444,41 @@
         <w:rPr>
           <w:rFonts w:asciiTheme="minorBidi" w:hAnsiTheme="minorBidi"/>
         </w:rPr>
-        <w:t> is a full-stack e-commerce platform designed to provide a seamless and efficient marketplace experience. The project features a robust backend developed using Spring Boot, which offers a scalable, secure, and high-performance API to handle core functionalities such as user authentication, product management, order processing, and payment integration. The frontend is built with React.js, delivering a dynamic and responsive user interface that enhances user engagement and accessibility across devices. Together, these technologies create a cohesive system that supports both the business logic and user interaction layers effectively.</w:t>
+        <w:t xml:space="preserve"> is a full-stack e-commerce platform designed to provide </w:t>
+      </w:r>
+      <w:proofErr w:type="gramStart"/>
+      <w:r>
+        <w:rPr>
+          <w:rFonts w:asciiTheme="minorBidi" w:hAnsiTheme="minorBidi"/>
+        </w:rPr>
+        <w:t>a seamless</w:t>
+      </w:r>
+      <w:proofErr w:type="gramEnd"/>
+      <w:r>
+        <w:rPr>
+          <w:rFonts w:asciiTheme="minorBidi" w:hAnsiTheme="minorBidi"/>
+        </w:rPr>
+        <w:t xml:space="preserve"> and efficient marketplace experience. The project features a robust backend developed using Spring Boot, which offers a scalable, secure, and high-performance API to handle core functionalities such as user authentication, product management, order processing, and payment integration. The </w:t>
+      </w:r>
+      <w:proofErr w:type="gramStart"/>
+      <w:r>
+        <w:rPr>
+          <w:rFonts w:asciiTheme="minorBidi" w:hAnsiTheme="minorBidi"/>
+        </w:rPr>
+        <w:t>frontend</w:t>
+      </w:r>
+      <w:proofErr w:type="gramEnd"/>
+      <w:r>
+        <w:rPr>
+          <w:rFonts w:asciiTheme="minorBidi" w:hAnsiTheme="minorBidi"/>
+        </w:rPr>
+        <w:t xml:space="preserve"> is built with React.js, delivering a dynamic and responsive user interface that enhances user engagement and accessibility across devices. Together, these technologies create a cohesive system that supports both the business logic and user interaction layers effectively.</w:t>
       </w:r>
     </w:p>
     <w:p>
       <w:pPr>
         <w:spacing w:after="120"/>
+        <w:ind w:firstLine="720"/>
         <w:rPr>
           <w:rFonts w:asciiTheme="minorBidi" w:hAnsiTheme="minorBidi"/>
         </w:rPr>
@@ -433,6 +493,7 @@
     <w:p>
       <w:pPr>
         <w:spacing w:after="120"/>
+        <w:ind w:firstLine="720"/>
         <w:rPr>
           <w:rFonts w:asciiTheme="minorBidi" w:hAnsiTheme="minorBidi"/>
         </w:rPr>
@@ -455,7 +516,21 @@
         <w:rPr>
           <w:rFonts w:asciiTheme="minorBidi" w:hAnsiTheme="minorBidi"/>
         </w:rPr>
-        <w:t> will deliver a fully functional marketplace platform capable of handling user registrations, product listings, order management, and secure transactions. The solution will be scalable to accommodate growing user demands and flexible enough to integrate with external services. This project aims to provide a robust foundation for an e-commerce business, combining modern web technologies and best practices to achieve high performance, security, and an excellent user experience.</w:t>
+        <w:t xml:space="preserve"> will deliver a fully functional marketplace platform capable of handling user registrations, product listings, order management, and secure transactions. The solution will be scalable to accommodate growing user demands and flexible enough to integrate with external services. This project aims to provide a robust foundation for an e-commerce business, combining modern web technologies and best practices to achieve high performance, security, and </w:t>
+      </w:r>
+      <w:proofErr w:type="gramStart"/>
+      <w:r>
+        <w:rPr>
+          <w:rFonts w:asciiTheme="minorBidi" w:hAnsiTheme="minorBidi"/>
+        </w:rPr>
+        <w:t>an excellent</w:t>
+      </w:r>
+      <w:proofErr w:type="gramEnd"/>
+      <w:r>
+        <w:rPr>
+          <w:rFonts w:asciiTheme="minorBidi" w:hAnsiTheme="minorBidi"/>
+        </w:rPr>
+        <w:t xml:space="preserve"> user experience.</w:t>
       </w:r>
     </w:p>
     <w:p>
@@ -677,6 +752,13 @@
                 <w:color w:val="000000"/>
               </w:rPr>
             </w:pPr>
+            <w:r>
+              <w:rPr>
+                <w:rFonts w:ascii="Times New Roman" w:hAnsi="Times New Roman" w:cs="Times New Roman"/>
+                <w:color w:val="000000"/>
+              </w:rPr>
+              <w:t>6/13/26</w:t>
+            </w:r>
           </w:p>
         </w:tc>
         <w:tc>
@@ -696,6 +778,13 @@
                 <w:color w:val="000000"/>
               </w:rPr>
             </w:pPr>
+            <w:r>
+              <w:rPr>
+                <w:rFonts w:ascii="Times New Roman" w:hAnsi="Times New Roman" w:cs="Times New Roman"/>
+                <w:color w:val="000000"/>
+              </w:rPr>
+              <w:t>Ryan Coon</w:t>
+            </w:r>
           </w:p>
         </w:tc>
         <w:tc>
@@ -722,6 +811,13 @@
               </w:rPr>
               <w:t>Initial draft for review/discussion</w:t>
             </w:r>
+            <w:r>
+              <w:rPr>
+                <w:rFonts w:ascii="Times New Roman" w:hAnsi="Times New Roman" w:cs="Times New Roman"/>
+                <w:color w:val="000000"/>
+              </w:rPr>
+              <w:t xml:space="preserve"> Non-Functional Requirements</w:t>
+            </w:r>
           </w:p>
         </w:tc>
       </w:tr>
@@ -739,6 +835,13 @@
                 <w:color w:val="000000"/>
               </w:rPr>
             </w:pPr>
+            <w:r>
+              <w:rPr>
+                <w:rFonts w:ascii="Times New Roman" w:hAnsi="Times New Roman" w:cs="Times New Roman"/>
+                <w:color w:val="000000"/>
+              </w:rPr>
+              <w:t>6/20/26</w:t>
+            </w:r>
           </w:p>
         </w:tc>
         <w:tc>
@@ -754,6 +857,13 @@
                 <w:color w:val="000000"/>
               </w:rPr>
             </w:pPr>
+            <w:r>
+              <w:rPr>
+                <w:rFonts w:ascii="Times New Roman" w:hAnsi="Times New Roman" w:cs="Times New Roman"/>
+                <w:color w:val="000000"/>
+              </w:rPr>
+              <w:t>Ryan Coon</w:t>
+            </w:r>
           </w:p>
         </w:tc>
         <w:tc>
@@ -769,6 +879,13 @@
                 <w:color w:val="000000"/>
               </w:rPr>
             </w:pPr>
+            <w:r>
+              <w:rPr>
+                <w:rFonts w:ascii="Times New Roman" w:hAnsi="Times New Roman" w:cs="Times New Roman"/>
+                <w:color w:val="000000"/>
+              </w:rPr>
+              <w:t>Revisit user stories and complete functional requirements</w:t>
+            </w:r>
           </w:p>
         </w:tc>
       </w:tr>
@@ -1723,307 +1840,8 @@
         <w:spacing w:after="120"/>
         <w:rPr>
           <w:rFonts w:ascii="Times New Roman" w:eastAsia="PMingLiU" w:hAnsi="Times New Roman" w:cs="Times New Roman"/>
-          <w:sz w:val="22"/>
-          <w:szCs w:val="22"/>
-          <w:lang w:eastAsia="zh-TW"/>
-        </w:rPr>
-      </w:pPr>
-      <w:r>
-        <w:rPr>
-          <w:rFonts w:ascii="Times New Roman" w:eastAsia="PMingLiU" w:hAnsi="Times New Roman" w:cs="Times New Roman"/>
-          <w:sz w:val="22"/>
-          <w:szCs w:val="22"/>
-          <w:lang w:eastAsia="zh-TW"/>
-        </w:rPr>
-        <w:t>[</w:t>
-      </w:r>
-      <w:r>
-        <w:rPr>
-          <w:rFonts w:ascii="Times New Roman" w:eastAsia="PMingLiU" w:hAnsi="Times New Roman" w:cs="Times New Roman"/>
-          <w:sz w:val="22"/>
-          <w:szCs w:val="22"/>
-          <w:lang w:eastAsia="zh-TW"/>
-        </w:rPr>
-        <w:t xml:space="preserve">Describe the sequence of </w:t>
-      </w:r>
-      <w:r>
-        <w:rPr>
-          <w:rFonts w:ascii="Times New Roman" w:eastAsia="PMingLiU" w:hAnsi="Times New Roman" w:cs="Times New Roman"/>
-          <w:sz w:val="22"/>
-          <w:szCs w:val="22"/>
-          <w:lang w:eastAsia="zh-TW"/>
-        </w:rPr>
-        <w:t xml:space="preserve">functional </w:t>
-      </w:r>
-      <w:r>
-        <w:rPr>
-          <w:rFonts w:ascii="Times New Roman" w:eastAsia="PMingLiU" w:hAnsi="Times New Roman" w:cs="Times New Roman"/>
-          <w:sz w:val="22"/>
-          <w:szCs w:val="22"/>
-          <w:lang w:eastAsia="zh-TW"/>
-        </w:rPr>
-        <w:t>actions a project performs</w:t>
-      </w:r>
-      <w:r>
-        <w:rPr>
-          <w:rFonts w:ascii="Times New Roman" w:eastAsia="PMingLiU" w:hAnsi="Times New Roman" w:cs="Times New Roman"/>
-          <w:sz w:val="22"/>
-          <w:szCs w:val="22"/>
-          <w:lang w:eastAsia="zh-TW"/>
-        </w:rPr>
-        <w:t xml:space="preserve"> </w:t>
-      </w:r>
-      <w:r>
-        <w:rPr>
-          <w:rFonts w:ascii="Times New Roman" w:eastAsia="PMingLiU" w:hAnsi="Times New Roman" w:cs="Times New Roman"/>
-          <w:sz w:val="22"/>
-          <w:szCs w:val="22"/>
-          <w:lang w:eastAsia="zh-TW"/>
-        </w:rPr>
-        <w:t>by</w:t>
-      </w:r>
-      <w:r>
-        <w:rPr>
-          <w:rFonts w:ascii="Times New Roman" w:eastAsia="PMingLiU" w:hAnsi="Times New Roman" w:cs="Times New Roman"/>
-          <w:sz w:val="22"/>
-          <w:szCs w:val="22"/>
-          <w:lang w:eastAsia="zh-TW"/>
-        </w:rPr>
-        <w:t xml:space="preserve"> provid</w:t>
-      </w:r>
-      <w:r>
-        <w:rPr>
-          <w:rFonts w:ascii="Times New Roman" w:eastAsia="PMingLiU" w:hAnsi="Times New Roman" w:cs="Times New Roman"/>
-          <w:sz w:val="22"/>
-          <w:szCs w:val="22"/>
-          <w:lang w:eastAsia="zh-TW"/>
-        </w:rPr>
-        <w:t>ing</w:t>
-      </w:r>
-      <w:r>
-        <w:rPr>
-          <w:rFonts w:ascii="Times New Roman" w:eastAsia="PMingLiU" w:hAnsi="Times New Roman" w:cs="Times New Roman"/>
-          <w:sz w:val="22"/>
-          <w:szCs w:val="22"/>
-          <w:lang w:eastAsia="zh-TW"/>
-        </w:rPr>
-        <w:t xml:space="preserve"> </w:t>
-      </w:r>
-      <w:r>
-        <w:rPr>
-          <w:rFonts w:ascii="Times New Roman" w:eastAsia="PMingLiU" w:hAnsi="Times New Roman" w:cs="Times New Roman"/>
-          <w:sz w:val="22"/>
-          <w:szCs w:val="22"/>
-          <w:lang w:eastAsia="zh-TW"/>
-        </w:rPr>
-        <w:t>documentation of</w:t>
-      </w:r>
-      <w:r>
-        <w:rPr>
-          <w:rFonts w:ascii="Times New Roman" w:eastAsia="PMingLiU" w:hAnsi="Times New Roman" w:cs="Times New Roman"/>
-          <w:sz w:val="22"/>
-          <w:szCs w:val="22"/>
-          <w:lang w:eastAsia="zh-TW"/>
-        </w:rPr>
-        <w:t xml:space="preserve"> the User Stories (</w:t>
-      </w:r>
-      <w:r>
-        <w:rPr>
-          <w:rFonts w:ascii="Times New Roman" w:eastAsia="PMingLiU" w:hAnsi="Times New Roman" w:cs="Times New Roman"/>
-          <w:sz w:val="22"/>
-          <w:szCs w:val="22"/>
-          <w:lang w:eastAsia="zh-TW"/>
-        </w:rPr>
-        <w:t>use</w:t>
-      </w:r>
-      <w:r>
-        <w:rPr>
-          <w:rFonts w:ascii="Times New Roman" w:eastAsia="PMingLiU" w:hAnsi="Times New Roman" w:cs="Times New Roman"/>
-          <w:sz w:val="22"/>
-          <w:szCs w:val="22"/>
-          <w:lang w:eastAsia="zh-TW"/>
-        </w:rPr>
-        <w:t xml:space="preserve"> </w:t>
-      </w:r>
-      <w:r>
-        <w:rPr>
-          <w:rFonts w:ascii="Times New Roman" w:eastAsia="PMingLiU" w:hAnsi="Times New Roman" w:cs="Times New Roman"/>
-          <w:sz w:val="22"/>
-          <w:szCs w:val="22"/>
-          <w:lang w:eastAsia="zh-TW"/>
-        </w:rPr>
-        <w:t xml:space="preserve">the </w:t>
-      </w:r>
-      <w:bookmarkStart w:id="2" w:name="_Hlk67032447"/>
-      <w:r>
-        <w:rPr>
-          <w:rFonts w:ascii="Times New Roman" w:eastAsia="PMingLiU" w:hAnsi="Times New Roman" w:cs="Times New Roman"/>
-          <w:sz w:val="22"/>
-          <w:szCs w:val="22"/>
-          <w:lang w:eastAsia="zh-TW"/>
-        </w:rPr>
-        <w:t>"</w:t>
-      </w:r>
-      <w:r>
-        <w:rPr>
-          <w:rFonts w:ascii="Times New Roman" w:eastAsia="PMingLiU" w:hAnsi="Times New Roman" w:cs="Times New Roman"/>
-          <w:sz w:val="22"/>
-          <w:szCs w:val="22"/>
-          <w:lang w:eastAsia="zh-TW"/>
-        </w:rPr>
-        <w:t>MSSE-MSSD</w:t>
-      </w:r>
-      <w:r>
-        <w:rPr>
-          <w:rFonts w:ascii="Times New Roman" w:eastAsia="PMingLiU" w:hAnsi="Times New Roman" w:cs="Times New Roman"/>
-          <w:sz w:val="22"/>
-          <w:szCs w:val="22"/>
-          <w:lang w:eastAsia="zh-TW"/>
-        </w:rPr>
-        <w:t xml:space="preserve"> </w:t>
-      </w:r>
-      <w:r>
-        <w:rPr>
-          <w:rFonts w:ascii="Times New Roman" w:eastAsia="PMingLiU" w:hAnsi="Times New Roman" w:cs="Times New Roman"/>
-          <w:sz w:val="22"/>
-          <w:szCs w:val="22"/>
-          <w:lang w:eastAsia="zh-TW"/>
-        </w:rPr>
-        <w:t>Capstone</w:t>
-      </w:r>
-      <w:r>
-        <w:rPr>
-          <w:rFonts w:ascii="Times New Roman" w:eastAsia="PMingLiU" w:hAnsi="Times New Roman" w:cs="Times New Roman"/>
-          <w:sz w:val="22"/>
-          <w:szCs w:val="22"/>
-          <w:lang w:eastAsia="zh-TW"/>
-        </w:rPr>
-        <w:t xml:space="preserve"> </w:t>
-      </w:r>
-      <w:r>
-        <w:rPr>
-          <w:rFonts w:ascii="Times New Roman" w:eastAsia="PMingLiU" w:hAnsi="Times New Roman" w:cs="Times New Roman"/>
-          <w:sz w:val="22"/>
-          <w:szCs w:val="22"/>
-          <w:lang w:eastAsia="zh-TW"/>
-        </w:rPr>
-        <w:t>User</w:t>
-      </w:r>
-      <w:r>
-        <w:rPr>
-          <w:rFonts w:ascii="Times New Roman" w:eastAsia="PMingLiU" w:hAnsi="Times New Roman" w:cs="Times New Roman"/>
-          <w:sz w:val="22"/>
-          <w:szCs w:val="22"/>
-          <w:lang w:eastAsia="zh-TW"/>
-        </w:rPr>
-        <w:t xml:space="preserve"> </w:t>
-      </w:r>
-      <w:r>
-        <w:rPr>
-          <w:rFonts w:ascii="Times New Roman" w:eastAsia="PMingLiU" w:hAnsi="Times New Roman" w:cs="Times New Roman"/>
-          <w:sz w:val="22"/>
-          <w:szCs w:val="22"/>
-          <w:lang w:eastAsia="zh-TW"/>
-        </w:rPr>
-        <w:t>Story</w:t>
-      </w:r>
-      <w:r>
-        <w:rPr>
-          <w:rFonts w:ascii="Times New Roman" w:eastAsia="PMingLiU" w:hAnsi="Times New Roman" w:cs="Times New Roman"/>
-          <w:sz w:val="22"/>
-          <w:szCs w:val="22"/>
-          <w:lang w:eastAsia="zh-TW"/>
-        </w:rPr>
-        <w:t xml:space="preserve"> </w:t>
-      </w:r>
-      <w:r>
-        <w:rPr>
-          <w:rFonts w:ascii="Times New Roman" w:eastAsia="PMingLiU" w:hAnsi="Times New Roman" w:cs="Times New Roman"/>
-          <w:sz w:val="22"/>
-          <w:szCs w:val="22"/>
-          <w:lang w:eastAsia="zh-TW"/>
-        </w:rPr>
-        <w:t>Template</w:t>
-      </w:r>
-      <w:r>
-        <w:rPr>
-          <w:rFonts w:ascii="Times New Roman" w:eastAsia="PMingLiU" w:hAnsi="Times New Roman" w:cs="Times New Roman"/>
-          <w:sz w:val="22"/>
-          <w:szCs w:val="22"/>
-          <w:lang w:eastAsia="zh-TW"/>
-        </w:rPr>
-        <w:t>,</w:t>
-      </w:r>
-      <w:bookmarkEnd w:id="2"/>
-      <w:r>
-        <w:rPr>
-          <w:rFonts w:ascii="Times New Roman" w:eastAsia="PMingLiU" w:hAnsi="Times New Roman" w:cs="Times New Roman"/>
-          <w:sz w:val="22"/>
-          <w:szCs w:val="22"/>
-          <w:lang w:eastAsia="zh-TW"/>
-        </w:rPr>
-        <w:t>"</w:t>
-      </w:r>
-      <w:r>
-        <w:rPr>
-          <w:rFonts w:ascii="Times New Roman" w:eastAsia="PMingLiU" w:hAnsi="Times New Roman" w:cs="Times New Roman"/>
-          <w:sz w:val="22"/>
-          <w:szCs w:val="22"/>
-          <w:lang w:eastAsia="zh-TW"/>
-        </w:rPr>
-        <w:t xml:space="preserve"> </w:t>
-      </w:r>
-      <w:r>
-        <w:rPr>
-          <w:rFonts w:ascii="Times New Roman" w:eastAsia="PMingLiU" w:hAnsi="Times New Roman" w:cs="Times New Roman"/>
-          <w:sz w:val="22"/>
-          <w:szCs w:val="22"/>
-          <w:lang w:eastAsia="zh-TW"/>
-        </w:rPr>
-        <w:t xml:space="preserve">located </w:t>
-      </w:r>
-      <w:r>
-        <w:rPr>
-          <w:rFonts w:ascii="Times New Roman" w:eastAsia="PMingLiU" w:hAnsi="Times New Roman" w:cs="Times New Roman"/>
-          <w:sz w:val="22"/>
-          <w:szCs w:val="22"/>
-          <w:lang w:eastAsia="zh-TW"/>
-        </w:rPr>
-        <w:t>on</w:t>
-      </w:r>
-      <w:r>
-        <w:rPr>
-          <w:rFonts w:ascii="Times New Roman" w:eastAsia="PMingLiU" w:hAnsi="Times New Roman" w:cs="Times New Roman"/>
-          <w:sz w:val="22"/>
-          <w:szCs w:val="22"/>
-          <w:lang w:eastAsia="zh-TW"/>
-        </w:rPr>
-        <w:t xml:space="preserve"> the College of Science, Engineering and Technology page in the Student Success Center</w:t>
-      </w:r>
-      <w:r>
-        <w:rPr>
-          <w:rFonts w:ascii="Times New Roman" w:eastAsia="PMingLiU" w:hAnsi="Times New Roman" w:cs="Times New Roman"/>
-          <w:sz w:val="22"/>
-          <w:szCs w:val="22"/>
-          <w:lang w:eastAsia="zh-TW"/>
-        </w:rPr>
-        <w:t>)</w:t>
-      </w:r>
-      <w:r>
-        <w:rPr>
-          <w:rFonts w:ascii="Times New Roman" w:eastAsia="PMingLiU" w:hAnsi="Times New Roman" w:cs="Times New Roman"/>
-          <w:sz w:val="22"/>
-          <w:szCs w:val="22"/>
-          <w:lang w:eastAsia="zh-TW"/>
-        </w:rPr>
-        <w:t>.</w:t>
-      </w:r>
-    </w:p>
-    <w:p>
-      <w:pPr>
-        <w:spacing w:after="120"/>
-        <w:rPr>
-          <w:rFonts w:ascii="Times New Roman" w:eastAsia="PMingLiU" w:hAnsi="Times New Roman" w:cs="Times New Roman"/>
+          <w:b/>
+          <w:bCs/>
           <w:sz w:val="22"/>
           <w:szCs w:val="22"/>
           <w:lang w:eastAsia="zh-TW"/>
@@ -2038,9 +1856,1509 @@
           <w:szCs w:val="22"/>
           <w:lang w:eastAsia="zh-TW"/>
         </w:rPr>
-        <w:t>N</w:t>
-      </w:r>
-      <w:r>
+        <w:t>Table 1 – Functional Requirements – User Stories Within Scope</w:t>
+      </w:r>
+    </w:p>
+    <w:tbl>
+      <w:tblPr>
+        <w:tblStyle w:val="TableGrid"/>
+        <w:tblW w:w="11550" w:type="dxa"/>
+        <w:tblInd w:w="-1115" w:type="dxa"/>
+        <w:tblLook w:val="04A0" w:firstRow="1" w:lastRow="0" w:firstColumn="1" w:lastColumn="0" w:noHBand="0" w:noVBand="1"/>
+      </w:tblPr>
+      <w:tblGrid>
+        <w:gridCol w:w="1870"/>
+        <w:gridCol w:w="1870"/>
+        <w:gridCol w:w="1870"/>
+        <w:gridCol w:w="3330"/>
+        <w:gridCol w:w="2610"/>
+      </w:tblGrid>
+      <w:tr>
+        <w:tc>
+          <w:tcPr>
+            <w:tcW w:w="1870" w:type="dxa"/>
+          </w:tcPr>
+          <w:p>
+            <w:pPr>
+              <w:spacing w:after="120"/>
+              <w:rPr>
+                <w:rFonts w:ascii="Times New Roman" w:eastAsia="PMingLiU" w:hAnsi="Times New Roman" w:cs="Times New Roman"/>
+                <w:b/>
+                <w:bCs/>
+                <w:sz w:val="22"/>
+                <w:szCs w:val="22"/>
+                <w:lang w:eastAsia="zh-TW"/>
+              </w:rPr>
+            </w:pPr>
+            <w:r>
+              <w:rPr>
+                <w:rFonts w:ascii="Times New Roman" w:eastAsia="PMingLiU" w:hAnsi="Times New Roman" w:cs="Times New Roman"/>
+                <w:b/>
+                <w:bCs/>
+                <w:sz w:val="22"/>
+                <w:szCs w:val="22"/>
+                <w:lang w:eastAsia="zh-TW"/>
+              </w:rPr>
+              <w:t>User Story ID</w:t>
+            </w:r>
+          </w:p>
+        </w:tc>
+        <w:tc>
+          <w:tcPr>
+            <w:tcW w:w="1870" w:type="dxa"/>
+          </w:tcPr>
+          <w:p>
+            <w:pPr>
+              <w:spacing w:after="120"/>
+              <w:rPr>
+                <w:rFonts w:ascii="Times New Roman" w:eastAsia="PMingLiU" w:hAnsi="Times New Roman" w:cs="Times New Roman"/>
+                <w:b/>
+                <w:bCs/>
+                <w:sz w:val="22"/>
+                <w:szCs w:val="22"/>
+                <w:lang w:eastAsia="zh-TW"/>
+              </w:rPr>
+            </w:pPr>
+            <w:r>
+              <w:rPr>
+                <w:rFonts w:ascii="Times New Roman" w:eastAsia="PMingLiU" w:hAnsi="Times New Roman" w:cs="Times New Roman"/>
+                <w:b/>
+                <w:bCs/>
+                <w:sz w:val="22"/>
+                <w:szCs w:val="22"/>
+                <w:lang w:eastAsia="zh-TW"/>
+              </w:rPr>
+              <w:t>Feature</w:t>
+            </w:r>
+          </w:p>
+        </w:tc>
+        <w:tc>
+          <w:tcPr>
+            <w:tcW w:w="1870" w:type="dxa"/>
+          </w:tcPr>
+          <w:p>
+            <w:pPr>
+              <w:spacing w:after="120"/>
+              <w:rPr>
+                <w:rFonts w:ascii="Times New Roman" w:eastAsia="PMingLiU" w:hAnsi="Times New Roman" w:cs="Times New Roman"/>
+                <w:b/>
+                <w:bCs/>
+                <w:sz w:val="22"/>
+                <w:szCs w:val="22"/>
+                <w:lang w:eastAsia="zh-TW"/>
+              </w:rPr>
+            </w:pPr>
+            <w:r>
+              <w:rPr>
+                <w:rFonts w:ascii="Times New Roman" w:eastAsia="PMingLiU" w:hAnsi="Times New Roman" w:cs="Times New Roman"/>
+                <w:b/>
+                <w:bCs/>
+                <w:sz w:val="22"/>
+                <w:szCs w:val="22"/>
+                <w:lang w:eastAsia="zh-TW"/>
+              </w:rPr>
+              <w:t>As A -</w:t>
+            </w:r>
+          </w:p>
+        </w:tc>
+        <w:tc>
+          <w:tcPr>
+            <w:tcW w:w="3330" w:type="dxa"/>
+          </w:tcPr>
+          <w:p>
+            <w:pPr>
+              <w:spacing w:after="120"/>
+              <w:rPr>
+                <w:rFonts w:ascii="Times New Roman" w:eastAsia="PMingLiU" w:hAnsi="Times New Roman" w:cs="Times New Roman"/>
+                <w:b/>
+                <w:bCs/>
+                <w:sz w:val="22"/>
+                <w:szCs w:val="22"/>
+                <w:lang w:eastAsia="zh-TW"/>
+              </w:rPr>
+            </w:pPr>
+            <w:r>
+              <w:rPr>
+                <w:rFonts w:ascii="Times New Roman" w:eastAsia="PMingLiU" w:hAnsi="Times New Roman" w:cs="Times New Roman"/>
+                <w:b/>
+                <w:bCs/>
+                <w:sz w:val="22"/>
+                <w:szCs w:val="22"/>
+                <w:lang w:eastAsia="zh-TW"/>
+              </w:rPr>
+              <w:t>In Order to</w:t>
+            </w:r>
+          </w:p>
+        </w:tc>
+        <w:tc>
+          <w:tcPr>
+            <w:tcW w:w="2610" w:type="dxa"/>
+          </w:tcPr>
+          <w:p>
+            <w:pPr>
+              <w:spacing w:after="120"/>
+              <w:rPr>
+                <w:rFonts w:ascii="Times New Roman" w:eastAsia="PMingLiU" w:hAnsi="Times New Roman" w:cs="Times New Roman"/>
+                <w:b/>
+                <w:bCs/>
+                <w:sz w:val="22"/>
+                <w:szCs w:val="22"/>
+                <w:lang w:eastAsia="zh-TW"/>
+              </w:rPr>
+            </w:pPr>
+            <w:r>
+              <w:rPr>
+                <w:rFonts w:ascii="Times New Roman" w:eastAsia="PMingLiU" w:hAnsi="Times New Roman" w:cs="Times New Roman"/>
+                <w:b/>
+                <w:bCs/>
+                <w:sz w:val="22"/>
+                <w:szCs w:val="22"/>
+                <w:lang w:eastAsia="zh-TW"/>
+              </w:rPr>
+              <w:t>So that</w:t>
+            </w:r>
+          </w:p>
+        </w:tc>
+      </w:tr>
+      <w:tr>
+        <w:tc>
+          <w:tcPr>
+            <w:tcW w:w="1870" w:type="dxa"/>
+          </w:tcPr>
+          <w:p>
+            <w:pPr>
+              <w:spacing w:after="120"/>
+              <w:rPr>
+                <w:rFonts w:ascii="Times New Roman" w:eastAsia="PMingLiU" w:hAnsi="Times New Roman" w:cs="Times New Roman"/>
+                <w:b/>
+                <w:bCs/>
+                <w:sz w:val="22"/>
+                <w:szCs w:val="22"/>
+                <w:lang w:eastAsia="zh-TW"/>
+              </w:rPr>
+            </w:pPr>
+            <w:r>
+              <w:rPr>
+                <w:rFonts w:ascii="Times New Roman" w:eastAsia="PMingLiU" w:hAnsi="Times New Roman" w:cs="Times New Roman"/>
+                <w:b/>
+                <w:bCs/>
+                <w:sz w:val="22"/>
+                <w:szCs w:val="22"/>
+                <w:lang w:eastAsia="zh-TW"/>
+              </w:rPr>
+              <w:t>US-01</w:t>
+            </w:r>
+          </w:p>
+        </w:tc>
+        <w:tc>
+          <w:tcPr>
+            <w:tcW w:w="1870" w:type="dxa"/>
+          </w:tcPr>
+          <w:p>
+            <w:pPr>
+              <w:spacing w:after="120"/>
+              <w:rPr>
+                <w:rFonts w:ascii="Times New Roman" w:eastAsia="PMingLiU" w:hAnsi="Times New Roman" w:cs="Times New Roman"/>
+                <w:b/>
+                <w:bCs/>
+                <w:sz w:val="22"/>
+                <w:szCs w:val="22"/>
+                <w:lang w:eastAsia="zh-TW"/>
+              </w:rPr>
+            </w:pPr>
+            <w:r>
+              <w:rPr>
+                <w:rFonts w:ascii="Times New Roman" w:eastAsia="PMingLiU" w:hAnsi="Times New Roman" w:cs="Times New Roman"/>
+                <w:b/>
+                <w:bCs/>
+                <w:sz w:val="22"/>
+                <w:szCs w:val="22"/>
+                <w:lang w:eastAsia="zh-TW"/>
+              </w:rPr>
+              <w:t>User Registration</w:t>
+            </w:r>
+          </w:p>
+        </w:tc>
+        <w:tc>
+          <w:tcPr>
+            <w:tcW w:w="1870" w:type="dxa"/>
+          </w:tcPr>
+          <w:p>
+            <w:pPr>
+              <w:spacing w:after="120"/>
+              <w:rPr>
+                <w:rFonts w:ascii="Times New Roman" w:eastAsia="PMingLiU" w:hAnsi="Times New Roman" w:cs="Times New Roman"/>
+                <w:b/>
+                <w:bCs/>
+                <w:sz w:val="22"/>
+                <w:szCs w:val="22"/>
+                <w:lang w:eastAsia="zh-TW"/>
+              </w:rPr>
+            </w:pPr>
+            <w:r>
+              <w:rPr>
+                <w:rFonts w:ascii="Times New Roman" w:eastAsia="PMingLiU" w:hAnsi="Times New Roman" w:cs="Times New Roman"/>
+                <w:b/>
+                <w:bCs/>
+                <w:sz w:val="22"/>
+                <w:szCs w:val="22"/>
+                <w:lang w:eastAsia="zh-TW"/>
+              </w:rPr>
+              <w:t>New User</w:t>
+            </w:r>
+          </w:p>
+        </w:tc>
+        <w:tc>
+          <w:tcPr>
+            <w:tcW w:w="3330" w:type="dxa"/>
+          </w:tcPr>
+          <w:p>
+            <w:pPr>
+              <w:spacing w:after="120"/>
+              <w:rPr>
+                <w:rFonts w:ascii="Times New Roman" w:eastAsia="PMingLiU" w:hAnsi="Times New Roman" w:cs="Times New Roman"/>
+                <w:b/>
+                <w:bCs/>
+                <w:sz w:val="22"/>
+                <w:szCs w:val="22"/>
+                <w:lang w:eastAsia="zh-TW"/>
+              </w:rPr>
+            </w:pPr>
+            <w:r>
+              <w:rPr>
+                <w:rFonts w:ascii="Times New Roman" w:hAnsi="Times New Roman" w:cs="Times New Roman"/>
+              </w:rPr>
+              <w:t>create an account by providing my personal details and setting a password</w:t>
+            </w:r>
+          </w:p>
+        </w:tc>
+        <w:tc>
+          <w:tcPr>
+            <w:tcW w:w="2610" w:type="dxa"/>
+          </w:tcPr>
+          <w:p>
+            <w:pPr>
+              <w:spacing w:after="120"/>
+              <w:rPr>
+                <w:rFonts w:ascii="Times New Roman" w:eastAsia="PMingLiU" w:hAnsi="Times New Roman" w:cs="Times New Roman"/>
+                <w:b/>
+                <w:bCs/>
+                <w:sz w:val="22"/>
+                <w:szCs w:val="22"/>
+                <w:lang w:eastAsia="zh-TW"/>
+              </w:rPr>
+            </w:pPr>
+            <w:r>
+              <w:rPr>
+                <w:rFonts w:ascii="Times New Roman" w:hAnsi="Times New Roman" w:cs="Times New Roman"/>
+              </w:rPr>
+              <w:t xml:space="preserve">I can access personalized features and securely use </w:t>
+            </w:r>
+            <w:proofErr w:type="spellStart"/>
+            <w:r>
+              <w:rPr>
+                <w:rFonts w:ascii="Times New Roman" w:hAnsi="Times New Roman" w:cs="Times New Roman"/>
+              </w:rPr>
+              <w:t>ByteBazaar’s</w:t>
+            </w:r>
+            <w:proofErr w:type="spellEnd"/>
+            <w:r>
+              <w:rPr>
+                <w:rFonts w:ascii="Times New Roman" w:hAnsi="Times New Roman" w:cs="Times New Roman"/>
+              </w:rPr>
+              <w:t xml:space="preserve"> services</w:t>
+            </w:r>
+          </w:p>
+        </w:tc>
+      </w:tr>
+      <w:tr>
+        <w:tc>
+          <w:tcPr>
+            <w:tcW w:w="1870" w:type="dxa"/>
+          </w:tcPr>
+          <w:p>
+            <w:pPr>
+              <w:spacing w:after="120"/>
+              <w:rPr>
+                <w:rFonts w:ascii="Times New Roman" w:eastAsia="PMingLiU" w:hAnsi="Times New Roman" w:cs="Times New Roman"/>
+                <w:b/>
+                <w:bCs/>
+                <w:sz w:val="22"/>
+                <w:szCs w:val="22"/>
+                <w:lang w:eastAsia="zh-TW"/>
+              </w:rPr>
+            </w:pPr>
+            <w:r>
+              <w:rPr>
+                <w:rFonts w:ascii="Times New Roman" w:eastAsia="PMingLiU" w:hAnsi="Times New Roman" w:cs="Times New Roman"/>
+                <w:b/>
+                <w:bCs/>
+                <w:sz w:val="22"/>
+                <w:szCs w:val="22"/>
+                <w:lang w:eastAsia="zh-TW"/>
+              </w:rPr>
+              <w:t>US-02</w:t>
+            </w:r>
+          </w:p>
+        </w:tc>
+        <w:tc>
+          <w:tcPr>
+            <w:tcW w:w="1870" w:type="dxa"/>
+          </w:tcPr>
+          <w:p>
+            <w:pPr>
+              <w:spacing w:after="120"/>
+              <w:rPr>
+                <w:rFonts w:ascii="Times New Roman" w:eastAsia="PMingLiU" w:hAnsi="Times New Roman" w:cs="Times New Roman"/>
+                <w:b/>
+                <w:bCs/>
+                <w:sz w:val="22"/>
+                <w:szCs w:val="22"/>
+                <w:lang w:eastAsia="zh-TW"/>
+              </w:rPr>
+            </w:pPr>
+            <w:r>
+              <w:rPr>
+                <w:rFonts w:ascii="Times New Roman" w:eastAsia="PMingLiU" w:hAnsi="Times New Roman" w:cs="Times New Roman"/>
+                <w:b/>
+                <w:bCs/>
+                <w:sz w:val="22"/>
+                <w:szCs w:val="22"/>
+                <w:lang w:eastAsia="zh-TW"/>
+              </w:rPr>
+              <w:t>User Login</w:t>
+            </w:r>
+          </w:p>
+        </w:tc>
+        <w:tc>
+          <w:tcPr>
+            <w:tcW w:w="1870" w:type="dxa"/>
+          </w:tcPr>
+          <w:p>
+            <w:pPr>
+              <w:spacing w:after="120"/>
+              <w:rPr>
+                <w:rFonts w:ascii="Times New Roman" w:eastAsia="PMingLiU" w:hAnsi="Times New Roman" w:cs="Times New Roman"/>
+                <w:b/>
+                <w:bCs/>
+                <w:sz w:val="22"/>
+                <w:szCs w:val="22"/>
+                <w:lang w:eastAsia="zh-TW"/>
+              </w:rPr>
+            </w:pPr>
+            <w:r>
+              <w:rPr>
+                <w:rFonts w:ascii="Times New Roman" w:eastAsia="PMingLiU" w:hAnsi="Times New Roman" w:cs="Times New Roman"/>
+                <w:b/>
+                <w:bCs/>
+                <w:sz w:val="22"/>
+                <w:szCs w:val="22"/>
+                <w:lang w:eastAsia="zh-TW"/>
+              </w:rPr>
+              <w:t>Registered User</w:t>
+            </w:r>
+          </w:p>
+        </w:tc>
+        <w:tc>
+          <w:tcPr>
+            <w:tcW w:w="3330" w:type="dxa"/>
+          </w:tcPr>
+          <w:p>
+            <w:pPr>
+              <w:spacing w:after="120"/>
+              <w:jc w:val="center"/>
+              <w:rPr>
+                <w:rFonts w:ascii="Times New Roman" w:eastAsia="PMingLiU" w:hAnsi="Times New Roman" w:cs="Times New Roman"/>
+                <w:b/>
+                <w:bCs/>
+                <w:sz w:val="22"/>
+                <w:szCs w:val="22"/>
+                <w:lang w:eastAsia="zh-TW"/>
+              </w:rPr>
+            </w:pPr>
+            <w:r>
+              <w:rPr>
+                <w:rFonts w:ascii="Times New Roman" w:hAnsi="Times New Roman" w:cs="Times New Roman"/>
+              </w:rPr>
+              <w:t>log in to my account using my credentials</w:t>
+            </w:r>
+          </w:p>
+        </w:tc>
+        <w:tc>
+          <w:tcPr>
+            <w:tcW w:w="2610" w:type="dxa"/>
+          </w:tcPr>
+          <w:p>
+            <w:pPr>
+              <w:spacing w:after="120"/>
+              <w:rPr>
+                <w:rFonts w:ascii="Times New Roman" w:eastAsia="PMingLiU" w:hAnsi="Times New Roman" w:cs="Times New Roman"/>
+                <w:b/>
+                <w:bCs/>
+                <w:sz w:val="22"/>
+                <w:szCs w:val="22"/>
+                <w:lang w:eastAsia="zh-TW"/>
+              </w:rPr>
+            </w:pPr>
+            <w:r>
+              <w:rPr>
+                <w:rFonts w:ascii="Times New Roman" w:hAnsi="Times New Roman" w:cs="Times New Roman"/>
+              </w:rPr>
+              <w:t>I can access my profile, order history, and personalized settings</w:t>
+            </w:r>
+          </w:p>
+        </w:tc>
+      </w:tr>
+      <w:tr>
+        <w:tc>
+          <w:tcPr>
+            <w:tcW w:w="1870" w:type="dxa"/>
+          </w:tcPr>
+          <w:p>
+            <w:pPr>
+              <w:spacing w:after="120"/>
+              <w:rPr>
+                <w:rFonts w:ascii="Times New Roman" w:eastAsia="PMingLiU" w:hAnsi="Times New Roman" w:cs="Times New Roman"/>
+                <w:b/>
+                <w:bCs/>
+                <w:sz w:val="22"/>
+                <w:szCs w:val="22"/>
+                <w:lang w:eastAsia="zh-TW"/>
+              </w:rPr>
+            </w:pPr>
+            <w:r>
+              <w:rPr>
+                <w:rFonts w:ascii="Times New Roman" w:eastAsia="PMingLiU" w:hAnsi="Times New Roman" w:cs="Times New Roman"/>
+                <w:b/>
+                <w:bCs/>
+                <w:sz w:val="22"/>
+                <w:szCs w:val="22"/>
+                <w:lang w:eastAsia="zh-TW"/>
+              </w:rPr>
+              <w:t>US-03</w:t>
+            </w:r>
+          </w:p>
+        </w:tc>
+        <w:tc>
+          <w:tcPr>
+            <w:tcW w:w="1870" w:type="dxa"/>
+          </w:tcPr>
+          <w:p>
+            <w:pPr>
+              <w:spacing w:after="120"/>
+              <w:rPr>
+                <w:rFonts w:ascii="Times New Roman" w:eastAsia="PMingLiU" w:hAnsi="Times New Roman" w:cs="Times New Roman"/>
+                <w:b/>
+                <w:bCs/>
+                <w:sz w:val="22"/>
+                <w:szCs w:val="22"/>
+                <w:lang w:eastAsia="zh-TW"/>
+              </w:rPr>
+            </w:pPr>
+            <w:r>
+              <w:rPr>
+                <w:rFonts w:ascii="Times New Roman" w:eastAsia="PMingLiU" w:hAnsi="Times New Roman" w:cs="Times New Roman"/>
+                <w:b/>
+                <w:bCs/>
+                <w:sz w:val="22"/>
+                <w:szCs w:val="22"/>
+                <w:lang w:eastAsia="zh-TW"/>
+              </w:rPr>
+              <w:t>Product Browsing</w:t>
+            </w:r>
+          </w:p>
+        </w:tc>
+        <w:tc>
+          <w:tcPr>
+            <w:tcW w:w="1870" w:type="dxa"/>
+          </w:tcPr>
+          <w:p>
+            <w:pPr>
+              <w:spacing w:after="120"/>
+              <w:rPr>
+                <w:rFonts w:ascii="Times New Roman" w:eastAsia="PMingLiU" w:hAnsi="Times New Roman" w:cs="Times New Roman"/>
+                <w:b/>
+                <w:bCs/>
+                <w:sz w:val="22"/>
+                <w:szCs w:val="22"/>
+                <w:lang w:eastAsia="zh-TW"/>
+              </w:rPr>
+            </w:pPr>
+            <w:r>
+              <w:rPr>
+                <w:rFonts w:ascii="Times New Roman" w:eastAsia="PMingLiU" w:hAnsi="Times New Roman" w:cs="Times New Roman"/>
+                <w:b/>
+                <w:bCs/>
+                <w:sz w:val="22"/>
+                <w:szCs w:val="22"/>
+                <w:lang w:eastAsia="zh-TW"/>
+              </w:rPr>
+              <w:t>Shopper</w:t>
+            </w:r>
+          </w:p>
+        </w:tc>
+        <w:tc>
+          <w:tcPr>
+            <w:tcW w:w="3330" w:type="dxa"/>
+          </w:tcPr>
+          <w:p>
+            <w:pPr>
+              <w:spacing w:after="120"/>
+              <w:rPr>
+                <w:rFonts w:ascii="Times New Roman" w:eastAsia="PMingLiU" w:hAnsi="Times New Roman" w:cs="Times New Roman"/>
+                <w:b/>
+                <w:bCs/>
+                <w:sz w:val="22"/>
+                <w:szCs w:val="22"/>
+                <w:lang w:eastAsia="zh-TW"/>
+              </w:rPr>
+            </w:pPr>
+            <w:r>
+              <w:rPr>
+                <w:rFonts w:ascii="Times New Roman" w:hAnsi="Times New Roman" w:cs="Times New Roman"/>
+              </w:rPr>
+              <w:t>browse through product categories and search for items</w:t>
+            </w:r>
+          </w:p>
+        </w:tc>
+        <w:tc>
+          <w:tcPr>
+            <w:tcW w:w="2610" w:type="dxa"/>
+          </w:tcPr>
+          <w:p>
+            <w:pPr>
+              <w:spacing w:after="120"/>
+              <w:rPr>
+                <w:rFonts w:ascii="Times New Roman" w:eastAsia="PMingLiU" w:hAnsi="Times New Roman" w:cs="Times New Roman"/>
+                <w:b/>
+                <w:bCs/>
+                <w:sz w:val="22"/>
+                <w:szCs w:val="22"/>
+                <w:lang w:eastAsia="zh-TW"/>
+              </w:rPr>
+            </w:pPr>
+            <w:r>
+              <w:rPr>
+                <w:rFonts w:ascii="Times New Roman" w:hAnsi="Times New Roman" w:cs="Times New Roman"/>
+              </w:rPr>
+              <w:t>I can find products I am interested in purchasing</w:t>
+            </w:r>
+          </w:p>
+        </w:tc>
+      </w:tr>
+      <w:tr>
+        <w:tc>
+          <w:tcPr>
+            <w:tcW w:w="1870" w:type="dxa"/>
+          </w:tcPr>
+          <w:p>
+            <w:pPr>
+              <w:spacing w:after="120"/>
+              <w:rPr>
+                <w:rFonts w:ascii="Times New Roman" w:eastAsia="PMingLiU" w:hAnsi="Times New Roman" w:cs="Times New Roman"/>
+                <w:b/>
+                <w:bCs/>
+                <w:sz w:val="22"/>
+                <w:szCs w:val="22"/>
+                <w:lang w:eastAsia="zh-TW"/>
+              </w:rPr>
+            </w:pPr>
+            <w:r>
+              <w:rPr>
+                <w:rFonts w:ascii="Times New Roman" w:eastAsia="PMingLiU" w:hAnsi="Times New Roman" w:cs="Times New Roman"/>
+                <w:b/>
+                <w:bCs/>
+                <w:sz w:val="22"/>
+                <w:szCs w:val="22"/>
+                <w:lang w:eastAsia="zh-TW"/>
+              </w:rPr>
+              <w:t>US-04</w:t>
+            </w:r>
+          </w:p>
+        </w:tc>
+        <w:tc>
+          <w:tcPr>
+            <w:tcW w:w="1870" w:type="dxa"/>
+          </w:tcPr>
+          <w:p>
+            <w:pPr>
+              <w:spacing w:after="120"/>
+              <w:rPr>
+                <w:rFonts w:ascii="Times New Roman" w:eastAsia="PMingLiU" w:hAnsi="Times New Roman" w:cs="Times New Roman"/>
+                <w:b/>
+                <w:bCs/>
+                <w:sz w:val="22"/>
+                <w:szCs w:val="22"/>
+                <w:lang w:eastAsia="zh-TW"/>
+              </w:rPr>
+            </w:pPr>
+            <w:r>
+              <w:rPr>
+                <w:rFonts w:ascii="Times New Roman" w:eastAsia="PMingLiU" w:hAnsi="Times New Roman" w:cs="Times New Roman"/>
+                <w:b/>
+                <w:bCs/>
+                <w:sz w:val="22"/>
+                <w:szCs w:val="22"/>
+                <w:lang w:eastAsia="zh-TW"/>
+              </w:rPr>
+              <w:t>Product Details View</w:t>
+            </w:r>
+          </w:p>
+        </w:tc>
+        <w:tc>
+          <w:tcPr>
+            <w:tcW w:w="1870" w:type="dxa"/>
+          </w:tcPr>
+          <w:p>
+            <w:pPr>
+              <w:spacing w:after="120"/>
+              <w:rPr>
+                <w:rFonts w:ascii="Times New Roman" w:eastAsia="PMingLiU" w:hAnsi="Times New Roman" w:cs="Times New Roman"/>
+                <w:b/>
+                <w:bCs/>
+                <w:sz w:val="22"/>
+                <w:szCs w:val="22"/>
+                <w:lang w:eastAsia="zh-TW"/>
+              </w:rPr>
+            </w:pPr>
+            <w:r>
+              <w:rPr>
+                <w:rFonts w:ascii="Times New Roman" w:eastAsia="PMingLiU" w:hAnsi="Times New Roman" w:cs="Times New Roman"/>
+                <w:b/>
+                <w:bCs/>
+                <w:sz w:val="22"/>
+                <w:szCs w:val="22"/>
+                <w:lang w:eastAsia="zh-TW"/>
+              </w:rPr>
+              <w:t>Shopper</w:t>
+            </w:r>
+          </w:p>
+        </w:tc>
+        <w:tc>
+          <w:tcPr>
+            <w:tcW w:w="3330" w:type="dxa"/>
+          </w:tcPr>
+          <w:p>
+            <w:pPr>
+              <w:spacing w:after="120"/>
+              <w:rPr>
+                <w:rFonts w:ascii="Times New Roman" w:eastAsia="PMingLiU" w:hAnsi="Times New Roman" w:cs="Times New Roman"/>
+                <w:b/>
+                <w:bCs/>
+                <w:sz w:val="22"/>
+                <w:szCs w:val="22"/>
+                <w:lang w:eastAsia="zh-TW"/>
+              </w:rPr>
+            </w:pPr>
+            <w:r>
+              <w:rPr>
+                <w:rFonts w:ascii="Times New Roman" w:hAnsi="Times New Roman" w:cs="Times New Roman"/>
+              </w:rPr>
+              <w:t>view detailed information about a product including images, description, price, and reviews</w:t>
+            </w:r>
+          </w:p>
+        </w:tc>
+        <w:tc>
+          <w:tcPr>
+            <w:tcW w:w="2610" w:type="dxa"/>
+          </w:tcPr>
+          <w:p>
+            <w:pPr>
+              <w:spacing w:after="120"/>
+              <w:rPr>
+                <w:rFonts w:ascii="Times New Roman" w:eastAsia="PMingLiU" w:hAnsi="Times New Roman" w:cs="Times New Roman"/>
+                <w:b/>
+                <w:bCs/>
+                <w:sz w:val="22"/>
+                <w:szCs w:val="22"/>
+                <w:lang w:eastAsia="zh-TW"/>
+              </w:rPr>
+            </w:pPr>
+            <w:r>
+              <w:rPr>
+                <w:rFonts w:ascii="Times New Roman" w:hAnsi="Times New Roman" w:cs="Times New Roman"/>
+              </w:rPr>
+              <w:t>I can make an informed purchasing decision</w:t>
+            </w:r>
+          </w:p>
+        </w:tc>
+      </w:tr>
+      <w:tr>
+        <w:tc>
+          <w:tcPr>
+            <w:tcW w:w="1870" w:type="dxa"/>
+          </w:tcPr>
+          <w:p>
+            <w:pPr>
+              <w:spacing w:after="120"/>
+              <w:rPr>
+                <w:rFonts w:ascii="Times New Roman" w:eastAsia="PMingLiU" w:hAnsi="Times New Roman" w:cs="Times New Roman"/>
+                <w:b/>
+                <w:bCs/>
+                <w:sz w:val="22"/>
+                <w:szCs w:val="22"/>
+                <w:lang w:eastAsia="zh-TW"/>
+              </w:rPr>
+            </w:pPr>
+            <w:r>
+              <w:rPr>
+                <w:rFonts w:ascii="Times New Roman" w:eastAsia="PMingLiU" w:hAnsi="Times New Roman" w:cs="Times New Roman"/>
+                <w:b/>
+                <w:bCs/>
+                <w:sz w:val="22"/>
+                <w:szCs w:val="22"/>
+                <w:lang w:eastAsia="zh-TW"/>
+              </w:rPr>
+              <w:t>US-05</w:t>
+            </w:r>
+          </w:p>
+        </w:tc>
+        <w:tc>
+          <w:tcPr>
+            <w:tcW w:w="1870" w:type="dxa"/>
+          </w:tcPr>
+          <w:p>
+            <w:pPr>
+              <w:spacing w:after="120"/>
+              <w:rPr>
+                <w:rFonts w:ascii="Times New Roman" w:eastAsia="PMingLiU" w:hAnsi="Times New Roman" w:cs="Times New Roman"/>
+                <w:b/>
+                <w:bCs/>
+                <w:sz w:val="22"/>
+                <w:szCs w:val="22"/>
+                <w:lang w:eastAsia="zh-TW"/>
+              </w:rPr>
+            </w:pPr>
+            <w:r>
+              <w:rPr>
+                <w:rFonts w:ascii="Times New Roman" w:eastAsia="PMingLiU" w:hAnsi="Times New Roman" w:cs="Times New Roman"/>
+                <w:b/>
+                <w:bCs/>
+                <w:sz w:val="22"/>
+                <w:szCs w:val="22"/>
+                <w:lang w:eastAsia="zh-TW"/>
+              </w:rPr>
+              <w:t>Shopping Cart Management</w:t>
+            </w:r>
+          </w:p>
+        </w:tc>
+        <w:tc>
+          <w:tcPr>
+            <w:tcW w:w="1870" w:type="dxa"/>
+          </w:tcPr>
+          <w:p>
+            <w:pPr>
+              <w:spacing w:after="120"/>
+              <w:rPr>
+                <w:rFonts w:ascii="Times New Roman" w:eastAsia="PMingLiU" w:hAnsi="Times New Roman" w:cs="Times New Roman"/>
+                <w:b/>
+                <w:bCs/>
+                <w:sz w:val="22"/>
+                <w:szCs w:val="22"/>
+                <w:lang w:eastAsia="zh-TW"/>
+              </w:rPr>
+            </w:pPr>
+            <w:r>
+              <w:rPr>
+                <w:rFonts w:ascii="Times New Roman" w:eastAsia="PMingLiU" w:hAnsi="Times New Roman" w:cs="Times New Roman"/>
+                <w:b/>
+                <w:bCs/>
+                <w:sz w:val="22"/>
+                <w:szCs w:val="22"/>
+                <w:lang w:eastAsia="zh-TW"/>
+              </w:rPr>
+              <w:t>Shopper</w:t>
+            </w:r>
+          </w:p>
+        </w:tc>
+        <w:tc>
+          <w:tcPr>
+            <w:tcW w:w="3330" w:type="dxa"/>
+          </w:tcPr>
+          <w:p>
+            <w:pPr>
+              <w:spacing w:after="120"/>
+              <w:rPr>
+                <w:rFonts w:ascii="Times New Roman" w:eastAsia="PMingLiU" w:hAnsi="Times New Roman" w:cs="Times New Roman"/>
+                <w:b/>
+                <w:bCs/>
+                <w:sz w:val="22"/>
+                <w:szCs w:val="22"/>
+                <w:lang w:eastAsia="zh-TW"/>
+              </w:rPr>
+            </w:pPr>
+            <w:r>
+              <w:rPr>
+                <w:rFonts w:ascii="Times New Roman" w:hAnsi="Times New Roman" w:cs="Times New Roman"/>
+              </w:rPr>
+              <w:t>add, update, or remove products in my shopping cart</w:t>
+            </w:r>
+          </w:p>
+        </w:tc>
+        <w:tc>
+          <w:tcPr>
+            <w:tcW w:w="2610" w:type="dxa"/>
+          </w:tcPr>
+          <w:p>
+            <w:pPr>
+              <w:spacing w:after="120"/>
+              <w:rPr>
+                <w:rFonts w:ascii="Times New Roman" w:eastAsia="PMingLiU" w:hAnsi="Times New Roman" w:cs="Times New Roman"/>
+                <w:b/>
+                <w:bCs/>
+                <w:sz w:val="22"/>
+                <w:szCs w:val="22"/>
+                <w:lang w:eastAsia="zh-TW"/>
+              </w:rPr>
+            </w:pPr>
+            <w:r>
+              <w:rPr>
+                <w:rFonts w:ascii="Times New Roman" w:hAnsi="Times New Roman" w:cs="Times New Roman"/>
+              </w:rPr>
+              <w:t>I can manage my intended purchases before checkout</w:t>
+            </w:r>
+          </w:p>
+        </w:tc>
+      </w:tr>
+      <w:tr>
+        <w:tc>
+          <w:tcPr>
+            <w:tcW w:w="1870" w:type="dxa"/>
+          </w:tcPr>
+          <w:p>
+            <w:pPr>
+              <w:spacing w:after="120"/>
+              <w:rPr>
+                <w:rFonts w:ascii="Times New Roman" w:eastAsia="PMingLiU" w:hAnsi="Times New Roman" w:cs="Times New Roman"/>
+                <w:b/>
+                <w:bCs/>
+                <w:sz w:val="22"/>
+                <w:szCs w:val="22"/>
+                <w:lang w:eastAsia="zh-TW"/>
+              </w:rPr>
+            </w:pPr>
+            <w:r>
+              <w:rPr>
+                <w:rFonts w:ascii="Times New Roman" w:eastAsia="PMingLiU" w:hAnsi="Times New Roman" w:cs="Times New Roman"/>
+                <w:b/>
+                <w:bCs/>
+                <w:sz w:val="22"/>
+                <w:szCs w:val="22"/>
+                <w:lang w:eastAsia="zh-TW"/>
+              </w:rPr>
+              <w:t>US-06</w:t>
+            </w:r>
+          </w:p>
+        </w:tc>
+        <w:tc>
+          <w:tcPr>
+            <w:tcW w:w="1870" w:type="dxa"/>
+          </w:tcPr>
+          <w:p>
+            <w:pPr>
+              <w:spacing w:after="120"/>
+              <w:rPr>
+                <w:rFonts w:ascii="Times New Roman" w:eastAsia="PMingLiU" w:hAnsi="Times New Roman" w:cs="Times New Roman"/>
+                <w:b/>
+                <w:bCs/>
+                <w:sz w:val="22"/>
+                <w:szCs w:val="22"/>
+                <w:lang w:eastAsia="zh-TW"/>
+              </w:rPr>
+            </w:pPr>
+            <w:r>
+              <w:rPr>
+                <w:rFonts w:ascii="Times New Roman" w:eastAsia="PMingLiU" w:hAnsi="Times New Roman" w:cs="Times New Roman"/>
+                <w:b/>
+                <w:bCs/>
+                <w:sz w:val="22"/>
+                <w:szCs w:val="22"/>
+                <w:lang w:eastAsia="zh-TW"/>
+              </w:rPr>
+              <w:t>Checkout and Payment</w:t>
+            </w:r>
+          </w:p>
+        </w:tc>
+        <w:tc>
+          <w:tcPr>
+            <w:tcW w:w="1870" w:type="dxa"/>
+          </w:tcPr>
+          <w:p>
+            <w:pPr>
+              <w:spacing w:after="120"/>
+              <w:rPr>
+                <w:rFonts w:ascii="Times New Roman" w:eastAsia="PMingLiU" w:hAnsi="Times New Roman" w:cs="Times New Roman"/>
+                <w:b/>
+                <w:bCs/>
+                <w:sz w:val="22"/>
+                <w:szCs w:val="22"/>
+                <w:lang w:eastAsia="zh-TW"/>
+              </w:rPr>
+            </w:pPr>
+            <w:r>
+              <w:rPr>
+                <w:rFonts w:ascii="Times New Roman" w:eastAsia="PMingLiU" w:hAnsi="Times New Roman" w:cs="Times New Roman"/>
+                <w:b/>
+                <w:bCs/>
+                <w:sz w:val="22"/>
+                <w:szCs w:val="22"/>
+                <w:lang w:eastAsia="zh-TW"/>
+              </w:rPr>
+              <w:t>Shopper</w:t>
+            </w:r>
+          </w:p>
+        </w:tc>
+        <w:tc>
+          <w:tcPr>
+            <w:tcW w:w="3330" w:type="dxa"/>
+          </w:tcPr>
+          <w:p>
+            <w:pPr>
+              <w:spacing w:after="120"/>
+              <w:rPr>
+                <w:rFonts w:ascii="Times New Roman" w:hAnsi="Times New Roman" w:cs="Times New Roman"/>
+              </w:rPr>
+            </w:pPr>
+            <w:r>
+              <w:rPr>
+                <w:rFonts w:ascii="Times New Roman" w:hAnsi="Times New Roman" w:cs="Times New Roman"/>
+              </w:rPr>
+              <w:t>securely enter my payment and shipping information and place an order</w:t>
+            </w:r>
+          </w:p>
+        </w:tc>
+        <w:tc>
+          <w:tcPr>
+            <w:tcW w:w="2610" w:type="dxa"/>
+          </w:tcPr>
+          <w:p>
+            <w:pPr>
+              <w:spacing w:after="120"/>
+              <w:rPr>
+                <w:rFonts w:ascii="Times New Roman" w:hAnsi="Times New Roman" w:cs="Times New Roman"/>
+              </w:rPr>
+            </w:pPr>
+            <w:r>
+              <w:rPr>
+                <w:rFonts w:ascii="Times New Roman" w:hAnsi="Times New Roman" w:cs="Times New Roman"/>
+              </w:rPr>
+              <w:t>I can complete my purchase and receive my products</w:t>
+            </w:r>
+          </w:p>
+        </w:tc>
+      </w:tr>
+      <w:tr>
+        <w:tc>
+          <w:tcPr>
+            <w:tcW w:w="1870" w:type="dxa"/>
+          </w:tcPr>
+          <w:p>
+            <w:pPr>
+              <w:spacing w:after="120"/>
+              <w:rPr>
+                <w:rFonts w:ascii="Times New Roman" w:eastAsia="PMingLiU" w:hAnsi="Times New Roman" w:cs="Times New Roman"/>
+                <w:b/>
+                <w:bCs/>
+                <w:sz w:val="22"/>
+                <w:szCs w:val="22"/>
+                <w:lang w:eastAsia="zh-TW"/>
+              </w:rPr>
+            </w:pPr>
+            <w:r>
+              <w:rPr>
+                <w:rFonts w:ascii="Times New Roman" w:eastAsia="PMingLiU" w:hAnsi="Times New Roman" w:cs="Times New Roman"/>
+                <w:b/>
+                <w:bCs/>
+                <w:sz w:val="22"/>
+                <w:szCs w:val="22"/>
+                <w:lang w:eastAsia="zh-TW"/>
+              </w:rPr>
+              <w:t>US-07</w:t>
+            </w:r>
+          </w:p>
+        </w:tc>
+        <w:tc>
+          <w:tcPr>
+            <w:tcW w:w="1870" w:type="dxa"/>
+          </w:tcPr>
+          <w:p>
+            <w:pPr>
+              <w:spacing w:after="120"/>
+              <w:rPr>
+                <w:rFonts w:ascii="Times New Roman" w:eastAsia="PMingLiU" w:hAnsi="Times New Roman" w:cs="Times New Roman"/>
+                <w:b/>
+                <w:bCs/>
+                <w:sz w:val="22"/>
+                <w:szCs w:val="22"/>
+                <w:lang w:eastAsia="zh-TW"/>
+              </w:rPr>
+            </w:pPr>
+            <w:r>
+              <w:rPr>
+                <w:rFonts w:ascii="Times New Roman" w:eastAsia="PMingLiU" w:hAnsi="Times New Roman" w:cs="Times New Roman"/>
+                <w:b/>
+                <w:bCs/>
+                <w:sz w:val="22"/>
+                <w:szCs w:val="22"/>
+                <w:lang w:eastAsia="zh-TW"/>
+              </w:rPr>
+              <w:t>Order Tracking</w:t>
+            </w:r>
+          </w:p>
+        </w:tc>
+        <w:tc>
+          <w:tcPr>
+            <w:tcW w:w="1870" w:type="dxa"/>
+          </w:tcPr>
+          <w:p>
+            <w:pPr>
+              <w:spacing w:after="120"/>
+              <w:rPr>
+                <w:rFonts w:ascii="Times New Roman" w:eastAsia="PMingLiU" w:hAnsi="Times New Roman" w:cs="Times New Roman"/>
+                <w:b/>
+                <w:bCs/>
+                <w:sz w:val="22"/>
+                <w:szCs w:val="22"/>
+                <w:lang w:eastAsia="zh-TW"/>
+              </w:rPr>
+            </w:pPr>
+            <w:r>
+              <w:rPr>
+                <w:rFonts w:ascii="Times New Roman" w:eastAsia="PMingLiU" w:hAnsi="Times New Roman" w:cs="Times New Roman"/>
+                <w:b/>
+                <w:bCs/>
+                <w:sz w:val="22"/>
+                <w:szCs w:val="22"/>
+                <w:lang w:eastAsia="zh-TW"/>
+              </w:rPr>
+              <w:t>Shopper</w:t>
+            </w:r>
+          </w:p>
+        </w:tc>
+        <w:tc>
+          <w:tcPr>
+            <w:tcW w:w="3330" w:type="dxa"/>
+          </w:tcPr>
+          <w:p>
+            <w:pPr>
+              <w:spacing w:after="120"/>
+              <w:rPr>
+                <w:rFonts w:ascii="Times New Roman" w:hAnsi="Times New Roman" w:cs="Times New Roman"/>
+              </w:rPr>
+            </w:pPr>
+            <w:r>
+              <w:rPr>
+                <w:rFonts w:ascii="Times New Roman" w:hAnsi="Times New Roman" w:cs="Times New Roman"/>
+              </w:rPr>
+              <w:t>track the status of my orders from processing to delivery</w:t>
+            </w:r>
+          </w:p>
+        </w:tc>
+        <w:tc>
+          <w:tcPr>
+            <w:tcW w:w="2610" w:type="dxa"/>
+          </w:tcPr>
+          <w:p>
+            <w:pPr>
+              <w:spacing w:after="120"/>
+              <w:rPr>
+                <w:rFonts w:ascii="Times New Roman" w:hAnsi="Times New Roman" w:cs="Times New Roman"/>
+              </w:rPr>
+            </w:pPr>
+            <w:r>
+              <w:rPr>
+                <w:rFonts w:ascii="Times New Roman" w:hAnsi="Times New Roman" w:cs="Times New Roman"/>
+              </w:rPr>
+              <w:t>I can stay informed about when to expect my purchases</w:t>
+            </w:r>
+          </w:p>
+        </w:tc>
+      </w:tr>
+      <w:tr>
+        <w:tc>
+          <w:tcPr>
+            <w:tcW w:w="1870" w:type="dxa"/>
+          </w:tcPr>
+          <w:p>
+            <w:pPr>
+              <w:spacing w:after="120"/>
+              <w:rPr>
+                <w:rFonts w:ascii="Times New Roman" w:eastAsia="PMingLiU" w:hAnsi="Times New Roman" w:cs="Times New Roman"/>
+                <w:b/>
+                <w:bCs/>
+                <w:sz w:val="22"/>
+                <w:szCs w:val="22"/>
+                <w:lang w:eastAsia="zh-TW"/>
+              </w:rPr>
+            </w:pPr>
+            <w:r>
+              <w:rPr>
+                <w:rFonts w:ascii="Times New Roman" w:eastAsia="PMingLiU" w:hAnsi="Times New Roman" w:cs="Times New Roman"/>
+                <w:b/>
+                <w:bCs/>
+                <w:sz w:val="22"/>
+                <w:szCs w:val="22"/>
+                <w:lang w:eastAsia="zh-TW"/>
+              </w:rPr>
+              <w:t>US-08</w:t>
+            </w:r>
+          </w:p>
+        </w:tc>
+        <w:tc>
+          <w:tcPr>
+            <w:tcW w:w="1870" w:type="dxa"/>
+          </w:tcPr>
+          <w:p>
+            <w:pPr>
+              <w:spacing w:after="120"/>
+              <w:rPr>
+                <w:rFonts w:ascii="Times New Roman" w:eastAsia="PMingLiU" w:hAnsi="Times New Roman" w:cs="Times New Roman"/>
+                <w:b/>
+                <w:bCs/>
+                <w:sz w:val="22"/>
+                <w:szCs w:val="22"/>
+                <w:lang w:eastAsia="zh-TW"/>
+              </w:rPr>
+            </w:pPr>
+            <w:r>
+              <w:rPr>
+                <w:rFonts w:ascii="Times New Roman" w:eastAsia="PMingLiU" w:hAnsi="Times New Roman" w:cs="Times New Roman"/>
+                <w:b/>
+                <w:bCs/>
+                <w:sz w:val="22"/>
+                <w:szCs w:val="22"/>
+                <w:lang w:eastAsia="zh-TW"/>
+              </w:rPr>
+              <w:t>User Profile Management</w:t>
+            </w:r>
+          </w:p>
+        </w:tc>
+        <w:tc>
+          <w:tcPr>
+            <w:tcW w:w="1870" w:type="dxa"/>
+          </w:tcPr>
+          <w:p>
+            <w:pPr>
+              <w:spacing w:after="120"/>
+              <w:rPr>
+                <w:rFonts w:ascii="Times New Roman" w:eastAsia="PMingLiU" w:hAnsi="Times New Roman" w:cs="Times New Roman"/>
+                <w:b/>
+                <w:bCs/>
+                <w:sz w:val="22"/>
+                <w:szCs w:val="22"/>
+                <w:lang w:eastAsia="zh-TW"/>
+              </w:rPr>
+            </w:pPr>
+            <w:r>
+              <w:rPr>
+                <w:rFonts w:ascii="Times New Roman" w:eastAsia="PMingLiU" w:hAnsi="Times New Roman" w:cs="Times New Roman"/>
+                <w:b/>
+                <w:bCs/>
+                <w:sz w:val="22"/>
+                <w:szCs w:val="22"/>
+                <w:lang w:eastAsia="zh-TW"/>
+              </w:rPr>
+              <w:t>Registered User</w:t>
+            </w:r>
+          </w:p>
+        </w:tc>
+        <w:tc>
+          <w:tcPr>
+            <w:tcW w:w="3330" w:type="dxa"/>
+          </w:tcPr>
+          <w:p>
+            <w:pPr>
+              <w:spacing w:after="120"/>
+              <w:rPr>
+                <w:rFonts w:ascii="Times New Roman" w:hAnsi="Times New Roman" w:cs="Times New Roman"/>
+              </w:rPr>
+            </w:pPr>
+            <w:r>
+              <w:rPr>
+                <w:rFonts w:ascii="Times New Roman" w:hAnsi="Times New Roman" w:cs="Times New Roman"/>
+              </w:rPr>
+              <w:t>update my personal information, password, and preferences</w:t>
+            </w:r>
+          </w:p>
+        </w:tc>
+        <w:tc>
+          <w:tcPr>
+            <w:tcW w:w="2610" w:type="dxa"/>
+          </w:tcPr>
+          <w:p>
+            <w:pPr>
+              <w:spacing w:after="120"/>
+              <w:rPr>
+                <w:rFonts w:ascii="Times New Roman" w:hAnsi="Times New Roman" w:cs="Times New Roman"/>
+              </w:rPr>
+            </w:pPr>
+            <w:r>
+              <w:rPr>
+                <w:rFonts w:ascii="Times New Roman" w:hAnsi="Times New Roman" w:cs="Times New Roman"/>
+              </w:rPr>
+              <w:t>my account details remain current and secure</w:t>
+            </w:r>
+          </w:p>
+        </w:tc>
+      </w:tr>
+      <w:tr>
+        <w:tc>
+          <w:tcPr>
+            <w:tcW w:w="1870" w:type="dxa"/>
+          </w:tcPr>
+          <w:p>
+            <w:pPr>
+              <w:spacing w:after="120"/>
+              <w:rPr>
+                <w:rFonts w:ascii="Times New Roman" w:eastAsia="PMingLiU" w:hAnsi="Times New Roman" w:cs="Times New Roman"/>
+                <w:b/>
+                <w:bCs/>
+                <w:sz w:val="22"/>
+                <w:szCs w:val="22"/>
+                <w:lang w:eastAsia="zh-TW"/>
+              </w:rPr>
+            </w:pPr>
+            <w:r>
+              <w:rPr>
+                <w:rFonts w:ascii="Times New Roman" w:eastAsia="PMingLiU" w:hAnsi="Times New Roman" w:cs="Times New Roman"/>
+                <w:b/>
+                <w:bCs/>
+                <w:sz w:val="22"/>
+                <w:szCs w:val="22"/>
+                <w:lang w:eastAsia="zh-TW"/>
+              </w:rPr>
+              <w:t>US-09</w:t>
+            </w:r>
+          </w:p>
+        </w:tc>
+        <w:tc>
+          <w:tcPr>
+            <w:tcW w:w="1870" w:type="dxa"/>
+          </w:tcPr>
+          <w:p>
+            <w:pPr>
+              <w:spacing w:after="120"/>
+              <w:rPr>
+                <w:rFonts w:ascii="Times New Roman" w:eastAsia="PMingLiU" w:hAnsi="Times New Roman" w:cs="Times New Roman"/>
+                <w:b/>
+                <w:bCs/>
+                <w:sz w:val="22"/>
+                <w:szCs w:val="22"/>
+                <w:lang w:eastAsia="zh-TW"/>
+              </w:rPr>
+            </w:pPr>
+            <w:r>
+              <w:rPr>
+                <w:rFonts w:ascii="Times New Roman" w:eastAsia="PMingLiU" w:hAnsi="Times New Roman" w:cs="Times New Roman"/>
+                <w:b/>
+                <w:bCs/>
+                <w:sz w:val="22"/>
+                <w:szCs w:val="22"/>
+                <w:lang w:eastAsia="zh-TW"/>
+              </w:rPr>
+              <w:t>Product Reviews and Ratings</w:t>
+            </w:r>
+          </w:p>
+        </w:tc>
+        <w:tc>
+          <w:tcPr>
+            <w:tcW w:w="1870" w:type="dxa"/>
+          </w:tcPr>
+          <w:p>
+            <w:pPr>
+              <w:spacing w:after="120"/>
+              <w:rPr>
+                <w:rFonts w:ascii="Times New Roman" w:eastAsia="PMingLiU" w:hAnsi="Times New Roman" w:cs="Times New Roman"/>
+                <w:b/>
+                <w:bCs/>
+                <w:sz w:val="22"/>
+                <w:szCs w:val="22"/>
+                <w:lang w:eastAsia="zh-TW"/>
+              </w:rPr>
+            </w:pPr>
+            <w:r>
+              <w:rPr>
+                <w:rFonts w:ascii="Times New Roman" w:eastAsia="PMingLiU" w:hAnsi="Times New Roman" w:cs="Times New Roman"/>
+                <w:b/>
+                <w:bCs/>
+                <w:sz w:val="22"/>
+                <w:szCs w:val="22"/>
+                <w:lang w:eastAsia="zh-TW"/>
+              </w:rPr>
+              <w:t>Shopper</w:t>
+            </w:r>
+          </w:p>
+        </w:tc>
+        <w:tc>
+          <w:tcPr>
+            <w:tcW w:w="3330" w:type="dxa"/>
+          </w:tcPr>
+          <w:p>
+            <w:pPr>
+              <w:spacing w:after="120"/>
+              <w:rPr>
+                <w:rFonts w:ascii="Times New Roman" w:hAnsi="Times New Roman" w:cs="Times New Roman"/>
+              </w:rPr>
+            </w:pPr>
+            <w:r>
+              <w:rPr>
+                <w:rFonts w:ascii="Times New Roman" w:hAnsi="Times New Roman" w:cs="Times New Roman"/>
+              </w:rPr>
+              <w:t>submit reviews and ratings for products I have purchased</w:t>
+            </w:r>
+          </w:p>
+        </w:tc>
+        <w:tc>
+          <w:tcPr>
+            <w:tcW w:w="2610" w:type="dxa"/>
+          </w:tcPr>
+          <w:p>
+            <w:pPr>
+              <w:spacing w:after="120"/>
+              <w:rPr>
+                <w:rFonts w:ascii="Times New Roman" w:hAnsi="Times New Roman" w:cs="Times New Roman"/>
+              </w:rPr>
+            </w:pPr>
+            <w:r>
+              <w:rPr>
+                <w:rFonts w:ascii="Times New Roman" w:hAnsi="Times New Roman" w:cs="Times New Roman"/>
+              </w:rPr>
+              <w:t>I can share my experience and help other customers make decisions</w:t>
+            </w:r>
+          </w:p>
+        </w:tc>
+      </w:tr>
+      <w:tr>
+        <w:tc>
+          <w:tcPr>
+            <w:tcW w:w="1870" w:type="dxa"/>
+          </w:tcPr>
+          <w:p>
+            <w:pPr>
+              <w:spacing w:after="120"/>
+              <w:rPr>
+                <w:rFonts w:ascii="Times New Roman" w:eastAsia="PMingLiU" w:hAnsi="Times New Roman" w:cs="Times New Roman"/>
+                <w:b/>
+                <w:bCs/>
+                <w:sz w:val="22"/>
+                <w:szCs w:val="22"/>
+                <w:lang w:eastAsia="zh-TW"/>
+              </w:rPr>
+            </w:pPr>
+            <w:r>
+              <w:rPr>
+                <w:rFonts w:ascii="Times New Roman" w:eastAsia="PMingLiU" w:hAnsi="Times New Roman" w:cs="Times New Roman"/>
+                <w:b/>
+                <w:bCs/>
+                <w:sz w:val="22"/>
+                <w:szCs w:val="22"/>
+                <w:lang w:eastAsia="zh-TW"/>
+              </w:rPr>
+              <w:t>US-10</w:t>
+            </w:r>
+          </w:p>
+        </w:tc>
+        <w:tc>
+          <w:tcPr>
+            <w:tcW w:w="1870" w:type="dxa"/>
+          </w:tcPr>
+          <w:p>
+            <w:pPr>
+              <w:spacing w:after="120"/>
+              <w:rPr>
+                <w:rFonts w:ascii="Times New Roman" w:eastAsia="PMingLiU" w:hAnsi="Times New Roman" w:cs="Times New Roman"/>
+                <w:b/>
+                <w:bCs/>
+                <w:sz w:val="22"/>
+                <w:szCs w:val="22"/>
+                <w:lang w:eastAsia="zh-TW"/>
+              </w:rPr>
+            </w:pPr>
+            <w:r>
+              <w:rPr>
+                <w:rFonts w:ascii="Times New Roman" w:eastAsia="PMingLiU" w:hAnsi="Times New Roman" w:cs="Times New Roman"/>
+                <w:b/>
+                <w:bCs/>
+                <w:sz w:val="22"/>
+                <w:szCs w:val="22"/>
+                <w:lang w:eastAsia="zh-TW"/>
+              </w:rPr>
+              <w:t>Admin Product Management</w:t>
+            </w:r>
+          </w:p>
+        </w:tc>
+        <w:tc>
+          <w:tcPr>
+            <w:tcW w:w="1870" w:type="dxa"/>
+          </w:tcPr>
+          <w:p>
+            <w:pPr>
+              <w:spacing w:after="120"/>
+              <w:rPr>
+                <w:rFonts w:ascii="Times New Roman" w:eastAsia="PMingLiU" w:hAnsi="Times New Roman" w:cs="Times New Roman"/>
+                <w:b/>
+                <w:bCs/>
+                <w:sz w:val="22"/>
+                <w:szCs w:val="22"/>
+                <w:lang w:eastAsia="zh-TW"/>
+              </w:rPr>
+            </w:pPr>
+            <w:r>
+              <w:rPr>
+                <w:rFonts w:ascii="Times New Roman" w:eastAsia="PMingLiU" w:hAnsi="Times New Roman" w:cs="Times New Roman"/>
+                <w:b/>
+                <w:bCs/>
+                <w:sz w:val="22"/>
+                <w:szCs w:val="22"/>
+                <w:lang w:eastAsia="zh-TW"/>
+              </w:rPr>
+              <w:t>Administrator</w:t>
+            </w:r>
+          </w:p>
+        </w:tc>
+        <w:tc>
+          <w:tcPr>
+            <w:tcW w:w="3330" w:type="dxa"/>
+          </w:tcPr>
+          <w:p>
+            <w:pPr>
+              <w:spacing w:after="120"/>
+              <w:rPr>
+                <w:rFonts w:ascii="Times New Roman" w:hAnsi="Times New Roman" w:cs="Times New Roman"/>
+              </w:rPr>
+            </w:pPr>
+            <w:r>
+              <w:rPr>
+                <w:rFonts w:ascii="Times New Roman" w:hAnsi="Times New Roman" w:cs="Times New Roman"/>
+              </w:rPr>
+              <w:t>add, update, or remove products and manage inventory</w:t>
+            </w:r>
+          </w:p>
+        </w:tc>
+        <w:tc>
+          <w:tcPr>
+            <w:tcW w:w="2610" w:type="dxa"/>
+          </w:tcPr>
+          <w:p>
+            <w:pPr>
+              <w:spacing w:after="120"/>
+              <w:rPr>
+                <w:rFonts w:ascii="Times New Roman" w:hAnsi="Times New Roman" w:cs="Times New Roman"/>
+              </w:rPr>
+            </w:pPr>
+            <w:r>
+              <w:rPr>
+                <w:rFonts w:ascii="Times New Roman" w:hAnsi="Times New Roman" w:cs="Times New Roman"/>
+              </w:rPr>
+              <w:t>the product catalog remains accurate and up to date</w:t>
+            </w:r>
+          </w:p>
+        </w:tc>
+      </w:tr>
+    </w:tbl>
+    <w:p>
+      <w:pPr>
+        <w:spacing w:after="120"/>
         <w:rPr>
           <w:rFonts w:ascii="Times New Roman" w:eastAsia="PMingLiU" w:hAnsi="Times New Roman" w:cs="Times New Roman"/>
           <w:b/>
@@ -2049,9 +3367,76 @@
           <w:szCs w:val="22"/>
           <w:lang w:eastAsia="zh-TW"/>
         </w:rPr>
-        <w:t>ote</w:t>
-      </w:r>
-      <w:r>
+      </w:pPr>
+    </w:p>
+    <w:p>
+      <w:pPr>
+        <w:spacing w:after="120"/>
+        <w:rPr>
+          <w:rFonts w:ascii="Times New Roman" w:eastAsia="PMingLiU" w:hAnsi="Times New Roman" w:cs="Times New Roman"/>
+          <w:sz w:val="22"/>
+          <w:szCs w:val="22"/>
+          <w:lang w:eastAsia="zh-TW"/>
+        </w:rPr>
+      </w:pPr>
+      <w:r>
+        <w:rPr>
+          <w:rFonts w:ascii="Times New Roman" w:eastAsia="PMingLiU" w:hAnsi="Times New Roman" w:cs="Times New Roman"/>
+          <w:sz w:val="22"/>
+          <w:szCs w:val="22"/>
+          <w:lang w:eastAsia="zh-TW"/>
+        </w:rPr>
+        <w:t xml:space="preserve">The following </w:t>
+      </w:r>
+      <w:r>
+        <w:rPr>
+          <w:rFonts w:ascii="Times New Roman" w:eastAsia="PMingLiU" w:hAnsi="Times New Roman" w:cs="Times New Roman"/>
+          <w:sz w:val="22"/>
+          <w:szCs w:val="22"/>
+          <w:lang w:eastAsia="zh-TW"/>
+        </w:rPr>
+        <w:t xml:space="preserve">table </w:t>
+      </w:r>
+      <w:r>
+        <w:rPr>
+          <w:rFonts w:ascii="Times New Roman" w:eastAsia="PMingLiU" w:hAnsi="Times New Roman" w:cs="Times New Roman"/>
+          <w:sz w:val="22"/>
+          <w:szCs w:val="22"/>
+          <w:lang w:eastAsia="zh-TW"/>
+        </w:rPr>
+        <w:t xml:space="preserve">must be updated </w:t>
+      </w:r>
+      <w:r>
+        <w:rPr>
+          <w:rFonts w:ascii="Times New Roman" w:eastAsia="PMingLiU" w:hAnsi="Times New Roman" w:cs="Times New Roman"/>
+          <w:sz w:val="22"/>
+          <w:szCs w:val="22"/>
+          <w:lang w:eastAsia="zh-TW"/>
+        </w:rPr>
+        <w:t xml:space="preserve">and approved by the instructor </w:t>
+      </w:r>
+      <w:r>
+        <w:rPr>
+          <w:rFonts w:ascii="Times New Roman" w:eastAsia="PMingLiU" w:hAnsi="Times New Roman" w:cs="Times New Roman"/>
+          <w:sz w:val="22"/>
+          <w:szCs w:val="22"/>
+          <w:lang w:eastAsia="zh-TW"/>
+        </w:rPr>
+        <w:t>if any User Stories are taken out of scope</w:t>
+      </w:r>
+      <w:r>
+        <w:rPr>
+          <w:rFonts w:ascii="Times New Roman" w:eastAsia="PMingLiU" w:hAnsi="Times New Roman" w:cs="Times New Roman"/>
+          <w:sz w:val="22"/>
+          <w:szCs w:val="22"/>
+          <w:lang w:eastAsia="zh-TW"/>
+        </w:rPr>
+        <w:t>.]</w:t>
+      </w:r>
+    </w:p>
+    <w:p>
+      <w:pPr>
+        <w:spacing w:after="120"/>
         <w:rPr>
           <w:rFonts w:ascii="Times New Roman" w:eastAsia="PMingLiU" w:hAnsi="Times New Roman" w:cs="Times New Roman"/>
           <w:b/>
@@ -2060,213 +3445,8 @@
           <w:szCs w:val="22"/>
           <w:lang w:eastAsia="zh-TW"/>
         </w:rPr>
-        <w:t>:</w:t>
-      </w:r>
-      <w:r>
-        <w:rPr>
-          <w:rFonts w:ascii="Times New Roman" w:eastAsia="PMingLiU" w:hAnsi="Times New Roman" w:cs="Times New Roman"/>
-          <w:sz w:val="22"/>
-          <w:szCs w:val="22"/>
-          <w:lang w:eastAsia="zh-TW"/>
-        </w:rPr>
-        <w:t xml:space="preserve"> </w:t>
-      </w:r>
-      <w:r>
-        <w:rPr>
-          <w:rFonts w:ascii="Times New Roman" w:eastAsia="PMingLiU" w:hAnsi="Times New Roman" w:cs="Times New Roman"/>
-          <w:sz w:val="22"/>
-          <w:szCs w:val="22"/>
-          <w:lang w:eastAsia="zh-TW"/>
-        </w:rPr>
-        <w:t>O</w:t>
-      </w:r>
-      <w:r>
-        <w:rPr>
-          <w:rFonts w:ascii="Times New Roman" w:eastAsia="PMingLiU" w:hAnsi="Times New Roman" w:cs="Times New Roman"/>
-          <w:sz w:val="22"/>
-          <w:szCs w:val="22"/>
-          <w:lang w:eastAsia="zh-TW"/>
-        </w:rPr>
-        <w:t>nce the functional requirements have been completed</w:t>
-      </w:r>
-      <w:r>
-        <w:rPr>
-          <w:rFonts w:ascii="Times New Roman" w:eastAsia="PMingLiU" w:hAnsi="Times New Roman" w:cs="Times New Roman"/>
-          <w:sz w:val="22"/>
-          <w:szCs w:val="22"/>
-          <w:lang w:eastAsia="zh-TW"/>
-        </w:rPr>
-        <w:t>,</w:t>
-      </w:r>
-      <w:r>
-        <w:rPr>
-          <w:rFonts w:ascii="Times New Roman" w:eastAsia="PMingLiU" w:hAnsi="Times New Roman" w:cs="Times New Roman"/>
-          <w:sz w:val="22"/>
-          <w:szCs w:val="22"/>
-          <w:lang w:eastAsia="zh-TW"/>
-        </w:rPr>
-        <w:t xml:space="preserve"> there may be situations where User Stories may need to be taken </w:t>
-      </w:r>
-      <w:r>
-        <w:rPr>
-          <w:rFonts w:ascii="Times New Roman" w:eastAsia="PMingLiU" w:hAnsi="Times New Roman" w:cs="Times New Roman"/>
-          <w:sz w:val="22"/>
-          <w:szCs w:val="22"/>
-          <w:lang w:eastAsia="zh-TW"/>
-        </w:rPr>
-        <w:t xml:space="preserve">out </w:t>
-      </w:r>
-      <w:r>
-        <w:rPr>
-          <w:rFonts w:ascii="Times New Roman" w:eastAsia="PMingLiU" w:hAnsi="Times New Roman" w:cs="Times New Roman"/>
-          <w:sz w:val="22"/>
-          <w:szCs w:val="22"/>
-          <w:lang w:eastAsia="zh-TW"/>
-        </w:rPr>
-        <w:t xml:space="preserve">of scope, </w:t>
-      </w:r>
-      <w:r>
-        <w:rPr>
-          <w:rFonts w:ascii="Times New Roman" w:eastAsia="PMingLiU" w:hAnsi="Times New Roman" w:cs="Times New Roman"/>
-          <w:sz w:val="22"/>
-          <w:szCs w:val="22"/>
-          <w:lang w:eastAsia="zh-TW"/>
-        </w:rPr>
-        <w:t>possibl</w:t>
-      </w:r>
-      <w:r>
-        <w:rPr>
-          <w:rFonts w:ascii="Times New Roman" w:eastAsia="PMingLiU" w:hAnsi="Times New Roman" w:cs="Times New Roman"/>
-          <w:sz w:val="22"/>
-          <w:szCs w:val="22"/>
-          <w:lang w:eastAsia="zh-TW"/>
-        </w:rPr>
-        <w:t>y</w:t>
-      </w:r>
-      <w:r>
-        <w:rPr>
-          <w:rFonts w:ascii="Times New Roman" w:eastAsia="PMingLiU" w:hAnsi="Times New Roman" w:cs="Times New Roman"/>
-          <w:sz w:val="22"/>
-          <w:szCs w:val="22"/>
-          <w:lang w:eastAsia="zh-TW"/>
-        </w:rPr>
-        <w:t xml:space="preserve"> </w:t>
-      </w:r>
-      <w:r>
-        <w:rPr>
-          <w:rFonts w:ascii="Times New Roman" w:eastAsia="PMingLiU" w:hAnsi="Times New Roman" w:cs="Times New Roman"/>
-          <w:sz w:val="22"/>
-          <w:szCs w:val="22"/>
-          <w:lang w:eastAsia="zh-TW"/>
-        </w:rPr>
-        <w:t xml:space="preserve">due to technical challenges or timeline challenges. Any User Stories that are taken out of scope once the project development has </w:t>
-      </w:r>
-      <w:r>
-        <w:rPr>
-          <w:rFonts w:ascii="Times New Roman" w:eastAsia="PMingLiU" w:hAnsi="Times New Roman" w:cs="Times New Roman"/>
-          <w:sz w:val="22"/>
-          <w:szCs w:val="22"/>
-          <w:lang w:eastAsia="zh-TW"/>
-        </w:rPr>
-        <w:t>started</w:t>
-      </w:r>
-      <w:r>
-        <w:rPr>
-          <w:rFonts w:ascii="Times New Roman" w:eastAsia="PMingLiU" w:hAnsi="Times New Roman" w:cs="Times New Roman"/>
-          <w:sz w:val="22"/>
-          <w:szCs w:val="22"/>
-          <w:lang w:eastAsia="zh-TW"/>
-        </w:rPr>
-        <w:t xml:space="preserve"> must be approved by the mentor and instructor with justification as to why the functionality is being removed from the project.</w:t>
-      </w:r>
-      <w:r>
-        <w:rPr>
-          <w:rFonts w:ascii="Times New Roman" w:eastAsia="PMingLiU" w:hAnsi="Times New Roman" w:cs="Times New Roman"/>
-          <w:sz w:val="22"/>
-          <w:szCs w:val="22"/>
-          <w:lang w:eastAsia="zh-TW"/>
-        </w:rPr>
-        <w:t xml:space="preserve"> </w:t>
-      </w:r>
-    </w:p>
-    <w:p>
-      <w:pPr>
-        <w:spacing w:after="120"/>
-        <w:rPr>
-          <w:rFonts w:ascii="Times New Roman" w:eastAsia="PMingLiU" w:hAnsi="Times New Roman" w:cs="Times New Roman"/>
-          <w:sz w:val="22"/>
-          <w:szCs w:val="22"/>
-          <w:lang w:eastAsia="zh-TW"/>
-        </w:rPr>
-      </w:pPr>
-      <w:r>
-        <w:rPr>
-          <w:rFonts w:ascii="Times New Roman" w:eastAsia="PMingLiU" w:hAnsi="Times New Roman" w:cs="Times New Roman"/>
-          <w:sz w:val="22"/>
-          <w:szCs w:val="22"/>
-          <w:lang w:eastAsia="zh-TW"/>
-        </w:rPr>
-        <w:t xml:space="preserve">The following </w:t>
-      </w:r>
-      <w:r>
-        <w:rPr>
-          <w:rFonts w:ascii="Times New Roman" w:eastAsia="PMingLiU" w:hAnsi="Times New Roman" w:cs="Times New Roman"/>
-          <w:sz w:val="22"/>
-          <w:szCs w:val="22"/>
-          <w:lang w:eastAsia="zh-TW"/>
-        </w:rPr>
-        <w:t xml:space="preserve">table </w:t>
-      </w:r>
-      <w:r>
-        <w:rPr>
-          <w:rFonts w:ascii="Times New Roman" w:eastAsia="PMingLiU" w:hAnsi="Times New Roman" w:cs="Times New Roman"/>
-          <w:sz w:val="22"/>
-          <w:szCs w:val="22"/>
-          <w:lang w:eastAsia="zh-TW"/>
-        </w:rPr>
-        <w:t xml:space="preserve">must be updated </w:t>
-      </w:r>
-      <w:r>
-        <w:rPr>
-          <w:rFonts w:ascii="Times New Roman" w:eastAsia="PMingLiU" w:hAnsi="Times New Roman" w:cs="Times New Roman"/>
-          <w:sz w:val="22"/>
-          <w:szCs w:val="22"/>
-          <w:lang w:eastAsia="zh-TW"/>
-        </w:rPr>
-        <w:t xml:space="preserve">and approved by the instructor </w:t>
-      </w:r>
-      <w:r>
-        <w:rPr>
-          <w:rFonts w:ascii="Times New Roman" w:eastAsia="PMingLiU" w:hAnsi="Times New Roman" w:cs="Times New Roman"/>
-          <w:sz w:val="22"/>
-          <w:szCs w:val="22"/>
-          <w:lang w:eastAsia="zh-TW"/>
-        </w:rPr>
-        <w:t>if any User Stories are taken out of scope</w:t>
-      </w:r>
-      <w:r>
-        <w:rPr>
-          <w:rFonts w:ascii="Times New Roman" w:eastAsia="PMingLiU" w:hAnsi="Times New Roman" w:cs="Times New Roman"/>
-          <w:sz w:val="22"/>
-          <w:szCs w:val="22"/>
-          <w:lang w:eastAsia="zh-TW"/>
-        </w:rPr>
-        <w:t>.]</w:t>
-      </w:r>
-    </w:p>
-    <w:p>
-      <w:pPr>
-        <w:spacing w:after="120"/>
-        <w:rPr>
-          <w:rFonts w:ascii="Times New Roman" w:eastAsia="PMingLiU" w:hAnsi="Times New Roman" w:cs="Times New Roman"/>
-          <w:b/>
-          <w:bCs/>
-          <w:sz w:val="22"/>
-          <w:szCs w:val="22"/>
-          <w:lang w:eastAsia="zh-TW"/>
-        </w:rPr>
-      </w:pPr>
-      <w:bookmarkStart w:id="3" w:name="_Hlk66682383"/>
+      </w:pPr>
+      <w:bookmarkStart w:id="2" w:name="_Hlk66682383"/>
       <w:r>
         <w:rPr>
           <w:rFonts w:ascii="Times New Roman" w:eastAsia="PMingLiU" w:hAnsi="Times New Roman" w:cs="Times New Roman"/>
@@ -2297,7 +3477,7 @@
             <w:tcW w:w="2117" w:type="dxa"/>
             <w:shd w:val="clear" w:color="auto" w:fill="D9D9D9" w:themeFill="background1" w:themeFillShade="D9"/>
           </w:tcPr>
-          <w:bookmarkEnd w:id="3"/>
+          <w:bookmarkEnd w:id="2"/>
           <w:p>
             <w:pPr>
               <w:jc w:val="center"/>
@@ -2319,6 +3499,7 @@
                 <w:szCs w:val="22"/>
                 <w:lang w:eastAsia="zh-TW"/>
               </w:rPr>
+              <w:lastRenderedPageBreak/>
               <w:t>User Story ID</w:t>
             </w:r>
           </w:p>
@@ -2603,15 +3784,15 @@
       <w:pPr>
         <w:pStyle w:val="SectionTitle"/>
       </w:pPr>
-      <w:bookmarkStart w:id="4" w:name="_Toc70484935"/>
-      <w:bookmarkStart w:id="5" w:name="_Hlk66682504"/>
+      <w:bookmarkStart w:id="3" w:name="_Toc70484935"/>
+      <w:bookmarkStart w:id="4" w:name="_Hlk66682504"/>
       <w:r>
         <w:lastRenderedPageBreak/>
         <w:t>Non-Functional Requirements</w:t>
       </w:r>
-      <w:bookmarkEnd w:id="4"/>
+      <w:bookmarkEnd w:id="3"/>
     </w:p>
-    <w:bookmarkEnd w:id="5"/>
+    <w:bookmarkEnd w:id="4"/>
     <w:p>
       <w:pPr>
         <w:pStyle w:val="Description"/>
@@ -2675,6 +3856,7 @@
           <w:lang w:eastAsia="zh-TW"/>
         </w:rPr>
       </w:pPr>
+      <w:bookmarkStart w:id="5" w:name="_Hlk67032873"/>
       <w:r>
         <w:rPr>
           <w:rFonts w:ascii="Times New Roman" w:eastAsia="PMingLiU" w:hAnsi="Times New Roman" w:cs="Times New Roman"/>
@@ -2682,298 +3864,1576 @@
           <w:szCs w:val="22"/>
           <w:lang w:eastAsia="zh-TW"/>
         </w:rPr>
-        <w:t>[</w:t>
-      </w:r>
-      <w:r>
+        <w:t>Table 3 – Non-Functional Requirements - User Stories Within Scope</w:t>
+      </w:r>
+    </w:p>
+    <w:tbl>
+      <w:tblPr>
+        <w:tblStyle w:val="TableGrid"/>
+        <w:tblW w:w="11550" w:type="dxa"/>
+        <w:tblInd w:w="-1115" w:type="dxa"/>
+        <w:tblLook w:val="04A0" w:firstRow="1" w:lastRow="0" w:firstColumn="1" w:lastColumn="0" w:noHBand="0" w:noVBand="1"/>
+      </w:tblPr>
+      <w:tblGrid>
+        <w:gridCol w:w="1870"/>
+        <w:gridCol w:w="1870"/>
+        <w:gridCol w:w="1870"/>
+        <w:gridCol w:w="3330"/>
+        <w:gridCol w:w="2610"/>
+      </w:tblGrid>
+      <w:tr>
+        <w:tc>
+          <w:tcPr>
+            <w:tcW w:w="1870" w:type="dxa"/>
+          </w:tcPr>
+          <w:p>
+            <w:pPr>
+              <w:spacing w:after="120"/>
+              <w:rPr>
+                <w:rFonts w:ascii="Times New Roman" w:eastAsia="PMingLiU" w:hAnsi="Times New Roman" w:cs="Times New Roman"/>
+                <w:b/>
+                <w:bCs/>
+                <w:sz w:val="22"/>
+                <w:szCs w:val="22"/>
+                <w:lang w:eastAsia="zh-TW"/>
+              </w:rPr>
+            </w:pPr>
+            <w:r>
+              <w:rPr>
+                <w:rFonts w:ascii="Times New Roman" w:eastAsia="PMingLiU" w:hAnsi="Times New Roman" w:cs="Times New Roman"/>
+                <w:b/>
+                <w:bCs/>
+                <w:sz w:val="22"/>
+                <w:szCs w:val="22"/>
+                <w:lang w:eastAsia="zh-TW"/>
+              </w:rPr>
+              <w:t>User Story ID</w:t>
+            </w:r>
+          </w:p>
+        </w:tc>
+        <w:tc>
+          <w:tcPr>
+            <w:tcW w:w="1870" w:type="dxa"/>
+          </w:tcPr>
+          <w:p>
+            <w:pPr>
+              <w:spacing w:after="120"/>
+              <w:rPr>
+                <w:rFonts w:ascii="Times New Roman" w:eastAsia="PMingLiU" w:hAnsi="Times New Roman" w:cs="Times New Roman"/>
+                <w:b/>
+                <w:bCs/>
+                <w:sz w:val="22"/>
+                <w:szCs w:val="22"/>
+                <w:lang w:eastAsia="zh-TW"/>
+              </w:rPr>
+            </w:pPr>
+            <w:r>
+              <w:rPr>
+                <w:rFonts w:ascii="Times New Roman" w:eastAsia="PMingLiU" w:hAnsi="Times New Roman" w:cs="Times New Roman"/>
+                <w:b/>
+                <w:bCs/>
+                <w:sz w:val="22"/>
+                <w:szCs w:val="22"/>
+                <w:lang w:eastAsia="zh-TW"/>
+              </w:rPr>
+              <w:t>Feature</w:t>
+            </w:r>
+          </w:p>
+        </w:tc>
+        <w:tc>
+          <w:tcPr>
+            <w:tcW w:w="1870" w:type="dxa"/>
+          </w:tcPr>
+          <w:p>
+            <w:pPr>
+              <w:spacing w:after="120"/>
+              <w:rPr>
+                <w:rFonts w:ascii="Times New Roman" w:eastAsia="PMingLiU" w:hAnsi="Times New Roman" w:cs="Times New Roman"/>
+                <w:b/>
+                <w:bCs/>
+                <w:sz w:val="22"/>
+                <w:szCs w:val="22"/>
+                <w:lang w:eastAsia="zh-TW"/>
+              </w:rPr>
+            </w:pPr>
+            <w:r>
+              <w:rPr>
+                <w:rFonts w:ascii="Times New Roman" w:eastAsia="PMingLiU" w:hAnsi="Times New Roman" w:cs="Times New Roman"/>
+                <w:b/>
+                <w:bCs/>
+                <w:sz w:val="22"/>
+                <w:szCs w:val="22"/>
+                <w:lang w:eastAsia="zh-TW"/>
+              </w:rPr>
+              <w:t>As A -</w:t>
+            </w:r>
+          </w:p>
+        </w:tc>
+        <w:tc>
+          <w:tcPr>
+            <w:tcW w:w="3330" w:type="dxa"/>
+          </w:tcPr>
+          <w:p>
+            <w:pPr>
+              <w:spacing w:after="120"/>
+              <w:rPr>
+                <w:rFonts w:ascii="Times New Roman" w:eastAsia="PMingLiU" w:hAnsi="Times New Roman" w:cs="Times New Roman"/>
+                <w:b/>
+                <w:bCs/>
+                <w:sz w:val="22"/>
+                <w:szCs w:val="22"/>
+                <w:lang w:eastAsia="zh-TW"/>
+              </w:rPr>
+            </w:pPr>
+            <w:r>
+              <w:rPr>
+                <w:rFonts w:ascii="Times New Roman" w:eastAsia="PMingLiU" w:hAnsi="Times New Roman" w:cs="Times New Roman"/>
+                <w:b/>
+                <w:bCs/>
+                <w:sz w:val="22"/>
+                <w:szCs w:val="22"/>
+                <w:lang w:eastAsia="zh-TW"/>
+              </w:rPr>
+              <w:t>In Order to</w:t>
+            </w:r>
+          </w:p>
+        </w:tc>
+        <w:tc>
+          <w:tcPr>
+            <w:tcW w:w="2610" w:type="dxa"/>
+          </w:tcPr>
+          <w:p>
+            <w:pPr>
+              <w:spacing w:after="120"/>
+              <w:rPr>
+                <w:rFonts w:ascii="Times New Roman" w:eastAsia="PMingLiU" w:hAnsi="Times New Roman" w:cs="Times New Roman"/>
+                <w:b/>
+                <w:bCs/>
+                <w:sz w:val="22"/>
+                <w:szCs w:val="22"/>
+                <w:lang w:eastAsia="zh-TW"/>
+              </w:rPr>
+            </w:pPr>
+            <w:r>
+              <w:rPr>
+                <w:rFonts w:ascii="Times New Roman" w:eastAsia="PMingLiU" w:hAnsi="Times New Roman" w:cs="Times New Roman"/>
+                <w:b/>
+                <w:bCs/>
+                <w:sz w:val="22"/>
+                <w:szCs w:val="22"/>
+                <w:lang w:eastAsia="zh-TW"/>
+              </w:rPr>
+              <w:t>So that</w:t>
+            </w:r>
+          </w:p>
+        </w:tc>
+      </w:tr>
+      <w:tr>
+        <w:tc>
+          <w:tcPr>
+            <w:tcW w:w="1870" w:type="dxa"/>
+          </w:tcPr>
+          <w:p>
+            <w:pPr>
+              <w:spacing w:after="120"/>
+              <w:rPr>
+                <w:rFonts w:ascii="Times New Roman" w:eastAsia="PMingLiU" w:hAnsi="Times New Roman" w:cs="Times New Roman"/>
+                <w:b/>
+                <w:bCs/>
+                <w:sz w:val="22"/>
+                <w:szCs w:val="22"/>
+                <w:lang w:eastAsia="zh-TW"/>
+              </w:rPr>
+            </w:pPr>
+            <w:r>
+              <w:rPr>
+                <w:rFonts w:ascii="Times New Roman" w:eastAsia="PMingLiU" w:hAnsi="Times New Roman" w:cs="Times New Roman"/>
+                <w:b/>
+                <w:bCs/>
+                <w:sz w:val="22"/>
+                <w:szCs w:val="22"/>
+                <w:lang w:eastAsia="zh-TW"/>
+              </w:rPr>
+              <w:t>US-NF-01</w:t>
+            </w:r>
+          </w:p>
+        </w:tc>
+        <w:tc>
+          <w:tcPr>
+            <w:tcW w:w="1870" w:type="dxa"/>
+          </w:tcPr>
+          <w:p>
+            <w:pPr>
+              <w:spacing w:after="120"/>
+              <w:rPr>
+                <w:rFonts w:ascii="Times New Roman" w:eastAsia="PMingLiU" w:hAnsi="Times New Roman" w:cs="Times New Roman"/>
+                <w:b/>
+                <w:bCs/>
+                <w:sz w:val="22"/>
+                <w:szCs w:val="22"/>
+                <w:lang w:eastAsia="zh-TW"/>
+              </w:rPr>
+            </w:pPr>
+            <w:r>
+              <w:rPr>
+                <w:rFonts w:ascii="Times New Roman" w:eastAsia="PMingLiU" w:hAnsi="Times New Roman" w:cs="Times New Roman"/>
+                <w:b/>
+                <w:bCs/>
+                <w:sz w:val="22"/>
+                <w:szCs w:val="22"/>
+                <w:lang w:eastAsia="zh-TW"/>
+              </w:rPr>
+              <w:t>System Performance</w:t>
+            </w:r>
+          </w:p>
+        </w:tc>
+        <w:tc>
+          <w:tcPr>
+            <w:tcW w:w="1870" w:type="dxa"/>
+          </w:tcPr>
+          <w:p>
+            <w:pPr>
+              <w:spacing w:after="120"/>
+              <w:rPr>
+                <w:rFonts w:ascii="Times New Roman" w:eastAsia="PMingLiU" w:hAnsi="Times New Roman" w:cs="Times New Roman"/>
+                <w:b/>
+                <w:bCs/>
+                <w:sz w:val="22"/>
+                <w:szCs w:val="22"/>
+                <w:lang w:eastAsia="zh-TW"/>
+              </w:rPr>
+            </w:pPr>
+            <w:r>
+              <w:rPr>
+                <w:rFonts w:ascii="Times New Roman" w:eastAsia="PMingLiU" w:hAnsi="Times New Roman" w:cs="Times New Roman"/>
+                <w:b/>
+                <w:bCs/>
+                <w:sz w:val="22"/>
+                <w:szCs w:val="22"/>
+                <w:lang w:eastAsia="zh-TW"/>
+              </w:rPr>
+              <w:t>Shopper</w:t>
+            </w:r>
+          </w:p>
+        </w:tc>
+        <w:tc>
+          <w:tcPr>
+            <w:tcW w:w="3330" w:type="dxa"/>
+          </w:tcPr>
+          <w:p>
+            <w:pPr>
+              <w:spacing w:after="120"/>
+              <w:rPr>
+                <w:rFonts w:ascii="Times New Roman" w:eastAsia="PMingLiU" w:hAnsi="Times New Roman" w:cs="Times New Roman"/>
+                <w:b/>
+                <w:bCs/>
+                <w:sz w:val="22"/>
+                <w:szCs w:val="22"/>
+                <w:lang w:eastAsia="zh-TW"/>
+              </w:rPr>
+            </w:pPr>
+            <w:r>
+              <w:rPr>
+                <w:rFonts w:ascii="Times New Roman" w:hAnsi="Times New Roman" w:cs="Times New Roman"/>
+              </w:rPr>
+              <w:t>experience fast page load times and quick response when browsing and purchasing</w:t>
+            </w:r>
+          </w:p>
+        </w:tc>
+        <w:tc>
+          <w:tcPr>
+            <w:tcW w:w="2610" w:type="dxa"/>
+          </w:tcPr>
+          <w:p>
+            <w:pPr>
+              <w:spacing w:after="120"/>
+              <w:rPr>
+                <w:rFonts w:ascii="Times New Roman" w:eastAsia="PMingLiU" w:hAnsi="Times New Roman" w:cs="Times New Roman"/>
+                <w:b/>
+                <w:bCs/>
+                <w:sz w:val="22"/>
+                <w:szCs w:val="22"/>
+                <w:lang w:eastAsia="zh-TW"/>
+              </w:rPr>
+            </w:pPr>
+            <w:r>
+              <w:rPr>
+                <w:rFonts w:ascii="Times New Roman" w:hAnsi="Times New Roman" w:cs="Times New Roman"/>
+              </w:rPr>
+              <w:t>I can shop efficiently without delays or frustration</w:t>
+            </w:r>
+          </w:p>
+        </w:tc>
+      </w:tr>
+      <w:tr>
+        <w:tc>
+          <w:tcPr>
+            <w:tcW w:w="1870" w:type="dxa"/>
+          </w:tcPr>
+          <w:p>
+            <w:pPr>
+              <w:spacing w:after="120"/>
+              <w:rPr>
+                <w:rFonts w:ascii="Times New Roman" w:eastAsia="PMingLiU" w:hAnsi="Times New Roman" w:cs="Times New Roman"/>
+                <w:b/>
+                <w:bCs/>
+                <w:sz w:val="22"/>
+                <w:szCs w:val="22"/>
+                <w:lang w:eastAsia="zh-TW"/>
+              </w:rPr>
+            </w:pPr>
+            <w:r>
+              <w:rPr>
+                <w:rFonts w:ascii="Times New Roman" w:eastAsia="PMingLiU" w:hAnsi="Times New Roman" w:cs="Times New Roman"/>
+                <w:b/>
+                <w:bCs/>
+                <w:sz w:val="22"/>
+                <w:szCs w:val="22"/>
+                <w:lang w:eastAsia="zh-TW"/>
+              </w:rPr>
+              <w:t>US-NF-02</w:t>
+            </w:r>
+          </w:p>
+        </w:tc>
+        <w:tc>
+          <w:tcPr>
+            <w:tcW w:w="1870" w:type="dxa"/>
+          </w:tcPr>
+          <w:p>
+            <w:pPr>
+              <w:spacing w:after="120"/>
+              <w:rPr>
+                <w:rFonts w:ascii="Times New Roman" w:eastAsia="PMingLiU" w:hAnsi="Times New Roman" w:cs="Times New Roman"/>
+                <w:b/>
+                <w:bCs/>
+                <w:sz w:val="22"/>
+                <w:szCs w:val="22"/>
+                <w:lang w:eastAsia="zh-TW"/>
+              </w:rPr>
+            </w:pPr>
+            <w:r>
+              <w:rPr>
+                <w:rFonts w:ascii="Times New Roman" w:eastAsia="PMingLiU" w:hAnsi="Times New Roman" w:cs="Times New Roman"/>
+                <w:b/>
+                <w:bCs/>
+                <w:sz w:val="22"/>
+                <w:szCs w:val="22"/>
+                <w:lang w:eastAsia="zh-TW"/>
+              </w:rPr>
+              <w:t>Security</w:t>
+            </w:r>
+          </w:p>
+        </w:tc>
+        <w:tc>
+          <w:tcPr>
+            <w:tcW w:w="1870" w:type="dxa"/>
+          </w:tcPr>
+          <w:p>
+            <w:pPr>
+              <w:spacing w:after="120"/>
+              <w:rPr>
+                <w:rFonts w:ascii="Times New Roman" w:eastAsia="PMingLiU" w:hAnsi="Times New Roman" w:cs="Times New Roman"/>
+                <w:b/>
+                <w:bCs/>
+                <w:sz w:val="22"/>
+                <w:szCs w:val="22"/>
+                <w:lang w:eastAsia="zh-TW"/>
+              </w:rPr>
+            </w:pPr>
+            <w:r>
+              <w:rPr>
+                <w:rFonts w:ascii="Times New Roman" w:eastAsia="PMingLiU" w:hAnsi="Times New Roman" w:cs="Times New Roman"/>
+                <w:b/>
+                <w:bCs/>
+                <w:sz w:val="22"/>
+                <w:szCs w:val="22"/>
+                <w:lang w:eastAsia="zh-TW"/>
+              </w:rPr>
+              <w:t>Registered User</w:t>
+            </w:r>
+          </w:p>
+        </w:tc>
+        <w:tc>
+          <w:tcPr>
+            <w:tcW w:w="3330" w:type="dxa"/>
+          </w:tcPr>
+          <w:p>
+            <w:pPr>
+              <w:spacing w:after="120"/>
+              <w:jc w:val="center"/>
+              <w:rPr>
+                <w:rFonts w:ascii="Times New Roman" w:eastAsia="PMingLiU" w:hAnsi="Times New Roman" w:cs="Times New Roman"/>
+                <w:b/>
+                <w:bCs/>
+                <w:sz w:val="22"/>
+                <w:szCs w:val="22"/>
+                <w:lang w:eastAsia="zh-TW"/>
+              </w:rPr>
+            </w:pPr>
+            <w:r>
+              <w:rPr>
+                <w:rFonts w:ascii="Times New Roman" w:hAnsi="Times New Roman" w:cs="Times New Roman"/>
+              </w:rPr>
+              <w:t>have my personal and payment information securely protected</w:t>
+            </w:r>
+          </w:p>
+        </w:tc>
+        <w:tc>
+          <w:tcPr>
+            <w:tcW w:w="2610" w:type="dxa"/>
+          </w:tcPr>
+          <w:p>
+            <w:pPr>
+              <w:spacing w:after="120"/>
+              <w:rPr>
+                <w:rFonts w:ascii="Times New Roman" w:eastAsia="PMingLiU" w:hAnsi="Times New Roman" w:cs="Times New Roman"/>
+                <w:b/>
+                <w:bCs/>
+                <w:sz w:val="22"/>
+                <w:szCs w:val="22"/>
+                <w:lang w:eastAsia="zh-TW"/>
+              </w:rPr>
+            </w:pPr>
+            <w:r>
+              <w:rPr>
+                <w:rFonts w:ascii="Times New Roman" w:hAnsi="Times New Roman" w:cs="Times New Roman"/>
+              </w:rPr>
+              <w:t xml:space="preserve">can trust </w:t>
+            </w:r>
+            <w:proofErr w:type="spellStart"/>
+            <w:r>
+              <w:rPr>
+                <w:rFonts w:ascii="Times New Roman" w:hAnsi="Times New Roman" w:cs="Times New Roman"/>
+              </w:rPr>
+              <w:t>ByteBazaar</w:t>
+            </w:r>
+            <w:proofErr w:type="spellEnd"/>
+            <w:r>
+              <w:rPr>
+                <w:rFonts w:ascii="Times New Roman" w:hAnsi="Times New Roman" w:cs="Times New Roman"/>
+              </w:rPr>
+              <w:t xml:space="preserve"> with my sensitive data and avoid fraud</w:t>
+            </w:r>
+          </w:p>
+        </w:tc>
+      </w:tr>
+      <w:tr>
+        <w:tc>
+          <w:tcPr>
+            <w:tcW w:w="1870" w:type="dxa"/>
+          </w:tcPr>
+          <w:p>
+            <w:pPr>
+              <w:spacing w:after="120"/>
+              <w:rPr>
+                <w:rFonts w:ascii="Times New Roman" w:eastAsia="PMingLiU" w:hAnsi="Times New Roman" w:cs="Times New Roman"/>
+                <w:b/>
+                <w:bCs/>
+                <w:sz w:val="22"/>
+                <w:szCs w:val="22"/>
+                <w:lang w:eastAsia="zh-TW"/>
+              </w:rPr>
+            </w:pPr>
+            <w:r>
+              <w:rPr>
+                <w:rFonts w:ascii="Times New Roman" w:eastAsia="PMingLiU" w:hAnsi="Times New Roman" w:cs="Times New Roman"/>
+                <w:b/>
+                <w:bCs/>
+                <w:sz w:val="22"/>
+                <w:szCs w:val="22"/>
+                <w:lang w:eastAsia="zh-TW"/>
+              </w:rPr>
+              <w:t>US-NF-03</w:t>
+            </w:r>
+          </w:p>
+        </w:tc>
+        <w:tc>
+          <w:tcPr>
+            <w:tcW w:w="1870" w:type="dxa"/>
+          </w:tcPr>
+          <w:p>
+            <w:pPr>
+              <w:spacing w:after="120"/>
+              <w:rPr>
+                <w:rFonts w:ascii="Times New Roman" w:eastAsia="PMingLiU" w:hAnsi="Times New Roman" w:cs="Times New Roman"/>
+                <w:b/>
+                <w:bCs/>
+                <w:sz w:val="22"/>
+                <w:szCs w:val="22"/>
+                <w:lang w:eastAsia="zh-TW"/>
+              </w:rPr>
+            </w:pPr>
+            <w:r>
+              <w:rPr>
+                <w:rFonts w:ascii="Times New Roman" w:eastAsia="PMingLiU" w:hAnsi="Times New Roman" w:cs="Times New Roman"/>
+                <w:b/>
+                <w:bCs/>
+                <w:sz w:val="22"/>
+                <w:szCs w:val="22"/>
+                <w:lang w:eastAsia="zh-TW"/>
+              </w:rPr>
+              <w:t>Availability</w:t>
+            </w:r>
+          </w:p>
+        </w:tc>
+        <w:tc>
+          <w:tcPr>
+            <w:tcW w:w="1870" w:type="dxa"/>
+          </w:tcPr>
+          <w:p>
+            <w:pPr>
+              <w:spacing w:after="120"/>
+              <w:rPr>
+                <w:rFonts w:ascii="Times New Roman" w:eastAsia="PMingLiU" w:hAnsi="Times New Roman" w:cs="Times New Roman"/>
+                <w:b/>
+                <w:bCs/>
+                <w:sz w:val="22"/>
+                <w:szCs w:val="22"/>
+                <w:lang w:eastAsia="zh-TW"/>
+              </w:rPr>
+            </w:pPr>
+            <w:r>
+              <w:rPr>
+                <w:rFonts w:ascii="Times New Roman" w:eastAsia="PMingLiU" w:hAnsi="Times New Roman" w:cs="Times New Roman"/>
+                <w:b/>
+                <w:bCs/>
+                <w:sz w:val="22"/>
+                <w:szCs w:val="22"/>
+                <w:lang w:eastAsia="zh-TW"/>
+              </w:rPr>
+              <w:t>Shopper</w:t>
+            </w:r>
+          </w:p>
+        </w:tc>
+        <w:tc>
+          <w:tcPr>
+            <w:tcW w:w="3330" w:type="dxa"/>
+          </w:tcPr>
+          <w:p>
+            <w:pPr>
+              <w:spacing w:after="120"/>
+              <w:rPr>
+                <w:rFonts w:ascii="Times New Roman" w:eastAsia="PMingLiU" w:hAnsi="Times New Roman" w:cs="Times New Roman"/>
+                <w:b/>
+                <w:bCs/>
+                <w:sz w:val="22"/>
+                <w:szCs w:val="22"/>
+                <w:lang w:eastAsia="zh-TW"/>
+              </w:rPr>
+            </w:pPr>
+            <w:r>
+              <w:rPr>
+                <w:rFonts w:ascii="Times New Roman" w:hAnsi="Times New Roman" w:cs="Times New Roman"/>
+              </w:rPr>
+              <w:t xml:space="preserve">access </w:t>
+            </w:r>
+            <w:proofErr w:type="spellStart"/>
+            <w:r>
+              <w:rPr>
+                <w:rFonts w:ascii="Times New Roman" w:hAnsi="Times New Roman" w:cs="Times New Roman"/>
+              </w:rPr>
+              <w:t>ByteBazaar’s</w:t>
+            </w:r>
+            <w:proofErr w:type="spellEnd"/>
+            <w:r>
+              <w:rPr>
+                <w:rFonts w:ascii="Times New Roman" w:hAnsi="Times New Roman" w:cs="Times New Roman"/>
+              </w:rPr>
+              <w:t xml:space="preserve"> website and services 24/7 without unexpected downtime</w:t>
+            </w:r>
+          </w:p>
+        </w:tc>
+        <w:tc>
+          <w:tcPr>
+            <w:tcW w:w="2610" w:type="dxa"/>
+          </w:tcPr>
+          <w:p>
+            <w:pPr>
+              <w:spacing w:after="120"/>
+              <w:rPr>
+                <w:rFonts w:ascii="Times New Roman" w:eastAsia="PMingLiU" w:hAnsi="Times New Roman" w:cs="Times New Roman"/>
+                <w:b/>
+                <w:bCs/>
+                <w:sz w:val="22"/>
+                <w:szCs w:val="22"/>
+                <w:lang w:eastAsia="zh-TW"/>
+              </w:rPr>
+            </w:pPr>
+            <w:r>
+              <w:rPr>
+                <w:rFonts w:ascii="Times New Roman" w:hAnsi="Times New Roman" w:cs="Times New Roman"/>
+              </w:rPr>
+              <w:t>I can shop whenever I want without interruptions</w:t>
+            </w:r>
+          </w:p>
+        </w:tc>
+      </w:tr>
+      <w:tr>
+        <w:tc>
+          <w:tcPr>
+            <w:tcW w:w="1870" w:type="dxa"/>
+          </w:tcPr>
+          <w:p>
+            <w:pPr>
+              <w:spacing w:after="120"/>
+              <w:rPr>
+                <w:rFonts w:ascii="Times New Roman" w:eastAsia="PMingLiU" w:hAnsi="Times New Roman" w:cs="Times New Roman"/>
+                <w:b/>
+                <w:bCs/>
+                <w:sz w:val="22"/>
+                <w:szCs w:val="22"/>
+                <w:lang w:eastAsia="zh-TW"/>
+              </w:rPr>
+            </w:pPr>
+            <w:r>
+              <w:rPr>
+                <w:rFonts w:ascii="Times New Roman" w:eastAsia="PMingLiU" w:hAnsi="Times New Roman" w:cs="Times New Roman"/>
+                <w:b/>
+                <w:bCs/>
+                <w:sz w:val="22"/>
+                <w:szCs w:val="22"/>
+                <w:lang w:eastAsia="zh-TW"/>
+              </w:rPr>
+              <w:t>US-NF-04</w:t>
+            </w:r>
+          </w:p>
+        </w:tc>
+        <w:tc>
+          <w:tcPr>
+            <w:tcW w:w="1870" w:type="dxa"/>
+          </w:tcPr>
+          <w:p>
+            <w:pPr>
+              <w:spacing w:after="120"/>
+              <w:rPr>
+                <w:rFonts w:ascii="Times New Roman" w:eastAsia="PMingLiU" w:hAnsi="Times New Roman" w:cs="Times New Roman"/>
+                <w:b/>
+                <w:bCs/>
+                <w:sz w:val="22"/>
+                <w:szCs w:val="22"/>
+                <w:lang w:eastAsia="zh-TW"/>
+              </w:rPr>
+            </w:pPr>
+            <w:r>
+              <w:rPr>
+                <w:rFonts w:ascii="Times New Roman" w:eastAsia="PMingLiU" w:hAnsi="Times New Roman" w:cs="Times New Roman"/>
+                <w:b/>
+                <w:bCs/>
+                <w:sz w:val="22"/>
+                <w:szCs w:val="22"/>
+                <w:lang w:eastAsia="zh-TW"/>
+              </w:rPr>
+              <w:t>Scalability</w:t>
+            </w:r>
+          </w:p>
+        </w:tc>
+        <w:tc>
+          <w:tcPr>
+            <w:tcW w:w="1870" w:type="dxa"/>
+          </w:tcPr>
+          <w:p>
+            <w:pPr>
+              <w:spacing w:after="120"/>
+              <w:rPr>
+                <w:rFonts w:ascii="Times New Roman" w:eastAsia="PMingLiU" w:hAnsi="Times New Roman" w:cs="Times New Roman"/>
+                <w:b/>
+                <w:bCs/>
+                <w:sz w:val="22"/>
+                <w:szCs w:val="22"/>
+                <w:lang w:eastAsia="zh-TW"/>
+              </w:rPr>
+            </w:pPr>
+            <w:r>
+              <w:rPr>
+                <w:rFonts w:ascii="Times New Roman" w:eastAsia="PMingLiU" w:hAnsi="Times New Roman" w:cs="Times New Roman"/>
+                <w:b/>
+                <w:bCs/>
+                <w:sz w:val="22"/>
+                <w:szCs w:val="22"/>
+                <w:lang w:eastAsia="zh-TW"/>
+              </w:rPr>
+              <w:t>Administrator</w:t>
+            </w:r>
+          </w:p>
+        </w:tc>
+        <w:tc>
+          <w:tcPr>
+            <w:tcW w:w="3330" w:type="dxa"/>
+          </w:tcPr>
+          <w:p>
+            <w:pPr>
+              <w:spacing w:after="120"/>
+              <w:rPr>
+                <w:rFonts w:ascii="Times New Roman" w:eastAsia="PMingLiU" w:hAnsi="Times New Roman" w:cs="Times New Roman"/>
+                <w:b/>
+                <w:bCs/>
+                <w:sz w:val="22"/>
+                <w:szCs w:val="22"/>
+                <w:lang w:eastAsia="zh-TW"/>
+              </w:rPr>
+            </w:pPr>
+            <w:r>
+              <w:rPr>
+                <w:rFonts w:ascii="Times New Roman" w:hAnsi="Times New Roman" w:cs="Times New Roman"/>
+                <w:b/>
+                <w:bCs/>
+              </w:rPr>
+              <w:t>to</w:t>
+            </w:r>
+            <w:r>
+              <w:rPr>
+                <w:rFonts w:ascii="Times New Roman" w:hAnsi="Times New Roman" w:cs="Times New Roman"/>
+              </w:rPr>
+              <w:t> have the system handle increasing numbers of users and transactions smoothly</w:t>
+            </w:r>
+          </w:p>
+        </w:tc>
+        <w:tc>
+          <w:tcPr>
+            <w:tcW w:w="2610" w:type="dxa"/>
+          </w:tcPr>
+          <w:p>
+            <w:pPr>
+              <w:spacing w:after="120"/>
+              <w:rPr>
+                <w:rFonts w:ascii="Times New Roman" w:eastAsia="PMingLiU" w:hAnsi="Times New Roman" w:cs="Times New Roman"/>
+                <w:b/>
+                <w:bCs/>
+                <w:sz w:val="22"/>
+                <w:szCs w:val="22"/>
+                <w:lang w:eastAsia="zh-TW"/>
+              </w:rPr>
+            </w:pPr>
+            <w:proofErr w:type="spellStart"/>
+            <w:r>
+              <w:rPr>
+                <w:rFonts w:ascii="Times New Roman" w:hAnsi="Times New Roman" w:cs="Times New Roman"/>
+              </w:rPr>
+              <w:t>ByteBazaar</w:t>
+            </w:r>
+            <w:proofErr w:type="spellEnd"/>
+            <w:r>
+              <w:rPr>
+                <w:rFonts w:ascii="Times New Roman" w:hAnsi="Times New Roman" w:cs="Times New Roman"/>
+              </w:rPr>
+              <w:t> can grow without performance degradation</w:t>
+            </w:r>
+          </w:p>
+        </w:tc>
+      </w:tr>
+      <w:tr>
+        <w:tc>
+          <w:tcPr>
+            <w:tcW w:w="1870" w:type="dxa"/>
+          </w:tcPr>
+          <w:p>
+            <w:pPr>
+              <w:spacing w:after="120"/>
+              <w:rPr>
+                <w:rFonts w:ascii="Times New Roman" w:eastAsia="PMingLiU" w:hAnsi="Times New Roman" w:cs="Times New Roman"/>
+                <w:b/>
+                <w:bCs/>
+                <w:sz w:val="22"/>
+                <w:szCs w:val="22"/>
+                <w:lang w:eastAsia="zh-TW"/>
+              </w:rPr>
+            </w:pPr>
+            <w:r>
+              <w:rPr>
+                <w:rFonts w:ascii="Times New Roman" w:eastAsia="PMingLiU" w:hAnsi="Times New Roman" w:cs="Times New Roman"/>
+                <w:b/>
+                <w:bCs/>
+                <w:sz w:val="22"/>
+                <w:szCs w:val="22"/>
+                <w:lang w:eastAsia="zh-TW"/>
+              </w:rPr>
+              <w:t>US-NF-05</w:t>
+            </w:r>
+          </w:p>
+        </w:tc>
+        <w:tc>
+          <w:tcPr>
+            <w:tcW w:w="1870" w:type="dxa"/>
+          </w:tcPr>
+          <w:p>
+            <w:pPr>
+              <w:spacing w:after="120"/>
+              <w:rPr>
+                <w:rFonts w:ascii="Times New Roman" w:eastAsia="PMingLiU" w:hAnsi="Times New Roman" w:cs="Times New Roman"/>
+                <w:b/>
+                <w:bCs/>
+                <w:sz w:val="22"/>
+                <w:szCs w:val="22"/>
+                <w:lang w:eastAsia="zh-TW"/>
+              </w:rPr>
+            </w:pPr>
+            <w:r>
+              <w:rPr>
+                <w:rFonts w:ascii="Times New Roman" w:eastAsia="PMingLiU" w:hAnsi="Times New Roman" w:cs="Times New Roman"/>
+                <w:b/>
+                <w:bCs/>
+                <w:sz w:val="22"/>
+                <w:szCs w:val="22"/>
+                <w:lang w:eastAsia="zh-TW"/>
+              </w:rPr>
+              <w:t>Usability</w:t>
+            </w:r>
+          </w:p>
+        </w:tc>
+        <w:tc>
+          <w:tcPr>
+            <w:tcW w:w="1870" w:type="dxa"/>
+          </w:tcPr>
+          <w:p>
+            <w:pPr>
+              <w:spacing w:after="120"/>
+              <w:rPr>
+                <w:rFonts w:ascii="Times New Roman" w:eastAsia="PMingLiU" w:hAnsi="Times New Roman" w:cs="Times New Roman"/>
+                <w:b/>
+                <w:bCs/>
+                <w:sz w:val="22"/>
+                <w:szCs w:val="22"/>
+                <w:lang w:eastAsia="zh-TW"/>
+              </w:rPr>
+            </w:pPr>
+            <w:r>
+              <w:rPr>
+                <w:rFonts w:ascii="Times New Roman" w:eastAsia="PMingLiU" w:hAnsi="Times New Roman" w:cs="Times New Roman"/>
+                <w:b/>
+                <w:bCs/>
+                <w:sz w:val="22"/>
+                <w:szCs w:val="22"/>
+                <w:lang w:eastAsia="zh-TW"/>
+              </w:rPr>
+              <w:t>New User</w:t>
+            </w:r>
+          </w:p>
+        </w:tc>
+        <w:tc>
+          <w:tcPr>
+            <w:tcW w:w="3330" w:type="dxa"/>
+          </w:tcPr>
+          <w:p>
+            <w:pPr>
+              <w:spacing w:after="120"/>
+              <w:rPr>
+                <w:rFonts w:ascii="Times New Roman" w:eastAsia="PMingLiU" w:hAnsi="Times New Roman" w:cs="Times New Roman"/>
+                <w:b/>
+                <w:bCs/>
+                <w:sz w:val="22"/>
+                <w:szCs w:val="22"/>
+                <w:lang w:eastAsia="zh-TW"/>
+              </w:rPr>
+            </w:pPr>
+            <w:r>
+              <w:rPr>
+                <w:rFonts w:ascii="Times New Roman" w:hAnsi="Times New Roman" w:cs="Times New Roman"/>
+              </w:rPr>
+              <w:t>navigate the website intuitively and complete tasks easily</w:t>
+            </w:r>
+          </w:p>
+        </w:tc>
+        <w:tc>
+          <w:tcPr>
+            <w:tcW w:w="2610" w:type="dxa"/>
+          </w:tcPr>
+          <w:p>
+            <w:pPr>
+              <w:spacing w:after="120"/>
+              <w:rPr>
+                <w:rFonts w:ascii="Times New Roman" w:eastAsia="PMingLiU" w:hAnsi="Times New Roman" w:cs="Times New Roman"/>
+                <w:b/>
+                <w:bCs/>
+                <w:sz w:val="22"/>
+                <w:szCs w:val="22"/>
+                <w:lang w:eastAsia="zh-TW"/>
+              </w:rPr>
+            </w:pPr>
+            <w:r>
+              <w:rPr>
+                <w:rFonts w:ascii="Times New Roman" w:hAnsi="Times New Roman" w:cs="Times New Roman"/>
+              </w:rPr>
+              <w:t>I can have a positive shopping experience without confusion</w:t>
+            </w:r>
+          </w:p>
+        </w:tc>
+      </w:tr>
+      <w:tr>
+        <w:tc>
+          <w:tcPr>
+            <w:tcW w:w="1870" w:type="dxa"/>
+          </w:tcPr>
+          <w:p>
+            <w:pPr>
+              <w:spacing w:after="120"/>
+              <w:rPr>
+                <w:rFonts w:ascii="Times New Roman" w:eastAsia="PMingLiU" w:hAnsi="Times New Roman" w:cs="Times New Roman"/>
+                <w:b/>
+                <w:bCs/>
+                <w:sz w:val="22"/>
+                <w:szCs w:val="22"/>
+                <w:lang w:eastAsia="zh-TW"/>
+              </w:rPr>
+            </w:pPr>
+            <w:r>
+              <w:rPr>
+                <w:rFonts w:ascii="Times New Roman" w:eastAsia="PMingLiU" w:hAnsi="Times New Roman" w:cs="Times New Roman"/>
+                <w:b/>
+                <w:bCs/>
+                <w:sz w:val="22"/>
+                <w:szCs w:val="22"/>
+                <w:lang w:eastAsia="zh-TW"/>
+              </w:rPr>
+              <w:t>US-NF-06</w:t>
+            </w:r>
+          </w:p>
+        </w:tc>
+        <w:tc>
+          <w:tcPr>
+            <w:tcW w:w="1870" w:type="dxa"/>
+          </w:tcPr>
+          <w:p>
+            <w:pPr>
+              <w:spacing w:after="120"/>
+              <w:rPr>
+                <w:rFonts w:ascii="Times New Roman" w:eastAsia="PMingLiU" w:hAnsi="Times New Roman" w:cs="Times New Roman"/>
+                <w:b/>
+                <w:bCs/>
+                <w:sz w:val="22"/>
+                <w:szCs w:val="22"/>
+                <w:lang w:eastAsia="zh-TW"/>
+              </w:rPr>
+            </w:pPr>
+            <w:r>
+              <w:rPr>
+                <w:rFonts w:ascii="Times New Roman" w:eastAsia="PMingLiU" w:hAnsi="Times New Roman" w:cs="Times New Roman"/>
+                <w:b/>
+                <w:bCs/>
+                <w:sz w:val="22"/>
+                <w:szCs w:val="22"/>
+                <w:lang w:eastAsia="zh-TW"/>
+              </w:rPr>
+              <w:t>Maintainability</w:t>
+            </w:r>
+          </w:p>
+        </w:tc>
+        <w:tc>
+          <w:tcPr>
+            <w:tcW w:w="1870" w:type="dxa"/>
+          </w:tcPr>
+          <w:p>
+            <w:pPr>
+              <w:spacing w:after="120"/>
+              <w:rPr>
+                <w:rFonts w:ascii="Times New Roman" w:eastAsia="PMingLiU" w:hAnsi="Times New Roman" w:cs="Times New Roman"/>
+                <w:b/>
+                <w:bCs/>
+                <w:sz w:val="22"/>
+                <w:szCs w:val="22"/>
+                <w:lang w:eastAsia="zh-TW"/>
+              </w:rPr>
+            </w:pPr>
+            <w:r>
+              <w:rPr>
+                <w:rFonts w:ascii="Times New Roman" w:eastAsia="PMingLiU" w:hAnsi="Times New Roman" w:cs="Times New Roman"/>
+                <w:b/>
+                <w:bCs/>
+                <w:sz w:val="22"/>
+                <w:szCs w:val="22"/>
+                <w:lang w:eastAsia="zh-TW"/>
+              </w:rPr>
+              <w:t>Developer</w:t>
+            </w:r>
+          </w:p>
+        </w:tc>
+        <w:tc>
+          <w:tcPr>
+            <w:tcW w:w="3330" w:type="dxa"/>
+          </w:tcPr>
+          <w:p>
+            <w:pPr>
+              <w:spacing w:after="120"/>
+              <w:rPr>
+                <w:rFonts w:ascii="Times New Roman" w:hAnsi="Times New Roman" w:cs="Times New Roman"/>
+              </w:rPr>
+            </w:pPr>
+            <w:r>
+              <w:rPr>
+                <w:rFonts w:ascii="Times New Roman" w:hAnsi="Times New Roman" w:cs="Times New Roman"/>
+              </w:rPr>
+              <w:t>have clean, well-documented code and modular components</w:t>
+            </w:r>
+          </w:p>
+        </w:tc>
+        <w:tc>
+          <w:tcPr>
+            <w:tcW w:w="2610" w:type="dxa"/>
+          </w:tcPr>
+          <w:p>
+            <w:pPr>
+              <w:spacing w:after="120"/>
+              <w:rPr>
+                <w:rFonts w:ascii="Times New Roman" w:hAnsi="Times New Roman" w:cs="Times New Roman"/>
+              </w:rPr>
+            </w:pPr>
+            <w:r>
+              <w:rPr>
+                <w:rFonts w:ascii="Times New Roman" w:hAnsi="Times New Roman" w:cs="Times New Roman"/>
+              </w:rPr>
+              <w:t>I can efficiently update and fix the system as needed</w:t>
+            </w:r>
+          </w:p>
+        </w:tc>
+      </w:tr>
+      <w:tr>
+        <w:tc>
+          <w:tcPr>
+            <w:tcW w:w="1870" w:type="dxa"/>
+          </w:tcPr>
+          <w:p>
+            <w:pPr>
+              <w:spacing w:after="120"/>
+              <w:rPr>
+                <w:rFonts w:ascii="Times New Roman" w:eastAsia="PMingLiU" w:hAnsi="Times New Roman" w:cs="Times New Roman"/>
+                <w:b/>
+                <w:bCs/>
+                <w:sz w:val="22"/>
+                <w:szCs w:val="22"/>
+                <w:lang w:eastAsia="zh-TW"/>
+              </w:rPr>
+            </w:pPr>
+            <w:r>
+              <w:rPr>
+                <w:rFonts w:ascii="Times New Roman" w:eastAsia="PMingLiU" w:hAnsi="Times New Roman" w:cs="Times New Roman"/>
+                <w:b/>
+                <w:bCs/>
+                <w:sz w:val="22"/>
+                <w:szCs w:val="22"/>
+                <w:lang w:eastAsia="zh-TW"/>
+              </w:rPr>
+              <w:t>US-NF-07</w:t>
+            </w:r>
+          </w:p>
+        </w:tc>
+        <w:tc>
+          <w:tcPr>
+            <w:tcW w:w="1870" w:type="dxa"/>
+          </w:tcPr>
+          <w:p>
+            <w:pPr>
+              <w:spacing w:after="120"/>
+              <w:rPr>
+                <w:rFonts w:ascii="Times New Roman" w:eastAsia="PMingLiU" w:hAnsi="Times New Roman" w:cs="Times New Roman"/>
+                <w:b/>
+                <w:bCs/>
+                <w:sz w:val="22"/>
+                <w:szCs w:val="22"/>
+                <w:lang w:eastAsia="zh-TW"/>
+              </w:rPr>
+            </w:pPr>
+            <w:r>
+              <w:rPr>
+                <w:rFonts w:ascii="Times New Roman" w:eastAsia="PMingLiU" w:hAnsi="Times New Roman" w:cs="Times New Roman"/>
+                <w:b/>
+                <w:bCs/>
+                <w:sz w:val="22"/>
+                <w:szCs w:val="22"/>
+                <w:lang w:eastAsia="zh-TW"/>
+              </w:rPr>
+              <w:t>Compatibility</w:t>
+            </w:r>
+          </w:p>
+        </w:tc>
+        <w:tc>
+          <w:tcPr>
+            <w:tcW w:w="1870" w:type="dxa"/>
+          </w:tcPr>
+          <w:p>
+            <w:pPr>
+              <w:spacing w:after="120"/>
+              <w:rPr>
+                <w:rFonts w:ascii="Times New Roman" w:eastAsia="PMingLiU" w:hAnsi="Times New Roman" w:cs="Times New Roman"/>
+                <w:b/>
+                <w:bCs/>
+                <w:sz w:val="22"/>
+                <w:szCs w:val="22"/>
+                <w:lang w:eastAsia="zh-TW"/>
+              </w:rPr>
+            </w:pPr>
+            <w:r>
+              <w:rPr>
+                <w:rFonts w:ascii="Times New Roman" w:eastAsia="PMingLiU" w:hAnsi="Times New Roman" w:cs="Times New Roman"/>
+                <w:b/>
+                <w:bCs/>
+                <w:sz w:val="22"/>
+                <w:szCs w:val="22"/>
+                <w:lang w:eastAsia="zh-TW"/>
+              </w:rPr>
+              <w:t>Shopper</w:t>
+            </w:r>
+          </w:p>
+        </w:tc>
+        <w:tc>
+          <w:tcPr>
+            <w:tcW w:w="3330" w:type="dxa"/>
+          </w:tcPr>
+          <w:p>
+            <w:pPr>
+              <w:spacing w:after="120"/>
+              <w:rPr>
+                <w:rFonts w:ascii="Times New Roman" w:hAnsi="Times New Roman" w:cs="Times New Roman"/>
+              </w:rPr>
+            </w:pPr>
+            <w:r>
+              <w:rPr>
+                <w:rFonts w:ascii="Times New Roman" w:hAnsi="Times New Roman" w:cs="Times New Roman"/>
+              </w:rPr>
+              <w:t xml:space="preserve">use </w:t>
+            </w:r>
+            <w:proofErr w:type="spellStart"/>
+            <w:r>
+              <w:rPr>
+                <w:rFonts w:ascii="Times New Roman" w:hAnsi="Times New Roman" w:cs="Times New Roman"/>
+              </w:rPr>
+              <w:t>ByteBazaar</w:t>
+            </w:r>
+            <w:proofErr w:type="spellEnd"/>
+            <w:r>
+              <w:rPr>
+                <w:rFonts w:ascii="Times New Roman" w:hAnsi="Times New Roman" w:cs="Times New Roman"/>
+              </w:rPr>
+              <w:t xml:space="preserve"> on various devices and browsers</w:t>
+            </w:r>
+          </w:p>
+        </w:tc>
+        <w:tc>
+          <w:tcPr>
+            <w:tcW w:w="2610" w:type="dxa"/>
+          </w:tcPr>
+          <w:p>
+            <w:pPr>
+              <w:spacing w:after="120"/>
+              <w:rPr>
+                <w:rFonts w:ascii="Times New Roman" w:hAnsi="Times New Roman" w:cs="Times New Roman"/>
+              </w:rPr>
+            </w:pPr>
+            <w:r>
+              <w:rPr>
+                <w:rFonts w:ascii="Times New Roman" w:hAnsi="Times New Roman" w:cs="Times New Roman"/>
+              </w:rPr>
+              <w:t>I can shop conveniently from my preferred platform</w:t>
+            </w:r>
+          </w:p>
+        </w:tc>
+      </w:tr>
+      <w:tr>
+        <w:tc>
+          <w:tcPr>
+            <w:tcW w:w="1870" w:type="dxa"/>
+          </w:tcPr>
+          <w:p>
+            <w:pPr>
+              <w:spacing w:after="120"/>
+              <w:rPr>
+                <w:rFonts w:ascii="Times New Roman" w:eastAsia="PMingLiU" w:hAnsi="Times New Roman" w:cs="Times New Roman"/>
+                <w:b/>
+                <w:bCs/>
+                <w:sz w:val="22"/>
+                <w:szCs w:val="22"/>
+                <w:lang w:eastAsia="zh-TW"/>
+              </w:rPr>
+            </w:pPr>
+            <w:r>
+              <w:rPr>
+                <w:rFonts w:ascii="Times New Roman" w:eastAsia="PMingLiU" w:hAnsi="Times New Roman" w:cs="Times New Roman"/>
+                <w:b/>
+                <w:bCs/>
+                <w:sz w:val="22"/>
+                <w:szCs w:val="22"/>
+                <w:lang w:eastAsia="zh-TW"/>
+              </w:rPr>
+              <w:t>US-NF-08</w:t>
+            </w:r>
+          </w:p>
+        </w:tc>
+        <w:tc>
+          <w:tcPr>
+            <w:tcW w:w="1870" w:type="dxa"/>
+          </w:tcPr>
+          <w:p>
+            <w:pPr>
+              <w:spacing w:after="120"/>
+              <w:rPr>
+                <w:rFonts w:ascii="Times New Roman" w:eastAsia="PMingLiU" w:hAnsi="Times New Roman" w:cs="Times New Roman"/>
+                <w:b/>
+                <w:bCs/>
+                <w:sz w:val="22"/>
+                <w:szCs w:val="22"/>
+                <w:lang w:eastAsia="zh-TW"/>
+              </w:rPr>
+            </w:pPr>
+            <w:r>
+              <w:rPr>
+                <w:rFonts w:ascii="Times New Roman" w:eastAsia="PMingLiU" w:hAnsi="Times New Roman" w:cs="Times New Roman"/>
+                <w:b/>
+                <w:bCs/>
+                <w:sz w:val="22"/>
+                <w:szCs w:val="22"/>
+                <w:lang w:eastAsia="zh-TW"/>
+              </w:rPr>
+              <w:t>Data Backup and Recovery</w:t>
+            </w:r>
+          </w:p>
+        </w:tc>
+        <w:tc>
+          <w:tcPr>
+            <w:tcW w:w="1870" w:type="dxa"/>
+          </w:tcPr>
+          <w:p>
+            <w:pPr>
+              <w:spacing w:after="120"/>
+              <w:rPr>
+                <w:rFonts w:ascii="Times New Roman" w:eastAsia="PMingLiU" w:hAnsi="Times New Roman" w:cs="Times New Roman"/>
+                <w:b/>
+                <w:bCs/>
+                <w:sz w:val="22"/>
+                <w:szCs w:val="22"/>
+                <w:lang w:eastAsia="zh-TW"/>
+              </w:rPr>
+            </w:pPr>
+            <w:r>
+              <w:rPr>
+                <w:rFonts w:ascii="Times New Roman" w:eastAsia="PMingLiU" w:hAnsi="Times New Roman" w:cs="Times New Roman"/>
+                <w:b/>
+                <w:bCs/>
+                <w:sz w:val="22"/>
+                <w:szCs w:val="22"/>
+                <w:lang w:eastAsia="zh-TW"/>
+              </w:rPr>
+              <w:t>Administrator</w:t>
+            </w:r>
+          </w:p>
+        </w:tc>
+        <w:tc>
+          <w:tcPr>
+            <w:tcW w:w="3330" w:type="dxa"/>
+          </w:tcPr>
+          <w:p>
+            <w:pPr>
+              <w:spacing w:after="120"/>
+              <w:rPr>
+                <w:rFonts w:ascii="Times New Roman" w:hAnsi="Times New Roman" w:cs="Times New Roman"/>
+              </w:rPr>
+            </w:pPr>
+            <w:r>
+              <w:rPr>
+                <w:rFonts w:ascii="Times New Roman" w:hAnsi="Times New Roman" w:cs="Times New Roman"/>
+              </w:rPr>
+              <w:t>have automated data backup and recovery mechanisms</w:t>
+            </w:r>
+          </w:p>
+        </w:tc>
+        <w:tc>
+          <w:tcPr>
+            <w:tcW w:w="2610" w:type="dxa"/>
+          </w:tcPr>
+          <w:p>
+            <w:pPr>
+              <w:spacing w:after="120"/>
+              <w:rPr>
+                <w:rFonts w:ascii="Times New Roman" w:hAnsi="Times New Roman" w:cs="Times New Roman"/>
+              </w:rPr>
+            </w:pPr>
+            <w:r>
+              <w:rPr>
+                <w:rFonts w:ascii="Times New Roman" w:hAnsi="Times New Roman" w:cs="Times New Roman"/>
+              </w:rPr>
+              <w:t>I can prevent data loss and restore service quickly in case of failures</w:t>
+            </w:r>
+          </w:p>
+        </w:tc>
+      </w:tr>
+      <w:tr>
+        <w:tc>
+          <w:tcPr>
+            <w:tcW w:w="1870" w:type="dxa"/>
+          </w:tcPr>
+          <w:p>
+            <w:pPr>
+              <w:spacing w:after="120"/>
+              <w:rPr>
+                <w:rFonts w:ascii="Times New Roman" w:eastAsia="PMingLiU" w:hAnsi="Times New Roman" w:cs="Times New Roman"/>
+                <w:b/>
+                <w:bCs/>
+                <w:sz w:val="22"/>
+                <w:szCs w:val="22"/>
+                <w:lang w:eastAsia="zh-TW"/>
+              </w:rPr>
+            </w:pPr>
+            <w:r>
+              <w:rPr>
+                <w:rFonts w:ascii="Times New Roman" w:eastAsia="PMingLiU" w:hAnsi="Times New Roman" w:cs="Times New Roman"/>
+                <w:b/>
+                <w:bCs/>
+                <w:sz w:val="22"/>
+                <w:szCs w:val="22"/>
+                <w:lang w:eastAsia="zh-TW"/>
+              </w:rPr>
+              <w:t>US-NF-09</w:t>
+            </w:r>
+          </w:p>
+        </w:tc>
+        <w:tc>
+          <w:tcPr>
+            <w:tcW w:w="1870" w:type="dxa"/>
+          </w:tcPr>
+          <w:p>
+            <w:pPr>
+              <w:spacing w:after="120"/>
+              <w:rPr>
+                <w:rFonts w:ascii="Times New Roman" w:eastAsia="PMingLiU" w:hAnsi="Times New Roman" w:cs="Times New Roman"/>
+                <w:b/>
+                <w:bCs/>
+                <w:sz w:val="22"/>
+                <w:szCs w:val="22"/>
+                <w:lang w:eastAsia="zh-TW"/>
+              </w:rPr>
+            </w:pPr>
+            <w:proofErr w:type="spellStart"/>
+            <w:r>
+              <w:rPr>
+                <w:rFonts w:ascii="Times New Roman" w:eastAsia="PMingLiU" w:hAnsi="Times New Roman" w:cs="Times New Roman"/>
+                <w:b/>
+                <w:bCs/>
+                <w:sz w:val="22"/>
+                <w:szCs w:val="22"/>
+                <w:lang w:eastAsia="zh-TW"/>
+              </w:rPr>
+              <w:t>Accessability</w:t>
+            </w:r>
+            <w:proofErr w:type="spellEnd"/>
+          </w:p>
+        </w:tc>
+        <w:tc>
+          <w:tcPr>
+            <w:tcW w:w="1870" w:type="dxa"/>
+          </w:tcPr>
+          <w:p>
+            <w:pPr>
+              <w:spacing w:after="120"/>
+              <w:rPr>
+                <w:rFonts w:ascii="Times New Roman" w:eastAsia="PMingLiU" w:hAnsi="Times New Roman" w:cs="Times New Roman"/>
+                <w:b/>
+                <w:bCs/>
+                <w:sz w:val="22"/>
+                <w:szCs w:val="22"/>
+                <w:lang w:eastAsia="zh-TW"/>
+              </w:rPr>
+            </w:pPr>
+            <w:r>
+              <w:rPr>
+                <w:rFonts w:ascii="Times New Roman" w:eastAsia="PMingLiU" w:hAnsi="Times New Roman" w:cs="Times New Roman"/>
+                <w:b/>
+                <w:bCs/>
+                <w:sz w:val="22"/>
+                <w:szCs w:val="22"/>
+                <w:lang w:eastAsia="zh-TW"/>
+              </w:rPr>
+              <w:t>User with Disabilities</w:t>
+            </w:r>
+          </w:p>
+        </w:tc>
+        <w:tc>
+          <w:tcPr>
+            <w:tcW w:w="3330" w:type="dxa"/>
+          </w:tcPr>
+          <w:p>
+            <w:pPr>
+              <w:spacing w:after="120"/>
+              <w:rPr>
+                <w:rFonts w:ascii="Times New Roman" w:hAnsi="Times New Roman" w:cs="Times New Roman"/>
+              </w:rPr>
+            </w:pPr>
+            <w:r>
+              <w:rPr>
+                <w:rFonts w:ascii="Times New Roman" w:hAnsi="Times New Roman" w:cs="Times New Roman"/>
+              </w:rPr>
+              <w:t>access </w:t>
+            </w:r>
+            <w:proofErr w:type="spellStart"/>
+            <w:r>
+              <w:rPr>
+                <w:rFonts w:ascii="Times New Roman" w:hAnsi="Times New Roman" w:cs="Times New Roman"/>
+              </w:rPr>
+              <w:t>ByteBazaar’s</w:t>
+            </w:r>
+            <w:proofErr w:type="spellEnd"/>
+            <w:r>
+              <w:rPr>
+                <w:rFonts w:ascii="Times New Roman" w:hAnsi="Times New Roman" w:cs="Times New Roman"/>
+              </w:rPr>
+              <w:t xml:space="preserve"> services using assistive technologies</w:t>
+            </w:r>
+          </w:p>
+        </w:tc>
+        <w:tc>
+          <w:tcPr>
+            <w:tcW w:w="2610" w:type="dxa"/>
+          </w:tcPr>
+          <w:p>
+            <w:pPr>
+              <w:spacing w:after="120"/>
+              <w:rPr>
+                <w:rFonts w:ascii="Times New Roman" w:hAnsi="Times New Roman" w:cs="Times New Roman"/>
+              </w:rPr>
+            </w:pPr>
+            <w:r>
+              <w:rPr>
+                <w:rFonts w:ascii="Times New Roman" w:hAnsi="Times New Roman" w:cs="Times New Roman"/>
+              </w:rPr>
+              <w:t>I can shop independently and comfortably</w:t>
+            </w:r>
+          </w:p>
+        </w:tc>
+      </w:tr>
+      <w:tr>
+        <w:tc>
+          <w:tcPr>
+            <w:tcW w:w="1870" w:type="dxa"/>
+          </w:tcPr>
+          <w:p>
+            <w:pPr>
+              <w:spacing w:after="120"/>
+              <w:rPr>
+                <w:rFonts w:ascii="Times New Roman" w:eastAsia="PMingLiU" w:hAnsi="Times New Roman" w:cs="Times New Roman"/>
+                <w:b/>
+                <w:bCs/>
+                <w:sz w:val="22"/>
+                <w:szCs w:val="22"/>
+                <w:lang w:eastAsia="zh-TW"/>
+              </w:rPr>
+            </w:pPr>
+            <w:r>
+              <w:rPr>
+                <w:rFonts w:ascii="Times New Roman" w:eastAsia="PMingLiU" w:hAnsi="Times New Roman" w:cs="Times New Roman"/>
+                <w:b/>
+                <w:bCs/>
+                <w:sz w:val="22"/>
+                <w:szCs w:val="22"/>
+                <w:lang w:eastAsia="zh-TW"/>
+              </w:rPr>
+              <w:t>US-NF-10</w:t>
+            </w:r>
+          </w:p>
+        </w:tc>
+        <w:tc>
+          <w:tcPr>
+            <w:tcW w:w="1870" w:type="dxa"/>
+          </w:tcPr>
+          <w:p>
+            <w:pPr>
+              <w:spacing w:after="120"/>
+              <w:rPr>
+                <w:rFonts w:ascii="Times New Roman" w:eastAsia="PMingLiU" w:hAnsi="Times New Roman" w:cs="Times New Roman"/>
+                <w:b/>
+                <w:bCs/>
+                <w:sz w:val="22"/>
+                <w:szCs w:val="22"/>
+                <w:lang w:eastAsia="zh-TW"/>
+              </w:rPr>
+            </w:pPr>
+            <w:r>
+              <w:rPr>
+                <w:rFonts w:ascii="Times New Roman" w:eastAsia="PMingLiU" w:hAnsi="Times New Roman" w:cs="Times New Roman"/>
+                <w:b/>
+                <w:bCs/>
+                <w:sz w:val="22"/>
+                <w:szCs w:val="22"/>
+                <w:lang w:eastAsia="zh-TW"/>
+              </w:rPr>
+              <w:t>Response Time</w:t>
+            </w:r>
+          </w:p>
+        </w:tc>
+        <w:tc>
+          <w:tcPr>
+            <w:tcW w:w="1870" w:type="dxa"/>
+          </w:tcPr>
+          <w:p>
+            <w:pPr>
+              <w:spacing w:after="120"/>
+              <w:rPr>
+                <w:rFonts w:ascii="Times New Roman" w:eastAsia="PMingLiU" w:hAnsi="Times New Roman" w:cs="Times New Roman"/>
+                <w:b/>
+                <w:bCs/>
+                <w:sz w:val="22"/>
+                <w:szCs w:val="22"/>
+                <w:lang w:eastAsia="zh-TW"/>
+              </w:rPr>
+            </w:pPr>
+            <w:r>
+              <w:rPr>
+                <w:rFonts w:ascii="Times New Roman" w:eastAsia="PMingLiU" w:hAnsi="Times New Roman" w:cs="Times New Roman"/>
+                <w:b/>
+                <w:bCs/>
+                <w:sz w:val="22"/>
+                <w:szCs w:val="22"/>
+                <w:lang w:eastAsia="zh-TW"/>
+              </w:rPr>
+              <w:t>Shopper</w:t>
+            </w:r>
+          </w:p>
+        </w:tc>
+        <w:tc>
+          <w:tcPr>
+            <w:tcW w:w="3330" w:type="dxa"/>
+          </w:tcPr>
+          <w:p>
+            <w:pPr>
+              <w:spacing w:after="120"/>
+              <w:rPr>
+                <w:rFonts w:ascii="Times New Roman" w:hAnsi="Times New Roman" w:cs="Times New Roman"/>
+              </w:rPr>
+            </w:pPr>
+            <w:r>
+              <w:rPr>
+                <w:rFonts w:ascii="Times New Roman" w:hAnsi="Times New Roman" w:cs="Times New Roman"/>
+              </w:rPr>
+              <w:t>receive immediate feedback on my actions</w:t>
+            </w:r>
+          </w:p>
+        </w:tc>
+        <w:tc>
+          <w:tcPr>
+            <w:tcW w:w="2610" w:type="dxa"/>
+          </w:tcPr>
+          <w:p>
+            <w:pPr>
+              <w:spacing w:after="120"/>
+              <w:rPr>
+                <w:rFonts w:ascii="Times New Roman" w:hAnsi="Times New Roman" w:cs="Times New Roman"/>
+              </w:rPr>
+            </w:pPr>
+            <w:r>
+              <w:rPr>
+                <w:rFonts w:ascii="Times New Roman" w:hAnsi="Times New Roman" w:cs="Times New Roman"/>
+              </w:rPr>
+              <w:t>I feel confident that the system is processing my requests</w:t>
+            </w:r>
+          </w:p>
+        </w:tc>
+      </w:tr>
+    </w:tbl>
+    <w:p>
+      <w:pPr>
+        <w:spacing w:after="120"/>
         <w:rPr>
           <w:rFonts w:ascii="Times New Roman" w:eastAsia="PMingLiU" w:hAnsi="Times New Roman" w:cs="Times New Roman"/>
           <w:sz w:val="22"/>
           <w:szCs w:val="22"/>
           <w:lang w:eastAsia="zh-TW"/>
         </w:rPr>
-        <w:t xml:space="preserve">Describe the sequence of </w:t>
-      </w:r>
-      <w:bookmarkStart w:id="6" w:name="_Hlk67032534"/>
-      <w:r>
-        <w:rPr>
-          <w:rFonts w:ascii="Times New Roman" w:eastAsia="PMingLiU" w:hAnsi="Times New Roman" w:cs="Times New Roman"/>
-          <w:sz w:val="22"/>
-          <w:szCs w:val="22"/>
-          <w:lang w:eastAsia="zh-TW"/>
-        </w:rPr>
-        <w:t>non-</w:t>
-      </w:r>
-      <w:r>
-        <w:rPr>
-          <w:rFonts w:ascii="Times New Roman" w:eastAsia="PMingLiU" w:hAnsi="Times New Roman" w:cs="Times New Roman"/>
-          <w:sz w:val="22"/>
-          <w:szCs w:val="22"/>
-          <w:lang w:eastAsia="zh-TW"/>
-        </w:rPr>
-        <w:t xml:space="preserve">functional actions a project performs </w:t>
-      </w:r>
-      <w:r>
-        <w:rPr>
-          <w:rFonts w:ascii="Times New Roman" w:eastAsia="PMingLiU" w:hAnsi="Times New Roman" w:cs="Times New Roman"/>
-          <w:sz w:val="22"/>
-          <w:szCs w:val="22"/>
-          <w:lang w:eastAsia="zh-TW"/>
-        </w:rPr>
-        <w:t>by</w:t>
-      </w:r>
-      <w:r>
-        <w:rPr>
-          <w:rFonts w:ascii="Times New Roman" w:eastAsia="PMingLiU" w:hAnsi="Times New Roman" w:cs="Times New Roman"/>
-          <w:sz w:val="22"/>
-          <w:szCs w:val="22"/>
-          <w:lang w:eastAsia="zh-TW"/>
-        </w:rPr>
-        <w:t xml:space="preserve"> provid</w:t>
-      </w:r>
-      <w:r>
-        <w:rPr>
-          <w:rFonts w:ascii="Times New Roman" w:eastAsia="PMingLiU" w:hAnsi="Times New Roman" w:cs="Times New Roman"/>
-          <w:sz w:val="22"/>
-          <w:szCs w:val="22"/>
-          <w:lang w:eastAsia="zh-TW"/>
-        </w:rPr>
-        <w:t>ing</w:t>
-      </w:r>
-      <w:r>
-        <w:rPr>
-          <w:rFonts w:ascii="Times New Roman" w:eastAsia="PMingLiU" w:hAnsi="Times New Roman" w:cs="Times New Roman"/>
-          <w:sz w:val="22"/>
-          <w:szCs w:val="22"/>
-          <w:lang w:eastAsia="zh-TW"/>
-        </w:rPr>
-        <w:t xml:space="preserve"> a link to the User Stories</w:t>
-      </w:r>
-      <w:bookmarkEnd w:id="6"/>
-      <w:r>
-        <w:rPr>
-          <w:rFonts w:ascii="Times New Roman" w:eastAsia="PMingLiU" w:hAnsi="Times New Roman" w:cs="Times New Roman"/>
-          <w:sz w:val="22"/>
-          <w:szCs w:val="22"/>
-          <w:lang w:eastAsia="zh-TW"/>
-        </w:rPr>
-        <w:t xml:space="preserve"> </w:t>
-      </w:r>
-      <w:r>
-        <w:rPr>
-          <w:rFonts w:ascii="Times New Roman" w:eastAsia="PMingLiU" w:hAnsi="Times New Roman" w:cs="Times New Roman"/>
-          <w:sz w:val="22"/>
-          <w:szCs w:val="22"/>
-          <w:lang w:eastAsia="zh-TW"/>
-        </w:rPr>
-        <w:t xml:space="preserve">(use the </w:t>
-      </w:r>
-      <w:r>
-        <w:rPr>
-          <w:rFonts w:ascii="Times New Roman" w:eastAsia="PMingLiU" w:hAnsi="Times New Roman" w:cs="Times New Roman"/>
-          <w:sz w:val="22"/>
-          <w:szCs w:val="22"/>
-          <w:lang w:eastAsia="zh-TW"/>
-        </w:rPr>
-        <w:t>"</w:t>
-      </w:r>
-      <w:r>
-        <w:rPr>
-          <w:rFonts w:ascii="Times New Roman" w:eastAsia="PMingLiU" w:hAnsi="Times New Roman" w:cs="Times New Roman"/>
-          <w:sz w:val="22"/>
-          <w:szCs w:val="22"/>
-          <w:lang w:eastAsia="zh-TW"/>
-        </w:rPr>
-        <w:t>MSSE-MSSD Capstone User Story Template,</w:t>
-      </w:r>
-      <w:r>
-        <w:rPr>
-          <w:rFonts w:ascii="Times New Roman" w:eastAsia="PMingLiU" w:hAnsi="Times New Roman" w:cs="Times New Roman"/>
-          <w:sz w:val="22"/>
-          <w:szCs w:val="22"/>
-          <w:lang w:eastAsia="zh-TW"/>
-        </w:rPr>
-        <w:t>"</w:t>
-      </w:r>
-      <w:r>
-        <w:rPr>
-          <w:rFonts w:ascii="Times New Roman" w:eastAsia="PMingLiU" w:hAnsi="Times New Roman" w:cs="Times New Roman"/>
-          <w:sz w:val="22"/>
-          <w:szCs w:val="22"/>
-          <w:lang w:eastAsia="zh-TW"/>
-        </w:rPr>
-        <w:t xml:space="preserve"> located </w:t>
-      </w:r>
-      <w:r>
-        <w:rPr>
-          <w:rFonts w:ascii="Times New Roman" w:eastAsia="PMingLiU" w:hAnsi="Times New Roman" w:cs="Times New Roman"/>
-          <w:sz w:val="22"/>
-          <w:szCs w:val="22"/>
-          <w:lang w:eastAsia="zh-TW"/>
-        </w:rPr>
-        <w:t>on</w:t>
-      </w:r>
-      <w:r>
-        <w:rPr>
-          <w:rFonts w:ascii="Times New Roman" w:eastAsia="PMingLiU" w:hAnsi="Times New Roman" w:cs="Times New Roman"/>
-          <w:sz w:val="22"/>
-          <w:szCs w:val="22"/>
-          <w:lang w:eastAsia="zh-TW"/>
-        </w:rPr>
-        <w:t xml:space="preserve"> the College of Science, Engineering and Technology page in the Student Success Center)</w:t>
-      </w:r>
-      <w:r>
-        <w:rPr>
-          <w:rFonts w:ascii="Times New Roman" w:eastAsia="PMingLiU" w:hAnsi="Times New Roman" w:cs="Times New Roman"/>
-          <w:sz w:val="22"/>
-          <w:szCs w:val="22"/>
-          <w:lang w:eastAsia="zh-TW"/>
-        </w:rPr>
-        <w:t>.</w:t>
-      </w:r>
-    </w:p>
-    <w:p>
-      <w:pPr>
-        <w:spacing w:after="120"/>
-        <w:rPr>
-          <w:rFonts w:ascii="Times New Roman" w:eastAsia="PMingLiU" w:hAnsi="Times New Roman" w:cs="Times New Roman"/>
-          <w:sz w:val="22"/>
-          <w:szCs w:val="22"/>
-          <w:lang w:eastAsia="zh-TW"/>
-        </w:rPr>
-      </w:pPr>
-      <w:bookmarkStart w:id="7" w:name="_Hlk67032873"/>
-      <w:r>
-        <w:rPr>
-          <w:rFonts w:ascii="Times New Roman" w:eastAsia="PMingLiU" w:hAnsi="Times New Roman" w:cs="Times New Roman"/>
-          <w:b/>
-          <w:bCs/>
-          <w:sz w:val="22"/>
-          <w:szCs w:val="22"/>
-          <w:lang w:eastAsia="zh-TW"/>
-        </w:rPr>
-        <w:t>N</w:t>
-      </w:r>
-      <w:r>
-        <w:rPr>
-          <w:rFonts w:ascii="Times New Roman" w:eastAsia="PMingLiU" w:hAnsi="Times New Roman" w:cs="Times New Roman"/>
-          <w:b/>
-          <w:bCs/>
-          <w:sz w:val="22"/>
-          <w:szCs w:val="22"/>
-          <w:lang w:eastAsia="zh-TW"/>
-        </w:rPr>
-        <w:t>ote</w:t>
-      </w:r>
-      <w:r>
-        <w:rPr>
-          <w:rFonts w:ascii="Times New Roman" w:eastAsia="PMingLiU" w:hAnsi="Times New Roman" w:cs="Times New Roman"/>
-          <w:b/>
-          <w:bCs/>
-          <w:sz w:val="22"/>
-          <w:szCs w:val="22"/>
-          <w:lang w:eastAsia="zh-TW"/>
-        </w:rPr>
-        <w:t>:</w:t>
-      </w:r>
-      <w:r>
-        <w:rPr>
-          <w:rFonts w:ascii="Times New Roman" w:eastAsia="PMingLiU" w:hAnsi="Times New Roman" w:cs="Times New Roman"/>
-          <w:sz w:val="22"/>
-          <w:szCs w:val="22"/>
-          <w:lang w:eastAsia="zh-TW"/>
-        </w:rPr>
-        <w:t xml:space="preserve"> </w:t>
-      </w:r>
-      <w:r>
-        <w:rPr>
-          <w:rFonts w:ascii="Times New Roman" w:eastAsia="PMingLiU" w:hAnsi="Times New Roman" w:cs="Times New Roman"/>
-          <w:sz w:val="22"/>
-          <w:szCs w:val="22"/>
-          <w:lang w:eastAsia="zh-TW"/>
-        </w:rPr>
-        <w:t>O</w:t>
-      </w:r>
-      <w:r>
-        <w:rPr>
-          <w:rFonts w:ascii="Times New Roman" w:eastAsia="PMingLiU" w:hAnsi="Times New Roman" w:cs="Times New Roman"/>
-          <w:sz w:val="22"/>
-          <w:szCs w:val="22"/>
-          <w:lang w:eastAsia="zh-TW"/>
-        </w:rPr>
-        <w:t xml:space="preserve">nce the non-functional requirements have been completed there may be situations where User Stories may need to be taken </w:t>
-      </w:r>
-      <w:r>
-        <w:rPr>
-          <w:rFonts w:ascii="Times New Roman" w:eastAsia="PMingLiU" w:hAnsi="Times New Roman" w:cs="Times New Roman"/>
-          <w:sz w:val="22"/>
-          <w:szCs w:val="22"/>
-          <w:lang w:eastAsia="zh-TW"/>
-        </w:rPr>
-        <w:t xml:space="preserve">out </w:t>
-      </w:r>
-      <w:r>
-        <w:rPr>
-          <w:rFonts w:ascii="Times New Roman" w:eastAsia="PMingLiU" w:hAnsi="Times New Roman" w:cs="Times New Roman"/>
-          <w:sz w:val="22"/>
-          <w:szCs w:val="22"/>
-          <w:lang w:eastAsia="zh-TW"/>
-        </w:rPr>
-        <w:t xml:space="preserve">of scope, </w:t>
-      </w:r>
-      <w:r>
-        <w:rPr>
-          <w:rFonts w:ascii="Times New Roman" w:eastAsia="PMingLiU" w:hAnsi="Times New Roman" w:cs="Times New Roman"/>
-          <w:sz w:val="22"/>
-          <w:szCs w:val="22"/>
-          <w:lang w:eastAsia="zh-TW"/>
-        </w:rPr>
-        <w:t>possibl</w:t>
-      </w:r>
-      <w:r>
-        <w:rPr>
-          <w:rFonts w:ascii="Times New Roman" w:eastAsia="PMingLiU" w:hAnsi="Times New Roman" w:cs="Times New Roman"/>
-          <w:sz w:val="22"/>
-          <w:szCs w:val="22"/>
-          <w:lang w:eastAsia="zh-TW"/>
-        </w:rPr>
-        <w:t>y</w:t>
-      </w:r>
-      <w:r>
-        <w:rPr>
-          <w:rFonts w:ascii="Times New Roman" w:eastAsia="PMingLiU" w:hAnsi="Times New Roman" w:cs="Times New Roman"/>
-          <w:sz w:val="22"/>
-          <w:szCs w:val="22"/>
-          <w:lang w:eastAsia="zh-TW"/>
-        </w:rPr>
-        <w:t xml:space="preserve"> </w:t>
-      </w:r>
-      <w:r>
-        <w:rPr>
-          <w:rFonts w:ascii="Times New Roman" w:eastAsia="PMingLiU" w:hAnsi="Times New Roman" w:cs="Times New Roman"/>
-          <w:sz w:val="22"/>
-          <w:szCs w:val="22"/>
-          <w:lang w:eastAsia="zh-TW"/>
-        </w:rPr>
-        <w:t>due to technical challenges or timeline challenges. Any User Stories that are taken out of scope once the project development has star</w:t>
-      </w:r>
-      <w:r>
-        <w:rPr>
-          <w:rFonts w:ascii="Times New Roman" w:eastAsia="PMingLiU" w:hAnsi="Times New Roman" w:cs="Times New Roman"/>
-          <w:sz w:val="22"/>
-          <w:szCs w:val="22"/>
-          <w:lang w:eastAsia="zh-TW"/>
-        </w:rPr>
-        <w:t>ted</w:t>
-      </w:r>
-      <w:r>
-        <w:rPr>
-          <w:rFonts w:ascii="Times New Roman" w:eastAsia="PMingLiU" w:hAnsi="Times New Roman" w:cs="Times New Roman"/>
-          <w:sz w:val="22"/>
-          <w:szCs w:val="22"/>
-          <w:lang w:eastAsia="zh-TW"/>
-        </w:rPr>
-        <w:t xml:space="preserve"> must be approved by the mentor and instructor with justification as to why the functionality is being removed from the project. </w:t>
-      </w:r>
+      </w:pPr>
     </w:p>
     <w:p>
       <w:pPr>
@@ -3067,6 +5527,7 @@
                 <w:szCs w:val="22"/>
                 <w:lang w:eastAsia="zh-TW"/>
               </w:rPr>
+              <w:lastRenderedPageBreak/>
               <w:t>User Story ID</w:t>
             </w:r>
           </w:p>
@@ -3232,7 +5693,7 @@
           </w:p>
         </w:tc>
       </w:tr>
-      <w:bookmarkEnd w:id="7"/>
+      <w:bookmarkEnd w:id="5"/>
     </w:tbl>
     <w:p>
       <w:pPr>
@@ -3243,28 +5704,556 @@
           <w:bCs/>
         </w:rPr>
       </w:pPr>
-      <w:r>
-        <w:rPr>
-          <w:rFonts w:ascii="Times New Roman" w:hAnsi="Times New Roman" w:cs="Times New Roman"/>
-        </w:rPr>
-        <w:br w:type="page"/>
-      </w:r>
     </w:p>
     <w:p>
       <w:pPr>
         <w:pStyle w:val="SectionTitle"/>
       </w:pPr>
-      <w:bookmarkStart w:id="8" w:name="_Hlk66682622"/>
-      <w:bookmarkStart w:id="9" w:name="_Toc70484936"/>
-      <w:r>
+      <w:bookmarkStart w:id="6" w:name="_Hlk66682622"/>
+      <w:bookmarkStart w:id="7" w:name="_Toc70484936"/>
+      <w:r>
+        <w:t xml:space="preserve">Technical </w:t>
+      </w:r>
+      <w:bookmarkEnd w:id="6"/>
+      <w:r>
+        <w:t>Requirements</w:t>
+      </w:r>
+      <w:bookmarkEnd w:id="7"/>
+    </w:p>
+    <w:p>
+      <w:pPr>
+        <w:rPr>
+          <w:rFonts w:ascii="Times New Roman" w:hAnsi="Times New Roman" w:cs="Times New Roman"/>
+        </w:rPr>
+      </w:pPr>
+      <w:r>
+        <w:rPr>
+          <w:rFonts w:ascii="Times New Roman" w:hAnsi="Times New Roman" w:cs="Times New Roman"/>
+        </w:rPr>
+        <w:t>Front-End Technologies</w:t>
+      </w:r>
+    </w:p>
+    <w:p>
+      <w:pPr>
+        <w:numPr>
+          <w:ilvl w:val="0"/>
+          <w:numId w:val="7"/>
+        </w:numPr>
+        <w:spacing w:after="160" w:line="278" w:lineRule="auto"/>
+        <w:rPr>
+          <w:rFonts w:ascii="Times New Roman" w:hAnsi="Times New Roman" w:cs="Times New Roman"/>
+        </w:rPr>
+      </w:pPr>
+      <w:r>
+        <w:rPr>
+          <w:rFonts w:ascii="Times New Roman" w:hAnsi="Times New Roman" w:cs="Times New Roman"/>
+        </w:rPr>
+        <w:t>React.js (v18.x)</w:t>
+      </w:r>
+      <w:r>
+        <w:rPr>
+          <w:rFonts w:ascii="Times New Roman" w:hAnsi="Times New Roman" w:cs="Times New Roman"/>
+        </w:rPr>
+        <w:br/>
+        <w:t>A powerful JavaScript library for building dynamic and responsive user interfaces with reusable components.</w:t>
+      </w:r>
+    </w:p>
+    <w:p>
+      <w:pPr>
+        <w:numPr>
+          <w:ilvl w:val="0"/>
+          <w:numId w:val="7"/>
+        </w:numPr>
+        <w:spacing w:after="160" w:line="278" w:lineRule="auto"/>
+        <w:rPr>
+          <w:rFonts w:ascii="Times New Roman" w:hAnsi="Times New Roman" w:cs="Times New Roman"/>
+        </w:rPr>
+      </w:pPr>
+      <w:r>
+        <w:rPr>
+          <w:rFonts w:ascii="Times New Roman" w:hAnsi="Times New Roman" w:cs="Times New Roman"/>
+        </w:rPr>
+        <w:t>HTML5 &amp; CSS3</w:t>
+      </w:r>
+      <w:r>
+        <w:rPr>
+          <w:rFonts w:ascii="Times New Roman" w:hAnsi="Times New Roman" w:cs="Times New Roman"/>
+        </w:rPr>
+        <w:br/>
+        <w:t>Standard languages for structuring and styling web pages.</w:t>
+      </w:r>
+    </w:p>
+    <w:p>
+      <w:pPr>
+        <w:numPr>
+          <w:ilvl w:val="0"/>
+          <w:numId w:val="7"/>
+        </w:numPr>
+        <w:spacing w:after="160" w:line="278" w:lineRule="auto"/>
+        <w:rPr>
+          <w:rFonts w:ascii="Times New Roman" w:hAnsi="Times New Roman" w:cs="Times New Roman"/>
+        </w:rPr>
+      </w:pPr>
+      <w:r>
+        <w:rPr>
+          <w:rFonts w:ascii="Times New Roman" w:hAnsi="Times New Roman" w:cs="Times New Roman"/>
+        </w:rPr>
+        <w:t>Bootstrap (v5.x)</w:t>
+      </w:r>
+      <w:r>
+        <w:rPr>
+          <w:rFonts w:ascii="Times New Roman" w:hAnsi="Times New Roman" w:cs="Times New Roman"/>
+        </w:rPr>
+        <w:br/>
+        <w:t>A CSS framework that helps create responsive and mobile-first designs quickly.</w:t>
+      </w:r>
+    </w:p>
+    <w:p>
+      <w:pPr>
+        <w:numPr>
+          <w:ilvl w:val="0"/>
+          <w:numId w:val="7"/>
+        </w:numPr>
+        <w:spacing w:after="160" w:line="278" w:lineRule="auto"/>
+        <w:rPr>
+          <w:rFonts w:ascii="Times New Roman" w:hAnsi="Times New Roman" w:cs="Times New Roman"/>
+        </w:rPr>
+      </w:pPr>
+      <w:r>
+        <w:rPr>
+          <w:rFonts w:ascii="Times New Roman" w:hAnsi="Times New Roman" w:cs="Times New Roman"/>
+        </w:rPr>
+        <w:t>Axios (v1.x)</w:t>
+      </w:r>
+      <w:r>
+        <w:rPr>
+          <w:rFonts w:ascii="Times New Roman" w:hAnsi="Times New Roman" w:cs="Times New Roman"/>
+        </w:rPr>
+        <w:br/>
+        <w:t>A promise-based HTTP client used to communicate with the backend APIs.</w:t>
+      </w:r>
+    </w:p>
+    <w:p>
+      <w:pPr>
+        <w:numPr>
+          <w:ilvl w:val="0"/>
+          <w:numId w:val="7"/>
+        </w:numPr>
+        <w:spacing w:after="160" w:line="278" w:lineRule="auto"/>
+        <w:rPr>
+          <w:rFonts w:ascii="Times New Roman" w:hAnsi="Times New Roman" w:cs="Times New Roman"/>
+        </w:rPr>
+      </w:pPr>
+      <w:r>
+        <w:rPr>
+          <w:rFonts w:ascii="Times New Roman" w:hAnsi="Times New Roman" w:cs="Times New Roman"/>
+        </w:rPr>
+        <w:t>Webpack (v5.x)</w:t>
+      </w:r>
+      <w:r>
+        <w:rPr>
+          <w:rFonts w:ascii="Times New Roman" w:hAnsi="Times New Roman" w:cs="Times New Roman"/>
+        </w:rPr>
+        <w:br/>
+        <w:t>A module bundler to compile and bundle JavaScript and assets for efficient delivery.</w:t>
+      </w:r>
+    </w:p>
+    <w:p>
+      <w:pPr>
+        <w:rPr>
+          <w:rFonts w:ascii="Times New Roman" w:hAnsi="Times New Roman" w:cs="Times New Roman"/>
+        </w:rPr>
+      </w:pPr>
+      <w:r>
+        <w:rPr>
+          <w:rFonts w:ascii="Times New Roman" w:hAnsi="Times New Roman" w:cs="Times New Roman"/>
+        </w:rPr>
+        <w:t>Back-End Technologies</w:t>
+      </w:r>
+    </w:p>
+    <w:p>
+      <w:pPr>
+        <w:numPr>
+          <w:ilvl w:val="0"/>
+          <w:numId w:val="8"/>
+        </w:numPr>
+        <w:spacing w:after="160" w:line="278" w:lineRule="auto"/>
+        <w:rPr>
+          <w:rFonts w:ascii="Times New Roman" w:hAnsi="Times New Roman" w:cs="Times New Roman"/>
+        </w:rPr>
+      </w:pPr>
+      <w:r>
+        <w:rPr>
+          <w:rFonts w:ascii="Times New Roman" w:hAnsi="Times New Roman" w:cs="Times New Roman"/>
+        </w:rPr>
+        <w:t>Spring Boot (v3.x)</w:t>
+      </w:r>
+      <w:r>
+        <w:rPr>
+          <w:rFonts w:ascii="Times New Roman" w:hAnsi="Times New Roman" w:cs="Times New Roman"/>
+        </w:rPr>
+        <w:br/>
+        <w:t>A Java-based framework that simplifies the development of production-ready backend applications with embedded servers and auto-configuration.</w:t>
+      </w:r>
+    </w:p>
+    <w:p>
+      <w:pPr>
+        <w:numPr>
+          <w:ilvl w:val="0"/>
+          <w:numId w:val="8"/>
+        </w:numPr>
+        <w:spacing w:after="160" w:line="278" w:lineRule="auto"/>
+        <w:rPr>
+          <w:rFonts w:ascii="Times New Roman" w:hAnsi="Times New Roman" w:cs="Times New Roman"/>
+        </w:rPr>
+      </w:pPr>
+      <w:r>
+        <w:rPr>
+          <w:rFonts w:ascii="Times New Roman" w:hAnsi="Times New Roman" w:cs="Times New Roman"/>
+        </w:rPr>
+        <w:t>Java (JDK 17 or later)</w:t>
+      </w:r>
+      <w:r>
+        <w:rPr>
+          <w:rFonts w:ascii="Times New Roman" w:hAnsi="Times New Roman" w:cs="Times New Roman"/>
+        </w:rPr>
+        <w:br/>
+        <w:t>The programming language and runtime environment used to develop and run the Spring Boot application.</w:t>
+      </w:r>
+    </w:p>
+    <w:p>
+      <w:pPr>
+        <w:numPr>
+          <w:ilvl w:val="0"/>
+          <w:numId w:val="8"/>
+        </w:numPr>
+        <w:spacing w:after="160" w:line="278" w:lineRule="auto"/>
+        <w:rPr>
+          <w:rFonts w:ascii="Times New Roman" w:hAnsi="Times New Roman" w:cs="Times New Roman"/>
+        </w:rPr>
+      </w:pPr>
+      <w:r>
+        <w:rPr>
+          <w:rFonts w:ascii="Times New Roman" w:hAnsi="Times New Roman" w:cs="Times New Roman"/>
+        </w:rPr>
+        <w:t>Spring Security (v6.x)</w:t>
+      </w:r>
+      <w:r>
+        <w:rPr>
+          <w:rFonts w:ascii="Times New Roman" w:hAnsi="Times New Roman" w:cs="Times New Roman"/>
+        </w:rPr>
+        <w:br/>
+        <w:t xml:space="preserve">Provides authentication and authorization features to secure </w:t>
+      </w:r>
+      <w:proofErr w:type="gramStart"/>
+      <w:r>
+        <w:rPr>
+          <w:rFonts w:ascii="Times New Roman" w:hAnsi="Times New Roman" w:cs="Times New Roman"/>
+        </w:rPr>
+        <w:t>the backend</w:t>
+      </w:r>
+      <w:proofErr w:type="gramEnd"/>
+      <w:r>
+        <w:rPr>
+          <w:rFonts w:ascii="Times New Roman" w:hAnsi="Times New Roman" w:cs="Times New Roman"/>
+        </w:rPr>
+        <w:t xml:space="preserve"> services.</w:t>
+      </w:r>
+    </w:p>
+    <w:p>
+      <w:pPr>
+        <w:numPr>
+          <w:ilvl w:val="0"/>
+          <w:numId w:val="8"/>
+        </w:numPr>
+        <w:spacing w:after="160" w:line="278" w:lineRule="auto"/>
+        <w:rPr>
+          <w:rFonts w:ascii="Times New Roman" w:hAnsi="Times New Roman" w:cs="Times New Roman"/>
+        </w:rPr>
+      </w:pPr>
+      <w:r>
+        <w:rPr>
+          <w:rFonts w:ascii="Times New Roman" w:hAnsi="Times New Roman" w:cs="Times New Roman"/>
+        </w:rPr>
+        <w:t>Spring Data JPA (v3.x)</w:t>
+      </w:r>
+      <w:r>
+        <w:rPr>
+          <w:rFonts w:ascii="Times New Roman" w:hAnsi="Times New Roman" w:cs="Times New Roman"/>
+        </w:rPr>
+        <w:br/>
+        <w:t>Simplifies database interactions by providing repository abstractions over JPA implementations.</w:t>
+      </w:r>
+    </w:p>
+    <w:p>
+      <w:pPr>
+        <w:numPr>
+          <w:ilvl w:val="0"/>
+          <w:numId w:val="8"/>
+        </w:numPr>
+        <w:spacing w:after="160" w:line="278" w:lineRule="auto"/>
+        <w:rPr>
+          <w:rFonts w:ascii="Times New Roman" w:hAnsi="Times New Roman" w:cs="Times New Roman"/>
+        </w:rPr>
+      </w:pPr>
+      <w:r>
+        <w:rPr>
+          <w:rFonts w:ascii="Times New Roman" w:hAnsi="Times New Roman" w:cs="Times New Roman"/>
+        </w:rPr>
+        <w:t>Hibernate (v6.x)</w:t>
+      </w:r>
+      <w:r>
+        <w:rPr>
+          <w:rFonts w:ascii="Times New Roman" w:hAnsi="Times New Roman" w:cs="Times New Roman"/>
+        </w:rPr>
+        <w:br/>
+        <w:t>An Object-Relational Mapping (ORM) tool used with Spring Data JPA for database operations.</w:t>
+      </w:r>
+    </w:p>
+    <w:p>
+      <w:pPr>
+        <w:rPr>
+          <w:rFonts w:ascii="Times New Roman" w:hAnsi="Times New Roman" w:cs="Times New Roman"/>
+        </w:rPr>
+      </w:pPr>
+      <w:r>
+        <w:rPr>
+          <w:rFonts w:ascii="Times New Roman" w:hAnsi="Times New Roman" w:cs="Times New Roman"/>
+        </w:rPr>
+        <w:t>Database</w:t>
+      </w:r>
+    </w:p>
+    <w:p>
+      <w:pPr>
+        <w:numPr>
+          <w:ilvl w:val="0"/>
+          <w:numId w:val="9"/>
+        </w:numPr>
+        <w:spacing w:after="160" w:line="278" w:lineRule="auto"/>
+        <w:rPr>
+          <w:rFonts w:ascii="Times New Roman" w:hAnsi="Times New Roman" w:cs="Times New Roman"/>
+        </w:rPr>
+      </w:pPr>
+      <w:r>
+        <w:rPr>
+          <w:rFonts w:ascii="Times New Roman" w:hAnsi="Times New Roman" w:cs="Times New Roman"/>
+        </w:rPr>
+        <w:t>PostgreSQL (v15.x)</w:t>
+      </w:r>
+      <w:r>
+        <w:rPr>
+          <w:rFonts w:ascii="Times New Roman" w:hAnsi="Times New Roman" w:cs="Times New Roman"/>
+        </w:rPr>
+        <w:br/>
+        <w:t>A powerful, open-source relational database system used to store user data, product information, orders, and transactions.</w:t>
+      </w:r>
+    </w:p>
+    <w:p>
+      <w:pPr>
+        <w:rPr>
+          <w:rFonts w:ascii="Times New Roman" w:hAnsi="Times New Roman" w:cs="Times New Roman"/>
+        </w:rPr>
+      </w:pPr>
+      <w:r>
+        <w:rPr>
+          <w:rFonts w:ascii="Times New Roman" w:hAnsi="Times New Roman" w:cs="Times New Roman"/>
+        </w:rPr>
         <w:lastRenderedPageBreak/>
-        <w:t xml:space="preserve">Technical </w:t>
-      </w:r>
-      <w:bookmarkEnd w:id="8"/>
-      <w:r>
-        <w:t>Requirements</w:t>
-      </w:r>
-      <w:bookmarkEnd w:id="9"/>
+        <w:t>Development Tools</w:t>
+      </w:r>
+    </w:p>
+    <w:p>
+      <w:pPr>
+        <w:numPr>
+          <w:ilvl w:val="0"/>
+          <w:numId w:val="10"/>
+        </w:numPr>
+        <w:spacing w:after="160" w:line="278" w:lineRule="auto"/>
+        <w:rPr>
+          <w:rFonts w:ascii="Times New Roman" w:hAnsi="Times New Roman" w:cs="Times New Roman"/>
+        </w:rPr>
+      </w:pPr>
+      <w:r>
+        <w:rPr>
+          <w:rFonts w:ascii="Times New Roman" w:hAnsi="Times New Roman" w:cs="Times New Roman"/>
+        </w:rPr>
+        <w:t>IntelliJ IDEA (v2026.x)</w:t>
+      </w:r>
+      <w:r>
+        <w:rPr>
+          <w:rFonts w:ascii="Times New Roman" w:hAnsi="Times New Roman" w:cs="Times New Roman"/>
+        </w:rPr>
+        <w:br/>
+        <w:t>An integrated development environment (IDE) optimized for Java and Spring Boot development.</w:t>
+      </w:r>
+    </w:p>
+    <w:p>
+      <w:pPr>
+        <w:numPr>
+          <w:ilvl w:val="0"/>
+          <w:numId w:val="10"/>
+        </w:numPr>
+        <w:spacing w:after="160" w:line="278" w:lineRule="auto"/>
+        <w:rPr>
+          <w:rFonts w:ascii="Times New Roman" w:hAnsi="Times New Roman" w:cs="Times New Roman"/>
+        </w:rPr>
+      </w:pPr>
+      <w:r>
+        <w:rPr>
+          <w:rFonts w:ascii="Times New Roman" w:hAnsi="Times New Roman" w:cs="Times New Roman"/>
+        </w:rPr>
+        <w:t>Visual Studio Code (v1.80.x)</w:t>
+      </w:r>
+      <w:r>
+        <w:rPr>
+          <w:rFonts w:ascii="Times New Roman" w:hAnsi="Times New Roman" w:cs="Times New Roman"/>
+        </w:rPr>
+        <w:br/>
+        <w:t>A lightweight code editor used primarily for frontend React development.</w:t>
+      </w:r>
+    </w:p>
+    <w:p>
+      <w:pPr>
+        <w:numPr>
+          <w:ilvl w:val="0"/>
+          <w:numId w:val="10"/>
+        </w:numPr>
+        <w:spacing w:after="160" w:line="278" w:lineRule="auto"/>
+        <w:rPr>
+          <w:rFonts w:ascii="Times New Roman" w:hAnsi="Times New Roman" w:cs="Times New Roman"/>
+        </w:rPr>
+      </w:pPr>
+      <w:r>
+        <w:rPr>
+          <w:rFonts w:ascii="Times New Roman" w:hAnsi="Times New Roman" w:cs="Times New Roman"/>
+        </w:rPr>
+        <w:t>Git (v2.x)</w:t>
+      </w:r>
+      <w:r>
+        <w:rPr>
+          <w:rFonts w:ascii="Times New Roman" w:hAnsi="Times New Roman" w:cs="Times New Roman"/>
+        </w:rPr>
+        <w:br/>
+        <w:t>Version control system to manage source code and collaboration.</w:t>
+      </w:r>
+    </w:p>
+    <w:p>
+      <w:pPr>
+        <w:numPr>
+          <w:ilvl w:val="0"/>
+          <w:numId w:val="10"/>
+        </w:numPr>
+        <w:spacing w:after="160" w:line="278" w:lineRule="auto"/>
+        <w:rPr>
+          <w:rFonts w:ascii="Times New Roman" w:hAnsi="Times New Roman" w:cs="Times New Roman"/>
+        </w:rPr>
+      </w:pPr>
+      <w:r>
+        <w:rPr>
+          <w:rFonts w:ascii="Times New Roman" w:hAnsi="Times New Roman" w:cs="Times New Roman"/>
+        </w:rPr>
+        <w:t>Postman (v10.x)</w:t>
+      </w:r>
+      <w:r>
+        <w:rPr>
+          <w:rFonts w:ascii="Times New Roman" w:hAnsi="Times New Roman" w:cs="Times New Roman"/>
+        </w:rPr>
+        <w:br/>
+        <w:t>Tool for testing and debugging backend APIs.</w:t>
+      </w:r>
+    </w:p>
+    <w:p>
+      <w:pPr>
+        <w:numPr>
+          <w:ilvl w:val="0"/>
+          <w:numId w:val="10"/>
+        </w:numPr>
+        <w:spacing w:after="160" w:line="278" w:lineRule="auto"/>
+        <w:rPr>
+          <w:rFonts w:ascii="Times New Roman" w:hAnsi="Times New Roman" w:cs="Times New Roman"/>
+        </w:rPr>
+      </w:pPr>
+      <w:r>
+        <w:rPr>
+          <w:rFonts w:ascii="Times New Roman" w:hAnsi="Times New Roman" w:cs="Times New Roman"/>
+        </w:rPr>
+        <w:t>Maven (v4.x) or Gradle (v8.x)</w:t>
+      </w:r>
+      <w:r>
+        <w:rPr>
+          <w:rFonts w:ascii="Times New Roman" w:hAnsi="Times New Roman" w:cs="Times New Roman"/>
+        </w:rPr>
+        <w:br/>
+        <w:t>Build automation tools used for managing dependencies and building the Spring Boot project.</w:t>
+      </w:r>
+    </w:p>
+    <w:p>
+      <w:pPr>
+        <w:rPr>
+          <w:rFonts w:ascii="Times New Roman" w:hAnsi="Times New Roman" w:cs="Times New Roman"/>
+        </w:rPr>
+      </w:pPr>
+      <w:r>
+        <w:rPr>
+          <w:rFonts w:ascii="Times New Roman" w:hAnsi="Times New Roman" w:cs="Times New Roman"/>
+        </w:rPr>
+        <w:t>Other Technologies</w:t>
+      </w:r>
+    </w:p>
+    <w:p>
+      <w:pPr>
+        <w:numPr>
+          <w:ilvl w:val="0"/>
+          <w:numId w:val="11"/>
+        </w:numPr>
+        <w:spacing w:after="160" w:line="278" w:lineRule="auto"/>
+        <w:rPr>
+          <w:rFonts w:ascii="Times New Roman" w:hAnsi="Times New Roman" w:cs="Times New Roman"/>
+        </w:rPr>
+      </w:pPr>
+      <w:r>
+        <w:rPr>
+          <w:rFonts w:ascii="Times New Roman" w:hAnsi="Times New Roman" w:cs="Times New Roman"/>
+        </w:rPr>
+        <w:t>Docker (v24.x)</w:t>
+      </w:r>
+      <w:r>
+        <w:rPr>
+          <w:rFonts w:ascii="Times New Roman" w:hAnsi="Times New Roman" w:cs="Times New Roman"/>
+        </w:rPr>
+        <w:br/>
+        <w:t>Containerization platform to package the application and its dependencies for consistent deployment.</w:t>
+      </w:r>
+    </w:p>
+    <w:p>
+      <w:pPr>
+        <w:numPr>
+          <w:ilvl w:val="0"/>
+          <w:numId w:val="11"/>
+        </w:numPr>
+        <w:spacing w:after="160" w:line="278" w:lineRule="auto"/>
+        <w:rPr>
+          <w:rFonts w:ascii="Times New Roman" w:hAnsi="Times New Roman" w:cs="Times New Roman"/>
+        </w:rPr>
+      </w:pPr>
+      <w:r>
+        <w:rPr>
+          <w:rFonts w:ascii="Times New Roman" w:hAnsi="Times New Roman" w:cs="Times New Roman"/>
+        </w:rPr>
+        <w:t>Nginx (v1.24.x)</w:t>
+      </w:r>
+      <w:r>
+        <w:rPr>
+          <w:rFonts w:ascii="Times New Roman" w:hAnsi="Times New Roman" w:cs="Times New Roman"/>
+        </w:rPr>
+        <w:br/>
+        <w:t>Web server and reverse proxy to serve the frontend and route API requests to the backend.</w:t>
+      </w:r>
+    </w:p>
+    <w:p>
+      <w:pPr>
+        <w:pStyle w:val="SectionTitle"/>
+      </w:pPr>
     </w:p>
     <w:p>
       <w:pPr>
@@ -3276,6 +6265,7 @@
           <w:lang w:eastAsia="zh-TW"/>
         </w:rPr>
       </w:pPr>
+      <w:bookmarkStart w:id="8" w:name="_Hlk67033278"/>
       <w:r>
         <w:rPr>
           <w:rFonts w:ascii="Times New Roman" w:eastAsia="PMingLiU" w:hAnsi="Times New Roman" w:cs="Times New Roman"/>
@@ -3283,8 +6273,9 @@
           <w:szCs w:val="22"/>
           <w:lang w:eastAsia="zh-TW"/>
         </w:rPr>
-        <w:t>[</w:t>
-      </w:r>
+        <w:t xml:space="preserve">Tools To be </w:t>
+      </w:r>
+      <w:proofErr w:type="gramStart"/>
       <w:r>
         <w:rPr>
           <w:rFonts w:ascii="Times New Roman" w:eastAsia="PMingLiU" w:hAnsi="Times New Roman" w:cs="Times New Roman"/>
@@ -3292,170 +6283,1269 @@
           <w:szCs w:val="22"/>
           <w:lang w:eastAsia="zh-TW"/>
         </w:rPr>
-        <w:t xml:space="preserve">Describe the </w:t>
-      </w:r>
-      <w:r>
+        <w:t>used</w:t>
+      </w:r>
+      <w:proofErr w:type="gramEnd"/>
+    </w:p>
+    <w:tbl>
+      <w:tblPr>
+        <w:tblStyle w:val="TableGrid"/>
+        <w:tblW w:w="0" w:type="auto"/>
+        <w:tblLook w:val="04A0" w:firstRow="1" w:lastRow="0" w:firstColumn="1" w:lastColumn="0" w:noHBand="0" w:noVBand="1"/>
+      </w:tblPr>
+      <w:tblGrid>
+        <w:gridCol w:w="2337"/>
+        <w:gridCol w:w="2337"/>
+        <w:gridCol w:w="2338"/>
+      </w:tblGrid>
+      <w:tr>
+        <w:tc>
+          <w:tcPr>
+            <w:tcW w:w="2337" w:type="dxa"/>
+          </w:tcPr>
+          <w:p>
+            <w:pPr>
+              <w:rPr>
+                <w:rFonts w:ascii="Times New Roman" w:hAnsi="Times New Roman" w:cs="Times New Roman"/>
+                <w:b/>
+                <w:bCs/>
+              </w:rPr>
+            </w:pPr>
+            <w:r>
+              <w:rPr>
+                <w:rFonts w:ascii="Times New Roman" w:hAnsi="Times New Roman" w:cs="Times New Roman"/>
+                <w:b/>
+                <w:bCs/>
+              </w:rPr>
+              <w:t>Technology or Tool</w:t>
+            </w:r>
+          </w:p>
+        </w:tc>
+        <w:tc>
+          <w:tcPr>
+            <w:tcW w:w="2337" w:type="dxa"/>
+          </w:tcPr>
+          <w:p>
+            <w:pPr>
+              <w:rPr>
+                <w:rFonts w:ascii="Times New Roman" w:hAnsi="Times New Roman" w:cs="Times New Roman"/>
+                <w:b/>
+                <w:bCs/>
+              </w:rPr>
+            </w:pPr>
+            <w:r>
+              <w:rPr>
+                <w:rFonts w:ascii="Times New Roman" w:hAnsi="Times New Roman" w:cs="Times New Roman"/>
+                <w:b/>
+                <w:bCs/>
+              </w:rPr>
+              <w:t>Version</w:t>
+            </w:r>
+          </w:p>
+        </w:tc>
+        <w:tc>
+          <w:tcPr>
+            <w:tcW w:w="2338" w:type="dxa"/>
+          </w:tcPr>
+          <w:p>
+            <w:pPr>
+              <w:rPr>
+                <w:rFonts w:ascii="Times New Roman" w:hAnsi="Times New Roman" w:cs="Times New Roman"/>
+                <w:b/>
+                <w:bCs/>
+              </w:rPr>
+            </w:pPr>
+            <w:r>
+              <w:rPr>
+                <w:rFonts w:ascii="Times New Roman" w:hAnsi="Times New Roman" w:cs="Times New Roman"/>
+                <w:b/>
+                <w:bCs/>
+              </w:rPr>
+              <w:t>Purpose</w:t>
+            </w:r>
+          </w:p>
+        </w:tc>
+      </w:tr>
+      <w:tr>
+        <w:tc>
+          <w:tcPr>
+            <w:tcW w:w="2337" w:type="dxa"/>
+          </w:tcPr>
+          <w:p>
+            <w:pPr>
+              <w:rPr>
+                <w:rFonts w:ascii="Times New Roman" w:hAnsi="Times New Roman" w:cs="Times New Roman"/>
+                <w:b/>
+                <w:bCs/>
+              </w:rPr>
+            </w:pPr>
+            <w:r>
+              <w:rPr>
+                <w:rFonts w:ascii="Times New Roman" w:hAnsi="Times New Roman" w:cs="Times New Roman"/>
+                <w:b/>
+                <w:bCs/>
+              </w:rPr>
+              <w:t>React.js</w:t>
+            </w:r>
+          </w:p>
+        </w:tc>
+        <w:tc>
+          <w:tcPr>
+            <w:tcW w:w="2337" w:type="dxa"/>
+          </w:tcPr>
+          <w:p>
+            <w:pPr>
+              <w:rPr>
+                <w:rFonts w:ascii="Times New Roman" w:hAnsi="Times New Roman" w:cs="Times New Roman"/>
+                <w:b/>
+                <w:bCs/>
+              </w:rPr>
+            </w:pPr>
+            <w:r>
+              <w:rPr>
+                <w:rFonts w:ascii="Times New Roman" w:hAnsi="Times New Roman" w:cs="Times New Roman"/>
+                <w:b/>
+                <w:bCs/>
+              </w:rPr>
+              <w:t>18.x</w:t>
+            </w:r>
+          </w:p>
+        </w:tc>
+        <w:tc>
+          <w:tcPr>
+            <w:tcW w:w="2338" w:type="dxa"/>
+            <w:vAlign w:val="center"/>
+          </w:tcPr>
+          <w:p>
+            <w:pPr>
+              <w:rPr>
+                <w:rFonts w:ascii="Times New Roman" w:hAnsi="Times New Roman" w:cs="Times New Roman"/>
+                <w:b/>
+                <w:bCs/>
+              </w:rPr>
+            </w:pPr>
+            <w:r>
+              <w:rPr>
+                <w:rFonts w:ascii="Times New Roman" w:hAnsi="Times New Roman" w:cs="Times New Roman"/>
+                <w:b/>
+                <w:bCs/>
+              </w:rPr>
+              <w:t>Frontend UI development</w:t>
+            </w:r>
+          </w:p>
+        </w:tc>
+      </w:tr>
+      <w:tr>
+        <w:tc>
+          <w:tcPr>
+            <w:tcW w:w="2337" w:type="dxa"/>
+          </w:tcPr>
+          <w:p>
+            <w:pPr>
+              <w:rPr>
+                <w:rFonts w:ascii="Times New Roman" w:hAnsi="Times New Roman" w:cs="Times New Roman"/>
+                <w:b/>
+                <w:bCs/>
+              </w:rPr>
+            </w:pPr>
+            <w:r>
+              <w:rPr>
+                <w:rFonts w:ascii="Times New Roman" w:hAnsi="Times New Roman" w:cs="Times New Roman"/>
+                <w:b/>
+                <w:bCs/>
+              </w:rPr>
+              <w:t>Spring Boot</w:t>
+            </w:r>
+          </w:p>
+        </w:tc>
+        <w:tc>
+          <w:tcPr>
+            <w:tcW w:w="2337" w:type="dxa"/>
+            <w:vAlign w:val="center"/>
+          </w:tcPr>
+          <w:p>
+            <w:pPr>
+              <w:rPr>
+                <w:rFonts w:ascii="Times New Roman" w:hAnsi="Times New Roman" w:cs="Times New Roman"/>
+                <w:b/>
+                <w:bCs/>
+              </w:rPr>
+            </w:pPr>
+            <w:r>
+              <w:rPr>
+                <w:rFonts w:ascii="Times New Roman" w:hAnsi="Times New Roman" w:cs="Times New Roman"/>
+                <w:b/>
+                <w:bCs/>
+              </w:rPr>
+              <w:t>3.x</w:t>
+            </w:r>
+          </w:p>
+        </w:tc>
+        <w:tc>
+          <w:tcPr>
+            <w:tcW w:w="2338" w:type="dxa"/>
+            <w:vAlign w:val="center"/>
+          </w:tcPr>
+          <w:p>
+            <w:pPr>
+              <w:rPr>
+                <w:rFonts w:ascii="Times New Roman" w:hAnsi="Times New Roman" w:cs="Times New Roman"/>
+                <w:b/>
+                <w:bCs/>
+              </w:rPr>
+            </w:pPr>
+            <w:r>
+              <w:rPr>
+                <w:rFonts w:ascii="Times New Roman" w:hAnsi="Times New Roman" w:cs="Times New Roman"/>
+                <w:b/>
+                <w:bCs/>
+              </w:rPr>
+              <w:t>Backend framework</w:t>
+            </w:r>
+          </w:p>
+        </w:tc>
+      </w:tr>
+      <w:tr>
+        <w:tc>
+          <w:tcPr>
+            <w:tcW w:w="2337" w:type="dxa"/>
+          </w:tcPr>
+          <w:p>
+            <w:pPr>
+              <w:rPr>
+                <w:rFonts w:ascii="Times New Roman" w:hAnsi="Times New Roman" w:cs="Times New Roman"/>
+                <w:b/>
+                <w:bCs/>
+              </w:rPr>
+            </w:pPr>
+            <w:r>
+              <w:rPr>
+                <w:rFonts w:ascii="Times New Roman" w:hAnsi="Times New Roman" w:cs="Times New Roman"/>
+                <w:b/>
+                <w:bCs/>
+              </w:rPr>
+              <w:t>Java (JDK)</w:t>
+            </w:r>
+          </w:p>
+        </w:tc>
+        <w:tc>
+          <w:tcPr>
+            <w:tcW w:w="2337" w:type="dxa"/>
+            <w:vAlign w:val="center"/>
+          </w:tcPr>
+          <w:p>
+            <w:pPr>
+              <w:rPr>
+                <w:rFonts w:ascii="Times New Roman" w:hAnsi="Times New Roman" w:cs="Times New Roman"/>
+                <w:b/>
+                <w:bCs/>
+              </w:rPr>
+            </w:pPr>
+            <w:r>
+              <w:rPr>
+                <w:rFonts w:ascii="Times New Roman" w:hAnsi="Times New Roman" w:cs="Times New Roman"/>
+                <w:b/>
+                <w:bCs/>
+              </w:rPr>
+              <w:t>17+</w:t>
+            </w:r>
+          </w:p>
+        </w:tc>
+        <w:tc>
+          <w:tcPr>
+            <w:tcW w:w="2338" w:type="dxa"/>
+            <w:vAlign w:val="center"/>
+          </w:tcPr>
+          <w:p>
+            <w:pPr>
+              <w:rPr>
+                <w:rFonts w:ascii="Times New Roman" w:hAnsi="Times New Roman" w:cs="Times New Roman"/>
+                <w:b/>
+                <w:bCs/>
+              </w:rPr>
+            </w:pPr>
+            <w:r>
+              <w:rPr>
+                <w:rFonts w:ascii="Times New Roman" w:hAnsi="Times New Roman" w:cs="Times New Roman"/>
+                <w:b/>
+                <w:bCs/>
+              </w:rPr>
+              <w:t>Backend programming language</w:t>
+            </w:r>
+          </w:p>
+        </w:tc>
+      </w:tr>
+      <w:tr>
+        <w:tc>
+          <w:tcPr>
+            <w:tcW w:w="2337" w:type="dxa"/>
+            <w:vAlign w:val="center"/>
+          </w:tcPr>
+          <w:p>
+            <w:pPr>
+              <w:rPr>
+                <w:rFonts w:ascii="Times New Roman" w:hAnsi="Times New Roman" w:cs="Times New Roman"/>
+                <w:b/>
+                <w:bCs/>
+              </w:rPr>
+            </w:pPr>
+            <w:r>
+              <w:rPr>
+                <w:rFonts w:ascii="Times New Roman" w:hAnsi="Times New Roman" w:cs="Times New Roman"/>
+                <w:b/>
+                <w:bCs/>
+              </w:rPr>
+              <w:t>Spring Security</w:t>
+            </w:r>
+          </w:p>
+        </w:tc>
+        <w:tc>
+          <w:tcPr>
+            <w:tcW w:w="2337" w:type="dxa"/>
+            <w:vAlign w:val="center"/>
+          </w:tcPr>
+          <w:p>
+            <w:pPr>
+              <w:rPr>
+                <w:rFonts w:ascii="Times New Roman" w:hAnsi="Times New Roman" w:cs="Times New Roman"/>
+                <w:b/>
+                <w:bCs/>
+              </w:rPr>
+            </w:pPr>
+            <w:r>
+              <w:rPr>
+                <w:rFonts w:ascii="Times New Roman" w:hAnsi="Times New Roman" w:cs="Times New Roman"/>
+                <w:b/>
+                <w:bCs/>
+              </w:rPr>
+              <w:t>6.x</w:t>
+            </w:r>
+          </w:p>
+        </w:tc>
+        <w:tc>
+          <w:tcPr>
+            <w:tcW w:w="2338" w:type="dxa"/>
+            <w:vAlign w:val="center"/>
+          </w:tcPr>
+          <w:p>
+            <w:pPr>
+              <w:rPr>
+                <w:rFonts w:ascii="Times New Roman" w:hAnsi="Times New Roman" w:cs="Times New Roman"/>
+                <w:b/>
+                <w:bCs/>
+              </w:rPr>
+            </w:pPr>
+            <w:r>
+              <w:rPr>
+                <w:rFonts w:ascii="Times New Roman" w:hAnsi="Times New Roman" w:cs="Times New Roman"/>
+                <w:b/>
+                <w:bCs/>
+              </w:rPr>
+              <w:t>Backend security</w:t>
+            </w:r>
+          </w:p>
+        </w:tc>
+      </w:tr>
+      <w:tr>
+        <w:trPr>
+          <w:trHeight w:val="70"/>
+        </w:trPr>
+        <w:tc>
+          <w:tcPr>
+            <w:tcW w:w="2337" w:type="dxa"/>
+            <w:vAlign w:val="center"/>
+          </w:tcPr>
+          <w:p>
+            <w:pPr>
+              <w:rPr>
+                <w:rFonts w:ascii="Times New Roman" w:hAnsi="Times New Roman" w:cs="Times New Roman"/>
+                <w:b/>
+                <w:bCs/>
+              </w:rPr>
+            </w:pPr>
+            <w:r>
+              <w:rPr>
+                <w:rFonts w:ascii="Times New Roman" w:hAnsi="Times New Roman" w:cs="Times New Roman"/>
+                <w:b/>
+                <w:bCs/>
+              </w:rPr>
+              <w:t>Spring Data JPA</w:t>
+            </w:r>
+          </w:p>
+        </w:tc>
+        <w:tc>
+          <w:tcPr>
+            <w:tcW w:w="2337" w:type="dxa"/>
+            <w:vAlign w:val="center"/>
+          </w:tcPr>
+          <w:p>
+            <w:pPr>
+              <w:rPr>
+                <w:rFonts w:ascii="Times New Roman" w:hAnsi="Times New Roman" w:cs="Times New Roman"/>
+                <w:b/>
+                <w:bCs/>
+              </w:rPr>
+            </w:pPr>
+            <w:r>
+              <w:rPr>
+                <w:rFonts w:ascii="Times New Roman" w:hAnsi="Times New Roman" w:cs="Times New Roman"/>
+                <w:b/>
+                <w:bCs/>
+              </w:rPr>
+              <w:t>3.x</w:t>
+            </w:r>
+          </w:p>
+        </w:tc>
+        <w:tc>
+          <w:tcPr>
+            <w:tcW w:w="2338" w:type="dxa"/>
+            <w:vAlign w:val="center"/>
+          </w:tcPr>
+          <w:p>
+            <w:pPr>
+              <w:rPr>
+                <w:rFonts w:ascii="Times New Roman" w:hAnsi="Times New Roman" w:cs="Times New Roman"/>
+                <w:b/>
+                <w:bCs/>
+              </w:rPr>
+            </w:pPr>
+            <w:r>
+              <w:rPr>
+                <w:rFonts w:ascii="Times New Roman" w:hAnsi="Times New Roman" w:cs="Times New Roman"/>
+                <w:b/>
+                <w:bCs/>
+              </w:rPr>
+              <w:t>Database interaction abstraction</w:t>
+            </w:r>
+          </w:p>
+        </w:tc>
+      </w:tr>
+      <w:tr>
+        <w:trPr>
+          <w:trHeight w:val="70"/>
+        </w:trPr>
+        <w:tc>
+          <w:tcPr>
+            <w:tcW w:w="2337" w:type="dxa"/>
+            <w:vAlign w:val="center"/>
+          </w:tcPr>
+          <w:p>
+            <w:pPr>
+              <w:rPr>
+                <w:rFonts w:ascii="Times New Roman" w:hAnsi="Times New Roman" w:cs="Times New Roman"/>
+                <w:b/>
+                <w:bCs/>
+              </w:rPr>
+            </w:pPr>
+            <w:r>
+              <w:rPr>
+                <w:rFonts w:ascii="Times New Roman" w:hAnsi="Times New Roman" w:cs="Times New Roman"/>
+                <w:b/>
+                <w:bCs/>
+              </w:rPr>
+              <w:t>Hibernate</w:t>
+            </w:r>
+          </w:p>
+        </w:tc>
+        <w:tc>
+          <w:tcPr>
+            <w:tcW w:w="2337" w:type="dxa"/>
+            <w:vAlign w:val="center"/>
+          </w:tcPr>
+          <w:p>
+            <w:pPr>
+              <w:rPr>
+                <w:rFonts w:ascii="Times New Roman" w:hAnsi="Times New Roman" w:cs="Times New Roman"/>
+                <w:b/>
+                <w:bCs/>
+              </w:rPr>
+            </w:pPr>
+            <w:r>
+              <w:rPr>
+                <w:rFonts w:ascii="Times New Roman" w:hAnsi="Times New Roman" w:cs="Times New Roman"/>
+                <w:b/>
+                <w:bCs/>
+              </w:rPr>
+              <w:t>6.x</w:t>
+            </w:r>
+          </w:p>
+        </w:tc>
+        <w:tc>
+          <w:tcPr>
+            <w:tcW w:w="2338" w:type="dxa"/>
+            <w:vAlign w:val="center"/>
+          </w:tcPr>
+          <w:p>
+            <w:pPr>
+              <w:rPr>
+                <w:rFonts w:ascii="Times New Roman" w:hAnsi="Times New Roman" w:cs="Times New Roman"/>
+                <w:b/>
+                <w:bCs/>
+              </w:rPr>
+            </w:pPr>
+            <w:r>
+              <w:rPr>
+                <w:rFonts w:ascii="Times New Roman" w:hAnsi="Times New Roman" w:cs="Times New Roman"/>
+                <w:b/>
+                <w:bCs/>
+              </w:rPr>
+              <w:t>ORM tool for database operations</w:t>
+            </w:r>
+          </w:p>
+        </w:tc>
+      </w:tr>
+      <w:tr>
+        <w:trPr>
+          <w:trHeight w:val="70"/>
+        </w:trPr>
+        <w:tc>
+          <w:tcPr>
+            <w:tcW w:w="2337" w:type="dxa"/>
+            <w:vAlign w:val="center"/>
+          </w:tcPr>
+          <w:p>
+            <w:pPr>
+              <w:rPr>
+                <w:rFonts w:ascii="Times New Roman" w:hAnsi="Times New Roman" w:cs="Times New Roman"/>
+                <w:b/>
+                <w:bCs/>
+              </w:rPr>
+            </w:pPr>
+            <w:r>
+              <w:rPr>
+                <w:rFonts w:ascii="Times New Roman" w:hAnsi="Times New Roman" w:cs="Times New Roman"/>
+                <w:b/>
+                <w:bCs/>
+              </w:rPr>
+              <w:t>PostgreSQL</w:t>
+            </w:r>
+          </w:p>
+        </w:tc>
+        <w:tc>
+          <w:tcPr>
+            <w:tcW w:w="2337" w:type="dxa"/>
+            <w:vAlign w:val="center"/>
+          </w:tcPr>
+          <w:p>
+            <w:pPr>
+              <w:rPr>
+                <w:rFonts w:ascii="Times New Roman" w:hAnsi="Times New Roman" w:cs="Times New Roman"/>
+                <w:b/>
+                <w:bCs/>
+              </w:rPr>
+            </w:pPr>
+            <w:r>
+              <w:rPr>
+                <w:rFonts w:ascii="Times New Roman" w:hAnsi="Times New Roman" w:cs="Times New Roman"/>
+                <w:b/>
+                <w:bCs/>
+              </w:rPr>
+              <w:t>15.x</w:t>
+            </w:r>
+          </w:p>
+        </w:tc>
+        <w:tc>
+          <w:tcPr>
+            <w:tcW w:w="2338" w:type="dxa"/>
+            <w:vAlign w:val="center"/>
+          </w:tcPr>
+          <w:p>
+            <w:pPr>
+              <w:rPr>
+                <w:rFonts w:ascii="Times New Roman" w:hAnsi="Times New Roman" w:cs="Times New Roman"/>
+                <w:b/>
+                <w:bCs/>
+              </w:rPr>
+            </w:pPr>
+            <w:r>
+              <w:rPr>
+                <w:rFonts w:ascii="Times New Roman" w:hAnsi="Times New Roman" w:cs="Times New Roman"/>
+                <w:b/>
+                <w:bCs/>
+              </w:rPr>
+              <w:t>Relational database</w:t>
+            </w:r>
+          </w:p>
+        </w:tc>
+      </w:tr>
+      <w:tr>
+        <w:trPr>
+          <w:trHeight w:val="70"/>
+        </w:trPr>
+        <w:tc>
+          <w:tcPr>
+            <w:tcW w:w="2337" w:type="dxa"/>
+            <w:vAlign w:val="center"/>
+          </w:tcPr>
+          <w:p>
+            <w:pPr>
+              <w:rPr>
+                <w:rFonts w:ascii="Times New Roman" w:hAnsi="Times New Roman" w:cs="Times New Roman"/>
+                <w:b/>
+                <w:bCs/>
+              </w:rPr>
+            </w:pPr>
+            <w:r>
+              <w:rPr>
+                <w:rFonts w:ascii="Times New Roman" w:hAnsi="Times New Roman" w:cs="Times New Roman"/>
+                <w:b/>
+                <w:bCs/>
+              </w:rPr>
+              <w:t>Bootstrap</w:t>
+            </w:r>
+          </w:p>
+        </w:tc>
+        <w:tc>
+          <w:tcPr>
+            <w:tcW w:w="2337" w:type="dxa"/>
+            <w:vAlign w:val="center"/>
+          </w:tcPr>
+          <w:p>
+            <w:pPr>
+              <w:rPr>
+                <w:rFonts w:ascii="Times New Roman" w:hAnsi="Times New Roman" w:cs="Times New Roman"/>
+                <w:b/>
+                <w:bCs/>
+              </w:rPr>
+            </w:pPr>
+            <w:r>
+              <w:rPr>
+                <w:rFonts w:ascii="Times New Roman" w:hAnsi="Times New Roman" w:cs="Times New Roman"/>
+                <w:b/>
+                <w:bCs/>
+              </w:rPr>
+              <w:t>5.x</w:t>
+            </w:r>
+          </w:p>
+        </w:tc>
+        <w:tc>
+          <w:tcPr>
+            <w:tcW w:w="2338" w:type="dxa"/>
+            <w:vAlign w:val="center"/>
+          </w:tcPr>
+          <w:p>
+            <w:pPr>
+              <w:rPr>
+                <w:rFonts w:ascii="Times New Roman" w:hAnsi="Times New Roman" w:cs="Times New Roman"/>
+                <w:b/>
+                <w:bCs/>
+              </w:rPr>
+            </w:pPr>
+            <w:r>
+              <w:rPr>
+                <w:rFonts w:ascii="Times New Roman" w:hAnsi="Times New Roman" w:cs="Times New Roman"/>
+                <w:b/>
+                <w:bCs/>
+              </w:rPr>
+              <w:t>UI styling</w:t>
+            </w:r>
+          </w:p>
+        </w:tc>
+      </w:tr>
+      <w:tr>
+        <w:trPr>
+          <w:trHeight w:val="70"/>
+        </w:trPr>
+        <w:tc>
+          <w:tcPr>
+            <w:tcW w:w="2337" w:type="dxa"/>
+            <w:vAlign w:val="center"/>
+          </w:tcPr>
+          <w:p>
+            <w:pPr>
+              <w:rPr>
+                <w:rFonts w:ascii="Times New Roman" w:hAnsi="Times New Roman" w:cs="Times New Roman"/>
+                <w:b/>
+                <w:bCs/>
+              </w:rPr>
+            </w:pPr>
+            <w:r>
+              <w:rPr>
+                <w:rFonts w:ascii="Times New Roman" w:hAnsi="Times New Roman" w:cs="Times New Roman"/>
+                <w:b/>
+                <w:bCs/>
+              </w:rPr>
+              <w:t>Axios</w:t>
+            </w:r>
+          </w:p>
+        </w:tc>
+        <w:tc>
+          <w:tcPr>
+            <w:tcW w:w="2337" w:type="dxa"/>
+            <w:vAlign w:val="center"/>
+          </w:tcPr>
+          <w:p>
+            <w:pPr>
+              <w:rPr>
+                <w:rFonts w:ascii="Times New Roman" w:hAnsi="Times New Roman" w:cs="Times New Roman"/>
+                <w:b/>
+                <w:bCs/>
+              </w:rPr>
+            </w:pPr>
+            <w:r>
+              <w:rPr>
+                <w:rFonts w:ascii="Times New Roman" w:hAnsi="Times New Roman" w:cs="Times New Roman"/>
+                <w:b/>
+                <w:bCs/>
+              </w:rPr>
+              <w:t>1.x</w:t>
+            </w:r>
+          </w:p>
+        </w:tc>
+        <w:tc>
+          <w:tcPr>
+            <w:tcW w:w="2338" w:type="dxa"/>
+            <w:vAlign w:val="center"/>
+          </w:tcPr>
+          <w:p>
+            <w:pPr>
+              <w:rPr>
+                <w:rFonts w:ascii="Times New Roman" w:hAnsi="Times New Roman" w:cs="Times New Roman"/>
+                <w:b/>
+                <w:bCs/>
+              </w:rPr>
+            </w:pPr>
+            <w:r>
+              <w:rPr>
+                <w:rFonts w:ascii="Times New Roman" w:hAnsi="Times New Roman" w:cs="Times New Roman"/>
+                <w:b/>
+                <w:bCs/>
+              </w:rPr>
+              <w:t>HTTP client</w:t>
+            </w:r>
+          </w:p>
+        </w:tc>
+      </w:tr>
+      <w:tr>
+        <w:trPr>
+          <w:trHeight w:val="70"/>
+        </w:trPr>
+        <w:tc>
+          <w:tcPr>
+            <w:tcW w:w="2337" w:type="dxa"/>
+            <w:vAlign w:val="center"/>
+          </w:tcPr>
+          <w:p>
+            <w:pPr>
+              <w:rPr>
+                <w:rFonts w:ascii="Times New Roman" w:hAnsi="Times New Roman" w:cs="Times New Roman"/>
+                <w:b/>
+                <w:bCs/>
+              </w:rPr>
+            </w:pPr>
+            <w:r>
+              <w:rPr>
+                <w:rFonts w:ascii="Times New Roman" w:hAnsi="Times New Roman" w:cs="Times New Roman"/>
+                <w:b/>
+                <w:bCs/>
+              </w:rPr>
+              <w:lastRenderedPageBreak/>
+              <w:t>IntelliJ IDEA</w:t>
+            </w:r>
+          </w:p>
+        </w:tc>
+        <w:tc>
+          <w:tcPr>
+            <w:tcW w:w="2337" w:type="dxa"/>
+            <w:vAlign w:val="center"/>
+          </w:tcPr>
+          <w:p>
+            <w:pPr>
+              <w:rPr>
+                <w:rFonts w:ascii="Times New Roman" w:hAnsi="Times New Roman" w:cs="Times New Roman"/>
+                <w:b/>
+                <w:bCs/>
+              </w:rPr>
+            </w:pPr>
+            <w:r>
+              <w:rPr>
+                <w:rFonts w:ascii="Times New Roman" w:hAnsi="Times New Roman" w:cs="Times New Roman"/>
+                <w:b/>
+                <w:bCs/>
+              </w:rPr>
+              <w:t>2026.x</w:t>
+            </w:r>
+          </w:p>
+        </w:tc>
+        <w:tc>
+          <w:tcPr>
+            <w:tcW w:w="2338" w:type="dxa"/>
+            <w:vAlign w:val="center"/>
+          </w:tcPr>
+          <w:p>
+            <w:pPr>
+              <w:rPr>
+                <w:rFonts w:ascii="Times New Roman" w:hAnsi="Times New Roman" w:cs="Times New Roman"/>
+                <w:b/>
+                <w:bCs/>
+              </w:rPr>
+            </w:pPr>
+            <w:r>
+              <w:rPr>
+                <w:rFonts w:ascii="Times New Roman" w:hAnsi="Times New Roman" w:cs="Times New Roman"/>
+                <w:b/>
+                <w:bCs/>
+              </w:rPr>
+              <w:t>Backend IDE</w:t>
+            </w:r>
+          </w:p>
+        </w:tc>
+      </w:tr>
+      <w:tr>
+        <w:trPr>
+          <w:trHeight w:val="70"/>
+        </w:trPr>
+        <w:tc>
+          <w:tcPr>
+            <w:tcW w:w="2337" w:type="dxa"/>
+            <w:vAlign w:val="center"/>
+          </w:tcPr>
+          <w:p>
+            <w:pPr>
+              <w:rPr>
+                <w:rFonts w:ascii="Times New Roman" w:hAnsi="Times New Roman" w:cs="Times New Roman"/>
+                <w:b/>
+                <w:bCs/>
+              </w:rPr>
+            </w:pPr>
+            <w:r>
+              <w:rPr>
+                <w:rFonts w:ascii="Times New Roman" w:hAnsi="Times New Roman" w:cs="Times New Roman"/>
+                <w:b/>
+                <w:bCs/>
+              </w:rPr>
+              <w:t>Visual Studio Code</w:t>
+            </w:r>
+          </w:p>
+        </w:tc>
+        <w:tc>
+          <w:tcPr>
+            <w:tcW w:w="2337" w:type="dxa"/>
+            <w:vAlign w:val="center"/>
+          </w:tcPr>
+          <w:p>
+            <w:pPr>
+              <w:rPr>
+                <w:rFonts w:ascii="Times New Roman" w:hAnsi="Times New Roman" w:cs="Times New Roman"/>
+                <w:b/>
+                <w:bCs/>
+              </w:rPr>
+            </w:pPr>
+            <w:r>
+              <w:rPr>
+                <w:rFonts w:ascii="Times New Roman" w:hAnsi="Times New Roman" w:cs="Times New Roman"/>
+                <w:b/>
+                <w:bCs/>
+              </w:rPr>
+              <w:t>1.80.x</w:t>
+            </w:r>
+          </w:p>
+        </w:tc>
+        <w:tc>
+          <w:tcPr>
+            <w:tcW w:w="2338" w:type="dxa"/>
+            <w:vAlign w:val="center"/>
+          </w:tcPr>
+          <w:p>
+            <w:pPr>
+              <w:rPr>
+                <w:rFonts w:ascii="Times New Roman" w:hAnsi="Times New Roman" w:cs="Times New Roman"/>
+                <w:b/>
+                <w:bCs/>
+              </w:rPr>
+            </w:pPr>
+            <w:r>
+              <w:rPr>
+                <w:rFonts w:ascii="Times New Roman" w:hAnsi="Times New Roman" w:cs="Times New Roman"/>
+                <w:b/>
+                <w:bCs/>
+              </w:rPr>
+              <w:t>Frontend code editor</w:t>
+            </w:r>
+          </w:p>
+        </w:tc>
+      </w:tr>
+      <w:tr>
+        <w:trPr>
+          <w:trHeight w:val="70"/>
+        </w:trPr>
+        <w:tc>
+          <w:tcPr>
+            <w:tcW w:w="2337" w:type="dxa"/>
+            <w:vAlign w:val="center"/>
+          </w:tcPr>
+          <w:p>
+            <w:pPr>
+              <w:rPr>
+                <w:rFonts w:ascii="Times New Roman" w:hAnsi="Times New Roman" w:cs="Times New Roman"/>
+                <w:b/>
+                <w:bCs/>
+              </w:rPr>
+            </w:pPr>
+            <w:r>
+              <w:rPr>
+                <w:rFonts w:ascii="Times New Roman" w:hAnsi="Times New Roman" w:cs="Times New Roman"/>
+                <w:b/>
+                <w:bCs/>
+              </w:rPr>
+              <w:t>Git</w:t>
+            </w:r>
+          </w:p>
+        </w:tc>
+        <w:tc>
+          <w:tcPr>
+            <w:tcW w:w="2337" w:type="dxa"/>
+            <w:vAlign w:val="center"/>
+          </w:tcPr>
+          <w:p>
+            <w:pPr>
+              <w:rPr>
+                <w:rFonts w:ascii="Times New Roman" w:hAnsi="Times New Roman" w:cs="Times New Roman"/>
+                <w:b/>
+                <w:bCs/>
+              </w:rPr>
+            </w:pPr>
+            <w:r>
+              <w:rPr>
+                <w:rFonts w:ascii="Times New Roman" w:hAnsi="Times New Roman" w:cs="Times New Roman"/>
+                <w:b/>
+                <w:bCs/>
+              </w:rPr>
+              <w:t>2.x</w:t>
+            </w:r>
+          </w:p>
+        </w:tc>
+        <w:tc>
+          <w:tcPr>
+            <w:tcW w:w="2338" w:type="dxa"/>
+            <w:vAlign w:val="center"/>
+          </w:tcPr>
+          <w:p>
+            <w:pPr>
+              <w:rPr>
+                <w:rFonts w:ascii="Times New Roman" w:hAnsi="Times New Roman" w:cs="Times New Roman"/>
+                <w:b/>
+                <w:bCs/>
+              </w:rPr>
+            </w:pPr>
+            <w:r>
+              <w:rPr>
+                <w:rFonts w:ascii="Times New Roman" w:hAnsi="Times New Roman" w:cs="Times New Roman"/>
+                <w:b/>
+                <w:bCs/>
+              </w:rPr>
+              <w:t>Version control</w:t>
+            </w:r>
+          </w:p>
+        </w:tc>
+      </w:tr>
+      <w:tr>
+        <w:trPr>
+          <w:trHeight w:val="70"/>
+        </w:trPr>
+        <w:tc>
+          <w:tcPr>
+            <w:tcW w:w="2337" w:type="dxa"/>
+            <w:vAlign w:val="center"/>
+          </w:tcPr>
+          <w:p>
+            <w:pPr>
+              <w:rPr>
+                <w:rFonts w:ascii="Times New Roman" w:hAnsi="Times New Roman" w:cs="Times New Roman"/>
+                <w:b/>
+                <w:bCs/>
+              </w:rPr>
+            </w:pPr>
+            <w:r>
+              <w:rPr>
+                <w:rFonts w:ascii="Times New Roman" w:hAnsi="Times New Roman" w:cs="Times New Roman"/>
+                <w:b/>
+                <w:bCs/>
+              </w:rPr>
+              <w:t>Postman</w:t>
+            </w:r>
+          </w:p>
+        </w:tc>
+        <w:tc>
+          <w:tcPr>
+            <w:tcW w:w="2337" w:type="dxa"/>
+            <w:vAlign w:val="center"/>
+          </w:tcPr>
+          <w:p>
+            <w:pPr>
+              <w:rPr>
+                <w:rFonts w:ascii="Times New Roman" w:hAnsi="Times New Roman" w:cs="Times New Roman"/>
+                <w:b/>
+                <w:bCs/>
+              </w:rPr>
+            </w:pPr>
+            <w:r>
+              <w:rPr>
+                <w:rFonts w:ascii="Times New Roman" w:hAnsi="Times New Roman" w:cs="Times New Roman"/>
+                <w:b/>
+                <w:bCs/>
+              </w:rPr>
+              <w:t>10.x</w:t>
+            </w:r>
+          </w:p>
+        </w:tc>
+        <w:tc>
+          <w:tcPr>
+            <w:tcW w:w="2338" w:type="dxa"/>
+            <w:vAlign w:val="center"/>
+          </w:tcPr>
+          <w:p>
+            <w:pPr>
+              <w:rPr>
+                <w:rFonts w:ascii="Times New Roman" w:hAnsi="Times New Roman" w:cs="Times New Roman"/>
+                <w:b/>
+                <w:bCs/>
+              </w:rPr>
+            </w:pPr>
+            <w:r>
+              <w:rPr>
+                <w:rFonts w:ascii="Times New Roman" w:hAnsi="Times New Roman" w:cs="Times New Roman"/>
+                <w:b/>
+                <w:bCs/>
+              </w:rPr>
+              <w:t>API testing</w:t>
+            </w:r>
+          </w:p>
+        </w:tc>
+      </w:tr>
+      <w:tr>
+        <w:trPr>
+          <w:trHeight w:val="70"/>
+        </w:trPr>
+        <w:tc>
+          <w:tcPr>
+            <w:tcW w:w="2337" w:type="dxa"/>
+            <w:vAlign w:val="center"/>
+          </w:tcPr>
+          <w:p>
+            <w:pPr>
+              <w:rPr>
+                <w:rFonts w:ascii="Times New Roman" w:hAnsi="Times New Roman" w:cs="Times New Roman"/>
+                <w:b/>
+                <w:bCs/>
+              </w:rPr>
+            </w:pPr>
+            <w:r>
+              <w:rPr>
+                <w:rFonts w:ascii="Times New Roman" w:hAnsi="Times New Roman" w:cs="Times New Roman"/>
+                <w:b/>
+                <w:bCs/>
+              </w:rPr>
+              <w:t>Maven / Gradle</w:t>
+            </w:r>
+          </w:p>
+        </w:tc>
+        <w:tc>
+          <w:tcPr>
+            <w:tcW w:w="2337" w:type="dxa"/>
+            <w:vAlign w:val="center"/>
+          </w:tcPr>
+          <w:p>
+            <w:pPr>
+              <w:rPr>
+                <w:rFonts w:ascii="Times New Roman" w:hAnsi="Times New Roman" w:cs="Times New Roman"/>
+                <w:b/>
+                <w:bCs/>
+              </w:rPr>
+            </w:pPr>
+            <w:r>
+              <w:rPr>
+                <w:rFonts w:ascii="Times New Roman" w:hAnsi="Times New Roman" w:cs="Times New Roman"/>
+                <w:b/>
+                <w:bCs/>
+              </w:rPr>
+              <w:t>4.x / 8.x</w:t>
+            </w:r>
+          </w:p>
+        </w:tc>
+        <w:tc>
+          <w:tcPr>
+            <w:tcW w:w="2338" w:type="dxa"/>
+            <w:vAlign w:val="center"/>
+          </w:tcPr>
+          <w:p>
+            <w:pPr>
+              <w:rPr>
+                <w:rFonts w:ascii="Times New Roman" w:hAnsi="Times New Roman" w:cs="Times New Roman"/>
+                <w:b/>
+                <w:bCs/>
+              </w:rPr>
+            </w:pPr>
+            <w:r>
+              <w:rPr>
+                <w:rFonts w:ascii="Times New Roman" w:hAnsi="Times New Roman" w:cs="Times New Roman"/>
+                <w:b/>
+                <w:bCs/>
+              </w:rPr>
+              <w:t>Build automation</w:t>
+            </w:r>
+          </w:p>
+        </w:tc>
+      </w:tr>
+      <w:tr>
+        <w:trPr>
+          <w:trHeight w:val="70"/>
+        </w:trPr>
+        <w:tc>
+          <w:tcPr>
+            <w:tcW w:w="2337" w:type="dxa"/>
+            <w:vAlign w:val="center"/>
+          </w:tcPr>
+          <w:p>
+            <w:pPr>
+              <w:rPr>
+                <w:rFonts w:ascii="Times New Roman" w:hAnsi="Times New Roman" w:cs="Times New Roman"/>
+                <w:b/>
+                <w:bCs/>
+              </w:rPr>
+            </w:pPr>
+            <w:r>
+              <w:rPr>
+                <w:rFonts w:ascii="Times New Roman" w:hAnsi="Times New Roman" w:cs="Times New Roman"/>
+                <w:b/>
+                <w:bCs/>
+              </w:rPr>
+              <w:t>Docker</w:t>
+            </w:r>
+          </w:p>
+        </w:tc>
+        <w:tc>
+          <w:tcPr>
+            <w:tcW w:w="2337" w:type="dxa"/>
+            <w:vAlign w:val="center"/>
+          </w:tcPr>
+          <w:p>
+            <w:pPr>
+              <w:rPr>
+                <w:rFonts w:ascii="Times New Roman" w:hAnsi="Times New Roman" w:cs="Times New Roman"/>
+                <w:b/>
+                <w:bCs/>
+              </w:rPr>
+            </w:pPr>
+            <w:r>
+              <w:rPr>
+                <w:rFonts w:ascii="Times New Roman" w:hAnsi="Times New Roman" w:cs="Times New Roman"/>
+                <w:b/>
+                <w:bCs/>
+              </w:rPr>
+              <w:t>24.x</w:t>
+            </w:r>
+          </w:p>
+        </w:tc>
+        <w:tc>
+          <w:tcPr>
+            <w:tcW w:w="2338" w:type="dxa"/>
+            <w:vAlign w:val="center"/>
+          </w:tcPr>
+          <w:p>
+            <w:pPr>
+              <w:rPr>
+                <w:rFonts w:ascii="Times New Roman" w:hAnsi="Times New Roman" w:cs="Times New Roman"/>
+                <w:b/>
+                <w:bCs/>
+              </w:rPr>
+            </w:pPr>
+            <w:r>
+              <w:rPr>
+                <w:rFonts w:ascii="Times New Roman" w:hAnsi="Times New Roman" w:cs="Times New Roman"/>
+                <w:b/>
+                <w:bCs/>
+              </w:rPr>
+              <w:t>Containerization</w:t>
+            </w:r>
+          </w:p>
+        </w:tc>
+      </w:tr>
+      <w:tr>
+        <w:trPr>
+          <w:trHeight w:val="70"/>
+        </w:trPr>
+        <w:tc>
+          <w:tcPr>
+            <w:tcW w:w="2337" w:type="dxa"/>
+            <w:vAlign w:val="center"/>
+          </w:tcPr>
+          <w:p>
+            <w:pPr>
+              <w:rPr>
+                <w:rFonts w:ascii="Times New Roman" w:hAnsi="Times New Roman" w:cs="Times New Roman"/>
+                <w:b/>
+                <w:bCs/>
+              </w:rPr>
+            </w:pPr>
+            <w:r>
+              <w:rPr>
+                <w:rFonts w:ascii="Times New Roman" w:hAnsi="Times New Roman" w:cs="Times New Roman"/>
+                <w:b/>
+                <w:bCs/>
+              </w:rPr>
+              <w:t>Nginx</w:t>
+            </w:r>
+          </w:p>
+        </w:tc>
+        <w:tc>
+          <w:tcPr>
+            <w:tcW w:w="2337" w:type="dxa"/>
+            <w:vAlign w:val="center"/>
+          </w:tcPr>
+          <w:p>
+            <w:pPr>
+              <w:rPr>
+                <w:rFonts w:ascii="Times New Roman" w:hAnsi="Times New Roman" w:cs="Times New Roman"/>
+                <w:b/>
+                <w:bCs/>
+              </w:rPr>
+            </w:pPr>
+            <w:r>
+              <w:rPr>
+                <w:rFonts w:ascii="Times New Roman" w:hAnsi="Times New Roman" w:cs="Times New Roman"/>
+                <w:b/>
+                <w:bCs/>
+              </w:rPr>
+              <w:t>1.24.x</w:t>
+            </w:r>
+          </w:p>
+        </w:tc>
+        <w:tc>
+          <w:tcPr>
+            <w:tcW w:w="2338" w:type="dxa"/>
+            <w:vAlign w:val="center"/>
+          </w:tcPr>
+          <w:p>
+            <w:pPr>
+              <w:rPr>
+                <w:rFonts w:ascii="Times New Roman" w:hAnsi="Times New Roman" w:cs="Times New Roman"/>
+                <w:b/>
+                <w:bCs/>
+              </w:rPr>
+            </w:pPr>
+            <w:r>
+              <w:rPr>
+                <w:rFonts w:ascii="Times New Roman" w:hAnsi="Times New Roman" w:cs="Times New Roman"/>
+                <w:b/>
+                <w:bCs/>
+              </w:rPr>
+              <w:t>Web server and reverse proxy</w:t>
+            </w:r>
+          </w:p>
+        </w:tc>
+      </w:tr>
+    </w:tbl>
+    <w:p>
+      <w:pPr>
+        <w:spacing w:after="120"/>
         <w:rPr>
           <w:rFonts w:ascii="Times New Roman" w:eastAsia="PMingLiU" w:hAnsi="Times New Roman" w:cs="Times New Roman"/>
           <w:sz w:val="22"/>
           <w:szCs w:val="22"/>
           <w:lang w:eastAsia="zh-TW"/>
         </w:rPr>
-        <w:t>tools</w:t>
-      </w:r>
-      <w:r>
-        <w:rPr>
-          <w:rFonts w:ascii="Times New Roman" w:eastAsia="PMingLiU" w:hAnsi="Times New Roman" w:cs="Times New Roman"/>
-          <w:sz w:val="22"/>
-          <w:szCs w:val="22"/>
-          <w:lang w:eastAsia="zh-TW"/>
-        </w:rPr>
-        <w:t>,</w:t>
-      </w:r>
-      <w:r>
-        <w:rPr>
-          <w:rFonts w:ascii="Times New Roman" w:eastAsia="PMingLiU" w:hAnsi="Times New Roman" w:cs="Times New Roman"/>
-          <w:sz w:val="22"/>
-          <w:szCs w:val="22"/>
-          <w:lang w:eastAsia="zh-TW"/>
-        </w:rPr>
-        <w:t xml:space="preserve"> </w:t>
-      </w:r>
-      <w:r>
-        <w:rPr>
-          <w:rFonts w:ascii="Times New Roman" w:eastAsia="PMingLiU" w:hAnsi="Times New Roman" w:cs="Times New Roman"/>
-          <w:sz w:val="22"/>
-          <w:szCs w:val="22"/>
-          <w:lang w:eastAsia="zh-TW"/>
-        </w:rPr>
-        <w:t>technologies</w:t>
-      </w:r>
-      <w:r>
-        <w:rPr>
-          <w:rFonts w:ascii="Times New Roman" w:eastAsia="PMingLiU" w:hAnsi="Times New Roman" w:cs="Times New Roman"/>
-          <w:sz w:val="22"/>
-          <w:szCs w:val="22"/>
-          <w:lang w:eastAsia="zh-TW"/>
-        </w:rPr>
-        <w:t>, and their respective versions</w:t>
-      </w:r>
-      <w:r>
-        <w:rPr>
-          <w:rFonts w:ascii="Times New Roman" w:eastAsia="PMingLiU" w:hAnsi="Times New Roman" w:cs="Times New Roman"/>
-          <w:sz w:val="22"/>
-          <w:szCs w:val="22"/>
-          <w:lang w:eastAsia="zh-TW"/>
-        </w:rPr>
-        <w:t xml:space="preserve"> used in the project.</w:t>
-      </w:r>
-    </w:p>
-    <w:p>
-      <w:pPr>
-        <w:spacing w:after="120"/>
-        <w:rPr>
-          <w:rFonts w:ascii="Times New Roman" w:eastAsia="PMingLiU" w:hAnsi="Times New Roman" w:cs="Times New Roman"/>
-          <w:sz w:val="22"/>
-          <w:szCs w:val="22"/>
-          <w:lang w:eastAsia="zh-TW"/>
-        </w:rPr>
-      </w:pPr>
-      <w:bookmarkStart w:id="10" w:name="_Hlk67033278"/>
-      <w:r>
-        <w:rPr>
-          <w:rFonts w:ascii="Times New Roman" w:eastAsia="PMingLiU" w:hAnsi="Times New Roman" w:cs="Times New Roman"/>
-          <w:b/>
-          <w:bCs/>
-          <w:sz w:val="22"/>
-          <w:szCs w:val="22"/>
-          <w:lang w:eastAsia="zh-TW"/>
-        </w:rPr>
-        <w:t>N</w:t>
-      </w:r>
-      <w:r>
-        <w:rPr>
-          <w:rFonts w:ascii="Times New Roman" w:eastAsia="PMingLiU" w:hAnsi="Times New Roman" w:cs="Times New Roman"/>
-          <w:b/>
-          <w:bCs/>
-          <w:sz w:val="22"/>
-          <w:szCs w:val="22"/>
-          <w:lang w:eastAsia="zh-TW"/>
-        </w:rPr>
-        <w:t>ote</w:t>
-      </w:r>
-      <w:r>
-        <w:rPr>
-          <w:rFonts w:ascii="Times New Roman" w:eastAsia="PMingLiU" w:hAnsi="Times New Roman" w:cs="Times New Roman"/>
-          <w:b/>
-          <w:bCs/>
-          <w:sz w:val="22"/>
-          <w:szCs w:val="22"/>
-          <w:lang w:eastAsia="zh-TW"/>
-        </w:rPr>
-        <w:t>:</w:t>
-      </w:r>
-      <w:r>
-        <w:rPr>
-          <w:rFonts w:ascii="Times New Roman" w:eastAsia="PMingLiU" w:hAnsi="Times New Roman" w:cs="Times New Roman"/>
-          <w:sz w:val="22"/>
-          <w:szCs w:val="22"/>
-          <w:lang w:eastAsia="zh-TW"/>
-        </w:rPr>
-        <w:t xml:space="preserve"> </w:t>
-      </w:r>
-      <w:r>
-        <w:rPr>
-          <w:rFonts w:ascii="Times New Roman" w:eastAsia="PMingLiU" w:hAnsi="Times New Roman" w:cs="Times New Roman"/>
-          <w:sz w:val="22"/>
-          <w:szCs w:val="22"/>
-          <w:lang w:eastAsia="zh-TW"/>
-        </w:rPr>
-        <w:t>O</w:t>
-      </w:r>
-      <w:r>
-        <w:rPr>
-          <w:rFonts w:ascii="Times New Roman" w:eastAsia="PMingLiU" w:hAnsi="Times New Roman" w:cs="Times New Roman"/>
-          <w:sz w:val="22"/>
-          <w:szCs w:val="22"/>
-          <w:lang w:eastAsia="zh-TW"/>
-        </w:rPr>
-        <w:t xml:space="preserve">nce the technical requirements have been completed there may be situations where technologies or tools may need to be taken </w:t>
-      </w:r>
-      <w:r>
-        <w:rPr>
-          <w:rFonts w:ascii="Times New Roman" w:eastAsia="PMingLiU" w:hAnsi="Times New Roman" w:cs="Times New Roman"/>
-          <w:sz w:val="22"/>
-          <w:szCs w:val="22"/>
-          <w:lang w:eastAsia="zh-TW"/>
-        </w:rPr>
-        <w:t xml:space="preserve">out </w:t>
-      </w:r>
-      <w:r>
-        <w:rPr>
-          <w:rFonts w:ascii="Times New Roman" w:eastAsia="PMingLiU" w:hAnsi="Times New Roman" w:cs="Times New Roman"/>
-          <w:sz w:val="22"/>
-          <w:szCs w:val="22"/>
-          <w:lang w:eastAsia="zh-TW"/>
-        </w:rPr>
-        <w:t xml:space="preserve">of scope or changed, </w:t>
-      </w:r>
-      <w:r>
-        <w:rPr>
-          <w:rFonts w:ascii="Times New Roman" w:eastAsia="PMingLiU" w:hAnsi="Times New Roman" w:cs="Times New Roman"/>
-          <w:sz w:val="22"/>
-          <w:szCs w:val="22"/>
-          <w:lang w:eastAsia="zh-TW"/>
-        </w:rPr>
-        <w:t>possibly</w:t>
-      </w:r>
-      <w:r>
-        <w:rPr>
-          <w:rFonts w:ascii="Times New Roman" w:eastAsia="PMingLiU" w:hAnsi="Times New Roman" w:cs="Times New Roman"/>
-          <w:sz w:val="22"/>
-          <w:szCs w:val="22"/>
-          <w:lang w:eastAsia="zh-TW"/>
-        </w:rPr>
-        <w:t xml:space="preserve"> due to technical or timeline challenges. Any technologies or tools that are taken out of scope or changed once the project development has started must be approved by the mentor and instructor with justification as to why the functionality is being removed from the project. </w:t>
-      </w:r>
+      </w:pPr>
     </w:p>
     <w:p>
       <w:pPr>
@@ -3675,7 +7765,7 @@
           </w:p>
         </w:tc>
       </w:tr>
-      <w:bookmarkEnd w:id="10"/>
+      <w:bookmarkEnd w:id="8"/>
     </w:tbl>
     <w:p>
       <w:pPr>
@@ -3696,12 +7786,12 @@
       <w:pPr>
         <w:pStyle w:val="SectionTitle"/>
       </w:pPr>
-      <w:bookmarkStart w:id="11" w:name="_Toc70484937"/>
+      <w:bookmarkStart w:id="9" w:name="_Toc70484937"/>
       <w:r>
         <w:lastRenderedPageBreak/>
         <w:t>Logical System Design</w:t>
       </w:r>
-      <w:bookmarkEnd w:id="11"/>
+      <w:bookmarkEnd w:id="9"/>
     </w:p>
     <w:p>
       <w:pPr>
@@ -3759,12 +7849,12 @@
       <w:pPr>
         <w:pStyle w:val="SectionTitle"/>
       </w:pPr>
-      <w:bookmarkStart w:id="12" w:name="_Toc70484938"/>
+      <w:bookmarkStart w:id="10" w:name="_Toc70484938"/>
       <w:r>
         <w:lastRenderedPageBreak/>
         <w:t>User Interface Design</w:t>
       </w:r>
-      <w:bookmarkEnd w:id="12"/>
+      <w:bookmarkEnd w:id="10"/>
     </w:p>
     <w:p>
       <w:pPr>
@@ -4080,6 +8170,453 @@
 <file path=word/numbering.xml><?xml version="1.0" encoding="utf-8"?>
 <w:numbering xmlns:wpc="http://schemas.microsoft.com/office/word/2010/wordprocessingCanvas" xmlns:cx="http://schemas.microsoft.com/office/drawing/2014/chartex" xmlns:cx1="http://schemas.microsoft.com/office/drawing/2015/9/8/chartex" xmlns:cx2="http://schemas.microsoft.com/office/drawing/2015/10/21/chartex" xmlns:cx3="http://schemas.microsoft.com/office/drawing/2016/5/9/chartex" xmlns:cx4="http://schemas.microsoft.com/office/drawing/2016/5/10/chartex" xmlns:cx5="http://schemas.microsoft.com/office/drawing/2016/5/11/chartex" xmlns:cx6="http://schemas.microsoft.com/office/drawing/2016/5/12/chartex" xmlns:cx7="http://schemas.microsoft.com/office/drawing/2016/5/13/chartex" xmlns:cx8="http://schemas.microsoft.com/office/drawing/2016/5/14/chartex" xmlns:mc="http://schemas.openxmlformats.org/markup-compatibility/2006" xmlns:aink="http://schemas.microsoft.com/office/drawing/2016/ink" xmlns:am3d="http://schemas.microsoft.com/office/drawing/2017/model3d" xmlns:o="urn:schemas-microsoft-com:office:office" xmlns:oel="http://schemas.microsoft.com/office/2019/extlst" xmlns:r="http://schemas.openxmlformats.org/officeDocument/2006/relationships" xmlns:m="http://schemas.openxmlformats.org/officeDocument/2006/math" xmlns:v="urn:schemas-microsoft-com:vml" xmlns:wp14="http://schemas.microsoft.com/office/word/2010/wordprocessingDrawing" xmlns:wp="http://schemas.openxmlformats.org/drawingml/2006/wordprocessingDrawing" xmlns:w10="urn:schemas-microsoft-com:office:word" xmlns:w="http://schemas.openxmlformats.org/wordprocessingml/2006/main" xmlns:w14="http://schemas.microsoft.com/office/word/2010/wordml" xmlns:w15="http://schemas.microsoft.com/office/word/2012/wordml" xmlns:w16cex="http://schemas.microsoft.com/office/word/2018/wordml/cex" xmlns:w16cid="http://schemas.microsoft.com/office/word/2016/wordml/cid" xmlns:w16="http://schemas.microsoft.com/office/word/2018/wordml" xmlns:w16du="http://schemas.microsoft.com/office/word/2023/wordml/word16du" xmlns:w16sdtdh="http://schemas.microsoft.com/office/word/2020/wordml/sdtdatahash" xmlns:w16sdtfl="http://schemas.microsoft.com/office/word/2024/wordml/sdtformatlock" xmlns:w16se="http://schemas.microsoft.com/office/word/2015/wordml/symex" xmlns:wpg="http://schemas.microsoft.com/office/word/2010/wordprocessingGroup" xmlns:wpi="http://schemas.microsoft.com/office/word/2010/wordprocessingInk" xmlns:wne="http://schemas.microsoft.com/office/word/2006/wordml" xmlns:wps="http://schemas.microsoft.com/office/word/2010/wordprocessingShape" mc:Ignorable="w14 w15 w16se w16cid w16 w16cex w16sdtdh w16sdtfl w16du wp14">
   <w:abstractNum w:abstractNumId="0" w15:restartNumberingAfterBreak="0">
+    <w:nsid w:val="13E2666B"/>
+    <w:multiLevelType w:val="multilevel"/>
+    <w:tmpl w:val="E76CCF66"/>
+    <w:lvl w:ilvl="0">
+      <w:start w:val="1"/>
+      <w:numFmt w:val="bullet"/>
+      <w:lvlText w:val=""/>
+      <w:lvlJc w:val="left"/>
+      <w:pPr>
+        <w:tabs>
+          <w:tab w:val="num" w:pos="720"/>
+        </w:tabs>
+        <w:ind w:left="720" w:hanging="360"/>
+      </w:pPr>
+      <w:rPr>
+        <w:rFonts w:ascii="Symbol" w:hAnsi="Symbol" w:hint="default"/>
+        <w:sz w:val="20"/>
+      </w:rPr>
+    </w:lvl>
+    <w:lvl w:ilvl="1" w:tentative="1">
+      <w:start w:val="1"/>
+      <w:numFmt w:val="bullet"/>
+      <w:lvlText w:val="o"/>
+      <w:lvlJc w:val="left"/>
+      <w:pPr>
+        <w:tabs>
+          <w:tab w:val="num" w:pos="1440"/>
+        </w:tabs>
+        <w:ind w:left="1440" w:hanging="360"/>
+      </w:pPr>
+      <w:rPr>
+        <w:rFonts w:ascii="Courier New" w:hAnsi="Courier New" w:hint="default"/>
+        <w:sz w:val="20"/>
+      </w:rPr>
+    </w:lvl>
+    <w:lvl w:ilvl="2" w:tentative="1">
+      <w:start w:val="1"/>
+      <w:numFmt w:val="bullet"/>
+      <w:lvlText w:val=""/>
+      <w:lvlJc w:val="left"/>
+      <w:pPr>
+        <w:tabs>
+          <w:tab w:val="num" w:pos="2160"/>
+        </w:tabs>
+        <w:ind w:left="2160" w:hanging="360"/>
+      </w:pPr>
+      <w:rPr>
+        <w:rFonts w:ascii="Wingdings" w:hAnsi="Wingdings" w:hint="default"/>
+        <w:sz w:val="20"/>
+      </w:rPr>
+    </w:lvl>
+    <w:lvl w:ilvl="3" w:tentative="1">
+      <w:start w:val="1"/>
+      <w:numFmt w:val="bullet"/>
+      <w:lvlText w:val=""/>
+      <w:lvlJc w:val="left"/>
+      <w:pPr>
+        <w:tabs>
+          <w:tab w:val="num" w:pos="2880"/>
+        </w:tabs>
+        <w:ind w:left="2880" w:hanging="360"/>
+      </w:pPr>
+      <w:rPr>
+        <w:rFonts w:ascii="Wingdings" w:hAnsi="Wingdings" w:hint="default"/>
+        <w:sz w:val="20"/>
+      </w:rPr>
+    </w:lvl>
+    <w:lvl w:ilvl="4" w:tentative="1">
+      <w:start w:val="1"/>
+      <w:numFmt w:val="bullet"/>
+      <w:lvlText w:val=""/>
+      <w:lvlJc w:val="left"/>
+      <w:pPr>
+        <w:tabs>
+          <w:tab w:val="num" w:pos="3600"/>
+        </w:tabs>
+        <w:ind w:left="3600" w:hanging="360"/>
+      </w:pPr>
+      <w:rPr>
+        <w:rFonts w:ascii="Wingdings" w:hAnsi="Wingdings" w:hint="default"/>
+        <w:sz w:val="20"/>
+      </w:rPr>
+    </w:lvl>
+    <w:lvl w:ilvl="5" w:tentative="1">
+      <w:start w:val="1"/>
+      <w:numFmt w:val="bullet"/>
+      <w:lvlText w:val=""/>
+      <w:lvlJc w:val="left"/>
+      <w:pPr>
+        <w:tabs>
+          <w:tab w:val="num" w:pos="4320"/>
+        </w:tabs>
+        <w:ind w:left="4320" w:hanging="360"/>
+      </w:pPr>
+      <w:rPr>
+        <w:rFonts w:ascii="Wingdings" w:hAnsi="Wingdings" w:hint="default"/>
+        <w:sz w:val="20"/>
+      </w:rPr>
+    </w:lvl>
+    <w:lvl w:ilvl="6" w:tentative="1">
+      <w:start w:val="1"/>
+      <w:numFmt w:val="bullet"/>
+      <w:lvlText w:val=""/>
+      <w:lvlJc w:val="left"/>
+      <w:pPr>
+        <w:tabs>
+          <w:tab w:val="num" w:pos="5040"/>
+        </w:tabs>
+        <w:ind w:left="5040" w:hanging="360"/>
+      </w:pPr>
+      <w:rPr>
+        <w:rFonts w:ascii="Wingdings" w:hAnsi="Wingdings" w:hint="default"/>
+        <w:sz w:val="20"/>
+      </w:rPr>
+    </w:lvl>
+    <w:lvl w:ilvl="7" w:tentative="1">
+      <w:start w:val="1"/>
+      <w:numFmt w:val="bullet"/>
+      <w:lvlText w:val=""/>
+      <w:lvlJc w:val="left"/>
+      <w:pPr>
+        <w:tabs>
+          <w:tab w:val="num" w:pos="5760"/>
+        </w:tabs>
+        <w:ind w:left="5760" w:hanging="360"/>
+      </w:pPr>
+      <w:rPr>
+        <w:rFonts w:ascii="Wingdings" w:hAnsi="Wingdings" w:hint="default"/>
+        <w:sz w:val="20"/>
+      </w:rPr>
+    </w:lvl>
+    <w:lvl w:ilvl="8" w:tentative="1">
+      <w:start w:val="1"/>
+      <w:numFmt w:val="bullet"/>
+      <w:lvlText w:val=""/>
+      <w:lvlJc w:val="left"/>
+      <w:pPr>
+        <w:tabs>
+          <w:tab w:val="num" w:pos="6480"/>
+        </w:tabs>
+        <w:ind w:left="6480" w:hanging="360"/>
+      </w:pPr>
+      <w:rPr>
+        <w:rFonts w:ascii="Wingdings" w:hAnsi="Wingdings" w:hint="default"/>
+        <w:sz w:val="20"/>
+      </w:rPr>
+    </w:lvl>
+  </w:abstractNum>
+  <w:abstractNum w:abstractNumId="1" w15:restartNumberingAfterBreak="0">
+    <w:nsid w:val="155D449A"/>
+    <w:multiLevelType w:val="multilevel"/>
+    <w:tmpl w:val="11962266"/>
+    <w:lvl w:ilvl="0">
+      <w:start w:val="1"/>
+      <w:numFmt w:val="bullet"/>
+      <w:lvlText w:val=""/>
+      <w:lvlJc w:val="left"/>
+      <w:pPr>
+        <w:tabs>
+          <w:tab w:val="num" w:pos="720"/>
+        </w:tabs>
+        <w:ind w:left="720" w:hanging="360"/>
+      </w:pPr>
+      <w:rPr>
+        <w:rFonts w:ascii="Symbol" w:hAnsi="Symbol" w:hint="default"/>
+        <w:sz w:val="20"/>
+      </w:rPr>
+    </w:lvl>
+    <w:lvl w:ilvl="1" w:tentative="1">
+      <w:start w:val="1"/>
+      <w:numFmt w:val="bullet"/>
+      <w:lvlText w:val="o"/>
+      <w:lvlJc w:val="left"/>
+      <w:pPr>
+        <w:tabs>
+          <w:tab w:val="num" w:pos="1440"/>
+        </w:tabs>
+        <w:ind w:left="1440" w:hanging="360"/>
+      </w:pPr>
+      <w:rPr>
+        <w:rFonts w:ascii="Courier New" w:hAnsi="Courier New" w:hint="default"/>
+        <w:sz w:val="20"/>
+      </w:rPr>
+    </w:lvl>
+    <w:lvl w:ilvl="2" w:tentative="1">
+      <w:start w:val="1"/>
+      <w:numFmt w:val="bullet"/>
+      <w:lvlText w:val=""/>
+      <w:lvlJc w:val="left"/>
+      <w:pPr>
+        <w:tabs>
+          <w:tab w:val="num" w:pos="2160"/>
+        </w:tabs>
+        <w:ind w:left="2160" w:hanging="360"/>
+      </w:pPr>
+      <w:rPr>
+        <w:rFonts w:ascii="Wingdings" w:hAnsi="Wingdings" w:hint="default"/>
+        <w:sz w:val="20"/>
+      </w:rPr>
+    </w:lvl>
+    <w:lvl w:ilvl="3" w:tentative="1">
+      <w:start w:val="1"/>
+      <w:numFmt w:val="bullet"/>
+      <w:lvlText w:val=""/>
+      <w:lvlJc w:val="left"/>
+      <w:pPr>
+        <w:tabs>
+          <w:tab w:val="num" w:pos="2880"/>
+        </w:tabs>
+        <w:ind w:left="2880" w:hanging="360"/>
+      </w:pPr>
+      <w:rPr>
+        <w:rFonts w:ascii="Wingdings" w:hAnsi="Wingdings" w:hint="default"/>
+        <w:sz w:val="20"/>
+      </w:rPr>
+    </w:lvl>
+    <w:lvl w:ilvl="4" w:tentative="1">
+      <w:start w:val="1"/>
+      <w:numFmt w:val="bullet"/>
+      <w:lvlText w:val=""/>
+      <w:lvlJc w:val="left"/>
+      <w:pPr>
+        <w:tabs>
+          <w:tab w:val="num" w:pos="3600"/>
+        </w:tabs>
+        <w:ind w:left="3600" w:hanging="360"/>
+      </w:pPr>
+      <w:rPr>
+        <w:rFonts w:ascii="Wingdings" w:hAnsi="Wingdings" w:hint="default"/>
+        <w:sz w:val="20"/>
+      </w:rPr>
+    </w:lvl>
+    <w:lvl w:ilvl="5" w:tentative="1">
+      <w:start w:val="1"/>
+      <w:numFmt w:val="bullet"/>
+      <w:lvlText w:val=""/>
+      <w:lvlJc w:val="left"/>
+      <w:pPr>
+        <w:tabs>
+          <w:tab w:val="num" w:pos="4320"/>
+        </w:tabs>
+        <w:ind w:left="4320" w:hanging="360"/>
+      </w:pPr>
+      <w:rPr>
+        <w:rFonts w:ascii="Wingdings" w:hAnsi="Wingdings" w:hint="default"/>
+        <w:sz w:val="20"/>
+      </w:rPr>
+    </w:lvl>
+    <w:lvl w:ilvl="6" w:tentative="1">
+      <w:start w:val="1"/>
+      <w:numFmt w:val="bullet"/>
+      <w:lvlText w:val=""/>
+      <w:lvlJc w:val="left"/>
+      <w:pPr>
+        <w:tabs>
+          <w:tab w:val="num" w:pos="5040"/>
+        </w:tabs>
+        <w:ind w:left="5040" w:hanging="360"/>
+      </w:pPr>
+      <w:rPr>
+        <w:rFonts w:ascii="Wingdings" w:hAnsi="Wingdings" w:hint="default"/>
+        <w:sz w:val="20"/>
+      </w:rPr>
+    </w:lvl>
+    <w:lvl w:ilvl="7" w:tentative="1">
+      <w:start w:val="1"/>
+      <w:numFmt w:val="bullet"/>
+      <w:lvlText w:val=""/>
+      <w:lvlJc w:val="left"/>
+      <w:pPr>
+        <w:tabs>
+          <w:tab w:val="num" w:pos="5760"/>
+        </w:tabs>
+        <w:ind w:left="5760" w:hanging="360"/>
+      </w:pPr>
+      <w:rPr>
+        <w:rFonts w:ascii="Wingdings" w:hAnsi="Wingdings" w:hint="default"/>
+        <w:sz w:val="20"/>
+      </w:rPr>
+    </w:lvl>
+    <w:lvl w:ilvl="8" w:tentative="1">
+      <w:start w:val="1"/>
+      <w:numFmt w:val="bullet"/>
+      <w:lvlText w:val=""/>
+      <w:lvlJc w:val="left"/>
+      <w:pPr>
+        <w:tabs>
+          <w:tab w:val="num" w:pos="6480"/>
+        </w:tabs>
+        <w:ind w:left="6480" w:hanging="360"/>
+      </w:pPr>
+      <w:rPr>
+        <w:rFonts w:ascii="Wingdings" w:hAnsi="Wingdings" w:hint="default"/>
+        <w:sz w:val="20"/>
+      </w:rPr>
+    </w:lvl>
+  </w:abstractNum>
+  <w:abstractNum w:abstractNumId="2" w15:restartNumberingAfterBreak="0">
+    <w:nsid w:val="165B4E30"/>
+    <w:multiLevelType w:val="multilevel"/>
+    <w:tmpl w:val="ABB0334E"/>
+    <w:lvl w:ilvl="0">
+      <w:start w:val="1"/>
+      <w:numFmt w:val="bullet"/>
+      <w:lvlText w:val=""/>
+      <w:lvlJc w:val="left"/>
+      <w:pPr>
+        <w:tabs>
+          <w:tab w:val="num" w:pos="720"/>
+        </w:tabs>
+        <w:ind w:left="720" w:hanging="360"/>
+      </w:pPr>
+      <w:rPr>
+        <w:rFonts w:ascii="Symbol" w:hAnsi="Symbol" w:hint="default"/>
+        <w:sz w:val="20"/>
+      </w:rPr>
+    </w:lvl>
+    <w:lvl w:ilvl="1" w:tentative="1">
+      <w:start w:val="1"/>
+      <w:numFmt w:val="bullet"/>
+      <w:lvlText w:val="o"/>
+      <w:lvlJc w:val="left"/>
+      <w:pPr>
+        <w:tabs>
+          <w:tab w:val="num" w:pos="1440"/>
+        </w:tabs>
+        <w:ind w:left="1440" w:hanging="360"/>
+      </w:pPr>
+      <w:rPr>
+        <w:rFonts w:ascii="Courier New" w:hAnsi="Courier New" w:hint="default"/>
+        <w:sz w:val="20"/>
+      </w:rPr>
+    </w:lvl>
+    <w:lvl w:ilvl="2" w:tentative="1">
+      <w:start w:val="1"/>
+      <w:numFmt w:val="bullet"/>
+      <w:lvlText w:val=""/>
+      <w:lvlJc w:val="left"/>
+      <w:pPr>
+        <w:tabs>
+          <w:tab w:val="num" w:pos="2160"/>
+        </w:tabs>
+        <w:ind w:left="2160" w:hanging="360"/>
+      </w:pPr>
+      <w:rPr>
+        <w:rFonts w:ascii="Wingdings" w:hAnsi="Wingdings" w:hint="default"/>
+        <w:sz w:val="20"/>
+      </w:rPr>
+    </w:lvl>
+    <w:lvl w:ilvl="3" w:tentative="1">
+      <w:start w:val="1"/>
+      <w:numFmt w:val="bullet"/>
+      <w:lvlText w:val=""/>
+      <w:lvlJc w:val="left"/>
+      <w:pPr>
+        <w:tabs>
+          <w:tab w:val="num" w:pos="2880"/>
+        </w:tabs>
+        <w:ind w:left="2880" w:hanging="360"/>
+      </w:pPr>
+      <w:rPr>
+        <w:rFonts w:ascii="Wingdings" w:hAnsi="Wingdings" w:hint="default"/>
+        <w:sz w:val="20"/>
+      </w:rPr>
+    </w:lvl>
+    <w:lvl w:ilvl="4" w:tentative="1">
+      <w:start w:val="1"/>
+      <w:numFmt w:val="bullet"/>
+      <w:lvlText w:val=""/>
+      <w:lvlJc w:val="left"/>
+      <w:pPr>
+        <w:tabs>
+          <w:tab w:val="num" w:pos="3600"/>
+        </w:tabs>
+        <w:ind w:left="3600" w:hanging="360"/>
+      </w:pPr>
+      <w:rPr>
+        <w:rFonts w:ascii="Wingdings" w:hAnsi="Wingdings" w:hint="default"/>
+        <w:sz w:val="20"/>
+      </w:rPr>
+    </w:lvl>
+    <w:lvl w:ilvl="5" w:tentative="1">
+      <w:start w:val="1"/>
+      <w:numFmt w:val="bullet"/>
+      <w:lvlText w:val=""/>
+      <w:lvlJc w:val="left"/>
+      <w:pPr>
+        <w:tabs>
+          <w:tab w:val="num" w:pos="4320"/>
+        </w:tabs>
+        <w:ind w:left="4320" w:hanging="360"/>
+      </w:pPr>
+      <w:rPr>
+        <w:rFonts w:ascii="Wingdings" w:hAnsi="Wingdings" w:hint="default"/>
+        <w:sz w:val="20"/>
+      </w:rPr>
+    </w:lvl>
+    <w:lvl w:ilvl="6" w:tentative="1">
+      <w:start w:val="1"/>
+      <w:numFmt w:val="bullet"/>
+      <w:lvlText w:val=""/>
+      <w:lvlJc w:val="left"/>
+      <w:pPr>
+        <w:tabs>
+          <w:tab w:val="num" w:pos="5040"/>
+        </w:tabs>
+        <w:ind w:left="5040" w:hanging="360"/>
+      </w:pPr>
+      <w:rPr>
+        <w:rFonts w:ascii="Wingdings" w:hAnsi="Wingdings" w:hint="default"/>
+        <w:sz w:val="20"/>
+      </w:rPr>
+    </w:lvl>
+    <w:lvl w:ilvl="7" w:tentative="1">
+      <w:start w:val="1"/>
+      <w:numFmt w:val="bullet"/>
+      <w:lvlText w:val=""/>
+      <w:lvlJc w:val="left"/>
+      <w:pPr>
+        <w:tabs>
+          <w:tab w:val="num" w:pos="5760"/>
+        </w:tabs>
+        <w:ind w:left="5760" w:hanging="360"/>
+      </w:pPr>
+      <w:rPr>
+        <w:rFonts w:ascii="Wingdings" w:hAnsi="Wingdings" w:hint="default"/>
+        <w:sz w:val="20"/>
+      </w:rPr>
+    </w:lvl>
+    <w:lvl w:ilvl="8" w:tentative="1">
+      <w:start w:val="1"/>
+      <w:numFmt w:val="bullet"/>
+      <w:lvlText w:val=""/>
+      <w:lvlJc w:val="left"/>
+      <w:pPr>
+        <w:tabs>
+          <w:tab w:val="num" w:pos="6480"/>
+        </w:tabs>
+        <w:ind w:left="6480" w:hanging="360"/>
+      </w:pPr>
+      <w:rPr>
+        <w:rFonts w:ascii="Wingdings" w:hAnsi="Wingdings" w:hint="default"/>
+        <w:sz w:val="20"/>
+      </w:rPr>
+    </w:lvl>
+  </w:abstractNum>
+  <w:abstractNum w:abstractNumId="3" w15:restartNumberingAfterBreak="0">
     <w:nsid w:val="1C1D498D"/>
     <w:multiLevelType w:val="hybridMultilevel"/>
     <w:tmpl w:val="0218B882"/>
@@ -4169,7 +8706,7 @@
       </w:pPr>
     </w:lvl>
   </w:abstractNum>
-  <w:abstractNum w:abstractNumId="1" w15:restartNumberingAfterBreak="0">
+  <w:abstractNum w:abstractNumId="4" w15:restartNumberingAfterBreak="0">
     <w:nsid w:val="20F17836"/>
     <w:multiLevelType w:val="hybridMultilevel"/>
     <w:tmpl w:val="31142428"/>
@@ -4258,7 +8795,7 @@
       </w:pPr>
     </w:lvl>
   </w:abstractNum>
-  <w:abstractNum w:abstractNumId="2" w15:restartNumberingAfterBreak="0">
+  <w:abstractNum w:abstractNumId="5" w15:restartNumberingAfterBreak="0">
     <w:nsid w:val="26C22362"/>
     <w:multiLevelType w:val="hybridMultilevel"/>
     <w:tmpl w:val="9266C4EA"/>
@@ -4348,7 +8885,156 @@
       </w:pPr>
     </w:lvl>
   </w:abstractNum>
-  <w:abstractNum w:abstractNumId="3" w15:restartNumberingAfterBreak="0">
+  <w:abstractNum w:abstractNumId="6" w15:restartNumberingAfterBreak="0">
+    <w:nsid w:val="51A147DD"/>
+    <w:multiLevelType w:val="multilevel"/>
+    <w:tmpl w:val="3940C684"/>
+    <w:lvl w:ilvl="0">
+      <w:start w:val="1"/>
+      <w:numFmt w:val="bullet"/>
+      <w:lvlText w:val=""/>
+      <w:lvlJc w:val="left"/>
+      <w:pPr>
+        <w:tabs>
+          <w:tab w:val="num" w:pos="720"/>
+        </w:tabs>
+        <w:ind w:left="720" w:hanging="360"/>
+      </w:pPr>
+      <w:rPr>
+        <w:rFonts w:ascii="Symbol" w:hAnsi="Symbol" w:hint="default"/>
+        <w:sz w:val="20"/>
+      </w:rPr>
+    </w:lvl>
+    <w:lvl w:ilvl="1" w:tentative="1">
+      <w:start w:val="1"/>
+      <w:numFmt w:val="bullet"/>
+      <w:lvlText w:val="o"/>
+      <w:lvlJc w:val="left"/>
+      <w:pPr>
+        <w:tabs>
+          <w:tab w:val="num" w:pos="1440"/>
+        </w:tabs>
+        <w:ind w:left="1440" w:hanging="360"/>
+      </w:pPr>
+      <w:rPr>
+        <w:rFonts w:ascii="Courier New" w:hAnsi="Courier New" w:hint="default"/>
+        <w:sz w:val="20"/>
+      </w:rPr>
+    </w:lvl>
+    <w:lvl w:ilvl="2" w:tentative="1">
+      <w:start w:val="1"/>
+      <w:numFmt w:val="bullet"/>
+      <w:lvlText w:val=""/>
+      <w:lvlJc w:val="left"/>
+      <w:pPr>
+        <w:tabs>
+          <w:tab w:val="num" w:pos="2160"/>
+        </w:tabs>
+        <w:ind w:left="2160" w:hanging="360"/>
+      </w:pPr>
+      <w:rPr>
+        <w:rFonts w:ascii="Wingdings" w:hAnsi="Wingdings" w:hint="default"/>
+        <w:sz w:val="20"/>
+      </w:rPr>
+    </w:lvl>
+    <w:lvl w:ilvl="3" w:tentative="1">
+      <w:start w:val="1"/>
+      <w:numFmt w:val="bullet"/>
+      <w:lvlText w:val=""/>
+      <w:lvlJc w:val="left"/>
+      <w:pPr>
+        <w:tabs>
+          <w:tab w:val="num" w:pos="2880"/>
+        </w:tabs>
+        <w:ind w:left="2880" w:hanging="360"/>
+      </w:pPr>
+      <w:rPr>
+        <w:rFonts w:ascii="Wingdings" w:hAnsi="Wingdings" w:hint="default"/>
+        <w:sz w:val="20"/>
+      </w:rPr>
+    </w:lvl>
+    <w:lvl w:ilvl="4" w:tentative="1">
+      <w:start w:val="1"/>
+      <w:numFmt w:val="bullet"/>
+      <w:lvlText w:val=""/>
+      <w:lvlJc w:val="left"/>
+      <w:pPr>
+        <w:tabs>
+          <w:tab w:val="num" w:pos="3600"/>
+        </w:tabs>
+        <w:ind w:left="3600" w:hanging="360"/>
+      </w:pPr>
+      <w:rPr>
+        <w:rFonts w:ascii="Wingdings" w:hAnsi="Wingdings" w:hint="default"/>
+        <w:sz w:val="20"/>
+      </w:rPr>
+    </w:lvl>
+    <w:lvl w:ilvl="5" w:tentative="1">
+      <w:start w:val="1"/>
+      <w:numFmt w:val="bullet"/>
+      <w:lvlText w:val=""/>
+      <w:lvlJc w:val="left"/>
+      <w:pPr>
+        <w:tabs>
+          <w:tab w:val="num" w:pos="4320"/>
+        </w:tabs>
+        <w:ind w:left="4320" w:hanging="360"/>
+      </w:pPr>
+      <w:rPr>
+        <w:rFonts w:ascii="Wingdings" w:hAnsi="Wingdings" w:hint="default"/>
+        <w:sz w:val="20"/>
+      </w:rPr>
+    </w:lvl>
+    <w:lvl w:ilvl="6" w:tentative="1">
+      <w:start w:val="1"/>
+      <w:numFmt w:val="bullet"/>
+      <w:lvlText w:val=""/>
+      <w:lvlJc w:val="left"/>
+      <w:pPr>
+        <w:tabs>
+          <w:tab w:val="num" w:pos="5040"/>
+        </w:tabs>
+        <w:ind w:left="5040" w:hanging="360"/>
+      </w:pPr>
+      <w:rPr>
+        <w:rFonts w:ascii="Wingdings" w:hAnsi="Wingdings" w:hint="default"/>
+        <w:sz w:val="20"/>
+      </w:rPr>
+    </w:lvl>
+    <w:lvl w:ilvl="7" w:tentative="1">
+      <w:start w:val="1"/>
+      <w:numFmt w:val="bullet"/>
+      <w:lvlText w:val=""/>
+      <w:lvlJc w:val="left"/>
+      <w:pPr>
+        <w:tabs>
+          <w:tab w:val="num" w:pos="5760"/>
+        </w:tabs>
+        <w:ind w:left="5760" w:hanging="360"/>
+      </w:pPr>
+      <w:rPr>
+        <w:rFonts w:ascii="Wingdings" w:hAnsi="Wingdings" w:hint="default"/>
+        <w:sz w:val="20"/>
+      </w:rPr>
+    </w:lvl>
+    <w:lvl w:ilvl="8" w:tentative="1">
+      <w:start w:val="1"/>
+      <w:numFmt w:val="bullet"/>
+      <w:lvlText w:val=""/>
+      <w:lvlJc w:val="left"/>
+      <w:pPr>
+        <w:tabs>
+          <w:tab w:val="num" w:pos="6480"/>
+        </w:tabs>
+        <w:ind w:left="6480" w:hanging="360"/>
+      </w:pPr>
+      <w:rPr>
+        <w:rFonts w:ascii="Wingdings" w:hAnsi="Wingdings" w:hint="default"/>
+        <w:sz w:val="20"/>
+      </w:rPr>
+    </w:lvl>
+  </w:abstractNum>
+  <w:abstractNum w:abstractNumId="7" w15:restartNumberingAfterBreak="0">
     <w:nsid w:val="566644B6"/>
     <w:multiLevelType w:val="hybridMultilevel"/>
     <w:tmpl w:val="735C2710"/>
@@ -4440,7 +9126,156 @@
       </w:pPr>
     </w:lvl>
   </w:abstractNum>
-  <w:abstractNum w:abstractNumId="4" w15:restartNumberingAfterBreak="0">
+  <w:abstractNum w:abstractNumId="8" w15:restartNumberingAfterBreak="0">
+    <w:nsid w:val="64BD02B0"/>
+    <w:multiLevelType w:val="multilevel"/>
+    <w:tmpl w:val="7A70BD10"/>
+    <w:lvl w:ilvl="0">
+      <w:start w:val="1"/>
+      <w:numFmt w:val="bullet"/>
+      <w:lvlText w:val=""/>
+      <w:lvlJc w:val="left"/>
+      <w:pPr>
+        <w:tabs>
+          <w:tab w:val="num" w:pos="720"/>
+        </w:tabs>
+        <w:ind w:left="720" w:hanging="360"/>
+      </w:pPr>
+      <w:rPr>
+        <w:rFonts w:ascii="Symbol" w:hAnsi="Symbol" w:hint="default"/>
+        <w:sz w:val="20"/>
+      </w:rPr>
+    </w:lvl>
+    <w:lvl w:ilvl="1" w:tentative="1">
+      <w:start w:val="1"/>
+      <w:numFmt w:val="bullet"/>
+      <w:lvlText w:val="o"/>
+      <w:lvlJc w:val="left"/>
+      <w:pPr>
+        <w:tabs>
+          <w:tab w:val="num" w:pos="1440"/>
+        </w:tabs>
+        <w:ind w:left="1440" w:hanging="360"/>
+      </w:pPr>
+      <w:rPr>
+        <w:rFonts w:ascii="Courier New" w:hAnsi="Courier New" w:hint="default"/>
+        <w:sz w:val="20"/>
+      </w:rPr>
+    </w:lvl>
+    <w:lvl w:ilvl="2" w:tentative="1">
+      <w:start w:val="1"/>
+      <w:numFmt w:val="bullet"/>
+      <w:lvlText w:val=""/>
+      <w:lvlJc w:val="left"/>
+      <w:pPr>
+        <w:tabs>
+          <w:tab w:val="num" w:pos="2160"/>
+        </w:tabs>
+        <w:ind w:left="2160" w:hanging="360"/>
+      </w:pPr>
+      <w:rPr>
+        <w:rFonts w:ascii="Wingdings" w:hAnsi="Wingdings" w:hint="default"/>
+        <w:sz w:val="20"/>
+      </w:rPr>
+    </w:lvl>
+    <w:lvl w:ilvl="3" w:tentative="1">
+      <w:start w:val="1"/>
+      <w:numFmt w:val="bullet"/>
+      <w:lvlText w:val=""/>
+      <w:lvlJc w:val="left"/>
+      <w:pPr>
+        <w:tabs>
+          <w:tab w:val="num" w:pos="2880"/>
+        </w:tabs>
+        <w:ind w:left="2880" w:hanging="360"/>
+      </w:pPr>
+      <w:rPr>
+        <w:rFonts w:ascii="Wingdings" w:hAnsi="Wingdings" w:hint="default"/>
+        <w:sz w:val="20"/>
+      </w:rPr>
+    </w:lvl>
+    <w:lvl w:ilvl="4" w:tentative="1">
+      <w:start w:val="1"/>
+      <w:numFmt w:val="bullet"/>
+      <w:lvlText w:val=""/>
+      <w:lvlJc w:val="left"/>
+      <w:pPr>
+        <w:tabs>
+          <w:tab w:val="num" w:pos="3600"/>
+        </w:tabs>
+        <w:ind w:left="3600" w:hanging="360"/>
+      </w:pPr>
+      <w:rPr>
+        <w:rFonts w:ascii="Wingdings" w:hAnsi="Wingdings" w:hint="default"/>
+        <w:sz w:val="20"/>
+      </w:rPr>
+    </w:lvl>
+    <w:lvl w:ilvl="5" w:tentative="1">
+      <w:start w:val="1"/>
+      <w:numFmt w:val="bullet"/>
+      <w:lvlText w:val=""/>
+      <w:lvlJc w:val="left"/>
+      <w:pPr>
+        <w:tabs>
+          <w:tab w:val="num" w:pos="4320"/>
+        </w:tabs>
+        <w:ind w:left="4320" w:hanging="360"/>
+      </w:pPr>
+      <w:rPr>
+        <w:rFonts w:ascii="Wingdings" w:hAnsi="Wingdings" w:hint="default"/>
+        <w:sz w:val="20"/>
+      </w:rPr>
+    </w:lvl>
+    <w:lvl w:ilvl="6" w:tentative="1">
+      <w:start w:val="1"/>
+      <w:numFmt w:val="bullet"/>
+      <w:lvlText w:val=""/>
+      <w:lvlJc w:val="left"/>
+      <w:pPr>
+        <w:tabs>
+          <w:tab w:val="num" w:pos="5040"/>
+        </w:tabs>
+        <w:ind w:left="5040" w:hanging="360"/>
+      </w:pPr>
+      <w:rPr>
+        <w:rFonts w:ascii="Wingdings" w:hAnsi="Wingdings" w:hint="default"/>
+        <w:sz w:val="20"/>
+      </w:rPr>
+    </w:lvl>
+    <w:lvl w:ilvl="7" w:tentative="1">
+      <w:start w:val="1"/>
+      <w:numFmt w:val="bullet"/>
+      <w:lvlText w:val=""/>
+      <w:lvlJc w:val="left"/>
+      <w:pPr>
+        <w:tabs>
+          <w:tab w:val="num" w:pos="5760"/>
+        </w:tabs>
+        <w:ind w:left="5760" w:hanging="360"/>
+      </w:pPr>
+      <w:rPr>
+        <w:rFonts w:ascii="Wingdings" w:hAnsi="Wingdings" w:hint="default"/>
+        <w:sz w:val="20"/>
+      </w:rPr>
+    </w:lvl>
+    <w:lvl w:ilvl="8" w:tentative="1">
+      <w:start w:val="1"/>
+      <w:numFmt w:val="bullet"/>
+      <w:lvlText w:val=""/>
+      <w:lvlJc w:val="left"/>
+      <w:pPr>
+        <w:tabs>
+          <w:tab w:val="num" w:pos="6480"/>
+        </w:tabs>
+        <w:ind w:left="6480" w:hanging="360"/>
+      </w:pPr>
+      <w:rPr>
+        <w:rFonts w:ascii="Wingdings" w:hAnsi="Wingdings" w:hint="default"/>
+        <w:sz w:val="20"/>
+      </w:rPr>
+    </w:lvl>
+  </w:abstractNum>
+  <w:abstractNum w:abstractNumId="9" w15:restartNumberingAfterBreak="0">
     <w:nsid w:val="6E4B1372"/>
     <w:multiLevelType w:val="hybridMultilevel"/>
     <w:tmpl w:val="6A7A6A46"/>
@@ -4529,7 +9364,7 @@
       </w:pPr>
     </w:lvl>
   </w:abstractNum>
-  <w:abstractNum w:abstractNumId="5" w15:restartNumberingAfterBreak="0">
+  <w:abstractNum w:abstractNumId="10" w15:restartNumberingAfterBreak="0">
     <w:nsid w:val="710F0EEB"/>
     <w:multiLevelType w:val="hybridMultilevel"/>
     <w:tmpl w:val="0218B882"/>
@@ -4620,22 +9455,37 @@
     </w:lvl>
   </w:abstractNum>
   <w:num w:numId="1" w16cid:durableId="218442276">
-    <w:abstractNumId w:val="1"/>
+    <w:abstractNumId w:val="4"/>
   </w:num>
   <w:num w:numId="2" w16cid:durableId="1405489263">
-    <w:abstractNumId w:val="4"/>
+    <w:abstractNumId w:val="9"/>
   </w:num>
   <w:num w:numId="3" w16cid:durableId="481042506">
+    <w:abstractNumId w:val="5"/>
+  </w:num>
+  <w:num w:numId="4" w16cid:durableId="1430930158">
+    <w:abstractNumId w:val="3"/>
+  </w:num>
+  <w:num w:numId="5" w16cid:durableId="37779896">
+    <w:abstractNumId w:val="7"/>
+  </w:num>
+  <w:num w:numId="6" w16cid:durableId="958876320">
+    <w:abstractNumId w:val="10"/>
+  </w:num>
+  <w:num w:numId="7" w16cid:durableId="1553154849">
     <w:abstractNumId w:val="2"/>
   </w:num>
-  <w:num w:numId="4" w16cid:durableId="1430930158">
+  <w:num w:numId="8" w16cid:durableId="419371268">
     <w:abstractNumId w:val="0"/>
   </w:num>
-  <w:num w:numId="5" w16cid:durableId="37779896">
-    <w:abstractNumId w:val="3"/>
+  <w:num w:numId="9" w16cid:durableId="534536537">
+    <w:abstractNumId w:val="6"/>
   </w:num>
-  <w:num w:numId="6" w16cid:durableId="958876320">
-    <w:abstractNumId w:val="5"/>
+  <w:num w:numId="10" w16cid:durableId="1224802530">
+    <w:abstractNumId w:val="8"/>
+  </w:num>
+  <w:num w:numId="11" w16cid:durableId="331615424">
+    <w:abstractNumId w:val="1"/>
   </w:num>
 </w:numbering>
 </file>
@@ -5057,6 +9907,7 @@
   <w:style w:type="character" w:default="1" w:styleId="DefaultParagraphFont">
     <w:name w:val="Default Paragraph Font"/>
     <w:uiPriority w:val="1"/>
+    <w:semiHidden/>
     <w:unhideWhenUsed/>
   </w:style>
   <w:style w:type="table" w:default="1" w:styleId="TableNormal">
@@ -5772,28 +10623,6 @@
 </file>
 
 <file path=customXml/item1.xml><?xml version="1.0" encoding="utf-8"?>
-<b:Sources xmlns:b="http://schemas.openxmlformats.org/officeDocument/2006/bibliography" xmlns="http://schemas.openxmlformats.org/officeDocument/2006/bibliography" SelectedStyle="/APASixthEditionOfficeOnline.xsl" StyleName="APA"/>
-</file>
-
-<file path=customXml/item2.xml><?xml version="1.0" encoding="utf-8"?>
-<p:properties xmlns:p="http://schemas.microsoft.com/office/2006/metadata/properties" xmlns:xsi="http://www.w3.org/2001/XMLSchema-instance" xmlns:pc="http://schemas.microsoft.com/office/infopath/2007/PartnerControls">
-  <documentManagement>
-    <_ip_UnifiedCompliancePolicyUIAction xmlns="http://schemas.microsoft.com/sharepoint/v3" xsi:nil="true"/>
-    <_ip_UnifiedCompliancePolicyProperties xmlns="http://schemas.microsoft.com/sharepoint/v3" xsi:nil="true"/>
-  </documentManagement>
-</p:properties>
-</file>
-
-<file path=customXml/item3.xml><?xml version="1.0" encoding="utf-8"?>
-<?mso-contentType ?>
-<FormTemplates xmlns="http://schemas.microsoft.com/sharepoint/v3/contenttype/forms">
-  <Display>DocumentLibraryForm</Display>
-  <Edit>DocumentLibraryForm</Edit>
-  <New>DocumentLibraryForm</New>
-</FormTemplates>
-</file>
-
-<file path=customXml/item4.xml><?xml version="1.0" encoding="utf-8"?>
 <ct:contentTypeSchema xmlns:ct="http://schemas.microsoft.com/office/2006/metadata/contentType" xmlns:ma="http://schemas.microsoft.com/office/2006/metadata/properties/metaAttributes" ct:_="" ma:_="" ma:contentTypeName="Document" ma:contentTypeID="0x01010022A2D19B44CEB84096BF732DE0C55A0F" ma:contentTypeVersion="2373" ma:contentTypeDescription="Create a new document." ma:contentTypeScope="" ma:versionID="893763ede173a64d1d274252a41ae1b2">
   <xsd:schema xmlns:xsd="http://www.w3.org/2001/XMLSchema" xmlns:xs="http://www.w3.org/2001/XMLSchema" xmlns:p="http://schemas.microsoft.com/office/2006/metadata/properties" xmlns:ns1="http://schemas.microsoft.com/sharepoint/v3" xmlns:ns2="b3b59848-949a-4ed4-8036-feb011ce2b52" xmlns:ns3="37d47695-dda2-48a2-87bc-2a1f7ac7fedc" targetNamespace="http://schemas.microsoft.com/office/2006/metadata/properties" ma:root="true" ma:fieldsID="e9673881d9736d6cb1ca37eed258e20f" ns1:_="" ns2:_="" ns3:_="">
     <xsd:import namespace="http://schemas.microsoft.com/sharepoint/v3"/>
@@ -6027,33 +10856,29 @@
 </ct:contentTypeSchema>
 </file>
 
-<file path=customXml/itemProps1.xml><?xml version="1.0" encoding="utf-8"?>
-<ds:datastoreItem xmlns:ds="http://schemas.openxmlformats.org/officeDocument/2006/customXml" ds:itemID="{9BD7C653-D658-4FD7-8816-545446CED98E}">
-  <ds:schemaRefs>
-    <ds:schemaRef ds:uri="http://schemas.openxmlformats.org/officeDocument/2006/bibliography"/>
-  </ds:schemaRefs>
-</ds:datastoreItem>
+<file path=customXml/item2.xml><?xml version="1.0" encoding="utf-8"?>
+<?mso-contentType ?>
+<FormTemplates xmlns="http://schemas.microsoft.com/sharepoint/v3/contenttype/forms">
+  <Display>DocumentLibraryForm</Display>
+  <Edit>DocumentLibraryForm</Edit>
+  <New>DocumentLibraryForm</New>
+</FormTemplates>
 </file>
 
-<file path=customXml/itemProps2.xml><?xml version="1.0" encoding="utf-8"?>
-<ds:datastoreItem xmlns:ds="http://schemas.openxmlformats.org/officeDocument/2006/customXml" ds:itemID="{FB04539B-B863-4443-89A5-1E5FB32C3BB5}">
-  <ds:schemaRefs>
-    <ds:schemaRef ds:uri="http://schemas.microsoft.com/office/2006/metadata/properties"/>
-    <ds:schemaRef ds:uri="http://schemas.microsoft.com/office/infopath/2007/PartnerControls"/>
-    <ds:schemaRef ds:uri="http://schemas.microsoft.com/sharepoint/v3"/>
-  </ds:schemaRefs>
-</ds:datastoreItem>
+<file path=customXml/item3.xml><?xml version="1.0" encoding="utf-8"?>
+<p:properties xmlns:p="http://schemas.microsoft.com/office/2006/metadata/properties" xmlns:xsi="http://www.w3.org/2001/XMLSchema-instance" xmlns:pc="http://schemas.microsoft.com/office/infopath/2007/PartnerControls">
+  <documentManagement>
+    <_ip_UnifiedCompliancePolicyUIAction xmlns="http://schemas.microsoft.com/sharepoint/v3" xsi:nil="true"/>
+    <_ip_UnifiedCompliancePolicyProperties xmlns="http://schemas.microsoft.com/sharepoint/v3" xsi:nil="true"/>
+  </documentManagement>
+</p:properties>
 </file>
 
-<file path=customXml/itemProps3.xml><?xml version="1.0" encoding="utf-8"?>
-<ds:datastoreItem xmlns:ds="http://schemas.openxmlformats.org/officeDocument/2006/customXml" ds:itemID="{BC8AA443-E09C-448B-8FDC-4ACAB7BC9657}">
-  <ds:schemaRefs>
-    <ds:schemaRef ds:uri="http://schemas.microsoft.com/sharepoint/v3/contenttype/forms"/>
-  </ds:schemaRefs>
-</ds:datastoreItem>
+<file path=customXml/item4.xml><?xml version="1.0" encoding="utf-8"?>
+<b:Sources xmlns:b="http://schemas.openxmlformats.org/officeDocument/2006/bibliography" xmlns="http://schemas.openxmlformats.org/officeDocument/2006/bibliography" SelectedStyle="/APASixthEditionOfficeOnline.xsl" StyleName="APA"/>
 </file>
 
-<file path=customXml/itemProps4.xml><?xml version="1.0" encoding="utf-8"?>
+<file path=customXml/itemProps1.xml><?xml version="1.0" encoding="utf-8"?>
 <ds:datastoreItem xmlns:ds="http://schemas.openxmlformats.org/officeDocument/2006/customXml" ds:itemID="{DCF93E86-52BC-4CBF-9E2D-922FC48A439B}">
   <ds:schemaRefs>
     <ds:schemaRef ds:uri="http://schemas.microsoft.com/office/2006/metadata/contentType"/>
@@ -6071,4 +10896,30 @@
     <ds:schemaRef ds:uri="http://schemas.microsoft.com/internal/obd"/>
   </ds:schemaRefs>
 </ds:datastoreItem>
+</file>
+
+<file path=customXml/itemProps2.xml><?xml version="1.0" encoding="utf-8"?>
+<ds:datastoreItem xmlns:ds="http://schemas.openxmlformats.org/officeDocument/2006/customXml" ds:itemID="{BC8AA443-E09C-448B-8FDC-4ACAB7BC9657}">
+  <ds:schemaRefs>
+    <ds:schemaRef ds:uri="http://schemas.microsoft.com/sharepoint/v3/contenttype/forms"/>
+  </ds:schemaRefs>
+</ds:datastoreItem>
+</file>
+
+<file path=customXml/itemProps3.xml><?xml version="1.0" encoding="utf-8"?>
+<ds:datastoreItem xmlns:ds="http://schemas.openxmlformats.org/officeDocument/2006/customXml" ds:itemID="{FB04539B-B863-4443-89A5-1E5FB32C3BB5}">
+  <ds:schemaRefs>
+    <ds:schemaRef ds:uri="http://schemas.microsoft.com/office/2006/metadata/properties"/>
+    <ds:schemaRef ds:uri="http://schemas.microsoft.com/office/infopath/2007/PartnerControls"/>
+    <ds:schemaRef ds:uri="http://schemas.microsoft.com/sharepoint/v3"/>
+  </ds:schemaRefs>
+</ds:datastoreItem>
+</file>
+
+<file path=customXml/itemProps4.xml><?xml version="1.0" encoding="utf-8"?>
+<ds:datastoreItem xmlns:ds="http://schemas.openxmlformats.org/officeDocument/2006/customXml" ds:itemID="{9BD7C653-D658-4FD7-8816-545446CED98E}">
+  <ds:schemaRefs>
+    <ds:schemaRef ds:uri="http://schemas.openxmlformats.org/officeDocument/2006/bibliography"/>
+  </ds:schemaRefs>
+</ds:datastoreItem>
 </file>
--- a/SWE-540/Milestone/Capstone-ProjectRequirementsSpecfication RCoon.docx
+++ b/SWE-540/Milestone/Capstone-ProjectRequirementsSpecfication RCoon.docx
@@ -1,6 +1,6 @@
 
 <file path=word/document.xml><?xml version="1.0" encoding="utf-8"?>
-<w:document xmlns:wpc="http://schemas.microsoft.com/office/word/2010/wordprocessingCanvas" xmlns:cx="http://schemas.microsoft.com/office/drawing/2014/chartex" xmlns:cx1="http://schemas.microsoft.com/office/drawing/2015/9/8/chartex" xmlns:cx2="http://schemas.microsoft.com/office/drawing/2015/10/21/chartex" xmlns:cx3="http://schemas.microsoft.com/office/drawing/2016/5/9/chartex" xmlns:cx4="http://schemas.microsoft.com/office/drawing/2016/5/10/chartex" xmlns:cx5="http://schemas.microsoft.com/office/drawing/2016/5/11/chartex" xmlns:cx6="http://schemas.microsoft.com/office/drawing/2016/5/12/chartex" xmlns:cx7="http://schemas.microsoft.com/office/drawing/2016/5/13/chartex" xmlns:cx8="http://schemas.microsoft.com/office/drawing/2016/5/14/chartex" xmlns:mc="http://schemas.openxmlformats.org/markup-compatibility/2006" xmlns:aink="http://schemas.microsoft.com/office/drawing/2016/ink" xmlns:am3d="http://schemas.microsoft.com/office/drawing/2017/model3d" xmlns:o="urn:schemas-microsoft-com:office:office" xmlns:oel="http://schemas.microsoft.com/office/2019/extlst" xmlns:r="http://schemas.openxmlformats.org/officeDocument/2006/relationships" xmlns:m="http://schemas.openxmlformats.org/officeDocument/2006/math" xmlns:v="urn:schemas-microsoft-com:vml" xmlns:wp14="http://schemas.microsoft.com/office/word/2010/wordprocessingDrawing" xmlns:wp="http://schemas.openxmlformats.org/drawingml/2006/wordprocessingDrawing" xmlns:w10="urn:schemas-microsoft-com:office:word" xmlns:w="http://schemas.openxmlformats.org/wordprocessingml/2006/main" xmlns:w14="http://schemas.microsoft.com/office/word/2010/wordml" xmlns:w15="http://schemas.microsoft.com/office/word/2012/wordml" xmlns:w16cex="http://schemas.microsoft.com/office/word/2018/wordml/cex" xmlns:w16cid="http://schemas.microsoft.com/office/word/2016/wordml/cid" xmlns:w16="http://schemas.microsoft.com/office/word/2018/wordml" xmlns:w16du="http://schemas.microsoft.com/office/word/2023/wordml/word16du" xmlns:w16sdtdh="http://schemas.microsoft.com/office/word/2020/wordml/sdtdatahash" xmlns:w16sdtfl="http://schemas.microsoft.com/office/word/2024/wordml/sdtformatlock" xmlns:w16se="http://schemas.microsoft.com/office/word/2015/wordml/symex" xmlns:wpg="http://schemas.microsoft.com/office/word/2010/wordprocessingGroup" xmlns:wpi="http://schemas.microsoft.com/office/word/2010/wordprocessingInk" xmlns:wne="http://schemas.microsoft.com/office/word/2006/wordml" xmlns:wps="http://schemas.microsoft.com/office/word/2010/wordprocessingShape" mc:Ignorable="w14 w15 w16se w16cid w16 w16cex w16sdtdh w16sdtfl w16du wp14">
+<w:document xmlns:wpc="http://schemas.microsoft.com/office/word/2010/wordprocessingCanvas" xmlns:cx="http://schemas.microsoft.com/office/drawing/2014/chartex" xmlns:cx1="http://schemas.microsoft.com/office/drawing/2015/9/8/chartex" xmlns:cx2="http://schemas.microsoft.com/office/drawing/2015/10/21/chartex" xmlns:cx3="http://schemas.microsoft.com/office/drawing/2016/5/9/chartex" xmlns:cx4="http://schemas.microsoft.com/office/drawing/2016/5/10/chartex" xmlns:cx5="http://schemas.microsoft.com/office/drawing/2016/5/11/chartex" xmlns:cx6="http://schemas.microsoft.com/office/drawing/2016/5/12/chartex" xmlns:cx7="http://schemas.microsoft.com/office/drawing/2016/5/13/chartex" xmlns:cx8="http://schemas.microsoft.com/office/drawing/2016/5/14/chartex" xmlns:mc="http://schemas.openxmlformats.org/markup-compatibility/2006" xmlns:aink="http://schemas.microsoft.com/office/drawing/2016/ink" xmlns:am3d="http://schemas.microsoft.com/office/drawing/2017/model3d" xmlns:o="urn:schemas-microsoft-com:office:office" xmlns:oel="http://schemas.microsoft.com/office/2019/extlst" xmlns:r="http://schemas.openxmlformats.org/officeDocument/2006/relationships" xmlns:m="http://schemas.openxmlformats.org/officeDocument/2006/math" xmlns:v="urn:schemas-microsoft-com:vml" xmlns:wp14="http://schemas.microsoft.com/office/word/2010/wordprocessingDrawing" xmlns:wp="http://schemas.openxmlformats.org/drawingml/2006/wordprocessingDrawing" xmlns:w10="urn:schemas-microsoft-com:office:word" xmlns:w="http://schemas.openxmlformats.org/wordprocessingml/2006/main" xmlns:w14="http://schemas.microsoft.com/office/word/2010/wordml" xmlns:w15="http://schemas.microsoft.com/office/word/2012/wordml" xmlns:w16cei="http://schemas.microsoft.com/office/word/2026/wordml/cei" xmlns:w16cex="http://schemas.microsoft.com/office/word/2018/wordml/cex" xmlns:w16cid="http://schemas.microsoft.com/office/word/2016/wordml/cid" xmlns:w16="http://schemas.microsoft.com/office/word/2018/wordml" xmlns:w16du="http://schemas.microsoft.com/office/word/2023/wordml/word16du" xmlns:w16sdtdh="http://schemas.microsoft.com/office/word/2020/wordml/sdtdatahash" xmlns:w16sdtfl="http://schemas.microsoft.com/office/word/2024/wordml/sdtformatlock" xmlns:w16se="http://schemas.microsoft.com/office/word/2015/wordml/symex" xmlns:wpg="http://schemas.microsoft.com/office/word/2010/wordprocessingGroup" xmlns:wpi="http://schemas.microsoft.com/office/word/2010/wordprocessingInk" xmlns:wne="http://schemas.microsoft.com/office/word/2006/wordml" xmlns:wps="http://schemas.microsoft.com/office/word/2010/wordprocessingShape" mc:Ignorable="w14 w15 w16se w16cid w16 w16cex w16sdtdh w16sdtfl w16du wp14">
   <w:body>
     <w:p>
       <w:pPr>
@@ -182,7 +182,19 @@
         <w:rPr>
           <w:rFonts w:ascii="Times New Roman" w:hAnsi="Times New Roman" w:cs="Times New Roman"/>
         </w:rPr>
-        <w:t>June 24, 2026</w:t>
+        <w:t>Ju</w:t>
+      </w:r>
+      <w:r>
+        <w:rPr>
+          <w:rFonts w:ascii="Times New Roman" w:hAnsi="Times New Roman" w:cs="Times New Roman"/>
+        </w:rPr>
+        <w:t>ly 29</w:t>
+      </w:r>
+      <w:r>
+        <w:rPr>
+          <w:rFonts w:ascii="Times New Roman" w:hAnsi="Times New Roman" w:cs="Times New Roman"/>
+        </w:rPr>
+        <w:t>, 2026</w:t>
       </w:r>
     </w:p>
     <w:p>
@@ -226,71 +238,46 @@
     <w:p>
       <w:pPr>
         <w:spacing w:after="120"/>
+        <w:ind w:firstLine="720"/>
         <w:rPr>
           <w:rFonts w:asciiTheme="minorBidi" w:hAnsiTheme="minorBidi"/>
-          <w:b/>
-          <w:bCs/>
         </w:rPr>
       </w:pPr>
       <w:r>
         <w:rPr>
           <w:rFonts w:asciiTheme="minorBidi" w:hAnsiTheme="minorBidi"/>
-          <w:b/>
-          <w:bCs/>
-        </w:rPr>
-        <w:t xml:space="preserve">[Special </w:t>
+        </w:rPr>
+        <w:t xml:space="preserve">ByteBazaar is a full-stack e-commerce platform designed to provide </w:t>
       </w:r>
       <w:r>
         <w:rPr>
           <w:rFonts w:asciiTheme="minorBidi" w:hAnsiTheme="minorBidi"/>
-          <w:b/>
-          <w:bCs/>
-        </w:rPr>
-        <w:t xml:space="preserve">Note: </w:t>
+        </w:rPr>
+        <w:t>seamless</w:t>
       </w:r>
       <w:r>
         <w:rPr>
           <w:rFonts w:asciiTheme="minorBidi" w:hAnsiTheme="minorBidi"/>
         </w:rPr>
-        <w:t>Instructions are provided in brackets. Delete these instructions prior to submission. For additional information and details refer to the appropriate Capstone Project Handbook</w:t>
+        <w:t xml:space="preserve"> and efficient marketplace experience. The project features a robust backend developed using Spring Boot, which offers a scalable, secure, and high-performance API to handle core functionalities such as user authentication, product management, order processing, and payment integration. The </w:t>
       </w:r>
       <w:r>
         <w:rPr>
           <w:rFonts w:asciiTheme="minorBidi" w:hAnsiTheme="minorBidi"/>
         </w:rPr>
-        <w:t>,</w:t>
-      </w:r>
-      <w:r>
-        <w:t xml:space="preserve"> </w:t>
+        <w:t>front end</w:t>
       </w:r>
       <w:r>
         <w:rPr>
           <w:rFonts w:asciiTheme="minorBidi" w:hAnsiTheme="minorBidi"/>
         </w:rPr>
-        <w:t xml:space="preserve">located </w:t>
-      </w:r>
-      <w:r>
-        <w:rPr>
-          <w:rFonts w:asciiTheme="minorBidi" w:hAnsiTheme="minorBidi"/>
-        </w:rPr>
-        <w:t>on</w:t>
-      </w:r>
-      <w:r>
-        <w:rPr>
-          <w:rFonts w:asciiTheme="minorBidi" w:hAnsiTheme="minorBidi"/>
-        </w:rPr>
-        <w:t xml:space="preserve"> the College of Science, Engineering and Technology page in the Student Success Center.</w:t>
-      </w:r>
-      <w:r>
-        <w:rPr>
-          <w:rFonts w:asciiTheme="minorBidi" w:hAnsiTheme="minorBidi"/>
-        </w:rPr>
-        <w:t>]</w:t>
+        <w:t xml:space="preserve"> is built with React.js, delivering a dynamic and responsive user interface that enhances user engagement and accessibility across devices. Together, these technologies create a cohesive system that supports both the business logic and user interaction layers effectively.</w:t>
       </w:r>
     </w:p>
     <w:p>
       <w:pPr>
         <w:spacing w:after="120"/>
+        <w:ind w:firstLine="720"/>
         <w:rPr>
           <w:rFonts w:asciiTheme="minorBidi" w:hAnsiTheme="minorBidi"/>
         </w:rPr>
@@ -299,129 +286,7 @@
         <w:rPr>
           <w:rFonts w:asciiTheme="minorBidi" w:hAnsiTheme="minorBidi"/>
         </w:rPr>
-        <w:t>[The abstract should s</w:t>
-      </w:r>
-      <w:r>
-        <w:rPr>
-          <w:rFonts w:asciiTheme="minorBidi" w:hAnsiTheme="minorBidi"/>
-        </w:rPr>
-        <w:t>ummarize the entire project in 2</w:t>
-      </w:r>
-      <w:r>
-        <w:rPr>
-          <w:rFonts w:asciiTheme="minorBidi" w:hAnsiTheme="minorBidi"/>
-        </w:rPr>
-        <w:t xml:space="preserve"> to </w:t>
-      </w:r>
-      <w:r>
-        <w:rPr>
-          <w:rFonts w:asciiTheme="minorBidi" w:hAnsiTheme="minorBidi"/>
-        </w:rPr>
-        <w:t>3 paragraphs, about 15</w:t>
-      </w:r>
-      <w:r>
-        <w:rPr>
-          <w:rFonts w:asciiTheme="minorBidi" w:hAnsiTheme="minorBidi"/>
-        </w:rPr>
-        <w:t>–</w:t>
-      </w:r>
-      <w:r>
-        <w:rPr>
-          <w:rFonts w:asciiTheme="minorBidi" w:hAnsiTheme="minorBidi"/>
-        </w:rPr>
-        <w:t xml:space="preserve">20 lines. </w:t>
-      </w:r>
-      <w:r>
-        <w:rPr>
-          <w:rFonts w:asciiTheme="minorBidi" w:hAnsiTheme="minorBidi"/>
-        </w:rPr>
-        <w:t xml:space="preserve">The abstract addresses </w:t>
-      </w:r>
-      <w:r>
-        <w:rPr>
-          <w:rFonts w:asciiTheme="minorBidi" w:hAnsiTheme="minorBidi"/>
-        </w:rPr>
-        <w:t>what th</w:t>
-      </w:r>
-      <w:r>
-        <w:rPr>
-          <w:rFonts w:asciiTheme="minorBidi" w:hAnsiTheme="minorBidi"/>
-        </w:rPr>
-        <w:t xml:space="preserve">e </w:t>
-      </w:r>
-      <w:r>
-        <w:rPr>
-          <w:rFonts w:asciiTheme="minorBidi" w:hAnsiTheme="minorBidi"/>
-        </w:rPr>
-        <w:t>project is about, the task</w:t>
-      </w:r>
-      <w:r>
-        <w:rPr>
-          <w:rFonts w:asciiTheme="minorBidi" w:hAnsiTheme="minorBidi"/>
-        </w:rPr>
-        <w:t>s involved</w:t>
-      </w:r>
-      <w:r>
-        <w:rPr>
-          <w:rFonts w:asciiTheme="minorBidi" w:hAnsiTheme="minorBidi"/>
-        </w:rPr>
-        <w:t xml:space="preserve">, and what </w:t>
-      </w:r>
-      <w:r>
-        <w:rPr>
-          <w:rFonts w:asciiTheme="minorBidi" w:hAnsiTheme="minorBidi"/>
-        </w:rPr>
-        <w:t>will be</w:t>
-      </w:r>
-      <w:r>
-        <w:rPr>
-          <w:rFonts w:asciiTheme="minorBidi" w:hAnsiTheme="minorBidi"/>
-        </w:rPr>
-        <w:t xml:space="preserve"> accomplished.</w:t>
-      </w:r>
-      <w:r>
-        <w:rPr>
-          <w:rFonts w:asciiTheme="minorBidi" w:hAnsiTheme="minorBidi"/>
-        </w:rPr>
-        <w:t xml:space="preserve"> </w:t>
-      </w:r>
-      <w:r>
-        <w:rPr>
-          <w:rFonts w:asciiTheme="minorBidi" w:hAnsiTheme="minorBidi"/>
-          <w:b/>
-          <w:bCs/>
-        </w:rPr>
-        <w:t>Note:</w:t>
-      </w:r>
-      <w:r>
-        <w:rPr>
-          <w:rFonts w:asciiTheme="minorBidi" w:hAnsiTheme="minorBidi"/>
-        </w:rPr>
-        <w:t xml:space="preserve"> Once the entire project is complete, this section will need to be updated</w:t>
-      </w:r>
-      <w:r>
-        <w:rPr>
-          <w:rFonts w:asciiTheme="minorBidi" w:hAnsiTheme="minorBidi"/>
-        </w:rPr>
-        <w:t xml:space="preserve"> just like the Project Proposal to provide </w:t>
-      </w:r>
-      <w:r>
-        <w:rPr>
-          <w:rFonts w:asciiTheme="minorBidi" w:hAnsiTheme="minorBidi"/>
-        </w:rPr>
-        <w:t>a broader context of the major sections of the project (design, development, implementation, testing and overall functionality)</w:t>
-      </w:r>
-      <w:r>
-        <w:rPr>
-          <w:rFonts w:asciiTheme="minorBidi" w:hAnsiTheme="minorBidi"/>
-        </w:rPr>
-        <w:t>.]</w:t>
-      </w:r>
-      <w:r>
-        <w:rPr>
-          <w:rFonts w:asciiTheme="minorBidi" w:hAnsiTheme="minorBidi"/>
-        </w:rPr>
-        <w:t xml:space="preserve"> </w:t>
+        <w:t>The project involves several key tasks, including designing and implementing the backend services with Spring Boot, developing RESTful APIs, and integrating third-party services like payment gateways. On the frontend side, React.js is used to build reusable components, manage application state, and ensure smooth navigation and real-time updates. Additionally, the project includes creating UML diagrams to visualize system architecture and workflows, rigorous testing to ensure quality and reliability, and comprehensive documentation to support future maintenance and scalability.</w:t>
       </w:r>
     </w:p>
     <w:p>
@@ -432,105 +297,11 @@
           <w:rFonts w:asciiTheme="minorBidi" w:hAnsiTheme="minorBidi"/>
         </w:rPr>
       </w:pPr>
-      <w:proofErr w:type="spellStart"/>
       <w:r>
         <w:rPr>
           <w:rFonts w:asciiTheme="minorBidi" w:hAnsiTheme="minorBidi"/>
         </w:rPr>
-        <w:t>ByteBazaar</w:t>
-      </w:r>
-      <w:proofErr w:type="spellEnd"/>
-      <w:r>
-        <w:rPr>
-          <w:rFonts w:asciiTheme="minorBidi" w:hAnsiTheme="minorBidi"/>
-        </w:rPr>
-        <w:t xml:space="preserve"> is a full-stack e-commerce platform designed to provide </w:t>
-      </w:r>
-      <w:proofErr w:type="gramStart"/>
-      <w:r>
-        <w:rPr>
-          <w:rFonts w:asciiTheme="minorBidi" w:hAnsiTheme="minorBidi"/>
-        </w:rPr>
-        <w:t>a seamless</w:t>
-      </w:r>
-      <w:proofErr w:type="gramEnd"/>
-      <w:r>
-        <w:rPr>
-          <w:rFonts w:asciiTheme="minorBidi" w:hAnsiTheme="minorBidi"/>
-        </w:rPr>
-        <w:t xml:space="preserve"> and efficient marketplace experience. The project features a robust backend developed using Spring Boot, which offers a scalable, secure, and high-performance API to handle core functionalities such as user authentication, product management, order processing, and payment integration. The </w:t>
-      </w:r>
-      <w:proofErr w:type="gramStart"/>
-      <w:r>
-        <w:rPr>
-          <w:rFonts w:asciiTheme="minorBidi" w:hAnsiTheme="minorBidi"/>
-        </w:rPr>
-        <w:t>frontend</w:t>
-      </w:r>
-      <w:proofErr w:type="gramEnd"/>
-      <w:r>
-        <w:rPr>
-          <w:rFonts w:asciiTheme="minorBidi" w:hAnsiTheme="minorBidi"/>
-        </w:rPr>
-        <w:t xml:space="preserve"> is built with React.js, delivering a dynamic and responsive user interface that enhances user engagement and accessibility across devices. Together, these technologies create a cohesive system that supports both the business logic and user interaction layers effectively.</w:t>
-      </w:r>
-    </w:p>
-    <w:p>
-      <w:pPr>
-        <w:spacing w:after="120"/>
-        <w:ind w:firstLine="720"/>
-        <w:rPr>
-          <w:rFonts w:asciiTheme="minorBidi" w:hAnsiTheme="minorBidi"/>
-        </w:rPr>
-      </w:pPr>
-      <w:r>
-        <w:rPr>
-          <w:rFonts w:asciiTheme="minorBidi" w:hAnsiTheme="minorBidi"/>
-        </w:rPr>
-        <w:t>The project involves several key tasks, including designing and implementing the backend services with Spring Boot, developing RESTful APIs, and integrating third-party services like payment gateways. On the frontend side, React.js is used to build reusable components, manage application state, and ensure smooth navigation and real-time updates. Additionally, the project includes creating UML diagrams to visualize system architecture and workflows, rigorous testing to ensure quality and reliability, and comprehensive documentation to support future maintenance and scalability.</w:t>
-      </w:r>
-    </w:p>
-    <w:p>
-      <w:pPr>
-        <w:spacing w:after="120"/>
-        <w:ind w:firstLine="720"/>
-        <w:rPr>
-          <w:rFonts w:asciiTheme="minorBidi" w:hAnsiTheme="minorBidi"/>
-        </w:rPr>
-      </w:pPr>
-      <w:r>
-        <w:rPr>
-          <w:rFonts w:asciiTheme="minorBidi" w:hAnsiTheme="minorBidi"/>
-        </w:rPr>
-        <w:t>Upon completion, </w:t>
-      </w:r>
-      <w:proofErr w:type="spellStart"/>
-      <w:r>
-        <w:rPr>
-          <w:rFonts w:asciiTheme="minorBidi" w:hAnsiTheme="minorBidi"/>
-        </w:rPr>
-        <w:t>ByteBazaar</w:t>
-      </w:r>
-      <w:proofErr w:type="spellEnd"/>
-      <w:r>
-        <w:rPr>
-          <w:rFonts w:asciiTheme="minorBidi" w:hAnsiTheme="minorBidi"/>
-        </w:rPr>
-        <w:t xml:space="preserve"> will deliver a fully functional marketplace platform capable of handling user registrations, product listings, order management, and secure transactions. The solution will be scalable to accommodate growing user demands and flexible enough to integrate with external services. This project aims to provide a robust foundation for an e-commerce business, combining modern web technologies and best practices to achieve high performance, security, and </w:t>
-      </w:r>
-      <w:proofErr w:type="gramStart"/>
-      <w:r>
-        <w:rPr>
-          <w:rFonts w:asciiTheme="minorBidi" w:hAnsiTheme="minorBidi"/>
-        </w:rPr>
-        <w:t>an excellent</w:t>
-      </w:r>
-      <w:proofErr w:type="gramEnd"/>
-      <w:r>
-        <w:rPr>
-          <w:rFonts w:asciiTheme="minorBidi" w:hAnsiTheme="minorBidi"/>
-        </w:rPr>
-        <w:t xml:space="preserve"> user experience.</w:t>
+        <w:t>Upon completion, ByteBazaar will deliver a fully functional marketplace platform capable of handling user registrations, product listings, order management, and secure transactions. The solution will be scalable to accommodate growing user demands and flexible enough to integrate with external services. This project aims to provide a robust foundation for an e-commerce business, combining modern web technologies and best practices to achieve high performance, security, and an excellent user experience.</w:t>
       </w:r>
     </w:p>
     <w:p>
@@ -907,6 +678,13 @@
                 <w:color w:val="000000"/>
               </w:rPr>
             </w:pPr>
+            <w:r>
+              <w:rPr>
+                <w:rFonts w:ascii="Times New Roman" w:hAnsi="Times New Roman" w:cs="Times New Roman"/>
+                <w:color w:val="000000"/>
+              </w:rPr>
+              <w:t>7/22/26</w:t>
+            </w:r>
           </w:p>
         </w:tc>
         <w:tc>
@@ -926,6 +704,13 @@
                 <w:color w:val="000000"/>
               </w:rPr>
             </w:pPr>
+            <w:r>
+              <w:rPr>
+                <w:rFonts w:ascii="Times New Roman" w:hAnsi="Times New Roman" w:cs="Times New Roman"/>
+                <w:color w:val="000000"/>
+              </w:rPr>
+              <w:t>Ryan Coon</w:t>
+            </w:r>
           </w:p>
         </w:tc>
         <w:tc>
@@ -945,6 +730,13 @@
                 <w:color w:val="000000"/>
               </w:rPr>
             </w:pPr>
+            <w:r>
+              <w:rPr>
+                <w:rFonts w:ascii="Times New Roman" w:hAnsi="Times New Roman" w:cs="Times New Roman"/>
+                <w:color w:val="000000"/>
+              </w:rPr>
+              <w:t>Complete UI &amp; Logical System Design</w:t>
+            </w:r>
           </w:p>
         </w:tc>
       </w:tr>
@@ -1251,6 +1043,7 @@
         <w:rPr>
           <w:rFonts w:asciiTheme="minorBidi" w:hAnsiTheme="minorBidi"/>
         </w:rPr>
+        <w:lastRenderedPageBreak/>
         <w:br w:type="page"/>
       </w:r>
     </w:p>
@@ -2152,21 +1945,7 @@
               <w:rPr>
                 <w:rFonts w:ascii="Times New Roman" w:hAnsi="Times New Roman" w:cs="Times New Roman"/>
               </w:rPr>
-              <w:t xml:space="preserve">I can access personalized features and securely use </w:t>
-            </w:r>
-            <w:proofErr w:type="spellStart"/>
-            <w:r>
-              <w:rPr>
-                <w:rFonts w:ascii="Times New Roman" w:hAnsi="Times New Roman" w:cs="Times New Roman"/>
-              </w:rPr>
-              <w:t>ByteBazaar’s</w:t>
-            </w:r>
-            <w:proofErr w:type="spellEnd"/>
-            <w:r>
-              <w:rPr>
-                <w:rFonts w:ascii="Times New Roman" w:hAnsi="Times New Roman" w:cs="Times New Roman"/>
-              </w:rPr>
-              <w:t xml:space="preserve"> services</w:t>
+              <w:t>I can access personalized features and securely use ByteBazaar’s services</w:t>
             </w:r>
           </w:p>
         </w:tc>
@@ -3374,69 +3153,15 @@
         <w:spacing w:after="120"/>
         <w:rPr>
           <w:rFonts w:ascii="Times New Roman" w:eastAsia="PMingLiU" w:hAnsi="Times New Roman" w:cs="Times New Roman"/>
+          <w:b/>
+          <w:bCs/>
           <w:sz w:val="22"/>
           <w:szCs w:val="22"/>
           <w:lang w:eastAsia="zh-TW"/>
         </w:rPr>
       </w:pPr>
-      <w:r>
-        <w:rPr>
-          <w:rFonts w:ascii="Times New Roman" w:eastAsia="PMingLiU" w:hAnsi="Times New Roman" w:cs="Times New Roman"/>
-          <w:sz w:val="22"/>
-          <w:szCs w:val="22"/>
-          <w:lang w:eastAsia="zh-TW"/>
-        </w:rPr>
-        <w:t xml:space="preserve">The following </w:t>
-      </w:r>
-      <w:r>
-        <w:rPr>
-          <w:rFonts w:ascii="Times New Roman" w:eastAsia="PMingLiU" w:hAnsi="Times New Roman" w:cs="Times New Roman"/>
-          <w:sz w:val="22"/>
-          <w:szCs w:val="22"/>
-          <w:lang w:eastAsia="zh-TW"/>
-        </w:rPr>
-        <w:t xml:space="preserve">table </w:t>
-      </w:r>
-      <w:r>
-        <w:rPr>
-          <w:rFonts w:ascii="Times New Roman" w:eastAsia="PMingLiU" w:hAnsi="Times New Roman" w:cs="Times New Roman"/>
-          <w:sz w:val="22"/>
-          <w:szCs w:val="22"/>
-          <w:lang w:eastAsia="zh-TW"/>
-        </w:rPr>
-        <w:t xml:space="preserve">must be updated </w:t>
-      </w:r>
-      <w:r>
-        <w:rPr>
-          <w:rFonts w:ascii="Times New Roman" w:eastAsia="PMingLiU" w:hAnsi="Times New Roman" w:cs="Times New Roman"/>
-          <w:sz w:val="22"/>
-          <w:szCs w:val="22"/>
-          <w:lang w:eastAsia="zh-TW"/>
-        </w:rPr>
-        <w:t xml:space="preserve">and approved by the instructor </w:t>
-      </w:r>
-      <w:r>
-        <w:rPr>
-          <w:rFonts w:ascii="Times New Roman" w:eastAsia="PMingLiU" w:hAnsi="Times New Roman" w:cs="Times New Roman"/>
-          <w:sz w:val="22"/>
-          <w:szCs w:val="22"/>
-          <w:lang w:eastAsia="zh-TW"/>
-        </w:rPr>
-        <w:t>if any User Stories are taken out of scope</w:t>
-      </w:r>
-      <w:r>
-        <w:rPr>
-          <w:rFonts w:ascii="Times New Roman" w:eastAsia="PMingLiU" w:hAnsi="Times New Roman" w:cs="Times New Roman"/>
-          <w:sz w:val="22"/>
-          <w:szCs w:val="22"/>
-          <w:lang w:eastAsia="zh-TW"/>
-        </w:rPr>
-        <w:t>.]</w:t>
-      </w:r>
-    </w:p>
-    <w:p>
-      <w:pPr>
-        <w:spacing w:after="120"/>
+      <w:bookmarkStart w:id="2" w:name="_Hlk66682383"/>
+      <w:r>
         <w:rPr>
           <w:rFonts w:ascii="Times New Roman" w:eastAsia="PMingLiU" w:hAnsi="Times New Roman" w:cs="Times New Roman"/>
           <w:b/>
@@ -3445,8 +3170,8 @@
           <w:szCs w:val="22"/>
           <w:lang w:eastAsia="zh-TW"/>
         </w:rPr>
-      </w:pPr>
-      <w:bookmarkStart w:id="2" w:name="_Hlk66682383"/>
+        <w:t xml:space="preserve">Table </w:t>
+      </w:r>
       <w:r>
         <w:rPr>
           <w:rFonts w:ascii="Times New Roman" w:eastAsia="PMingLiU" w:hAnsi="Times New Roman" w:cs="Times New Roman"/>
@@ -3456,7 +3181,18 @@
           <w:szCs w:val="22"/>
           <w:lang w:eastAsia="zh-TW"/>
         </w:rPr>
-        <w:t>Table &lt;Insert number&gt;. Functional Requirements - User Stories Taken Out of Scope</w:t>
+        <w:t>2</w:t>
+      </w:r>
+      <w:r>
+        <w:rPr>
+          <w:rFonts w:ascii="Times New Roman" w:eastAsia="PMingLiU" w:hAnsi="Times New Roman" w:cs="Times New Roman"/>
+          <w:b/>
+          <w:bCs/>
+          <w:sz w:val="22"/>
+          <w:szCs w:val="22"/>
+          <w:lang w:eastAsia="zh-TW"/>
+        </w:rPr>
+        <w:t>. Functional Requirements - User Stories Taken Out of Scope</w:t>
       </w:r>
     </w:p>
     <w:tbl>
@@ -3499,7 +3235,6 @@
                 <w:szCs w:val="22"/>
                 <w:lang w:eastAsia="zh-TW"/>
               </w:rPr>
-              <w:lastRenderedPageBreak/>
               <w:t>User Story ID</w:t>
             </w:r>
           </w:p>
@@ -3666,120 +3401,6 @@
         </w:tc>
       </w:tr>
     </w:tbl>
-    <w:p>
-      <w:pPr>
-        <w:spacing w:before="120" w:after="120"/>
-        <w:rPr>
-          <w:rFonts w:asciiTheme="minorBidi" w:hAnsiTheme="minorBidi"/>
-          <w:b/>
-          <w:bCs/>
-          <w:i/>
-          <w:iCs/>
-          <w:color w:val="FF0000"/>
-        </w:rPr>
-      </w:pPr>
-      <w:r>
-        <w:rPr>
-          <w:rFonts w:asciiTheme="minorBidi" w:hAnsiTheme="minorBidi"/>
-          <w:b/>
-          <w:bCs/>
-          <w:i/>
-          <w:iCs/>
-          <w:color w:val="FF0000"/>
-        </w:rPr>
-        <w:t>[</w:t>
-      </w:r>
-      <w:r>
-        <w:rPr>
-          <w:rFonts w:asciiTheme="minorBidi" w:hAnsiTheme="minorBidi"/>
-          <w:b/>
-          <w:bCs/>
-          <w:i/>
-          <w:iCs/>
-          <w:color w:val="FF0000"/>
-        </w:rPr>
-        <w:t>NOTE: If necessary, you may add subsections to the ones listed in order to match the requirements in the assignment description. However, do not remove any top-level sections</w:t>
-      </w:r>
-      <w:r>
-        <w:rPr>
-          <w:rFonts w:asciiTheme="minorBidi" w:hAnsiTheme="minorBidi"/>
-          <w:b/>
-          <w:bCs/>
-          <w:i/>
-          <w:iCs/>
-          <w:color w:val="FF0000"/>
-        </w:rPr>
-        <w:t xml:space="preserve">, </w:t>
-      </w:r>
-      <w:r>
-        <w:rPr>
-          <w:rFonts w:asciiTheme="minorBidi" w:hAnsiTheme="minorBidi"/>
-          <w:b/>
-          <w:bCs/>
-          <w:i/>
-          <w:iCs/>
-          <w:color w:val="FF0000"/>
-        </w:rPr>
-        <w:t>those that are listed in the Table of Contents.</w:t>
-      </w:r>
-      <w:r>
-        <w:rPr>
-          <w:rFonts w:asciiTheme="minorBidi" w:hAnsiTheme="minorBidi"/>
-          <w:b/>
-          <w:bCs/>
-          <w:i/>
-          <w:iCs/>
-          <w:color w:val="FF0000"/>
-        </w:rPr>
-        <w:t>]</w:t>
-      </w:r>
-    </w:p>
-    <w:p>
-      <w:pPr>
-        <w:spacing w:before="120"/>
-        <w:rPr>
-          <w:rFonts w:ascii="Times New Roman" w:eastAsia="PMingLiU" w:hAnsi="Times New Roman" w:cs="Times New Roman"/>
-          <w:sz w:val="22"/>
-          <w:szCs w:val="22"/>
-          <w:lang w:eastAsia="zh-TW"/>
-        </w:rPr>
-      </w:pPr>
-    </w:p>
-    <w:p>
-      <w:pPr>
-        <w:pStyle w:val="Description"/>
-        <w:spacing w:before="120"/>
-        <w:rPr>
-          <w:rFonts w:ascii="Times New Roman" w:hAnsi="Times New Roman"/>
-          <w:b/>
-          <w:i w:val="0"/>
-          <w:sz w:val="22"/>
-          <w:szCs w:val="22"/>
-        </w:rPr>
-      </w:pPr>
-    </w:p>
-    <w:p>
-      <w:pPr>
-        <w:rPr>
-          <w:rFonts w:ascii="Times New Roman" w:hAnsi="Times New Roman" w:cs="Times New Roman"/>
-        </w:rPr>
-      </w:pPr>
-    </w:p>
-    <w:p>
-      <w:pPr>
-        <w:rPr>
-          <w:rFonts w:ascii="Times New Roman" w:hAnsi="Times New Roman" w:cs="Times New Roman"/>
-          <w:b/>
-          <w:bCs/>
-        </w:rPr>
-      </w:pPr>
-      <w:r>
-        <w:rPr>
-          <w:rFonts w:ascii="Times New Roman" w:hAnsi="Times New Roman" w:cs="Times New Roman"/>
-        </w:rPr>
-        <w:br w:type="page"/>
-      </w:r>
-    </w:p>
     <w:p>
       <w:pPr>
         <w:pStyle w:val="SectionTitle"/>
@@ -4298,21 +3919,7 @@
               <w:rPr>
                 <w:rFonts w:ascii="Times New Roman" w:hAnsi="Times New Roman" w:cs="Times New Roman"/>
               </w:rPr>
-              <w:t xml:space="preserve">can trust </w:t>
-            </w:r>
-            <w:proofErr w:type="spellStart"/>
-            <w:r>
-              <w:rPr>
-                <w:rFonts w:ascii="Times New Roman" w:hAnsi="Times New Roman" w:cs="Times New Roman"/>
-              </w:rPr>
-              <w:t>ByteBazaar</w:t>
-            </w:r>
-            <w:proofErr w:type="spellEnd"/>
-            <w:r>
-              <w:rPr>
-                <w:rFonts w:ascii="Times New Roman" w:hAnsi="Times New Roman" w:cs="Times New Roman"/>
-              </w:rPr>
-              <w:t xml:space="preserve"> with my sensitive data and avoid fraud</w:t>
+              <w:t>can trust ByteBazaar with my sensitive data and avoid fraud</w:t>
             </w:r>
           </w:p>
         </w:tc>
@@ -4425,21 +4032,7 @@
               <w:rPr>
                 <w:rFonts w:ascii="Times New Roman" w:hAnsi="Times New Roman" w:cs="Times New Roman"/>
               </w:rPr>
-              <w:t xml:space="preserve">access </w:t>
-            </w:r>
-            <w:proofErr w:type="spellStart"/>
-            <w:r>
-              <w:rPr>
-                <w:rFonts w:ascii="Times New Roman" w:hAnsi="Times New Roman" w:cs="Times New Roman"/>
-              </w:rPr>
-              <w:t>ByteBazaar’s</w:t>
-            </w:r>
-            <w:proofErr w:type="spellEnd"/>
-            <w:r>
-              <w:rPr>
-                <w:rFonts w:ascii="Times New Roman" w:hAnsi="Times New Roman" w:cs="Times New Roman"/>
-              </w:rPr>
-              <w:t xml:space="preserve"> website and services 24/7 without unexpected downtime</w:t>
+              <w:t>access ByteBazaar’s website and services 24/7 without unexpected downtime</w:t>
             </w:r>
           </w:p>
         </w:tc>
@@ -4604,19 +4197,11 @@
                 <w:lang w:eastAsia="zh-TW"/>
               </w:rPr>
             </w:pPr>
-            <w:proofErr w:type="spellStart"/>
-            <w:r>
-              <w:rPr>
-                <w:rFonts w:ascii="Times New Roman" w:hAnsi="Times New Roman" w:cs="Times New Roman"/>
-              </w:rPr>
-              <w:t>ByteBazaar</w:t>
-            </w:r>
-            <w:proofErr w:type="spellEnd"/>
-            <w:r>
-              <w:rPr>
-                <w:rFonts w:ascii="Times New Roman" w:hAnsi="Times New Roman" w:cs="Times New Roman"/>
-              </w:rPr>
-              <w:t> can grow without performance degradation</w:t>
+            <w:r>
+              <w:rPr>
+                <w:rFonts w:ascii="Times New Roman" w:hAnsi="Times New Roman" w:cs="Times New Roman"/>
+              </w:rPr>
+              <w:t>ByteBazaar can grow without performance degradation</w:t>
             </w:r>
           </w:p>
         </w:tc>
@@ -4988,21 +4573,7 @@
               <w:rPr>
                 <w:rFonts w:ascii="Times New Roman" w:hAnsi="Times New Roman" w:cs="Times New Roman"/>
               </w:rPr>
-              <w:t xml:space="preserve">use </w:t>
-            </w:r>
-            <w:proofErr w:type="spellStart"/>
-            <w:r>
-              <w:rPr>
-                <w:rFonts w:ascii="Times New Roman" w:hAnsi="Times New Roman" w:cs="Times New Roman"/>
-              </w:rPr>
-              <w:t>ByteBazaar</w:t>
-            </w:r>
-            <w:proofErr w:type="spellEnd"/>
-            <w:r>
-              <w:rPr>
-                <w:rFonts w:ascii="Times New Roman" w:hAnsi="Times New Roman" w:cs="Times New Roman"/>
-              </w:rPr>
-              <w:t xml:space="preserve"> on various devices and browsers</w:t>
+              <w:t>use ByteBazaar on various devices and browsers</w:t>
             </w:r>
           </w:p>
         </w:tc>
@@ -5199,7 +4770,6 @@
                 <w:lang w:eastAsia="zh-TW"/>
               </w:rPr>
             </w:pPr>
-            <w:proofErr w:type="spellStart"/>
             <w:r>
               <w:rPr>
                 <w:rFonts w:ascii="Times New Roman" w:eastAsia="PMingLiU" w:hAnsi="Times New Roman" w:cs="Times New Roman"/>
@@ -5211,7 +4781,6 @@
               </w:rPr>
               <w:t>Accessability</w:t>
             </w:r>
-            <w:proofErr w:type="spellEnd"/>
           </w:p>
         </w:tc>
         <w:tc>
@@ -5258,21 +4827,7 @@
               <w:rPr>
                 <w:rFonts w:ascii="Times New Roman" w:hAnsi="Times New Roman" w:cs="Times New Roman"/>
               </w:rPr>
-              <w:t>access </w:t>
-            </w:r>
-            <w:proofErr w:type="spellStart"/>
-            <w:r>
-              <w:rPr>
-                <w:rFonts w:ascii="Times New Roman" w:hAnsi="Times New Roman" w:cs="Times New Roman"/>
-              </w:rPr>
-              <w:t>ByteBazaar’s</w:t>
-            </w:r>
-            <w:proofErr w:type="spellEnd"/>
-            <w:r>
-              <w:rPr>
-                <w:rFonts w:ascii="Times New Roman" w:hAnsi="Times New Roman" w:cs="Times New Roman"/>
-              </w:rPr>
-              <w:t xml:space="preserve"> services using assistive technologies</w:t>
+              <w:t>access ByteBazaar’s services using assistive technologies</w:t>
             </w:r>
           </w:p>
         </w:tc>
@@ -5434,35 +4989,6 @@
           <w:lang w:eastAsia="zh-TW"/>
         </w:rPr>
       </w:pPr>
-    </w:p>
-    <w:p>
-      <w:pPr>
-        <w:spacing w:after="120"/>
-        <w:rPr>
-          <w:rFonts w:ascii="Times New Roman" w:eastAsia="PMingLiU" w:hAnsi="Times New Roman" w:cs="Times New Roman"/>
-          <w:sz w:val="22"/>
-          <w:szCs w:val="22"/>
-          <w:lang w:eastAsia="zh-TW"/>
-        </w:rPr>
-      </w:pPr>
-      <w:r>
-        <w:rPr>
-          <w:rFonts w:ascii="Times New Roman" w:eastAsia="PMingLiU" w:hAnsi="Times New Roman" w:cs="Times New Roman"/>
-          <w:sz w:val="22"/>
-          <w:szCs w:val="22"/>
-          <w:lang w:eastAsia="zh-TW"/>
-        </w:rPr>
-        <w:t>The following table must be updated and approved by the instructor if any User Stories are taken out of scope</w:t>
-      </w:r>
-      <w:r>
-        <w:rPr>
-          <w:rFonts w:ascii="Times New Roman" w:eastAsia="PMingLiU" w:hAnsi="Times New Roman" w:cs="Times New Roman"/>
-          <w:sz w:val="22"/>
-          <w:szCs w:val="22"/>
-          <w:lang w:eastAsia="zh-TW"/>
-        </w:rPr>
-        <w:t>.]</w:t>
-      </w:r>
     </w:p>
     <w:p>
       <w:pPr>
@@ -5485,7 +5011,29 @@
           <w:szCs w:val="22"/>
           <w:lang w:eastAsia="zh-TW"/>
         </w:rPr>
-        <w:t>Table &lt;Insert number&gt;. Non-Functional Requirements - User Stories Taken Out of Scope</w:t>
+        <w:t xml:space="preserve">Table </w:t>
+      </w:r>
+      <w:r>
+        <w:rPr>
+          <w:rFonts w:ascii="Times New Roman" w:eastAsia="PMingLiU" w:hAnsi="Times New Roman" w:cs="Times New Roman"/>
+          <w:b/>
+          <w:bCs/>
+          <w:sz w:val="22"/>
+          <w:szCs w:val="22"/>
+          <w:lang w:eastAsia="zh-TW"/>
+        </w:rPr>
+        <w:t>4</w:t>
+      </w:r>
+      <w:r>
+        <w:rPr>
+          <w:rFonts w:ascii="Times New Roman" w:eastAsia="PMingLiU" w:hAnsi="Times New Roman" w:cs="Times New Roman"/>
+          <w:b/>
+          <w:bCs/>
+          <w:sz w:val="22"/>
+          <w:szCs w:val="22"/>
+          <w:lang w:eastAsia="zh-TW"/>
+        </w:rPr>
+        <w:t>. Non-Functional Requirements - User Stories Taken Out of Scope</w:t>
       </w:r>
     </w:p>
     <w:tbl>
@@ -5527,7 +5075,6 @@
                 <w:szCs w:val="22"/>
                 <w:lang w:eastAsia="zh-TW"/>
               </w:rPr>
-              <w:lastRenderedPageBreak/>
               <w:t>User Story ID</w:t>
             </w:r>
           </w:p>
@@ -5693,25 +5240,16 @@
           </w:p>
         </w:tc>
       </w:tr>
-      <w:bookmarkEnd w:id="5"/>
     </w:tbl>
     <w:p>
       <w:pPr>
-        <w:spacing w:after="120"/>
-        <w:rPr>
-          <w:rFonts w:ascii="Times New Roman" w:hAnsi="Times New Roman" w:cs="Times New Roman"/>
-          <w:b/>
-          <w:bCs/>
-        </w:rPr>
-      </w:pPr>
-    </w:p>
-    <w:p>
-      <w:pPr>
         <w:pStyle w:val="SectionTitle"/>
       </w:pPr>
       <w:bookmarkStart w:id="6" w:name="_Hlk66682622"/>
       <w:bookmarkStart w:id="7" w:name="_Toc70484936"/>
-      <w:r>
+      <w:bookmarkEnd w:id="5"/>
+      <w:r>
+        <w:lastRenderedPageBreak/>
         <w:t xml:space="preserve">Technical </w:t>
       </w:r>
       <w:bookmarkEnd w:id="6"/>
@@ -5943,21 +5481,7 @@
           <w:rFonts w:ascii="Times New Roman" w:hAnsi="Times New Roman" w:cs="Times New Roman"/>
         </w:rPr>
         <w:br/>
-        <w:t xml:space="preserve">Provides authentication and authorization features to secure </w:t>
-      </w:r>
-      <w:proofErr w:type="gramStart"/>
-      <w:r>
-        <w:rPr>
-          <w:rFonts w:ascii="Times New Roman" w:hAnsi="Times New Roman" w:cs="Times New Roman"/>
-        </w:rPr>
-        <w:t>the backend</w:t>
-      </w:r>
-      <w:proofErr w:type="gramEnd"/>
-      <w:r>
-        <w:rPr>
-          <w:rFonts w:ascii="Times New Roman" w:hAnsi="Times New Roman" w:cs="Times New Roman"/>
-        </w:rPr>
-        <w:t xml:space="preserve"> services.</w:t>
+        <w:t>Provides authentication and authorization features to secure the backend services.</w:t>
       </w:r>
     </w:p>
     <w:p>
@@ -6058,7 +5582,6 @@
         <w:rPr>
           <w:rFonts w:ascii="Times New Roman" w:hAnsi="Times New Roman" w:cs="Times New Roman"/>
         </w:rPr>
-        <w:lastRenderedPageBreak/>
         <w:t>Development Tools</w:t>
       </w:r>
     </w:p>
@@ -6077,6 +5600,7 @@
         <w:rPr>
           <w:rFonts w:ascii="Times New Roman" w:hAnsi="Times New Roman" w:cs="Times New Roman"/>
         </w:rPr>
+        <w:lastRenderedPageBreak/>
         <w:t>IntelliJ IDEA (v2026.x)</w:t>
       </w:r>
       <w:r>
@@ -6273,19 +5797,8 @@
           <w:szCs w:val="22"/>
           <w:lang w:eastAsia="zh-TW"/>
         </w:rPr>
-        <w:t xml:space="preserve">Tools To be </w:t>
-      </w:r>
-      <w:proofErr w:type="gramStart"/>
-      <w:r>
-        <w:rPr>
-          <w:rFonts w:ascii="Times New Roman" w:eastAsia="PMingLiU" w:hAnsi="Times New Roman" w:cs="Times New Roman"/>
-          <w:sz w:val="22"/>
-          <w:szCs w:val="22"/>
-          <w:lang w:eastAsia="zh-TW"/>
-        </w:rPr>
-        <w:t>used</w:t>
-      </w:r>
-      <w:proofErr w:type="gramEnd"/>
+        <w:t>Tools To be used</w:t>
+      </w:r>
     </w:p>
     <w:tbl>
       <w:tblPr>
@@ -7039,7 +6552,6 @@
                 <w:b/>
                 <w:bCs/>
               </w:rPr>
-              <w:lastRenderedPageBreak/>
               <w:t>IntelliJ IDEA</w:t>
             </w:r>
           </w:p>
@@ -7114,6 +6626,7 @@
                 <w:b/>
                 <w:bCs/>
               </w:rPr>
+              <w:lastRenderedPageBreak/>
               <w:t>Visual Studio Code</w:t>
             </w:r>
           </w:p>
@@ -7546,44 +7059,6 @@
           <w:lang w:eastAsia="zh-TW"/>
         </w:rPr>
       </w:pPr>
-    </w:p>
-    <w:p>
-      <w:pPr>
-        <w:spacing w:after="120"/>
-        <w:rPr>
-          <w:rFonts w:ascii="Times New Roman" w:eastAsia="PMingLiU" w:hAnsi="Times New Roman" w:cs="Times New Roman"/>
-          <w:sz w:val="22"/>
-          <w:szCs w:val="22"/>
-          <w:lang w:eastAsia="zh-TW"/>
-        </w:rPr>
-      </w:pPr>
-      <w:r>
-        <w:rPr>
-          <w:rFonts w:ascii="Times New Roman" w:eastAsia="PMingLiU" w:hAnsi="Times New Roman" w:cs="Times New Roman"/>
-          <w:sz w:val="22"/>
-          <w:szCs w:val="22"/>
-          <w:lang w:eastAsia="zh-TW"/>
-        </w:rPr>
-        <w:t xml:space="preserve">The following table must be updated and approved by the instructor if </w:t>
-      </w:r>
-      <w:r>
-        <w:rPr>
-          <w:rFonts w:ascii="Times New Roman" w:eastAsia="PMingLiU" w:hAnsi="Times New Roman" w:cs="Times New Roman"/>
-          <w:sz w:val="22"/>
-          <w:szCs w:val="22"/>
-          <w:lang w:eastAsia="zh-TW"/>
-        </w:rPr>
-        <w:t>any technologies or tools are taken out of scope or changed</w:t>
-      </w:r>
-      <w:r>
-        <w:rPr>
-          <w:rFonts w:ascii="Times New Roman" w:eastAsia="PMingLiU" w:hAnsi="Times New Roman" w:cs="Times New Roman"/>
-          <w:sz w:val="22"/>
-          <w:szCs w:val="22"/>
-          <w:lang w:eastAsia="zh-TW"/>
-        </w:rPr>
-        <w:t>.]</w:t>
-      </w:r>
     </w:p>
     <w:p>
       <w:pPr>
@@ -7606,7 +7081,29 @@
           <w:szCs w:val="22"/>
           <w:lang w:eastAsia="zh-TW"/>
         </w:rPr>
-        <w:t>Table &lt;Insert number&gt;. Technical Requirements Taken Out of Scope</w:t>
+        <w:t xml:space="preserve">Table </w:t>
+      </w:r>
+      <w:r>
+        <w:rPr>
+          <w:rFonts w:ascii="Times New Roman" w:eastAsia="PMingLiU" w:hAnsi="Times New Roman" w:cs="Times New Roman"/>
+          <w:b/>
+          <w:bCs/>
+          <w:sz w:val="22"/>
+          <w:szCs w:val="22"/>
+          <w:lang w:eastAsia="zh-TW"/>
+        </w:rPr>
+        <w:t>5</w:t>
+      </w:r>
+      <w:r>
+        <w:rPr>
+          <w:rFonts w:ascii="Times New Roman" w:eastAsia="PMingLiU" w:hAnsi="Times New Roman" w:cs="Times New Roman"/>
+          <w:b/>
+          <w:bCs/>
+          <w:sz w:val="22"/>
+          <w:szCs w:val="22"/>
+          <w:lang w:eastAsia="zh-TW"/>
+        </w:rPr>
+        <w:t>. Technical Requirements Taken Out of Scope</w:t>
       </w:r>
     </w:p>
     <w:tbl>
@@ -7795,157 +7292,146 @@
     </w:p>
     <w:p>
       <w:pPr>
-        <w:spacing w:after="120"/>
-        <w:rPr>
-          <w:rFonts w:ascii="Times New Roman" w:hAnsi="Times New Roman" w:cs="Times New Roman"/>
-          <w:b/>
-          <w:bCs/>
-        </w:rPr>
-      </w:pPr>
-      <w:r>
+        <w:pStyle w:val="SectionTitle"/>
         <w:rPr>
           <w:rFonts w:ascii="Times New Roman" w:eastAsia="PMingLiU" w:hAnsi="Times New Roman" w:cs="Times New Roman"/>
           <w:sz w:val="22"/>
           <w:szCs w:val="22"/>
           <w:lang w:eastAsia="zh-TW"/>
         </w:rPr>
-        <w:t>[</w:t>
-      </w:r>
+      </w:pPr>
+      <w:bookmarkStart w:id="10" w:name="_Toc70484938"/>
       <w:r>
         <w:rPr>
           <w:rFonts w:ascii="Times New Roman" w:eastAsia="PMingLiU" w:hAnsi="Times New Roman" w:cs="Times New Roman"/>
+          <w:noProof/>
           <w:sz w:val="22"/>
           <w:szCs w:val="22"/>
           <w:lang w:eastAsia="zh-TW"/>
         </w:rPr>
-        <w:t>Provide a diagram of the logical architecture of the system</w:t>
-      </w:r>
-      <w:r>
-        <w:rPr>
-          <w:rFonts w:ascii="Times New Roman" w:hAnsi="Times New Roman" w:cs="Times New Roman"/>
-          <w:sz w:val="22"/>
-          <w:szCs w:val="22"/>
-        </w:rPr>
-        <w:t>.</w:t>
-      </w:r>
-      <w:r>
-        <w:rPr>
-          <w:rFonts w:ascii="Times New Roman" w:hAnsi="Times New Roman" w:cs="Times New Roman"/>
-          <w:sz w:val="22"/>
-          <w:szCs w:val="22"/>
-        </w:rPr>
-        <w:t>]</w:t>
-      </w:r>
-      <w:r>
-        <w:rPr>
-          <w:rFonts w:ascii="Times New Roman" w:hAnsi="Times New Roman" w:cs="Times New Roman"/>
-          <w:b/>
-          <w:bCs/>
-        </w:rPr>
-        <w:br w:type="page"/>
+        <w:drawing>
+          <wp:inline distT="0" distB="0" distL="0" distR="0" wp14:anchorId="221C311D" wp14:editId="5DCB915F">
+            <wp:extent cx="5943600" cy="4457700"/>
+            <wp:effectExtent l="0" t="0" r="0" b="0"/>
+            <wp:docPr id="815838273" name="Picture 2"/>
+            <wp:cNvGraphicFramePr>
+              <a:graphicFrameLocks xmlns:a="http://schemas.openxmlformats.org/drawingml/2006/main" noChangeAspect="1"/>
+            </wp:cNvGraphicFramePr>
+            <a:graphic xmlns:a="http://schemas.openxmlformats.org/drawingml/2006/main">
+              <a:graphicData uri="http://schemas.openxmlformats.org/drawingml/2006/picture">
+                <pic:pic xmlns:pic="http://schemas.openxmlformats.org/drawingml/2006/picture">
+                  <pic:nvPicPr>
+                    <pic:cNvPr id="0" name="Picture 6"/>
+                    <pic:cNvPicPr>
+                      <a:picLocks noChangeAspect="1" noChangeArrowheads="1"/>
+                    </pic:cNvPicPr>
+                  </pic:nvPicPr>
+                  <pic:blipFill>
+                    <a:blip r:embed="rId11">
+                      <a:extLst>
+                        <a:ext uri="{28A0092B-C50C-407E-A947-70E740481C1C}">
+                          <a14:useLocalDpi xmlns:a14="http://schemas.microsoft.com/office/drawing/2010/main" val="0"/>
+                        </a:ext>
+                      </a:extLst>
+                    </a:blip>
+                    <a:srcRect/>
+                    <a:stretch>
+                      <a:fillRect/>
+                    </a:stretch>
+                  </pic:blipFill>
+                  <pic:spPr bwMode="auto">
+                    <a:xfrm>
+                      <a:off x="0" y="0"/>
+                      <a:ext cx="5943600" cy="4457700"/>
+                    </a:xfrm>
+                    <a:prstGeom prst="rect">
+                      <a:avLst/>
+                    </a:prstGeom>
+                    <a:noFill/>
+                    <a:ln>
+                      <a:noFill/>
+                    </a:ln>
+                  </pic:spPr>
+                </pic:pic>
+              </a:graphicData>
+            </a:graphic>
+          </wp:inline>
+        </w:drawing>
       </w:r>
     </w:p>
     <w:p>
       <w:pPr>
         <w:pStyle w:val="SectionTitle"/>
       </w:pPr>
-      <w:bookmarkStart w:id="10" w:name="_Toc70484938"/>
-      <w:r>
-        <w:lastRenderedPageBreak/>
+      <w:r>
         <w:t>User Interface Design</w:t>
       </w:r>
       <w:bookmarkEnd w:id="10"/>
     </w:p>
     <w:p>
       <w:pPr>
-        <w:spacing w:after="120"/>
-        <w:rPr>
-          <w:rFonts w:ascii="Times New Roman" w:eastAsia="PMingLiU" w:hAnsi="Times New Roman" w:cs="Times New Roman"/>
-          <w:sz w:val="22"/>
-          <w:szCs w:val="22"/>
-          <w:lang w:eastAsia="zh-TW"/>
-        </w:rPr>
-      </w:pPr>
-      <w:r>
-        <w:rPr>
-          <w:rFonts w:ascii="Times New Roman" w:eastAsia="PMingLiU" w:hAnsi="Times New Roman" w:cs="Times New Roman"/>
-          <w:sz w:val="22"/>
-          <w:szCs w:val="22"/>
-          <w:lang w:eastAsia="zh-TW"/>
-        </w:rPr>
-        <w:t>[</w:t>
-      </w:r>
-      <w:r>
-        <w:rPr>
-          <w:rFonts w:ascii="Times New Roman" w:eastAsia="PMingLiU" w:hAnsi="Times New Roman" w:cs="Times New Roman"/>
-          <w:sz w:val="22"/>
-          <w:szCs w:val="22"/>
-          <w:lang w:eastAsia="zh-TW"/>
-        </w:rPr>
-        <w:t>Provide a sitemap</w:t>
-      </w:r>
-      <w:r>
-        <w:rPr>
-          <w:rFonts w:ascii="Times New Roman" w:eastAsia="PMingLiU" w:hAnsi="Times New Roman" w:cs="Times New Roman"/>
-          <w:sz w:val="22"/>
-          <w:szCs w:val="22"/>
-          <w:lang w:eastAsia="zh-TW"/>
-        </w:rPr>
-        <w:t>, flowchart</w:t>
-      </w:r>
-      <w:r>
-        <w:rPr>
-          <w:rFonts w:ascii="Times New Roman" w:eastAsia="PMingLiU" w:hAnsi="Times New Roman" w:cs="Times New Roman"/>
-          <w:sz w:val="22"/>
-          <w:szCs w:val="22"/>
-          <w:lang w:eastAsia="zh-TW"/>
-        </w:rPr>
-        <w:t>,</w:t>
-      </w:r>
-      <w:r>
-        <w:rPr>
-          <w:rFonts w:ascii="Times New Roman" w:eastAsia="PMingLiU" w:hAnsi="Times New Roman" w:cs="Times New Roman"/>
-          <w:sz w:val="22"/>
-          <w:szCs w:val="22"/>
-          <w:lang w:eastAsia="zh-TW"/>
-        </w:rPr>
-        <w:t xml:space="preserve"> and user interface design </w:t>
-      </w:r>
-      <w:r>
-        <w:rPr>
-          <w:rFonts w:ascii="Times New Roman" w:eastAsia="PMingLiU" w:hAnsi="Times New Roman" w:cs="Times New Roman"/>
-          <w:sz w:val="22"/>
-          <w:szCs w:val="22"/>
-          <w:lang w:eastAsia="zh-TW"/>
-        </w:rPr>
-        <w:t xml:space="preserve">wireframe </w:t>
-      </w:r>
-      <w:r>
-        <w:rPr>
-          <w:rFonts w:ascii="Times New Roman" w:eastAsia="PMingLiU" w:hAnsi="Times New Roman" w:cs="Times New Roman"/>
-          <w:sz w:val="22"/>
-          <w:szCs w:val="22"/>
-          <w:lang w:eastAsia="zh-TW"/>
-        </w:rPr>
-        <w:t>diagram for each user interface screen in the application</w:t>
-      </w:r>
-      <w:r>
-        <w:rPr>
-          <w:rFonts w:ascii="Times New Roman" w:eastAsia="PMingLiU" w:hAnsi="Times New Roman" w:cs="Times New Roman"/>
-          <w:sz w:val="22"/>
-          <w:szCs w:val="22"/>
-          <w:lang w:eastAsia="zh-TW"/>
-        </w:rPr>
-        <w:t>.</w:t>
-      </w:r>
-      <w:r>
-        <w:rPr>
-          <w:rFonts w:ascii="Times New Roman" w:eastAsia="PMingLiU" w:hAnsi="Times New Roman" w:cs="Times New Roman"/>
-          <w:sz w:val="22"/>
-          <w:szCs w:val="22"/>
-          <w:lang w:eastAsia="zh-TW"/>
-        </w:rPr>
-        <w:t>]</w:t>
+        <w:pStyle w:val="SectionTitle"/>
+      </w:pPr>
+      <w:r>
+        <w:t>Site Map</w:t>
+      </w:r>
+    </w:p>
+    <w:p>
+      <w:pPr>
+        <w:pStyle w:val="SectionTitle"/>
+      </w:pPr>
+      <w:r>
+        <w:rPr>
+          <w:noProof/>
+        </w:rPr>
+        <w:drawing>
+          <wp:inline distT="0" distB="0" distL="0" distR="0" wp14:anchorId="53A389D5" wp14:editId="20C74D53">
+            <wp:extent cx="5943600" cy="1372235"/>
+            <wp:effectExtent l="0" t="0" r="0" b="0"/>
+            <wp:docPr id="1957465293" name="Picture 29"/>
+            <wp:cNvGraphicFramePr>
+              <a:graphicFrameLocks xmlns:a="http://schemas.openxmlformats.org/drawingml/2006/main" noChangeAspect="1"/>
+            </wp:cNvGraphicFramePr>
+            <a:graphic xmlns:a="http://schemas.openxmlformats.org/drawingml/2006/main">
+              <a:graphicData uri="http://schemas.openxmlformats.org/drawingml/2006/picture">
+                <pic:pic xmlns:pic="http://schemas.openxmlformats.org/drawingml/2006/picture">
+                  <pic:nvPicPr>
+                    <pic:cNvPr id="0" name="Picture 74"/>
+                    <pic:cNvPicPr>
+                      <a:picLocks noChangeAspect="1" noChangeArrowheads="1"/>
+                    </pic:cNvPicPr>
+                  </pic:nvPicPr>
+                  <pic:blipFill>
+                    <a:blip r:embed="rId12">
+                      <a:extLst>
+                        <a:ext uri="{28A0092B-C50C-407E-A947-70E740481C1C}">
+                          <a14:useLocalDpi xmlns:a14="http://schemas.microsoft.com/office/drawing/2010/main" val="0"/>
+                        </a:ext>
+                      </a:extLst>
+                    </a:blip>
+                    <a:srcRect/>
+                    <a:stretch>
+                      <a:fillRect/>
+                    </a:stretch>
+                  </pic:blipFill>
+                  <pic:spPr bwMode="auto">
+                    <a:xfrm>
+                      <a:off x="0" y="0"/>
+                      <a:ext cx="5943600" cy="1372235"/>
+                    </a:xfrm>
+                    <a:prstGeom prst="rect">
+                      <a:avLst/>
+                    </a:prstGeom>
+                    <a:noFill/>
+                    <a:ln>
+                      <a:noFill/>
+                    </a:ln>
+                  </pic:spPr>
+                </pic:pic>
+              </a:graphicData>
+            </a:graphic>
+          </wp:inline>
+        </w:drawing>
       </w:r>
     </w:p>
     <w:p>
@@ -7958,11 +7444,1101 @@
           <w:szCs w:val="22"/>
         </w:rPr>
       </w:pPr>
+      <w:r>
+        <w:rPr>
+          <w:rFonts w:ascii="Times New Roman" w:hAnsi="Times New Roman" w:cs="Times New Roman"/>
+          <w:bCs/>
+          <w:sz w:val="22"/>
+          <w:szCs w:val="22"/>
+        </w:rPr>
+        <w:t>Mobile View</w:t>
+      </w:r>
+    </w:p>
+    <w:p>
+      <w:pPr>
+        <w:spacing w:after="120"/>
+        <w:rPr>
+          <w:rFonts w:ascii="Times New Roman" w:hAnsi="Times New Roman" w:cs="Times New Roman"/>
+          <w:bCs/>
+          <w:sz w:val="22"/>
+          <w:szCs w:val="22"/>
+        </w:rPr>
+      </w:pPr>
+      <w:r>
+        <w:rPr>
+          <w:rFonts w:ascii="Times New Roman" w:hAnsi="Times New Roman" w:cs="Times New Roman"/>
+          <w:bCs/>
+          <w:noProof/>
+          <w:sz w:val="22"/>
+          <w:szCs w:val="22"/>
+        </w:rPr>
+        <w:lastRenderedPageBreak/>
+        <w:drawing>
+          <wp:inline distT="0" distB="0" distL="0" distR="0" wp14:anchorId="174924D5" wp14:editId="6C16B7A6">
+            <wp:extent cx="1876425" cy="3590925"/>
+            <wp:effectExtent l="0" t="0" r="9525" b="9525"/>
+            <wp:docPr id="819130492" name="Picture 13"/>
+            <wp:cNvGraphicFramePr>
+              <a:graphicFrameLocks xmlns:a="http://schemas.openxmlformats.org/drawingml/2006/main" noChangeAspect="1"/>
+            </wp:cNvGraphicFramePr>
+            <a:graphic xmlns:a="http://schemas.openxmlformats.org/drawingml/2006/main">
+              <a:graphicData uri="http://schemas.openxmlformats.org/drawingml/2006/picture">
+                <pic:pic xmlns:pic="http://schemas.openxmlformats.org/drawingml/2006/picture">
+                  <pic:nvPicPr>
+                    <pic:cNvPr id="0" name="Picture 58"/>
+                    <pic:cNvPicPr>
+                      <a:picLocks noChangeAspect="1" noChangeArrowheads="1"/>
+                    </pic:cNvPicPr>
+                  </pic:nvPicPr>
+                  <pic:blipFill>
+                    <a:blip r:embed="rId13">
+                      <a:extLst>
+                        <a:ext uri="{28A0092B-C50C-407E-A947-70E740481C1C}">
+                          <a14:useLocalDpi xmlns:a14="http://schemas.microsoft.com/office/drawing/2010/main" val="0"/>
+                        </a:ext>
+                      </a:extLst>
+                    </a:blip>
+                    <a:srcRect/>
+                    <a:stretch>
+                      <a:fillRect/>
+                    </a:stretch>
+                  </pic:blipFill>
+                  <pic:spPr bwMode="auto">
+                    <a:xfrm>
+                      <a:off x="0" y="0"/>
+                      <a:ext cx="1876425" cy="3590925"/>
+                    </a:xfrm>
+                    <a:prstGeom prst="rect">
+                      <a:avLst/>
+                    </a:prstGeom>
+                    <a:noFill/>
+                    <a:ln>
+                      <a:noFill/>
+                    </a:ln>
+                  </pic:spPr>
+                </pic:pic>
+              </a:graphicData>
+            </a:graphic>
+          </wp:inline>
+        </w:drawing>
+      </w:r>
+      <w:r>
+        <w:rPr>
+          <w:rFonts w:ascii="Times New Roman" w:hAnsi="Times New Roman" w:cs="Times New Roman"/>
+          <w:bCs/>
+          <w:noProof/>
+          <w:sz w:val="22"/>
+          <w:szCs w:val="22"/>
+        </w:rPr>
+        <w:drawing>
+          <wp:inline distT="0" distB="0" distL="0" distR="0" wp14:anchorId="567AA1ED" wp14:editId="38C00E83">
+            <wp:extent cx="2028825" cy="3562350"/>
+            <wp:effectExtent l="0" t="0" r="9525" b="0"/>
+            <wp:docPr id="2108143689" name="Picture 14"/>
+            <wp:cNvGraphicFramePr>
+              <a:graphicFrameLocks xmlns:a="http://schemas.openxmlformats.org/drawingml/2006/main" noChangeAspect="1"/>
+            </wp:cNvGraphicFramePr>
+            <a:graphic xmlns:a="http://schemas.openxmlformats.org/drawingml/2006/main">
+              <a:graphicData uri="http://schemas.openxmlformats.org/drawingml/2006/picture">
+                <pic:pic xmlns:pic="http://schemas.openxmlformats.org/drawingml/2006/picture">
+                  <pic:nvPicPr>
+                    <pic:cNvPr id="0" name="Picture 59"/>
+                    <pic:cNvPicPr>
+                      <a:picLocks noChangeAspect="1" noChangeArrowheads="1"/>
+                    </pic:cNvPicPr>
+                  </pic:nvPicPr>
+                  <pic:blipFill>
+                    <a:blip r:embed="rId14">
+                      <a:extLst>
+                        <a:ext uri="{28A0092B-C50C-407E-A947-70E740481C1C}">
+                          <a14:useLocalDpi xmlns:a14="http://schemas.microsoft.com/office/drawing/2010/main" val="0"/>
+                        </a:ext>
+                      </a:extLst>
+                    </a:blip>
+                    <a:srcRect/>
+                    <a:stretch>
+                      <a:fillRect/>
+                    </a:stretch>
+                  </pic:blipFill>
+                  <pic:spPr bwMode="auto">
+                    <a:xfrm>
+                      <a:off x="0" y="0"/>
+                      <a:ext cx="2028825" cy="3562350"/>
+                    </a:xfrm>
+                    <a:prstGeom prst="rect">
+                      <a:avLst/>
+                    </a:prstGeom>
+                    <a:noFill/>
+                    <a:ln>
+                      <a:noFill/>
+                    </a:ln>
+                  </pic:spPr>
+                </pic:pic>
+              </a:graphicData>
+            </a:graphic>
+          </wp:inline>
+        </w:drawing>
+      </w:r>
+    </w:p>
+    <w:p>
+      <w:pPr>
+        <w:spacing w:after="120"/>
+        <w:rPr>
+          <w:rFonts w:ascii="Times New Roman" w:hAnsi="Times New Roman" w:cs="Times New Roman"/>
+          <w:bCs/>
+          <w:sz w:val="22"/>
+          <w:szCs w:val="22"/>
+        </w:rPr>
+      </w:pPr>
+      <w:r>
+        <w:rPr>
+          <w:rFonts w:ascii="Times New Roman" w:hAnsi="Times New Roman" w:cs="Times New Roman"/>
+          <w:bCs/>
+          <w:noProof/>
+          <w:sz w:val="22"/>
+          <w:szCs w:val="22"/>
+        </w:rPr>
+        <w:drawing>
+          <wp:inline distT="0" distB="0" distL="0" distR="0" wp14:anchorId="4E314752" wp14:editId="5389E70F">
+            <wp:extent cx="2181225" cy="3571875"/>
+            <wp:effectExtent l="0" t="0" r="9525" b="9525"/>
+            <wp:docPr id="1127702549" name="Picture 15"/>
+            <wp:cNvGraphicFramePr>
+              <a:graphicFrameLocks xmlns:a="http://schemas.openxmlformats.org/drawingml/2006/main" noChangeAspect="1"/>
+            </wp:cNvGraphicFramePr>
+            <a:graphic xmlns:a="http://schemas.openxmlformats.org/drawingml/2006/main">
+              <a:graphicData uri="http://schemas.openxmlformats.org/drawingml/2006/picture">
+                <pic:pic xmlns:pic="http://schemas.openxmlformats.org/drawingml/2006/picture">
+                  <pic:nvPicPr>
+                    <pic:cNvPr id="0" name="Picture 60"/>
+                    <pic:cNvPicPr>
+                      <a:picLocks noChangeAspect="1" noChangeArrowheads="1"/>
+                    </pic:cNvPicPr>
+                  </pic:nvPicPr>
+                  <pic:blipFill>
+                    <a:blip r:embed="rId15">
+                      <a:extLst>
+                        <a:ext uri="{28A0092B-C50C-407E-A947-70E740481C1C}">
+                          <a14:useLocalDpi xmlns:a14="http://schemas.microsoft.com/office/drawing/2010/main" val="0"/>
+                        </a:ext>
+                      </a:extLst>
+                    </a:blip>
+                    <a:srcRect/>
+                    <a:stretch>
+                      <a:fillRect/>
+                    </a:stretch>
+                  </pic:blipFill>
+                  <pic:spPr bwMode="auto">
+                    <a:xfrm>
+                      <a:off x="0" y="0"/>
+                      <a:ext cx="2181225" cy="3571875"/>
+                    </a:xfrm>
+                    <a:prstGeom prst="rect">
+                      <a:avLst/>
+                    </a:prstGeom>
+                    <a:noFill/>
+                    <a:ln>
+                      <a:noFill/>
+                    </a:ln>
+                  </pic:spPr>
+                </pic:pic>
+              </a:graphicData>
+            </a:graphic>
+          </wp:inline>
+        </w:drawing>
+      </w:r>
+      <w:r>
+        <w:rPr>
+          <w:rFonts w:ascii="Times New Roman" w:hAnsi="Times New Roman" w:cs="Times New Roman"/>
+          <w:bCs/>
+          <w:noProof/>
+          <w:sz w:val="22"/>
+          <w:szCs w:val="22"/>
+        </w:rPr>
+        <w:drawing>
+          <wp:inline distT="0" distB="0" distL="0" distR="0" wp14:anchorId="34252689" wp14:editId="4DB287F3">
+            <wp:extent cx="1838325" cy="3552825"/>
+            <wp:effectExtent l="0" t="0" r="9525" b="9525"/>
+            <wp:docPr id="671510327" name="Picture 16"/>
+            <wp:cNvGraphicFramePr>
+              <a:graphicFrameLocks xmlns:a="http://schemas.openxmlformats.org/drawingml/2006/main" noChangeAspect="1"/>
+            </wp:cNvGraphicFramePr>
+            <a:graphic xmlns:a="http://schemas.openxmlformats.org/drawingml/2006/main">
+              <a:graphicData uri="http://schemas.openxmlformats.org/drawingml/2006/picture">
+                <pic:pic xmlns:pic="http://schemas.openxmlformats.org/drawingml/2006/picture">
+                  <pic:nvPicPr>
+                    <pic:cNvPr id="0" name="Picture 61"/>
+                    <pic:cNvPicPr>
+                      <a:picLocks noChangeAspect="1" noChangeArrowheads="1"/>
+                    </pic:cNvPicPr>
+                  </pic:nvPicPr>
+                  <pic:blipFill>
+                    <a:blip r:embed="rId16">
+                      <a:extLst>
+                        <a:ext uri="{28A0092B-C50C-407E-A947-70E740481C1C}">
+                          <a14:useLocalDpi xmlns:a14="http://schemas.microsoft.com/office/drawing/2010/main" val="0"/>
+                        </a:ext>
+                      </a:extLst>
+                    </a:blip>
+                    <a:srcRect/>
+                    <a:stretch>
+                      <a:fillRect/>
+                    </a:stretch>
+                  </pic:blipFill>
+                  <pic:spPr bwMode="auto">
+                    <a:xfrm>
+                      <a:off x="0" y="0"/>
+                      <a:ext cx="1838325" cy="3552825"/>
+                    </a:xfrm>
+                    <a:prstGeom prst="rect">
+                      <a:avLst/>
+                    </a:prstGeom>
+                    <a:noFill/>
+                    <a:ln>
+                      <a:noFill/>
+                    </a:ln>
+                  </pic:spPr>
+                </pic:pic>
+              </a:graphicData>
+            </a:graphic>
+          </wp:inline>
+        </w:drawing>
+      </w:r>
+    </w:p>
+    <w:p>
+      <w:pPr>
+        <w:spacing w:after="120"/>
+        <w:rPr>
+          <w:rFonts w:ascii="Times New Roman" w:hAnsi="Times New Roman" w:cs="Times New Roman"/>
+          <w:bCs/>
+          <w:sz w:val="22"/>
+          <w:szCs w:val="22"/>
+        </w:rPr>
+      </w:pPr>
+      <w:r>
+        <w:rPr>
+          <w:rFonts w:ascii="Times New Roman" w:hAnsi="Times New Roman" w:cs="Times New Roman"/>
+          <w:bCs/>
+          <w:noProof/>
+          <w:sz w:val="22"/>
+          <w:szCs w:val="22"/>
+        </w:rPr>
+        <w:lastRenderedPageBreak/>
+        <w:drawing>
+          <wp:inline distT="0" distB="0" distL="0" distR="0" wp14:anchorId="0F500884" wp14:editId="0C635F89">
+            <wp:extent cx="1866900" cy="3571875"/>
+            <wp:effectExtent l="0" t="0" r="0" b="9525"/>
+            <wp:docPr id="2084812953" name="Picture 17"/>
+            <wp:cNvGraphicFramePr>
+              <a:graphicFrameLocks xmlns:a="http://schemas.openxmlformats.org/drawingml/2006/main" noChangeAspect="1"/>
+            </wp:cNvGraphicFramePr>
+            <a:graphic xmlns:a="http://schemas.openxmlformats.org/drawingml/2006/main">
+              <a:graphicData uri="http://schemas.openxmlformats.org/drawingml/2006/picture">
+                <pic:pic xmlns:pic="http://schemas.openxmlformats.org/drawingml/2006/picture">
+                  <pic:nvPicPr>
+                    <pic:cNvPr id="0" name="Picture 62"/>
+                    <pic:cNvPicPr>
+                      <a:picLocks noChangeAspect="1" noChangeArrowheads="1"/>
+                    </pic:cNvPicPr>
+                  </pic:nvPicPr>
+                  <pic:blipFill>
+                    <a:blip r:embed="rId17">
+                      <a:extLst>
+                        <a:ext uri="{28A0092B-C50C-407E-A947-70E740481C1C}">
+                          <a14:useLocalDpi xmlns:a14="http://schemas.microsoft.com/office/drawing/2010/main" val="0"/>
+                        </a:ext>
+                      </a:extLst>
+                    </a:blip>
+                    <a:srcRect/>
+                    <a:stretch>
+                      <a:fillRect/>
+                    </a:stretch>
+                  </pic:blipFill>
+                  <pic:spPr bwMode="auto">
+                    <a:xfrm>
+                      <a:off x="0" y="0"/>
+                      <a:ext cx="1866900" cy="3571875"/>
+                    </a:xfrm>
+                    <a:prstGeom prst="rect">
+                      <a:avLst/>
+                    </a:prstGeom>
+                    <a:noFill/>
+                    <a:ln>
+                      <a:noFill/>
+                    </a:ln>
+                  </pic:spPr>
+                </pic:pic>
+              </a:graphicData>
+            </a:graphic>
+          </wp:inline>
+        </w:drawing>
+      </w:r>
+      <w:r>
+        <w:rPr>
+          <w:rFonts w:ascii="Times New Roman" w:hAnsi="Times New Roman" w:cs="Times New Roman"/>
+          <w:bCs/>
+          <w:noProof/>
+          <w:sz w:val="22"/>
+          <w:szCs w:val="22"/>
+        </w:rPr>
+        <w:drawing>
+          <wp:inline distT="0" distB="0" distL="0" distR="0" wp14:anchorId="5E15EDE3" wp14:editId="519D7A80">
+            <wp:extent cx="1600200" cy="3590925"/>
+            <wp:effectExtent l="0" t="0" r="0" b="9525"/>
+            <wp:docPr id="2134875880" name="Picture 18"/>
+            <wp:cNvGraphicFramePr>
+              <a:graphicFrameLocks xmlns:a="http://schemas.openxmlformats.org/drawingml/2006/main" noChangeAspect="1"/>
+            </wp:cNvGraphicFramePr>
+            <a:graphic xmlns:a="http://schemas.openxmlformats.org/drawingml/2006/main">
+              <a:graphicData uri="http://schemas.openxmlformats.org/drawingml/2006/picture">
+                <pic:pic xmlns:pic="http://schemas.openxmlformats.org/drawingml/2006/picture">
+                  <pic:nvPicPr>
+                    <pic:cNvPr id="0" name="Picture 63"/>
+                    <pic:cNvPicPr>
+                      <a:picLocks noChangeAspect="1" noChangeArrowheads="1"/>
+                    </pic:cNvPicPr>
+                  </pic:nvPicPr>
+                  <pic:blipFill>
+                    <a:blip r:embed="rId18">
+                      <a:extLst>
+                        <a:ext uri="{28A0092B-C50C-407E-A947-70E740481C1C}">
+                          <a14:useLocalDpi xmlns:a14="http://schemas.microsoft.com/office/drawing/2010/main" val="0"/>
+                        </a:ext>
+                      </a:extLst>
+                    </a:blip>
+                    <a:srcRect/>
+                    <a:stretch>
+                      <a:fillRect/>
+                    </a:stretch>
+                  </pic:blipFill>
+                  <pic:spPr bwMode="auto">
+                    <a:xfrm>
+                      <a:off x="0" y="0"/>
+                      <a:ext cx="1600200" cy="3590925"/>
+                    </a:xfrm>
+                    <a:prstGeom prst="rect">
+                      <a:avLst/>
+                    </a:prstGeom>
+                    <a:noFill/>
+                    <a:ln>
+                      <a:noFill/>
+                    </a:ln>
+                  </pic:spPr>
+                </pic:pic>
+              </a:graphicData>
+            </a:graphic>
+          </wp:inline>
+        </w:drawing>
+      </w:r>
+    </w:p>
+    <w:p>
+      <w:pPr>
+        <w:spacing w:after="120"/>
+        <w:rPr>
+          <w:rFonts w:ascii="Times New Roman" w:hAnsi="Times New Roman" w:cs="Times New Roman"/>
+          <w:bCs/>
+          <w:sz w:val="22"/>
+          <w:szCs w:val="22"/>
+        </w:rPr>
+      </w:pPr>
+      <w:r>
+        <w:rPr>
+          <w:rFonts w:ascii="Times New Roman" w:hAnsi="Times New Roman" w:cs="Times New Roman"/>
+          <w:bCs/>
+          <w:noProof/>
+          <w:sz w:val="22"/>
+          <w:szCs w:val="22"/>
+        </w:rPr>
+        <w:drawing>
+          <wp:inline distT="0" distB="0" distL="0" distR="0" wp14:anchorId="79297111" wp14:editId="45E399D4">
+            <wp:extent cx="1514475" cy="3609975"/>
+            <wp:effectExtent l="0" t="0" r="9525" b="9525"/>
+            <wp:docPr id="800130316" name="Picture 19"/>
+            <wp:cNvGraphicFramePr>
+              <a:graphicFrameLocks xmlns:a="http://schemas.openxmlformats.org/drawingml/2006/main" noChangeAspect="1"/>
+            </wp:cNvGraphicFramePr>
+            <a:graphic xmlns:a="http://schemas.openxmlformats.org/drawingml/2006/main">
+              <a:graphicData uri="http://schemas.openxmlformats.org/drawingml/2006/picture">
+                <pic:pic xmlns:pic="http://schemas.openxmlformats.org/drawingml/2006/picture">
+                  <pic:nvPicPr>
+                    <pic:cNvPr id="0" name="Picture 64"/>
+                    <pic:cNvPicPr>
+                      <a:picLocks noChangeAspect="1" noChangeArrowheads="1"/>
+                    </pic:cNvPicPr>
+                  </pic:nvPicPr>
+                  <pic:blipFill>
+                    <a:blip r:embed="rId19">
+                      <a:extLst>
+                        <a:ext uri="{28A0092B-C50C-407E-A947-70E740481C1C}">
+                          <a14:useLocalDpi xmlns:a14="http://schemas.microsoft.com/office/drawing/2010/main" val="0"/>
+                        </a:ext>
+                      </a:extLst>
+                    </a:blip>
+                    <a:srcRect/>
+                    <a:stretch>
+                      <a:fillRect/>
+                    </a:stretch>
+                  </pic:blipFill>
+                  <pic:spPr bwMode="auto">
+                    <a:xfrm>
+                      <a:off x="0" y="0"/>
+                      <a:ext cx="1514475" cy="3609975"/>
+                    </a:xfrm>
+                    <a:prstGeom prst="rect">
+                      <a:avLst/>
+                    </a:prstGeom>
+                    <a:noFill/>
+                    <a:ln>
+                      <a:noFill/>
+                    </a:ln>
+                  </pic:spPr>
+                </pic:pic>
+              </a:graphicData>
+            </a:graphic>
+          </wp:inline>
+        </w:drawing>
+      </w:r>
+      <w:r>
+        <w:rPr>
+          <w:rFonts w:ascii="Times New Roman" w:hAnsi="Times New Roman" w:cs="Times New Roman"/>
+          <w:bCs/>
+          <w:noProof/>
+          <w:sz w:val="22"/>
+          <w:szCs w:val="22"/>
+        </w:rPr>
+        <w:drawing>
+          <wp:inline distT="0" distB="0" distL="0" distR="0" wp14:anchorId="6654080B" wp14:editId="1D4A2D38">
+            <wp:extent cx="1409700" cy="3600450"/>
+            <wp:effectExtent l="0" t="0" r="0" b="0"/>
+            <wp:docPr id="737785682" name="Picture 20"/>
+            <wp:cNvGraphicFramePr>
+              <a:graphicFrameLocks xmlns:a="http://schemas.openxmlformats.org/drawingml/2006/main" noChangeAspect="1"/>
+            </wp:cNvGraphicFramePr>
+            <a:graphic xmlns:a="http://schemas.openxmlformats.org/drawingml/2006/main">
+              <a:graphicData uri="http://schemas.openxmlformats.org/drawingml/2006/picture">
+                <pic:pic xmlns:pic="http://schemas.openxmlformats.org/drawingml/2006/picture">
+                  <pic:nvPicPr>
+                    <pic:cNvPr id="0" name="Picture 65"/>
+                    <pic:cNvPicPr>
+                      <a:picLocks noChangeAspect="1" noChangeArrowheads="1"/>
+                    </pic:cNvPicPr>
+                  </pic:nvPicPr>
+                  <pic:blipFill>
+                    <a:blip r:embed="rId20">
+                      <a:extLst>
+                        <a:ext uri="{28A0092B-C50C-407E-A947-70E740481C1C}">
+                          <a14:useLocalDpi xmlns:a14="http://schemas.microsoft.com/office/drawing/2010/main" val="0"/>
+                        </a:ext>
+                      </a:extLst>
+                    </a:blip>
+                    <a:srcRect/>
+                    <a:stretch>
+                      <a:fillRect/>
+                    </a:stretch>
+                  </pic:blipFill>
+                  <pic:spPr bwMode="auto">
+                    <a:xfrm>
+                      <a:off x="0" y="0"/>
+                      <a:ext cx="1409700" cy="3600450"/>
+                    </a:xfrm>
+                    <a:prstGeom prst="rect">
+                      <a:avLst/>
+                    </a:prstGeom>
+                    <a:noFill/>
+                    <a:ln>
+                      <a:noFill/>
+                    </a:ln>
+                  </pic:spPr>
+                </pic:pic>
+              </a:graphicData>
+            </a:graphic>
+          </wp:inline>
+        </w:drawing>
+      </w:r>
+    </w:p>
+    <w:p>
+      <w:pPr>
+        <w:spacing w:after="120"/>
+        <w:rPr>
+          <w:rFonts w:ascii="Times New Roman" w:hAnsi="Times New Roman" w:cs="Times New Roman"/>
+          <w:bCs/>
+          <w:sz w:val="22"/>
+          <w:szCs w:val="22"/>
+        </w:rPr>
+      </w:pPr>
+      <w:r>
+        <w:rPr>
+          <w:rFonts w:ascii="Times New Roman" w:hAnsi="Times New Roman" w:cs="Times New Roman"/>
+          <w:bCs/>
+          <w:sz w:val="22"/>
+          <w:szCs w:val="22"/>
+        </w:rPr>
+        <w:t>PC Views</w:t>
+      </w:r>
+    </w:p>
+    <w:p>
+      <w:pPr>
+        <w:spacing w:after="120"/>
+        <w:rPr>
+          <w:rFonts w:ascii="Times New Roman" w:hAnsi="Times New Roman" w:cs="Times New Roman"/>
+          <w:bCs/>
+          <w:sz w:val="22"/>
+          <w:szCs w:val="22"/>
+        </w:rPr>
+      </w:pPr>
+      <w:r>
+        <w:rPr>
+          <w:rFonts w:ascii="Times New Roman" w:hAnsi="Times New Roman" w:cs="Times New Roman"/>
+          <w:bCs/>
+          <w:noProof/>
+          <w:sz w:val="22"/>
+          <w:szCs w:val="22"/>
+        </w:rPr>
+        <w:lastRenderedPageBreak/>
+        <w:drawing>
+          <wp:inline distT="0" distB="0" distL="0" distR="0" wp14:anchorId="3FBA8E11" wp14:editId="5FEE25B9">
+            <wp:extent cx="3505200" cy="3057525"/>
+            <wp:effectExtent l="0" t="0" r="0" b="9525"/>
+            <wp:docPr id="2022836395" name="Picture 21"/>
+            <wp:cNvGraphicFramePr>
+              <a:graphicFrameLocks xmlns:a="http://schemas.openxmlformats.org/drawingml/2006/main" noChangeAspect="1"/>
+            </wp:cNvGraphicFramePr>
+            <a:graphic xmlns:a="http://schemas.openxmlformats.org/drawingml/2006/main">
+              <a:graphicData uri="http://schemas.openxmlformats.org/drawingml/2006/picture">
+                <pic:pic xmlns:pic="http://schemas.openxmlformats.org/drawingml/2006/picture">
+                  <pic:nvPicPr>
+                    <pic:cNvPr id="0" name="Picture 66"/>
+                    <pic:cNvPicPr>
+                      <a:picLocks noChangeAspect="1" noChangeArrowheads="1"/>
+                    </pic:cNvPicPr>
+                  </pic:nvPicPr>
+                  <pic:blipFill>
+                    <a:blip r:embed="rId21">
+                      <a:extLst>
+                        <a:ext uri="{28A0092B-C50C-407E-A947-70E740481C1C}">
+                          <a14:useLocalDpi xmlns:a14="http://schemas.microsoft.com/office/drawing/2010/main" val="0"/>
+                        </a:ext>
+                      </a:extLst>
+                    </a:blip>
+                    <a:srcRect/>
+                    <a:stretch>
+                      <a:fillRect/>
+                    </a:stretch>
+                  </pic:blipFill>
+                  <pic:spPr bwMode="auto">
+                    <a:xfrm>
+                      <a:off x="0" y="0"/>
+                      <a:ext cx="3505200" cy="3057525"/>
+                    </a:xfrm>
+                    <a:prstGeom prst="rect">
+                      <a:avLst/>
+                    </a:prstGeom>
+                    <a:noFill/>
+                    <a:ln>
+                      <a:noFill/>
+                    </a:ln>
+                  </pic:spPr>
+                </pic:pic>
+              </a:graphicData>
+            </a:graphic>
+          </wp:inline>
+        </w:drawing>
+      </w:r>
+    </w:p>
+    <w:p>
+      <w:pPr>
+        <w:spacing w:after="120"/>
+        <w:rPr>
+          <w:rFonts w:ascii="Times New Roman" w:hAnsi="Times New Roman" w:cs="Times New Roman"/>
+          <w:bCs/>
+          <w:sz w:val="22"/>
+          <w:szCs w:val="22"/>
+        </w:rPr>
+      </w:pPr>
+      <w:r>
+        <w:rPr>
+          <w:rFonts w:ascii="Times New Roman" w:hAnsi="Times New Roman" w:cs="Times New Roman"/>
+          <w:bCs/>
+          <w:noProof/>
+          <w:sz w:val="22"/>
+          <w:szCs w:val="22"/>
+        </w:rPr>
+        <w:drawing>
+          <wp:inline distT="0" distB="0" distL="0" distR="0" wp14:anchorId="65998AE4" wp14:editId="4E722EC2">
+            <wp:extent cx="3524250" cy="3009900"/>
+            <wp:effectExtent l="0" t="0" r="0" b="0"/>
+            <wp:docPr id="1625823742" name="Picture 22"/>
+            <wp:cNvGraphicFramePr>
+              <a:graphicFrameLocks xmlns:a="http://schemas.openxmlformats.org/drawingml/2006/main" noChangeAspect="1"/>
+            </wp:cNvGraphicFramePr>
+            <a:graphic xmlns:a="http://schemas.openxmlformats.org/drawingml/2006/main">
+              <a:graphicData uri="http://schemas.openxmlformats.org/drawingml/2006/picture">
+                <pic:pic xmlns:pic="http://schemas.openxmlformats.org/drawingml/2006/picture">
+                  <pic:nvPicPr>
+                    <pic:cNvPr id="0" name="Picture 67"/>
+                    <pic:cNvPicPr>
+                      <a:picLocks noChangeAspect="1" noChangeArrowheads="1"/>
+                    </pic:cNvPicPr>
+                  </pic:nvPicPr>
+                  <pic:blipFill>
+                    <a:blip r:embed="rId22">
+                      <a:extLst>
+                        <a:ext uri="{28A0092B-C50C-407E-A947-70E740481C1C}">
+                          <a14:useLocalDpi xmlns:a14="http://schemas.microsoft.com/office/drawing/2010/main" val="0"/>
+                        </a:ext>
+                      </a:extLst>
+                    </a:blip>
+                    <a:srcRect/>
+                    <a:stretch>
+                      <a:fillRect/>
+                    </a:stretch>
+                  </pic:blipFill>
+                  <pic:spPr bwMode="auto">
+                    <a:xfrm>
+                      <a:off x="0" y="0"/>
+                      <a:ext cx="3524250" cy="3009900"/>
+                    </a:xfrm>
+                    <a:prstGeom prst="rect">
+                      <a:avLst/>
+                    </a:prstGeom>
+                    <a:noFill/>
+                    <a:ln>
+                      <a:noFill/>
+                    </a:ln>
+                  </pic:spPr>
+                </pic:pic>
+              </a:graphicData>
+            </a:graphic>
+          </wp:inline>
+        </w:drawing>
+      </w:r>
+    </w:p>
+    <w:p>
+      <w:pPr>
+        <w:spacing w:after="120"/>
+        <w:rPr>
+          <w:rFonts w:ascii="Times New Roman" w:hAnsi="Times New Roman" w:cs="Times New Roman"/>
+          <w:bCs/>
+          <w:sz w:val="22"/>
+          <w:szCs w:val="22"/>
+        </w:rPr>
+      </w:pPr>
+      <w:r>
+        <w:rPr>
+          <w:rFonts w:ascii="Times New Roman" w:hAnsi="Times New Roman" w:cs="Times New Roman"/>
+          <w:bCs/>
+          <w:noProof/>
+          <w:sz w:val="22"/>
+          <w:szCs w:val="22"/>
+        </w:rPr>
+        <w:lastRenderedPageBreak/>
+        <w:drawing>
+          <wp:inline distT="0" distB="0" distL="0" distR="0" wp14:anchorId="009C34D2" wp14:editId="4C1A3D70">
+            <wp:extent cx="3724275" cy="3048000"/>
+            <wp:effectExtent l="0" t="0" r="9525" b="0"/>
+            <wp:docPr id="1338975503" name="Picture 23"/>
+            <wp:cNvGraphicFramePr>
+              <a:graphicFrameLocks xmlns:a="http://schemas.openxmlformats.org/drawingml/2006/main" noChangeAspect="1"/>
+            </wp:cNvGraphicFramePr>
+            <a:graphic xmlns:a="http://schemas.openxmlformats.org/drawingml/2006/main">
+              <a:graphicData uri="http://schemas.openxmlformats.org/drawingml/2006/picture">
+                <pic:pic xmlns:pic="http://schemas.openxmlformats.org/drawingml/2006/picture">
+                  <pic:nvPicPr>
+                    <pic:cNvPr id="0" name="Picture 68"/>
+                    <pic:cNvPicPr>
+                      <a:picLocks noChangeAspect="1" noChangeArrowheads="1"/>
+                    </pic:cNvPicPr>
+                  </pic:nvPicPr>
+                  <pic:blipFill>
+                    <a:blip r:embed="rId23">
+                      <a:extLst>
+                        <a:ext uri="{28A0092B-C50C-407E-A947-70E740481C1C}">
+                          <a14:useLocalDpi xmlns:a14="http://schemas.microsoft.com/office/drawing/2010/main" val="0"/>
+                        </a:ext>
+                      </a:extLst>
+                    </a:blip>
+                    <a:srcRect/>
+                    <a:stretch>
+                      <a:fillRect/>
+                    </a:stretch>
+                  </pic:blipFill>
+                  <pic:spPr bwMode="auto">
+                    <a:xfrm>
+                      <a:off x="0" y="0"/>
+                      <a:ext cx="3724275" cy="3048000"/>
+                    </a:xfrm>
+                    <a:prstGeom prst="rect">
+                      <a:avLst/>
+                    </a:prstGeom>
+                    <a:noFill/>
+                    <a:ln>
+                      <a:noFill/>
+                    </a:ln>
+                  </pic:spPr>
+                </pic:pic>
+              </a:graphicData>
+            </a:graphic>
+          </wp:inline>
+        </w:drawing>
+      </w:r>
+    </w:p>
+    <w:p>
+      <w:pPr>
+        <w:spacing w:after="120"/>
+        <w:rPr>
+          <w:rFonts w:ascii="Times New Roman" w:hAnsi="Times New Roman" w:cs="Times New Roman"/>
+          <w:bCs/>
+          <w:sz w:val="22"/>
+          <w:szCs w:val="22"/>
+        </w:rPr>
+      </w:pPr>
+      <w:r>
+        <w:rPr>
+          <w:rFonts w:ascii="Times New Roman" w:hAnsi="Times New Roman" w:cs="Times New Roman"/>
+          <w:bCs/>
+          <w:noProof/>
+          <w:sz w:val="22"/>
+          <w:szCs w:val="22"/>
+        </w:rPr>
+        <w:drawing>
+          <wp:inline distT="0" distB="0" distL="0" distR="0" wp14:anchorId="5993D187" wp14:editId="5EBD4E90">
+            <wp:extent cx="3619500" cy="3019425"/>
+            <wp:effectExtent l="0" t="0" r="0" b="9525"/>
+            <wp:docPr id="1125141760" name="Picture 24"/>
+            <wp:cNvGraphicFramePr>
+              <a:graphicFrameLocks xmlns:a="http://schemas.openxmlformats.org/drawingml/2006/main" noChangeAspect="1"/>
+            </wp:cNvGraphicFramePr>
+            <a:graphic xmlns:a="http://schemas.openxmlformats.org/drawingml/2006/main">
+              <a:graphicData uri="http://schemas.openxmlformats.org/drawingml/2006/picture">
+                <pic:pic xmlns:pic="http://schemas.openxmlformats.org/drawingml/2006/picture">
+                  <pic:nvPicPr>
+                    <pic:cNvPr id="0" name="Picture 69"/>
+                    <pic:cNvPicPr>
+                      <a:picLocks noChangeAspect="1" noChangeArrowheads="1"/>
+                    </pic:cNvPicPr>
+                  </pic:nvPicPr>
+                  <pic:blipFill>
+                    <a:blip r:embed="rId24">
+                      <a:extLst>
+                        <a:ext uri="{28A0092B-C50C-407E-A947-70E740481C1C}">
+                          <a14:useLocalDpi xmlns:a14="http://schemas.microsoft.com/office/drawing/2010/main" val="0"/>
+                        </a:ext>
+                      </a:extLst>
+                    </a:blip>
+                    <a:srcRect/>
+                    <a:stretch>
+                      <a:fillRect/>
+                    </a:stretch>
+                  </pic:blipFill>
+                  <pic:spPr bwMode="auto">
+                    <a:xfrm>
+                      <a:off x="0" y="0"/>
+                      <a:ext cx="3619500" cy="3019425"/>
+                    </a:xfrm>
+                    <a:prstGeom prst="rect">
+                      <a:avLst/>
+                    </a:prstGeom>
+                    <a:noFill/>
+                    <a:ln>
+                      <a:noFill/>
+                    </a:ln>
+                  </pic:spPr>
+                </pic:pic>
+              </a:graphicData>
+            </a:graphic>
+          </wp:inline>
+        </w:drawing>
+      </w:r>
+    </w:p>
+    <w:p>
+      <w:pPr>
+        <w:spacing w:after="120"/>
+        <w:rPr>
+          <w:rFonts w:ascii="Times New Roman" w:hAnsi="Times New Roman" w:cs="Times New Roman"/>
+          <w:bCs/>
+          <w:sz w:val="22"/>
+          <w:szCs w:val="22"/>
+        </w:rPr>
+      </w:pPr>
+      <w:r>
+        <w:rPr>
+          <w:rFonts w:ascii="Times New Roman" w:hAnsi="Times New Roman" w:cs="Times New Roman"/>
+          <w:bCs/>
+          <w:noProof/>
+          <w:sz w:val="22"/>
+          <w:szCs w:val="22"/>
+        </w:rPr>
+        <w:lastRenderedPageBreak/>
+        <w:drawing>
+          <wp:inline distT="0" distB="0" distL="0" distR="0" wp14:anchorId="2D62569D" wp14:editId="1FFA40DA">
+            <wp:extent cx="3543300" cy="2838450"/>
+            <wp:effectExtent l="0" t="0" r="0" b="0"/>
+            <wp:docPr id="264777660" name="Picture 25"/>
+            <wp:cNvGraphicFramePr>
+              <a:graphicFrameLocks xmlns:a="http://schemas.openxmlformats.org/drawingml/2006/main" noChangeAspect="1"/>
+            </wp:cNvGraphicFramePr>
+            <a:graphic xmlns:a="http://schemas.openxmlformats.org/drawingml/2006/main">
+              <a:graphicData uri="http://schemas.openxmlformats.org/drawingml/2006/picture">
+                <pic:pic xmlns:pic="http://schemas.openxmlformats.org/drawingml/2006/picture">
+                  <pic:nvPicPr>
+                    <pic:cNvPr id="0" name="Picture 70"/>
+                    <pic:cNvPicPr>
+                      <a:picLocks noChangeAspect="1" noChangeArrowheads="1"/>
+                    </pic:cNvPicPr>
+                  </pic:nvPicPr>
+                  <pic:blipFill>
+                    <a:blip r:embed="rId25">
+                      <a:extLst>
+                        <a:ext uri="{28A0092B-C50C-407E-A947-70E740481C1C}">
+                          <a14:useLocalDpi xmlns:a14="http://schemas.microsoft.com/office/drawing/2010/main" val="0"/>
+                        </a:ext>
+                      </a:extLst>
+                    </a:blip>
+                    <a:srcRect/>
+                    <a:stretch>
+                      <a:fillRect/>
+                    </a:stretch>
+                  </pic:blipFill>
+                  <pic:spPr bwMode="auto">
+                    <a:xfrm>
+                      <a:off x="0" y="0"/>
+                      <a:ext cx="3543300" cy="2838450"/>
+                    </a:xfrm>
+                    <a:prstGeom prst="rect">
+                      <a:avLst/>
+                    </a:prstGeom>
+                    <a:noFill/>
+                    <a:ln>
+                      <a:noFill/>
+                    </a:ln>
+                  </pic:spPr>
+                </pic:pic>
+              </a:graphicData>
+            </a:graphic>
+          </wp:inline>
+        </w:drawing>
+      </w:r>
+    </w:p>
+    <w:p>
+      <w:pPr>
+        <w:spacing w:after="120"/>
+        <w:rPr>
+          <w:rFonts w:ascii="Times New Roman" w:hAnsi="Times New Roman" w:cs="Times New Roman"/>
+          <w:bCs/>
+          <w:sz w:val="22"/>
+          <w:szCs w:val="22"/>
+        </w:rPr>
+      </w:pPr>
+      <w:r>
+        <w:rPr>
+          <w:rFonts w:ascii="Times New Roman" w:hAnsi="Times New Roman" w:cs="Times New Roman"/>
+          <w:bCs/>
+          <w:noProof/>
+          <w:sz w:val="22"/>
+          <w:szCs w:val="22"/>
+        </w:rPr>
+        <w:drawing>
+          <wp:inline distT="0" distB="0" distL="0" distR="0" wp14:anchorId="43753F13" wp14:editId="27E2C400">
+            <wp:extent cx="3571875" cy="2838450"/>
+            <wp:effectExtent l="0" t="0" r="9525" b="0"/>
+            <wp:docPr id="1221712159" name="Picture 26"/>
+            <wp:cNvGraphicFramePr>
+              <a:graphicFrameLocks xmlns:a="http://schemas.openxmlformats.org/drawingml/2006/main" noChangeAspect="1"/>
+            </wp:cNvGraphicFramePr>
+            <a:graphic xmlns:a="http://schemas.openxmlformats.org/drawingml/2006/main">
+              <a:graphicData uri="http://schemas.openxmlformats.org/drawingml/2006/picture">
+                <pic:pic xmlns:pic="http://schemas.openxmlformats.org/drawingml/2006/picture">
+                  <pic:nvPicPr>
+                    <pic:cNvPr id="0" name="Picture 71"/>
+                    <pic:cNvPicPr>
+                      <a:picLocks noChangeAspect="1" noChangeArrowheads="1"/>
+                    </pic:cNvPicPr>
+                  </pic:nvPicPr>
+                  <pic:blipFill>
+                    <a:blip r:embed="rId26">
+                      <a:extLst>
+                        <a:ext uri="{28A0092B-C50C-407E-A947-70E740481C1C}">
+                          <a14:useLocalDpi xmlns:a14="http://schemas.microsoft.com/office/drawing/2010/main" val="0"/>
+                        </a:ext>
+                      </a:extLst>
+                    </a:blip>
+                    <a:srcRect/>
+                    <a:stretch>
+                      <a:fillRect/>
+                    </a:stretch>
+                  </pic:blipFill>
+                  <pic:spPr bwMode="auto">
+                    <a:xfrm>
+                      <a:off x="0" y="0"/>
+                      <a:ext cx="3571875" cy="2838450"/>
+                    </a:xfrm>
+                    <a:prstGeom prst="rect">
+                      <a:avLst/>
+                    </a:prstGeom>
+                    <a:noFill/>
+                    <a:ln>
+                      <a:noFill/>
+                    </a:ln>
+                  </pic:spPr>
+                </pic:pic>
+              </a:graphicData>
+            </a:graphic>
+          </wp:inline>
+        </w:drawing>
+      </w:r>
+    </w:p>
+    <w:p>
+      <w:pPr>
+        <w:spacing w:after="120"/>
+        <w:rPr>
+          <w:rFonts w:ascii="Times New Roman" w:hAnsi="Times New Roman" w:cs="Times New Roman"/>
+          <w:bCs/>
+          <w:sz w:val="22"/>
+          <w:szCs w:val="22"/>
+        </w:rPr>
+      </w:pPr>
+      <w:r>
+        <w:rPr>
+          <w:rFonts w:ascii="Times New Roman" w:hAnsi="Times New Roman" w:cs="Times New Roman"/>
+          <w:bCs/>
+          <w:noProof/>
+          <w:sz w:val="22"/>
+          <w:szCs w:val="22"/>
+        </w:rPr>
+        <w:lastRenderedPageBreak/>
+        <w:drawing>
+          <wp:inline distT="0" distB="0" distL="0" distR="0" wp14:anchorId="00D68841" wp14:editId="2D1FB5E9">
+            <wp:extent cx="3705225" cy="2828925"/>
+            <wp:effectExtent l="0" t="0" r="9525" b="9525"/>
+            <wp:docPr id="377735203" name="Picture 27"/>
+            <wp:cNvGraphicFramePr>
+              <a:graphicFrameLocks xmlns:a="http://schemas.openxmlformats.org/drawingml/2006/main" noChangeAspect="1"/>
+            </wp:cNvGraphicFramePr>
+            <a:graphic xmlns:a="http://schemas.openxmlformats.org/drawingml/2006/main">
+              <a:graphicData uri="http://schemas.openxmlformats.org/drawingml/2006/picture">
+                <pic:pic xmlns:pic="http://schemas.openxmlformats.org/drawingml/2006/picture">
+                  <pic:nvPicPr>
+                    <pic:cNvPr id="0" name="Picture 72"/>
+                    <pic:cNvPicPr>
+                      <a:picLocks noChangeAspect="1" noChangeArrowheads="1"/>
+                    </pic:cNvPicPr>
+                  </pic:nvPicPr>
+                  <pic:blipFill>
+                    <a:blip r:embed="rId27">
+                      <a:extLst>
+                        <a:ext uri="{28A0092B-C50C-407E-A947-70E740481C1C}">
+                          <a14:useLocalDpi xmlns:a14="http://schemas.microsoft.com/office/drawing/2010/main" val="0"/>
+                        </a:ext>
+                      </a:extLst>
+                    </a:blip>
+                    <a:srcRect/>
+                    <a:stretch>
+                      <a:fillRect/>
+                    </a:stretch>
+                  </pic:blipFill>
+                  <pic:spPr bwMode="auto">
+                    <a:xfrm>
+                      <a:off x="0" y="0"/>
+                      <a:ext cx="3705225" cy="2828925"/>
+                    </a:xfrm>
+                    <a:prstGeom prst="rect">
+                      <a:avLst/>
+                    </a:prstGeom>
+                    <a:noFill/>
+                    <a:ln>
+                      <a:noFill/>
+                    </a:ln>
+                  </pic:spPr>
+                </pic:pic>
+              </a:graphicData>
+            </a:graphic>
+          </wp:inline>
+        </w:drawing>
+      </w:r>
+    </w:p>
+    <w:p>
+      <w:pPr>
+        <w:spacing w:after="120"/>
+        <w:rPr>
+          <w:rFonts w:ascii="Times New Roman" w:hAnsi="Times New Roman" w:cs="Times New Roman"/>
+          <w:bCs/>
+          <w:sz w:val="22"/>
+          <w:szCs w:val="22"/>
+        </w:rPr>
+      </w:pPr>
+      <w:r>
+        <w:rPr>
+          <w:rFonts w:ascii="Times New Roman" w:hAnsi="Times New Roman" w:cs="Times New Roman"/>
+          <w:bCs/>
+          <w:noProof/>
+          <w:sz w:val="22"/>
+          <w:szCs w:val="22"/>
+        </w:rPr>
+        <w:drawing>
+          <wp:inline distT="0" distB="0" distL="0" distR="0" wp14:anchorId="6DFE31D6" wp14:editId="22A2E906">
+            <wp:extent cx="3676650" cy="2819400"/>
+            <wp:effectExtent l="0" t="0" r="0" b="0"/>
+            <wp:docPr id="1112846765" name="Picture 28"/>
+            <wp:cNvGraphicFramePr>
+              <a:graphicFrameLocks xmlns:a="http://schemas.openxmlformats.org/drawingml/2006/main" noChangeAspect="1"/>
+            </wp:cNvGraphicFramePr>
+            <a:graphic xmlns:a="http://schemas.openxmlformats.org/drawingml/2006/main">
+              <a:graphicData uri="http://schemas.openxmlformats.org/drawingml/2006/picture">
+                <pic:pic xmlns:pic="http://schemas.openxmlformats.org/drawingml/2006/picture">
+                  <pic:nvPicPr>
+                    <pic:cNvPr id="0" name="Picture 73"/>
+                    <pic:cNvPicPr>
+                      <a:picLocks noChangeAspect="1" noChangeArrowheads="1"/>
+                    </pic:cNvPicPr>
+                  </pic:nvPicPr>
+                  <pic:blipFill>
+                    <a:blip r:embed="rId28">
+                      <a:extLst>
+                        <a:ext uri="{28A0092B-C50C-407E-A947-70E740481C1C}">
+                          <a14:useLocalDpi xmlns:a14="http://schemas.microsoft.com/office/drawing/2010/main" val="0"/>
+                        </a:ext>
+                      </a:extLst>
+                    </a:blip>
+                    <a:srcRect/>
+                    <a:stretch>
+                      <a:fillRect/>
+                    </a:stretch>
+                  </pic:blipFill>
+                  <pic:spPr bwMode="auto">
+                    <a:xfrm>
+                      <a:off x="0" y="0"/>
+                      <a:ext cx="3676650" cy="2819400"/>
+                    </a:xfrm>
+                    <a:prstGeom prst="rect">
+                      <a:avLst/>
+                    </a:prstGeom>
+                    <a:noFill/>
+                    <a:ln>
+                      <a:noFill/>
+                    </a:ln>
+                  </pic:spPr>
+                </pic:pic>
+              </a:graphicData>
+            </a:graphic>
+          </wp:inline>
+        </w:drawing>
+      </w:r>
+    </w:p>
+    <w:p>
+      <w:pPr>
+        <w:spacing w:after="120"/>
+        <w:rPr>
+          <w:rFonts w:ascii="Times New Roman" w:hAnsi="Times New Roman" w:cs="Times New Roman"/>
+          <w:bCs/>
+          <w:sz w:val="22"/>
+          <w:szCs w:val="22"/>
+        </w:rPr>
+      </w:pPr>
     </w:p>
     <w:sectPr>
-      <w:footerReference w:type="even" r:id="rId11"/>
-      <w:footerReference w:type="default" r:id="rId12"/>
-      <w:headerReference w:type="first" r:id="rId13"/>
+      <w:footerReference w:type="even" r:id="rId29"/>
+      <w:footerReference w:type="default" r:id="rId30"/>
+      <w:headerReference w:type="first" r:id="rId31"/>
       <w:pgSz w:w="12240" w:h="15840"/>
       <w:pgMar w:top="1440" w:right="1440" w:bottom="1440" w:left="1440" w:header="720" w:footer="720" w:gutter="0"/>
       <w:cols w:space="720"/>
@@ -7974,7 +8550,7 @@
 </file>
 
 <file path=word/endnotes.xml><?xml version="1.0" encoding="utf-8"?>
-<w:endnotes xmlns:wpc="http://schemas.microsoft.com/office/word/2010/wordprocessingCanvas" xmlns:cx="http://schemas.microsoft.com/office/drawing/2014/chartex" xmlns:cx1="http://schemas.microsoft.com/office/drawing/2015/9/8/chartex" xmlns:cx2="http://schemas.microsoft.com/office/drawing/2015/10/21/chartex" xmlns:cx3="http://schemas.microsoft.com/office/drawing/2016/5/9/chartex" xmlns:cx4="http://schemas.microsoft.com/office/drawing/2016/5/10/chartex" xmlns:cx5="http://schemas.microsoft.com/office/drawing/2016/5/11/chartex" xmlns:cx6="http://schemas.microsoft.com/office/drawing/2016/5/12/chartex" xmlns:cx7="http://schemas.microsoft.com/office/drawing/2016/5/13/chartex" xmlns:cx8="http://schemas.microsoft.com/office/drawing/2016/5/14/chartex" xmlns:mc="http://schemas.openxmlformats.org/markup-compatibility/2006" xmlns:aink="http://schemas.microsoft.com/office/drawing/2016/ink" xmlns:am3d="http://schemas.microsoft.com/office/drawing/2017/model3d" xmlns:o="urn:schemas-microsoft-com:office:office" xmlns:oel="http://schemas.microsoft.com/office/2019/extlst" xmlns:r="http://schemas.openxmlformats.org/officeDocument/2006/relationships" xmlns:m="http://schemas.openxmlformats.org/officeDocument/2006/math" xmlns:v="urn:schemas-microsoft-com:vml" xmlns:wp14="http://schemas.microsoft.com/office/word/2010/wordprocessingDrawing" xmlns:wp="http://schemas.openxmlformats.org/drawingml/2006/wordprocessingDrawing" xmlns:w10="urn:schemas-microsoft-com:office:word" xmlns:w="http://schemas.openxmlformats.org/wordprocessingml/2006/main" xmlns:w14="http://schemas.microsoft.com/office/word/2010/wordml" xmlns:w15="http://schemas.microsoft.com/office/word/2012/wordml" xmlns:w16cex="http://schemas.microsoft.com/office/word/2018/wordml/cex" xmlns:w16cid="http://schemas.microsoft.com/office/word/2016/wordml/cid" xmlns:w16="http://schemas.microsoft.com/office/word/2018/wordml" xmlns:w16du="http://schemas.microsoft.com/office/word/2023/wordml/word16du" xmlns:w16sdtdh="http://schemas.microsoft.com/office/word/2020/wordml/sdtdatahash" xmlns:w16sdtfl="http://schemas.microsoft.com/office/word/2024/wordml/sdtformatlock" xmlns:w16se="http://schemas.microsoft.com/office/word/2015/wordml/symex" xmlns:wpg="http://schemas.microsoft.com/office/word/2010/wordprocessingGroup" xmlns:wpi="http://schemas.microsoft.com/office/word/2010/wordprocessingInk" xmlns:wne="http://schemas.microsoft.com/office/word/2006/wordml" xmlns:wps="http://schemas.microsoft.com/office/word/2010/wordprocessingShape" mc:Ignorable="w14 w15 w16se w16cid w16 w16cex w16sdtdh w16sdtfl w16du wp14">
+<w:endnotes xmlns:wpc="http://schemas.microsoft.com/office/word/2010/wordprocessingCanvas" xmlns:cx="http://schemas.microsoft.com/office/drawing/2014/chartex" xmlns:cx1="http://schemas.microsoft.com/office/drawing/2015/9/8/chartex" xmlns:cx2="http://schemas.microsoft.com/office/drawing/2015/10/21/chartex" xmlns:cx3="http://schemas.microsoft.com/office/drawing/2016/5/9/chartex" xmlns:cx4="http://schemas.microsoft.com/office/drawing/2016/5/10/chartex" xmlns:cx5="http://schemas.microsoft.com/office/drawing/2016/5/11/chartex" xmlns:cx6="http://schemas.microsoft.com/office/drawing/2016/5/12/chartex" xmlns:cx7="http://schemas.microsoft.com/office/drawing/2016/5/13/chartex" xmlns:cx8="http://schemas.microsoft.com/office/drawing/2016/5/14/chartex" xmlns:mc="http://schemas.openxmlformats.org/markup-compatibility/2006" xmlns:aink="http://schemas.microsoft.com/office/drawing/2016/ink" xmlns:am3d="http://schemas.microsoft.com/office/drawing/2017/model3d" xmlns:o="urn:schemas-microsoft-com:office:office" xmlns:oel="http://schemas.microsoft.com/office/2019/extlst" xmlns:r="http://schemas.openxmlformats.org/officeDocument/2006/relationships" xmlns:m="http://schemas.openxmlformats.org/officeDocument/2006/math" xmlns:v="urn:schemas-microsoft-com:vml" xmlns:wp14="http://schemas.microsoft.com/office/word/2010/wordprocessingDrawing" xmlns:wp="http://schemas.openxmlformats.org/drawingml/2006/wordprocessingDrawing" xmlns:w10="urn:schemas-microsoft-com:office:word" xmlns:w="http://schemas.openxmlformats.org/wordprocessingml/2006/main" xmlns:w14="http://schemas.microsoft.com/office/word/2010/wordml" xmlns:w15="http://schemas.microsoft.com/office/word/2012/wordml" xmlns:w16cei="http://schemas.microsoft.com/office/word/2026/wordml/cei" xmlns:w16cex="http://schemas.microsoft.com/office/word/2018/wordml/cex" xmlns:w16cid="http://schemas.microsoft.com/office/word/2016/wordml/cid" xmlns:w16="http://schemas.microsoft.com/office/word/2018/wordml" xmlns:w16du="http://schemas.microsoft.com/office/word/2023/wordml/word16du" xmlns:w16sdtdh="http://schemas.microsoft.com/office/word/2020/wordml/sdtdatahash" xmlns:w16sdtfl="http://schemas.microsoft.com/office/word/2024/wordml/sdtformatlock" xmlns:w16se="http://schemas.microsoft.com/office/word/2015/wordml/symex" xmlns:wpg="http://schemas.microsoft.com/office/word/2010/wordprocessingGroup" xmlns:wpi="http://schemas.microsoft.com/office/word/2010/wordprocessingInk" xmlns:wne="http://schemas.microsoft.com/office/word/2006/wordml" xmlns:wps="http://schemas.microsoft.com/office/word/2010/wordprocessingShape" mc:Ignorable="w14 w15 w16se w16cid w16 w16cex w16sdtdh w16sdtfl w16du wp14">
   <w:endnote w:type="separator" w:id="-1">
     <w:p>
       <w:r>
@@ -7993,7 +8569,7 @@
 </file>
 
 <file path=word/footer1.xml><?xml version="1.0" encoding="utf-8"?>
-<w:ftr xmlns:wpc="http://schemas.microsoft.com/office/word/2010/wordprocessingCanvas" xmlns:cx="http://schemas.microsoft.com/office/drawing/2014/chartex" xmlns:cx1="http://schemas.microsoft.com/office/drawing/2015/9/8/chartex" xmlns:cx2="http://schemas.microsoft.com/office/drawing/2015/10/21/chartex" xmlns:cx3="http://schemas.microsoft.com/office/drawing/2016/5/9/chartex" xmlns:cx4="http://schemas.microsoft.com/office/drawing/2016/5/10/chartex" xmlns:cx5="http://schemas.microsoft.com/office/drawing/2016/5/11/chartex" xmlns:cx6="http://schemas.microsoft.com/office/drawing/2016/5/12/chartex" xmlns:cx7="http://schemas.microsoft.com/office/drawing/2016/5/13/chartex" xmlns:cx8="http://schemas.microsoft.com/office/drawing/2016/5/14/chartex" xmlns:mc="http://schemas.openxmlformats.org/markup-compatibility/2006" xmlns:aink="http://schemas.microsoft.com/office/drawing/2016/ink" xmlns:am3d="http://schemas.microsoft.com/office/drawing/2017/model3d" xmlns:o="urn:schemas-microsoft-com:office:office" xmlns:oel="http://schemas.microsoft.com/office/2019/extlst" xmlns:r="http://schemas.openxmlformats.org/officeDocument/2006/relationships" xmlns:m="http://schemas.openxmlformats.org/officeDocument/2006/math" xmlns:v="urn:schemas-microsoft-com:vml" xmlns:wp14="http://schemas.microsoft.com/office/word/2010/wordprocessingDrawing" xmlns:wp="http://schemas.openxmlformats.org/drawingml/2006/wordprocessingDrawing" xmlns:w10="urn:schemas-microsoft-com:office:word" xmlns:w="http://schemas.openxmlformats.org/wordprocessingml/2006/main" xmlns:w14="http://schemas.microsoft.com/office/word/2010/wordml" xmlns:w15="http://schemas.microsoft.com/office/word/2012/wordml" xmlns:w16cex="http://schemas.microsoft.com/office/word/2018/wordml/cex" xmlns:w16cid="http://schemas.microsoft.com/office/word/2016/wordml/cid" xmlns:w16="http://schemas.microsoft.com/office/word/2018/wordml" xmlns:w16du="http://schemas.microsoft.com/office/word/2023/wordml/word16du" xmlns:w16sdtdh="http://schemas.microsoft.com/office/word/2020/wordml/sdtdatahash" xmlns:w16sdtfl="http://schemas.microsoft.com/office/word/2024/wordml/sdtformatlock" xmlns:w16se="http://schemas.microsoft.com/office/word/2015/wordml/symex" xmlns:wpg="http://schemas.microsoft.com/office/word/2010/wordprocessingGroup" xmlns:wpi="http://schemas.microsoft.com/office/word/2010/wordprocessingInk" xmlns:wne="http://schemas.microsoft.com/office/word/2006/wordml" xmlns:wps="http://schemas.microsoft.com/office/word/2010/wordprocessingShape" mc:Ignorable="w14 w15 w16se w16cid w16 w16cex w16sdtdh w16sdtfl w16du wp14">
+<w:ftr xmlns:wpc="http://schemas.microsoft.com/office/word/2010/wordprocessingCanvas" xmlns:cx="http://schemas.microsoft.com/office/drawing/2014/chartex" xmlns:cx1="http://schemas.microsoft.com/office/drawing/2015/9/8/chartex" xmlns:cx2="http://schemas.microsoft.com/office/drawing/2015/10/21/chartex" xmlns:cx3="http://schemas.microsoft.com/office/drawing/2016/5/9/chartex" xmlns:cx4="http://schemas.microsoft.com/office/drawing/2016/5/10/chartex" xmlns:cx5="http://schemas.microsoft.com/office/drawing/2016/5/11/chartex" xmlns:cx6="http://schemas.microsoft.com/office/drawing/2016/5/12/chartex" xmlns:cx7="http://schemas.microsoft.com/office/drawing/2016/5/13/chartex" xmlns:cx8="http://schemas.microsoft.com/office/drawing/2016/5/14/chartex" xmlns:mc="http://schemas.openxmlformats.org/markup-compatibility/2006" xmlns:aink="http://schemas.microsoft.com/office/drawing/2016/ink" xmlns:am3d="http://schemas.microsoft.com/office/drawing/2017/model3d" xmlns:o="urn:schemas-microsoft-com:office:office" xmlns:oel="http://schemas.microsoft.com/office/2019/extlst" xmlns:r="http://schemas.openxmlformats.org/officeDocument/2006/relationships" xmlns:m="http://schemas.openxmlformats.org/officeDocument/2006/math" xmlns:v="urn:schemas-microsoft-com:vml" xmlns:wp14="http://schemas.microsoft.com/office/word/2010/wordprocessingDrawing" xmlns:wp="http://schemas.openxmlformats.org/drawingml/2006/wordprocessingDrawing" xmlns:w10="urn:schemas-microsoft-com:office:word" xmlns:w="http://schemas.openxmlformats.org/wordprocessingml/2006/main" xmlns:w14="http://schemas.microsoft.com/office/word/2010/wordml" xmlns:w15="http://schemas.microsoft.com/office/word/2012/wordml" xmlns:w16cei="http://schemas.microsoft.com/office/word/2026/wordml/cei" xmlns:w16cex="http://schemas.microsoft.com/office/word/2018/wordml/cex" xmlns:w16cid="http://schemas.microsoft.com/office/word/2016/wordml/cid" xmlns:w16="http://schemas.microsoft.com/office/word/2018/wordml" xmlns:w16du="http://schemas.microsoft.com/office/word/2023/wordml/word16du" xmlns:w16sdtdh="http://schemas.microsoft.com/office/word/2020/wordml/sdtdatahash" xmlns:w16sdtfl="http://schemas.microsoft.com/office/word/2024/wordml/sdtformatlock" xmlns:w16se="http://schemas.microsoft.com/office/word/2015/wordml/symex" xmlns:wpg="http://schemas.microsoft.com/office/word/2010/wordprocessingGroup" xmlns:wpi="http://schemas.microsoft.com/office/word/2010/wordprocessingInk" xmlns:wne="http://schemas.microsoft.com/office/word/2006/wordml" xmlns:wps="http://schemas.microsoft.com/office/word/2010/wordprocessingShape" mc:Ignorable="w14 w15 w16se w16cid w16 w16cex w16sdtdh w16sdtfl w16du wp14">
   <w:p>
     <w:pPr>
       <w:pStyle w:val="Footer"/>
@@ -8031,7 +8607,7 @@
 </file>
 
 <file path=word/footer2.xml><?xml version="1.0" encoding="utf-8"?>
-<w:ftr xmlns:wpc="http://schemas.microsoft.com/office/word/2010/wordprocessingCanvas" xmlns:cx="http://schemas.microsoft.com/office/drawing/2014/chartex" xmlns:cx1="http://schemas.microsoft.com/office/drawing/2015/9/8/chartex" xmlns:cx2="http://schemas.microsoft.com/office/drawing/2015/10/21/chartex" xmlns:cx3="http://schemas.microsoft.com/office/drawing/2016/5/9/chartex" xmlns:cx4="http://schemas.microsoft.com/office/drawing/2016/5/10/chartex" xmlns:cx5="http://schemas.microsoft.com/office/drawing/2016/5/11/chartex" xmlns:cx6="http://schemas.microsoft.com/office/drawing/2016/5/12/chartex" xmlns:cx7="http://schemas.microsoft.com/office/drawing/2016/5/13/chartex" xmlns:cx8="http://schemas.microsoft.com/office/drawing/2016/5/14/chartex" xmlns:mc="http://schemas.openxmlformats.org/markup-compatibility/2006" xmlns:aink="http://schemas.microsoft.com/office/drawing/2016/ink" xmlns:am3d="http://schemas.microsoft.com/office/drawing/2017/model3d" xmlns:o="urn:schemas-microsoft-com:office:office" xmlns:oel="http://schemas.microsoft.com/office/2019/extlst" xmlns:r="http://schemas.openxmlformats.org/officeDocument/2006/relationships" xmlns:m="http://schemas.openxmlformats.org/officeDocument/2006/math" xmlns:v="urn:schemas-microsoft-com:vml" xmlns:wp14="http://schemas.microsoft.com/office/word/2010/wordprocessingDrawing" xmlns:wp="http://schemas.openxmlformats.org/drawingml/2006/wordprocessingDrawing" xmlns:w10="urn:schemas-microsoft-com:office:word" xmlns:w="http://schemas.openxmlformats.org/wordprocessingml/2006/main" xmlns:w14="http://schemas.microsoft.com/office/word/2010/wordml" xmlns:w15="http://schemas.microsoft.com/office/word/2012/wordml" xmlns:w16cex="http://schemas.microsoft.com/office/word/2018/wordml/cex" xmlns:w16cid="http://schemas.microsoft.com/office/word/2016/wordml/cid" xmlns:w16="http://schemas.microsoft.com/office/word/2018/wordml" xmlns:w16du="http://schemas.microsoft.com/office/word/2023/wordml/word16du" xmlns:w16sdtdh="http://schemas.microsoft.com/office/word/2020/wordml/sdtdatahash" xmlns:w16sdtfl="http://schemas.microsoft.com/office/word/2024/wordml/sdtformatlock" xmlns:w16se="http://schemas.microsoft.com/office/word/2015/wordml/symex" xmlns:wpg="http://schemas.microsoft.com/office/word/2010/wordprocessingGroup" xmlns:wpi="http://schemas.microsoft.com/office/word/2010/wordprocessingInk" xmlns:wne="http://schemas.microsoft.com/office/word/2006/wordml" xmlns:wps="http://schemas.microsoft.com/office/word/2010/wordprocessingShape" mc:Ignorable="w14 w15 w16se w16cid w16 w16cex w16sdtdh w16sdtfl w16du wp14">
+<w:ftr xmlns:wpc="http://schemas.microsoft.com/office/word/2010/wordprocessingCanvas" xmlns:cx="http://schemas.microsoft.com/office/drawing/2014/chartex" xmlns:cx1="http://schemas.microsoft.com/office/drawing/2015/9/8/chartex" xmlns:cx2="http://schemas.microsoft.com/office/drawing/2015/10/21/chartex" xmlns:cx3="http://schemas.microsoft.com/office/drawing/2016/5/9/chartex" xmlns:cx4="http://schemas.microsoft.com/office/drawing/2016/5/10/chartex" xmlns:cx5="http://schemas.microsoft.com/office/drawing/2016/5/11/chartex" xmlns:cx6="http://schemas.microsoft.com/office/drawing/2016/5/12/chartex" xmlns:cx7="http://schemas.microsoft.com/office/drawing/2016/5/13/chartex" xmlns:cx8="http://schemas.microsoft.com/office/drawing/2016/5/14/chartex" xmlns:mc="http://schemas.openxmlformats.org/markup-compatibility/2006" xmlns:aink="http://schemas.microsoft.com/office/drawing/2016/ink" xmlns:am3d="http://schemas.microsoft.com/office/drawing/2017/model3d" xmlns:o="urn:schemas-microsoft-com:office:office" xmlns:oel="http://schemas.microsoft.com/office/2019/extlst" xmlns:r="http://schemas.openxmlformats.org/officeDocument/2006/relationships" xmlns:m="http://schemas.openxmlformats.org/officeDocument/2006/math" xmlns:v="urn:schemas-microsoft-com:vml" xmlns:wp14="http://schemas.microsoft.com/office/word/2010/wordprocessingDrawing" xmlns:wp="http://schemas.openxmlformats.org/drawingml/2006/wordprocessingDrawing" xmlns:w10="urn:schemas-microsoft-com:office:word" xmlns:w="http://schemas.openxmlformats.org/wordprocessingml/2006/main" xmlns:w14="http://schemas.microsoft.com/office/word/2010/wordml" xmlns:w15="http://schemas.microsoft.com/office/word/2012/wordml" xmlns:w16cei="http://schemas.microsoft.com/office/word/2026/wordml/cei" xmlns:w16cex="http://schemas.microsoft.com/office/word/2018/wordml/cex" xmlns:w16cid="http://schemas.microsoft.com/office/word/2016/wordml/cid" xmlns:w16="http://schemas.microsoft.com/office/word/2018/wordml" xmlns:w16du="http://schemas.microsoft.com/office/word/2023/wordml/word16du" xmlns:w16sdtdh="http://schemas.microsoft.com/office/word/2020/wordml/sdtdatahash" xmlns:w16sdtfl="http://schemas.microsoft.com/office/word/2024/wordml/sdtformatlock" xmlns:w16se="http://schemas.microsoft.com/office/word/2015/wordml/symex" xmlns:wpg="http://schemas.microsoft.com/office/word/2010/wordprocessingGroup" xmlns:wpi="http://schemas.microsoft.com/office/word/2010/wordprocessingInk" xmlns:wne="http://schemas.microsoft.com/office/word/2006/wordml" xmlns:wps="http://schemas.microsoft.com/office/word/2010/wordprocessingShape" mc:Ignorable="w14 w15 w16se w16cid w16 w16cex w16sdtdh w16sdtfl w16du wp14">
   <w:p>
     <w:pPr>
       <w:pStyle w:val="Footer"/>
@@ -8085,7 +8661,7 @@
 </file>
 
 <file path=word/footnotes.xml><?xml version="1.0" encoding="utf-8"?>
-<w:footnotes xmlns:wpc="http://schemas.microsoft.com/office/word/2010/wordprocessingCanvas" xmlns:cx="http://schemas.microsoft.com/office/drawing/2014/chartex" xmlns:cx1="http://schemas.microsoft.com/office/drawing/2015/9/8/chartex" xmlns:cx2="http://schemas.microsoft.com/office/drawing/2015/10/21/chartex" xmlns:cx3="http://schemas.microsoft.com/office/drawing/2016/5/9/chartex" xmlns:cx4="http://schemas.microsoft.com/office/drawing/2016/5/10/chartex" xmlns:cx5="http://schemas.microsoft.com/office/drawing/2016/5/11/chartex" xmlns:cx6="http://schemas.microsoft.com/office/drawing/2016/5/12/chartex" xmlns:cx7="http://schemas.microsoft.com/office/drawing/2016/5/13/chartex" xmlns:cx8="http://schemas.microsoft.com/office/drawing/2016/5/14/chartex" xmlns:mc="http://schemas.openxmlformats.org/markup-compatibility/2006" xmlns:aink="http://schemas.microsoft.com/office/drawing/2016/ink" xmlns:am3d="http://schemas.microsoft.com/office/drawing/2017/model3d" xmlns:o="urn:schemas-microsoft-com:office:office" xmlns:oel="http://schemas.microsoft.com/office/2019/extlst" xmlns:r="http://schemas.openxmlformats.org/officeDocument/2006/relationships" xmlns:m="http://schemas.openxmlformats.org/officeDocument/2006/math" xmlns:v="urn:schemas-microsoft-com:vml" xmlns:wp14="http://schemas.microsoft.com/office/word/2010/wordprocessingDrawing" xmlns:wp="http://schemas.openxmlformats.org/drawingml/2006/wordprocessingDrawing" xmlns:w10="urn:schemas-microsoft-com:office:word" xmlns:w="http://schemas.openxmlformats.org/wordprocessingml/2006/main" xmlns:w14="http://schemas.microsoft.com/office/word/2010/wordml" xmlns:w15="http://schemas.microsoft.com/office/word/2012/wordml" xmlns:w16cex="http://schemas.microsoft.com/office/word/2018/wordml/cex" xmlns:w16cid="http://schemas.microsoft.com/office/word/2016/wordml/cid" xmlns:w16="http://schemas.microsoft.com/office/word/2018/wordml" xmlns:w16du="http://schemas.microsoft.com/office/word/2023/wordml/word16du" xmlns:w16sdtdh="http://schemas.microsoft.com/office/word/2020/wordml/sdtdatahash" xmlns:w16sdtfl="http://schemas.microsoft.com/office/word/2024/wordml/sdtformatlock" xmlns:w16se="http://schemas.microsoft.com/office/word/2015/wordml/symex" xmlns:wpg="http://schemas.microsoft.com/office/word/2010/wordprocessingGroup" xmlns:wpi="http://schemas.microsoft.com/office/word/2010/wordprocessingInk" xmlns:wne="http://schemas.microsoft.com/office/word/2006/wordml" xmlns:wps="http://schemas.microsoft.com/office/word/2010/wordprocessingShape" mc:Ignorable="w14 w15 w16se w16cid w16 w16cex w16sdtdh w16sdtfl w16du wp14">
+<w:footnotes xmlns:wpc="http://schemas.microsoft.com/office/word/2010/wordprocessingCanvas" xmlns:cx="http://schemas.microsoft.com/office/drawing/2014/chartex" xmlns:cx1="http://schemas.microsoft.com/office/drawing/2015/9/8/chartex" xmlns:cx2="http://schemas.microsoft.com/office/drawing/2015/10/21/chartex" xmlns:cx3="http://schemas.microsoft.com/office/drawing/2016/5/9/chartex" xmlns:cx4="http://schemas.microsoft.com/office/drawing/2016/5/10/chartex" xmlns:cx5="http://schemas.microsoft.com/office/drawing/2016/5/11/chartex" xmlns:cx6="http://schemas.microsoft.com/office/drawing/2016/5/12/chartex" xmlns:cx7="http://schemas.microsoft.com/office/drawing/2016/5/13/chartex" xmlns:cx8="http://schemas.microsoft.com/office/drawing/2016/5/14/chartex" xmlns:mc="http://schemas.openxmlformats.org/markup-compatibility/2006" xmlns:aink="http://schemas.microsoft.com/office/drawing/2016/ink" xmlns:am3d="http://schemas.microsoft.com/office/drawing/2017/model3d" xmlns:o="urn:schemas-microsoft-com:office:office" xmlns:oel="http://schemas.microsoft.com/office/2019/extlst" xmlns:r="http://schemas.openxmlformats.org/officeDocument/2006/relationships" xmlns:m="http://schemas.openxmlformats.org/officeDocument/2006/math" xmlns:v="urn:schemas-microsoft-com:vml" xmlns:wp14="http://schemas.microsoft.com/office/word/2010/wordprocessingDrawing" xmlns:wp="http://schemas.openxmlformats.org/drawingml/2006/wordprocessingDrawing" xmlns:w10="urn:schemas-microsoft-com:office:word" xmlns:w="http://schemas.openxmlformats.org/wordprocessingml/2006/main" xmlns:w14="http://schemas.microsoft.com/office/word/2010/wordml" xmlns:w15="http://schemas.microsoft.com/office/word/2012/wordml" xmlns:w16cei="http://schemas.microsoft.com/office/word/2026/wordml/cei" xmlns:w16cex="http://schemas.microsoft.com/office/word/2018/wordml/cex" xmlns:w16cid="http://schemas.microsoft.com/office/word/2016/wordml/cid" xmlns:w16="http://schemas.microsoft.com/office/word/2018/wordml" xmlns:w16du="http://schemas.microsoft.com/office/word/2023/wordml/word16du" xmlns:w16sdtdh="http://schemas.microsoft.com/office/word/2020/wordml/sdtdatahash" xmlns:w16sdtfl="http://schemas.microsoft.com/office/word/2024/wordml/sdtformatlock" xmlns:w16se="http://schemas.microsoft.com/office/word/2015/wordml/symex" xmlns:wpg="http://schemas.microsoft.com/office/word/2010/wordprocessingGroup" xmlns:wpi="http://schemas.microsoft.com/office/word/2010/wordprocessingInk" xmlns:wne="http://schemas.microsoft.com/office/word/2006/wordml" xmlns:wps="http://schemas.microsoft.com/office/word/2010/wordprocessingShape" mc:Ignorable="w14 w15 w16se w16cid w16 w16cex w16sdtdh w16sdtfl w16du wp14">
   <w:footnote w:type="separator" w:id="-1">
     <w:p>
       <w:r>
@@ -8104,7 +8680,7 @@
 </file>
 
 <file path=word/header1.xml><?xml version="1.0" encoding="utf-8"?>
-<w:hdr xmlns:wpc="http://schemas.microsoft.com/office/word/2010/wordprocessingCanvas" xmlns:cx="http://schemas.microsoft.com/office/drawing/2014/chartex" xmlns:cx1="http://schemas.microsoft.com/office/drawing/2015/9/8/chartex" xmlns:cx2="http://schemas.microsoft.com/office/drawing/2015/10/21/chartex" xmlns:cx3="http://schemas.microsoft.com/office/drawing/2016/5/9/chartex" xmlns:cx4="http://schemas.microsoft.com/office/drawing/2016/5/10/chartex" xmlns:cx5="http://schemas.microsoft.com/office/drawing/2016/5/11/chartex" xmlns:cx6="http://schemas.microsoft.com/office/drawing/2016/5/12/chartex" xmlns:cx7="http://schemas.microsoft.com/office/drawing/2016/5/13/chartex" xmlns:cx8="http://schemas.microsoft.com/office/drawing/2016/5/14/chartex" xmlns:mc="http://schemas.openxmlformats.org/markup-compatibility/2006" xmlns:aink="http://schemas.microsoft.com/office/drawing/2016/ink" xmlns:am3d="http://schemas.microsoft.com/office/drawing/2017/model3d" xmlns:o="urn:schemas-microsoft-com:office:office" xmlns:oel="http://schemas.microsoft.com/office/2019/extlst" xmlns:r="http://schemas.openxmlformats.org/officeDocument/2006/relationships" xmlns:m="http://schemas.openxmlformats.org/officeDocument/2006/math" xmlns:v="urn:schemas-microsoft-com:vml" xmlns:wp14="http://schemas.microsoft.com/office/word/2010/wordprocessingDrawing" xmlns:wp="http://schemas.openxmlformats.org/drawingml/2006/wordprocessingDrawing" xmlns:w10="urn:schemas-microsoft-com:office:word" xmlns:w="http://schemas.openxmlformats.org/wordprocessingml/2006/main" xmlns:w14="http://schemas.microsoft.com/office/word/2010/wordml" xmlns:w15="http://schemas.microsoft.com/office/word/2012/wordml" xmlns:w16cex="http://schemas.microsoft.com/office/word/2018/wordml/cex" xmlns:w16cid="http://schemas.microsoft.com/office/word/2016/wordml/cid" xmlns:w16="http://schemas.microsoft.com/office/word/2018/wordml" xmlns:w16du="http://schemas.microsoft.com/office/word/2023/wordml/word16du" xmlns:w16sdtdh="http://schemas.microsoft.com/office/word/2020/wordml/sdtdatahash" xmlns:w16sdtfl="http://schemas.microsoft.com/office/word/2024/wordml/sdtformatlock" xmlns:w16se="http://schemas.microsoft.com/office/word/2015/wordml/symex" xmlns:wpg="http://schemas.microsoft.com/office/word/2010/wordprocessingGroup" xmlns:wpi="http://schemas.microsoft.com/office/word/2010/wordprocessingInk" xmlns:wne="http://schemas.microsoft.com/office/word/2006/wordml" xmlns:wps="http://schemas.microsoft.com/office/word/2010/wordprocessingShape" mc:Ignorable="w14 w15 w16se w16cid w16 w16cex w16sdtdh w16sdtfl w16du wp14">
+<w:hdr xmlns:wpc="http://schemas.microsoft.com/office/word/2010/wordprocessingCanvas" xmlns:cx="http://schemas.microsoft.com/office/drawing/2014/chartex" xmlns:cx1="http://schemas.microsoft.com/office/drawing/2015/9/8/chartex" xmlns:cx2="http://schemas.microsoft.com/office/drawing/2015/10/21/chartex" xmlns:cx3="http://schemas.microsoft.com/office/drawing/2016/5/9/chartex" xmlns:cx4="http://schemas.microsoft.com/office/drawing/2016/5/10/chartex" xmlns:cx5="http://schemas.microsoft.com/office/drawing/2016/5/11/chartex" xmlns:cx6="http://schemas.microsoft.com/office/drawing/2016/5/12/chartex" xmlns:cx7="http://schemas.microsoft.com/office/drawing/2016/5/13/chartex" xmlns:cx8="http://schemas.microsoft.com/office/drawing/2016/5/14/chartex" xmlns:mc="http://schemas.openxmlformats.org/markup-compatibility/2006" xmlns:aink="http://schemas.microsoft.com/office/drawing/2016/ink" xmlns:am3d="http://schemas.microsoft.com/office/drawing/2017/model3d" xmlns:o="urn:schemas-microsoft-com:office:office" xmlns:oel="http://schemas.microsoft.com/office/2019/extlst" xmlns:r="http://schemas.openxmlformats.org/officeDocument/2006/relationships" xmlns:m="http://schemas.openxmlformats.org/officeDocument/2006/math" xmlns:v="urn:schemas-microsoft-com:vml" xmlns:wp14="http://schemas.microsoft.com/office/word/2010/wordprocessingDrawing" xmlns:wp="http://schemas.openxmlformats.org/drawingml/2006/wordprocessingDrawing" xmlns:w10="urn:schemas-microsoft-com:office:word" xmlns:w="http://schemas.openxmlformats.org/wordprocessingml/2006/main" xmlns:w14="http://schemas.microsoft.com/office/word/2010/wordml" xmlns:w15="http://schemas.microsoft.com/office/word/2012/wordml" xmlns:w16cei="http://schemas.microsoft.com/office/word/2026/wordml/cei" xmlns:w16cex="http://schemas.microsoft.com/office/word/2018/wordml/cex" xmlns:w16cid="http://schemas.microsoft.com/office/word/2016/wordml/cid" xmlns:w16="http://schemas.microsoft.com/office/word/2018/wordml" xmlns:w16du="http://schemas.microsoft.com/office/word/2023/wordml/word16du" xmlns:w16sdtdh="http://schemas.microsoft.com/office/word/2020/wordml/sdtdatahash" xmlns:w16sdtfl="http://schemas.microsoft.com/office/word/2024/wordml/sdtformatlock" xmlns:w16se="http://schemas.microsoft.com/office/word/2015/wordml/symex" xmlns:wpg="http://schemas.microsoft.com/office/word/2010/wordprocessingGroup" xmlns:wpi="http://schemas.microsoft.com/office/word/2010/wordprocessingInk" xmlns:wne="http://schemas.microsoft.com/office/word/2006/wordml" xmlns:wps="http://schemas.microsoft.com/office/word/2010/wordprocessingShape" mc:Ignorable="w14 w15 w16se w16cid w16 w16cex w16sdtdh w16sdtfl w16du wp14">
   <w:p>
     <w:pPr>
       <w:pStyle w:val="Header"/>
@@ -8168,7 +8744,7 @@
 </file>
 
 <file path=word/numbering.xml><?xml version="1.0" encoding="utf-8"?>
-<w:numbering xmlns:wpc="http://schemas.microsoft.com/office/word/2010/wordprocessingCanvas" xmlns:cx="http://schemas.microsoft.com/office/drawing/2014/chartex" xmlns:cx1="http://schemas.microsoft.com/office/drawing/2015/9/8/chartex" xmlns:cx2="http://schemas.microsoft.com/office/drawing/2015/10/21/chartex" xmlns:cx3="http://schemas.microsoft.com/office/drawing/2016/5/9/chartex" xmlns:cx4="http://schemas.microsoft.com/office/drawing/2016/5/10/chartex" xmlns:cx5="http://schemas.microsoft.com/office/drawing/2016/5/11/chartex" xmlns:cx6="http://schemas.microsoft.com/office/drawing/2016/5/12/chartex" xmlns:cx7="http://schemas.microsoft.com/office/drawing/2016/5/13/chartex" xmlns:cx8="http://schemas.microsoft.com/office/drawing/2016/5/14/chartex" xmlns:mc="http://schemas.openxmlformats.org/markup-compatibility/2006" xmlns:aink="http://schemas.microsoft.com/office/drawing/2016/ink" xmlns:am3d="http://schemas.microsoft.com/office/drawing/2017/model3d" xmlns:o="urn:schemas-microsoft-com:office:office" xmlns:oel="http://schemas.microsoft.com/office/2019/extlst" xmlns:r="http://schemas.openxmlformats.org/officeDocument/2006/relationships" xmlns:m="http://schemas.openxmlformats.org/officeDocument/2006/math" xmlns:v="urn:schemas-microsoft-com:vml" xmlns:wp14="http://schemas.microsoft.com/office/word/2010/wordprocessingDrawing" xmlns:wp="http://schemas.openxmlformats.org/drawingml/2006/wordprocessingDrawing" xmlns:w10="urn:schemas-microsoft-com:office:word" xmlns:w="http://schemas.openxmlformats.org/wordprocessingml/2006/main" xmlns:w14="http://schemas.microsoft.com/office/word/2010/wordml" xmlns:w15="http://schemas.microsoft.com/office/word/2012/wordml" xmlns:w16cex="http://schemas.microsoft.com/office/word/2018/wordml/cex" xmlns:w16cid="http://schemas.microsoft.com/office/word/2016/wordml/cid" xmlns:w16="http://schemas.microsoft.com/office/word/2018/wordml" xmlns:w16du="http://schemas.microsoft.com/office/word/2023/wordml/word16du" xmlns:w16sdtdh="http://schemas.microsoft.com/office/word/2020/wordml/sdtdatahash" xmlns:w16sdtfl="http://schemas.microsoft.com/office/word/2024/wordml/sdtformatlock" xmlns:w16se="http://schemas.microsoft.com/office/word/2015/wordml/symex" xmlns:wpg="http://schemas.microsoft.com/office/word/2010/wordprocessingGroup" xmlns:wpi="http://schemas.microsoft.com/office/word/2010/wordprocessingInk" xmlns:wne="http://schemas.microsoft.com/office/word/2006/wordml" xmlns:wps="http://schemas.microsoft.com/office/word/2010/wordprocessingShape" mc:Ignorable="w14 w15 w16se w16cid w16 w16cex w16sdtdh w16sdtfl w16du wp14">
+<w:numbering xmlns:wpc="http://schemas.microsoft.com/office/word/2010/wordprocessingCanvas" xmlns:cx="http://schemas.microsoft.com/office/drawing/2014/chartex" xmlns:cx1="http://schemas.microsoft.com/office/drawing/2015/9/8/chartex" xmlns:cx2="http://schemas.microsoft.com/office/drawing/2015/10/21/chartex" xmlns:cx3="http://schemas.microsoft.com/office/drawing/2016/5/9/chartex" xmlns:cx4="http://schemas.microsoft.com/office/drawing/2016/5/10/chartex" xmlns:cx5="http://schemas.microsoft.com/office/drawing/2016/5/11/chartex" xmlns:cx6="http://schemas.microsoft.com/office/drawing/2016/5/12/chartex" xmlns:cx7="http://schemas.microsoft.com/office/drawing/2016/5/13/chartex" xmlns:cx8="http://schemas.microsoft.com/office/drawing/2016/5/14/chartex" xmlns:mc="http://schemas.openxmlformats.org/markup-compatibility/2006" xmlns:aink="http://schemas.microsoft.com/office/drawing/2016/ink" xmlns:am3d="http://schemas.microsoft.com/office/drawing/2017/model3d" xmlns:o="urn:schemas-microsoft-com:office:office" xmlns:oel="http://schemas.microsoft.com/office/2019/extlst" xmlns:r="http://schemas.openxmlformats.org/officeDocument/2006/relationships" xmlns:m="http://schemas.openxmlformats.org/officeDocument/2006/math" xmlns:v="urn:schemas-microsoft-com:vml" xmlns:wp14="http://schemas.microsoft.com/office/word/2010/wordprocessingDrawing" xmlns:wp="http://schemas.openxmlformats.org/drawingml/2006/wordprocessingDrawing" xmlns:w10="urn:schemas-microsoft-com:office:word" xmlns:w="http://schemas.openxmlformats.org/wordprocessingml/2006/main" xmlns:w14="http://schemas.microsoft.com/office/word/2010/wordml" xmlns:w15="http://schemas.microsoft.com/office/word/2012/wordml" xmlns:w16cei="http://schemas.microsoft.com/office/word/2026/wordml/cei" xmlns:w16cex="http://schemas.microsoft.com/office/word/2018/wordml/cex" xmlns:w16cid="http://schemas.microsoft.com/office/word/2016/wordml/cid" xmlns:w16="http://schemas.microsoft.com/office/word/2018/wordml" xmlns:w16du="http://schemas.microsoft.com/office/word/2023/wordml/word16du" xmlns:w16sdtdh="http://schemas.microsoft.com/office/word/2020/wordml/sdtdatahash" xmlns:w16sdtfl="http://schemas.microsoft.com/office/word/2024/wordml/sdtformatlock" xmlns:w16se="http://schemas.microsoft.com/office/word/2015/wordml/symex" xmlns:wpg="http://schemas.microsoft.com/office/word/2010/wordprocessingGroup" xmlns:wpi="http://schemas.microsoft.com/office/word/2010/wordprocessingInk" xmlns:wne="http://schemas.microsoft.com/office/word/2006/wordml" xmlns:wps="http://schemas.microsoft.com/office/word/2010/wordprocessingShape" mc:Ignorable="w14 w15 w16se w16cid w16 w16cex w16sdtdh w16sdtfl w16du wp14">
   <w:abstractNum w:abstractNumId="0" w15:restartNumberingAfterBreak="0">
     <w:nsid w:val="13E2666B"/>
     <w:multiLevelType w:val="multilevel"/>
@@ -10623,6 +11199,19 @@
 </file>
 
 <file path=customXml/item1.xml><?xml version="1.0" encoding="utf-8"?>
+<p:properties xmlns:p="http://schemas.microsoft.com/office/2006/metadata/properties" xmlns:xsi="http://www.w3.org/2001/XMLSchema-instance" xmlns:pc="http://schemas.microsoft.com/office/infopath/2007/PartnerControls">
+  <documentManagement>
+    <_ip_UnifiedCompliancePolicyUIAction xmlns="http://schemas.microsoft.com/sharepoint/v3" xsi:nil="true"/>
+    <_ip_UnifiedCompliancePolicyProperties xmlns="http://schemas.microsoft.com/sharepoint/v3" xsi:nil="true"/>
+  </documentManagement>
+</p:properties>
+</file>
+
+<file path=customXml/item2.xml><?xml version="1.0" encoding="utf-8"?>
+<b:Sources xmlns:b="http://schemas.openxmlformats.org/officeDocument/2006/bibliography" xmlns="http://schemas.openxmlformats.org/officeDocument/2006/bibliography" SelectedStyle="/APASixthEditionOfficeOnline.xsl" StyleName="APA"/>
+</file>
+
+<file path=customXml/item3.xml><?xml version="1.0" encoding="utf-8"?>
 <ct:contentTypeSchema xmlns:ct="http://schemas.microsoft.com/office/2006/metadata/contentType" xmlns:ma="http://schemas.microsoft.com/office/2006/metadata/properties/metaAttributes" ct:_="" ma:_="" ma:contentTypeName="Document" ma:contentTypeID="0x01010022A2D19B44CEB84096BF732DE0C55A0F" ma:contentTypeVersion="2373" ma:contentTypeDescription="Create a new document." ma:contentTypeScope="" ma:versionID="893763ede173a64d1d274252a41ae1b2">
   <xsd:schema xmlns:xsd="http://www.w3.org/2001/XMLSchema" xmlns:xs="http://www.w3.org/2001/XMLSchema" xmlns:p="http://schemas.microsoft.com/office/2006/metadata/properties" xmlns:ns1="http://schemas.microsoft.com/sharepoint/v3" xmlns:ns2="b3b59848-949a-4ed4-8036-feb011ce2b52" xmlns:ns3="37d47695-dda2-48a2-87bc-2a1f7ac7fedc" targetNamespace="http://schemas.microsoft.com/office/2006/metadata/properties" ma:root="true" ma:fieldsID="e9673881d9736d6cb1ca37eed258e20f" ns1:_="" ns2:_="" ns3:_="">
     <xsd:import namespace="http://schemas.microsoft.com/sharepoint/v3"/>
@@ -10856,7 +11445,7 @@
 </ct:contentTypeSchema>
 </file>
 
-<file path=customXml/item2.xml><?xml version="1.0" encoding="utf-8"?>
+<file path=customXml/item4.xml><?xml version="1.0" encoding="utf-8"?>
 <?mso-contentType ?>
 <FormTemplates xmlns="http://schemas.microsoft.com/sharepoint/v3/contenttype/forms">
   <Display>DocumentLibraryForm</Display>
@@ -10865,20 +11454,25 @@
 </FormTemplates>
 </file>
 
-<file path=customXml/item3.xml><?xml version="1.0" encoding="utf-8"?>
-<p:properties xmlns:p="http://schemas.microsoft.com/office/2006/metadata/properties" xmlns:xsi="http://www.w3.org/2001/XMLSchema-instance" xmlns:pc="http://schemas.microsoft.com/office/infopath/2007/PartnerControls">
-  <documentManagement>
-    <_ip_UnifiedCompliancePolicyUIAction xmlns="http://schemas.microsoft.com/sharepoint/v3" xsi:nil="true"/>
-    <_ip_UnifiedCompliancePolicyProperties xmlns="http://schemas.microsoft.com/sharepoint/v3" xsi:nil="true"/>
-  </documentManagement>
-</p:properties>
+<file path=customXml/itemProps1.xml><?xml version="1.0" encoding="utf-8"?>
+<ds:datastoreItem xmlns:ds="http://schemas.openxmlformats.org/officeDocument/2006/customXml" ds:itemID="{FB04539B-B863-4443-89A5-1E5FB32C3BB5}">
+  <ds:schemaRefs>
+    <ds:schemaRef ds:uri="http://schemas.microsoft.com/office/2006/metadata/properties"/>
+    <ds:schemaRef ds:uri="http://schemas.microsoft.com/office/infopath/2007/PartnerControls"/>
+    <ds:schemaRef ds:uri="http://schemas.microsoft.com/sharepoint/v3"/>
+  </ds:schemaRefs>
+</ds:datastoreItem>
 </file>
 
-<file path=customXml/item4.xml><?xml version="1.0" encoding="utf-8"?>
-<b:Sources xmlns:b="http://schemas.openxmlformats.org/officeDocument/2006/bibliography" xmlns="http://schemas.openxmlformats.org/officeDocument/2006/bibliography" SelectedStyle="/APASixthEditionOfficeOnline.xsl" StyleName="APA"/>
+<file path=customXml/itemProps2.xml><?xml version="1.0" encoding="utf-8"?>
+<ds:datastoreItem xmlns:ds="http://schemas.openxmlformats.org/officeDocument/2006/customXml" ds:itemID="{9BD7C653-D658-4FD7-8816-545446CED98E}">
+  <ds:schemaRefs>
+    <ds:schemaRef ds:uri="http://schemas.openxmlformats.org/officeDocument/2006/bibliography"/>
+  </ds:schemaRefs>
+</ds:datastoreItem>
 </file>
 
-<file path=customXml/itemProps1.xml><?xml version="1.0" encoding="utf-8"?>
+<file path=customXml/itemProps3.xml><?xml version="1.0" encoding="utf-8"?>
 <ds:datastoreItem xmlns:ds="http://schemas.openxmlformats.org/officeDocument/2006/customXml" ds:itemID="{DCF93E86-52BC-4CBF-9E2D-922FC48A439B}">
   <ds:schemaRefs>
     <ds:schemaRef ds:uri="http://schemas.microsoft.com/office/2006/metadata/contentType"/>
@@ -10898,28 +11492,10 @@
 </ds:datastoreItem>
 </file>
 
-<file path=customXml/itemProps2.xml><?xml version="1.0" encoding="utf-8"?>
+<file path=customXml/itemProps4.xml><?xml version="1.0" encoding="utf-8"?>
 <ds:datastoreItem xmlns:ds="http://schemas.openxmlformats.org/officeDocument/2006/customXml" ds:itemID="{BC8AA443-E09C-448B-8FDC-4ACAB7BC9657}">
   <ds:schemaRefs>
     <ds:schemaRef ds:uri="http://schemas.microsoft.com/sharepoint/v3/contenttype/forms"/>
   </ds:schemaRefs>
 </ds:datastoreItem>
-</file>
-
-<file path=customXml/itemProps3.xml><?xml version="1.0" encoding="utf-8"?>
-<ds:datastoreItem xmlns:ds="http://schemas.openxmlformats.org/officeDocument/2006/customXml" ds:itemID="{FB04539B-B863-4443-89A5-1E5FB32C3BB5}">
-  <ds:schemaRefs>
-    <ds:schemaRef ds:uri="http://schemas.microsoft.com/office/2006/metadata/properties"/>
-    <ds:schemaRef ds:uri="http://schemas.microsoft.com/office/infopath/2007/PartnerControls"/>
-    <ds:schemaRef ds:uri="http://schemas.microsoft.com/sharepoint/v3"/>
-  </ds:schemaRefs>
-</ds:datastoreItem>
-</file>
-
-<file path=customXml/itemProps4.xml><?xml version="1.0" encoding="utf-8"?>
-<ds:datastoreItem xmlns:ds="http://schemas.openxmlformats.org/officeDocument/2006/customXml" ds:itemID="{9BD7C653-D658-4FD7-8816-545446CED98E}">
-  <ds:schemaRefs>
-    <ds:schemaRef ds:uri="http://schemas.openxmlformats.org/officeDocument/2006/bibliography"/>
-  </ds:schemaRefs>
-</ds:datastoreItem>
 </file>